--- a/app/costSheetGen/costSheetResources/costSheet_canopy.docx
+++ b/app/costSheetGen/costSheetResources/costSheet_canopy.docx
@@ -31,6 +31,7 @@
                 <w:vertAlign w:val="subscript"/>
               </w:rPr>
             </w:pPr>
+            <w:proofErr w:type="gramStart"/>
             <w:r>
               <w:rPr>
                 <w:sz w:val="20"/>
@@ -43,7 +44,15 @@
                 <w:sz w:val="20"/>
                 <w:szCs w:val="20"/>
               </w:rPr>
-              <w:t xml:space="preserve"> customer </w:t>
+              <w:t xml:space="preserve"> customer</w:t>
+            </w:r>
+            <w:proofErr w:type="gramEnd"/>
+            <w:r>
+              <w:rPr>
+                <w:sz w:val="20"/>
+                <w:szCs w:val="20"/>
+              </w:rPr>
+              <w:t xml:space="preserve"> </w:t>
             </w:r>
             <w:r>
               <w:rPr>
@@ -212,7 +221,23 @@
                 <w:sz w:val="20"/>
                 <w:szCs w:val="20"/>
               </w:rPr>
-              <w:t>Date: {{ date }}</w:t>
+              <w:t xml:space="preserve">Date: </w:t>
+            </w:r>
+            <w:proofErr w:type="gramStart"/>
+            <w:r>
+              <w:rPr>
+                <w:sz w:val="20"/>
+                <w:szCs w:val="20"/>
+              </w:rPr>
+              <w:t>{{ date</w:t>
+            </w:r>
+            <w:proofErr w:type="gramEnd"/>
+            <w:r>
+              <w:rPr>
+                <w:sz w:val="20"/>
+                <w:szCs w:val="20"/>
+              </w:rPr>
+              <w:t xml:space="preserve"> }}</w:t>
             </w:r>
           </w:p>
           <w:p>
@@ -237,6 +262,7 @@
               </w:rPr>
               <w:t xml:space="preserve">Halton Ref: </w:t>
             </w:r>
+            <w:proofErr w:type="gramStart"/>
             <w:r>
               <w:rPr>
                 <w:iCs/>
@@ -255,6 +281,7 @@
               <w:t>referenceNum</w:t>
             </w:r>
             <w:proofErr w:type="spellEnd"/>
+            <w:proofErr w:type="gramEnd"/>
             <w:r>
               <w:rPr>
                 <w:iCs/>
@@ -409,6 +436,7 @@
         </w:rPr>
         <w:t xml:space="preserve">Dear </w:t>
       </w:r>
+      <w:proofErr w:type="gramStart"/>
       <w:r>
         <w:rPr>
           <w:sz w:val="20"/>
@@ -423,6 +451,7 @@
         </w:rPr>
         <w:t xml:space="preserve"> customer</w:t>
       </w:r>
+      <w:proofErr w:type="gramEnd"/>
       <w:r>
         <w:rPr>
           <w:sz w:val="20"/>
@@ -472,6 +501,7 @@
         </w:rPr>
         <w:t xml:space="preserve"> </w:t>
       </w:r>
+      <w:proofErr w:type="gramStart"/>
       <w:r>
         <w:rPr>
           <w:b/>
@@ -498,6 +528,7 @@
         <w:t>Name</w:t>
       </w:r>
       <w:proofErr w:type="spellEnd"/>
+      <w:proofErr w:type="gramEnd"/>
       <w:r>
         <w:rPr>
           <w:b/>
@@ -812,6 +843,7 @@
       <w:pPr>
         <w:spacing w:after="0" w:line="276" w:lineRule="auto"/>
       </w:pPr>
+      <w:proofErr w:type="gramStart"/>
       <w:r>
         <w:t>{{</w:t>
       </w:r>
@@ -819,7 +851,11 @@
         <w:t xml:space="preserve"> </w:t>
       </w:r>
       <w:r>
-        <w:t>estimator }}</w:t>
+        <w:t>estimator</w:t>
+      </w:r>
+      <w:proofErr w:type="gramEnd"/>
+      <w:r>
+        <w:t xml:space="preserve"> }}</w:t>
       </w:r>
     </w:p>
     <w:p>
@@ -983,6 +1019,7 @@
         </w:rPr>
         <w:t xml:space="preserve"> </w:t>
       </w:r>
+      <w:proofErr w:type="gramStart"/>
       <w:r>
         <w:rPr>
           <w:b/>
@@ -1017,6 +1054,7 @@
         <w:t>Name</w:t>
       </w:r>
       <w:proofErr w:type="spellEnd"/>
+      <w:proofErr w:type="gramEnd"/>
       <w:r>
         <w:rPr>
           <w:b/>
@@ -1197,6 +1235,7 @@
           <w:szCs w:val="22"/>
         </w:rPr>
       </w:pPr>
+      <w:proofErr w:type="gramStart"/>
       <w:r>
         <w:rPr>
           <w:rFonts w:cs="Arial"/>
@@ -1229,6 +1268,7 @@
         </w:rPr>
         <w:t>work</w:t>
       </w:r>
+      <w:proofErr w:type="gramEnd"/>
       <w:r>
         <w:rPr>
           <w:rFonts w:cs="Arial"/>
@@ -1567,11 +1607,19 @@
           <w:szCs w:val="20"/>
         </w:rPr>
       </w:pPr>
-      <w:r>
-        <w:rPr>
-          <w:szCs w:val="20"/>
-        </w:rPr>
-        <w:t>{{ model }}</w:t>
+      <w:proofErr w:type="gramStart"/>
+      <w:r>
+        <w:rPr>
+          <w:szCs w:val="20"/>
+        </w:rPr>
+        <w:t>{{ model</w:t>
+      </w:r>
+      <w:proofErr w:type="gramEnd"/>
+      <w:r>
+        <w:rPr>
+          <w:szCs w:val="20"/>
+        </w:rPr>
+        <w:t xml:space="preserve"> }}</w:t>
       </w:r>
     </w:p>
     <w:p>
@@ -1622,9 +1670,17 @@
         <w:rPr>
           <w:szCs w:val="20"/>
         </w:rPr>
-        <w:t>grouped_canopy_data.items</w:t>
+        <w:t>grouped_canopy_</w:t>
+      </w:r>
+      <w:proofErr w:type="gramStart"/>
+      <w:r>
+        <w:rPr>
+          <w:szCs w:val="20"/>
+        </w:rPr>
+        <w:t>data.items</w:t>
       </w:r>
       <w:proofErr w:type="spellEnd"/>
+      <w:proofErr w:type="gramEnd"/>
       <w:r>
         <w:rPr>
           <w:szCs w:val="20"/>
@@ -1684,6 +1740,7 @@
         <w:t xml:space="preserve">in </w:t>
       </w:r>
       <w:proofErr w:type="spellStart"/>
+      <w:proofErr w:type="gramStart"/>
       <w:r>
         <w:rPr>
           <w:szCs w:val="20"/>
@@ -1691,6 +1748,7 @@
         <w:t>floors.items</w:t>
       </w:r>
       <w:proofErr w:type="spellEnd"/>
+      <w:proofErr w:type="gramEnd"/>
       <w:r>
         <w:rPr>
           <w:szCs w:val="20"/>
@@ -1719,6 +1777,7 @@
         </w:rPr>
         <w:t xml:space="preserve"> </w:t>
       </w:r>
+      <w:proofErr w:type="gramStart"/>
       <w:r>
         <w:rPr>
           <w:b/>
@@ -1734,7 +1793,16 @@
           <w:sz w:val="28"/>
           <w:szCs w:val="28"/>
         </w:rPr>
-        <w:t>floor_name</w:t>
+        <w:t>floor</w:t>
+      </w:r>
+      <w:proofErr w:type="gramEnd"/>
+      <w:r>
+        <w:rPr>
+          <w:b/>
+          <w:sz w:val="28"/>
+          <w:szCs w:val="28"/>
+        </w:rPr>
+        <w:t>_name</w:t>
       </w:r>
       <w:proofErr w:type="spellEnd"/>
       <w:r>
@@ -2839,9 +2907,21 @@
                 <w:szCs w:val="18"/>
                 <w:lang w:eastAsia="en-GB"/>
               </w:rPr>
-              <w:t>floor_data.canopies</w:t>
+              <w:t>floor_</w:t>
+            </w:r>
+            <w:proofErr w:type="gramStart"/>
+            <w:r>
+              <w:rPr>
+                <w:rFonts w:eastAsia="Times New Roman" w:cs="Arial"/>
+                <w:color w:val="000000"/>
+                <w:sz w:val="18"/>
+                <w:szCs w:val="18"/>
+                <w:lang w:eastAsia="en-GB"/>
+              </w:rPr>
+              <w:t>data.canopies</w:t>
             </w:r>
             <w:proofErr w:type="spellEnd"/>
+            <w:proofErr w:type="gramEnd"/>
             <w:r>
               <w:rPr>
                 <w:rFonts w:eastAsia="Times New Roman" w:cs="Arial"/>
@@ -2885,6 +2965,7 @@
                 <w:lang w:eastAsia="en-GB"/>
               </w:rPr>
             </w:pPr>
+            <w:proofErr w:type="gramStart"/>
             <w:r>
               <w:rPr>
                 <w:rFonts w:eastAsia="Times New Roman" w:cs="Arial"/>
@@ -2904,7 +2985,18 @@
                 <w:szCs w:val="18"/>
                 <w:lang w:eastAsia="en-GB"/>
               </w:rPr>
-              <w:t>canopy.item</w:t>
+              <w:t>canopy</w:t>
+            </w:r>
+            <w:proofErr w:type="gramEnd"/>
+            <w:r>
+              <w:rPr>
+                <w:rFonts w:eastAsia="Times New Roman" w:cs="Arial"/>
+                <w:color w:val="000000"/>
+                <w:sz w:val="18"/>
+                <w:szCs w:val="18"/>
+                <w:lang w:eastAsia="en-GB"/>
+              </w:rPr>
+              <w:t>.item</w:t>
             </w:r>
             <w:r>
               <w:rPr>
@@ -2954,6 +3046,7 @@
                 <w:lang w:eastAsia="en-GB"/>
               </w:rPr>
             </w:pPr>
+            <w:proofErr w:type="gramStart"/>
             <w:r>
               <w:rPr>
                 <w:rFonts w:eastAsia="Times New Roman" w:cs="Arial"/>
@@ -2973,7 +3066,18 @@
                 <w:szCs w:val="18"/>
                 <w:lang w:eastAsia="en-GB"/>
               </w:rPr>
-              <w:t>canopy.</w:t>
+              <w:t>canopy</w:t>
+            </w:r>
+            <w:proofErr w:type="gramEnd"/>
+            <w:r>
+              <w:rPr>
+                <w:rFonts w:eastAsia="Times New Roman" w:cs="Arial"/>
+                <w:color w:val="000000"/>
+                <w:sz w:val="18"/>
+                <w:szCs w:val="18"/>
+                <w:lang w:eastAsia="en-GB"/>
+              </w:rPr>
+              <w:t>.</w:t>
             </w:r>
             <w:r>
               <w:rPr>
@@ -3023,6 +3127,7 @@
                 <w:lang w:eastAsia="en-GB"/>
               </w:rPr>
             </w:pPr>
+            <w:proofErr w:type="gramStart"/>
             <w:r>
               <w:rPr>
                 <w:rFonts w:eastAsia="Times New Roman" w:cs="Arial"/>
@@ -3042,7 +3147,18 @@
                 <w:szCs w:val="18"/>
                 <w:lang w:eastAsia="en-GB"/>
               </w:rPr>
-              <w:t>canopy.</w:t>
+              <w:t>canopy</w:t>
+            </w:r>
+            <w:proofErr w:type="gramEnd"/>
+            <w:r>
+              <w:rPr>
+                <w:rFonts w:eastAsia="Times New Roman" w:cs="Arial"/>
+                <w:color w:val="000000"/>
+                <w:sz w:val="18"/>
+                <w:szCs w:val="18"/>
+                <w:lang w:eastAsia="en-GB"/>
+              </w:rPr>
+              <w:t>.</w:t>
             </w:r>
             <w:r>
               <w:rPr>
@@ -3092,6 +3208,7 @@
                 <w:lang w:eastAsia="en-GB"/>
               </w:rPr>
             </w:pPr>
+            <w:proofErr w:type="gramStart"/>
             <w:r>
               <w:rPr>
                 <w:rFonts w:eastAsia="Times New Roman" w:cs="Arial"/>
@@ -3111,7 +3228,18 @@
                 <w:szCs w:val="18"/>
                 <w:lang w:eastAsia="en-GB"/>
               </w:rPr>
-              <w:t>canopy.</w:t>
+              <w:t>canopy</w:t>
+            </w:r>
+            <w:proofErr w:type="gramEnd"/>
+            <w:r>
+              <w:rPr>
+                <w:rFonts w:eastAsia="Times New Roman" w:cs="Arial"/>
+                <w:color w:val="000000"/>
+                <w:sz w:val="18"/>
+                <w:szCs w:val="18"/>
+                <w:lang w:eastAsia="en-GB"/>
+              </w:rPr>
+              <w:t>.</w:t>
             </w:r>
             <w:r>
               <w:rPr>
@@ -3161,6 +3289,7 @@
                 <w:lang w:eastAsia="en-GB"/>
               </w:rPr>
             </w:pPr>
+            <w:proofErr w:type="gramStart"/>
             <w:r>
               <w:rPr>
                 <w:rFonts w:eastAsia="Times New Roman" w:cs="Arial"/>
@@ -3180,7 +3309,18 @@
                 <w:szCs w:val="18"/>
                 <w:lang w:eastAsia="en-GB"/>
               </w:rPr>
-              <w:t>canopy.</w:t>
+              <w:t>canopy</w:t>
+            </w:r>
+            <w:proofErr w:type="gramEnd"/>
+            <w:r>
+              <w:rPr>
+                <w:rFonts w:eastAsia="Times New Roman" w:cs="Arial"/>
+                <w:color w:val="000000"/>
+                <w:sz w:val="18"/>
+                <w:szCs w:val="18"/>
+                <w:lang w:eastAsia="en-GB"/>
+              </w:rPr>
+              <w:t>.</w:t>
             </w:r>
             <w:r>
               <w:rPr>
@@ -3228,6 +3368,7 @@
                 <w:lang w:eastAsia="en-GB"/>
               </w:rPr>
             </w:pPr>
+            <w:proofErr w:type="gramStart"/>
             <w:r>
               <w:rPr>
                 <w:rFonts w:eastAsia="Times New Roman" w:cs="Arial"/>
@@ -3247,7 +3388,18 @@
                 <w:szCs w:val="18"/>
                 <w:lang w:eastAsia="en-GB"/>
               </w:rPr>
-              <w:t>canopy.</w:t>
+              <w:t>canopy</w:t>
+            </w:r>
+            <w:proofErr w:type="gramEnd"/>
+            <w:r>
+              <w:rPr>
+                <w:rFonts w:eastAsia="Times New Roman" w:cs="Arial"/>
+                <w:color w:val="000000"/>
+                <w:sz w:val="18"/>
+                <w:szCs w:val="18"/>
+                <w:lang w:eastAsia="en-GB"/>
+              </w:rPr>
+              <w:t>.</w:t>
             </w:r>
             <w:r>
               <w:rPr>
@@ -3331,6 +3483,7 @@
               </w:rPr>
             </w:pPr>
             <w:proofErr w:type="spellStart"/>
+            <w:proofErr w:type="gramStart"/>
             <w:r>
               <w:rPr>
                 <w:rFonts w:eastAsia="Times New Roman" w:cs="Arial"/>
@@ -3342,6 +3495,7 @@
               <w:t>canopy.flowrate</w:t>
             </w:r>
             <w:proofErr w:type="spellEnd"/>
+            <w:proofErr w:type="gramEnd"/>
           </w:p>
           <w:p>
             <w:pPr>
@@ -3416,6 +3570,7 @@
               </w:rPr>
             </w:pPr>
             <w:proofErr w:type="spellStart"/>
+            <w:proofErr w:type="gramStart"/>
             <w:r>
               <w:rPr>
                 <w:rFonts w:eastAsia="Times New Roman" w:cs="Arial"/>
@@ -3434,7 +3589,18 @@
                 <w:szCs w:val="18"/>
                 <w:lang w:eastAsia="en-GB"/>
               </w:rPr>
-              <w:t>extract_static_pa</w:t>
+              <w:t>extract</w:t>
+            </w:r>
+            <w:proofErr w:type="gramEnd"/>
+            <w:r>
+              <w:rPr>
+                <w:rFonts w:eastAsia="Times New Roman" w:cs="Arial"/>
+                <w:color w:val="000000"/>
+                <w:sz w:val="18"/>
+                <w:szCs w:val="18"/>
+                <w:lang w:eastAsia="en-GB"/>
+              </w:rPr>
+              <w:t>_static_pa</w:t>
             </w:r>
             <w:proofErr w:type="spellEnd"/>
           </w:p>
@@ -3498,15 +3664,27 @@
               <w:t xml:space="preserve">{% if </w:t>
             </w:r>
             <w:proofErr w:type="spellStart"/>
-            <w:r>
-              <w:rPr>
-                <w:rFonts w:eastAsia="Times New Roman" w:cs="Arial"/>
-                <w:color w:val="000000"/>
-                <w:sz w:val="18"/>
-                <w:szCs w:val="18"/>
-                <w:lang w:eastAsia="en-GB"/>
-              </w:rPr>
-              <w:t>canopy.suply_air</w:t>
+            <w:proofErr w:type="gramStart"/>
+            <w:r>
+              <w:rPr>
+                <w:rFonts w:eastAsia="Times New Roman" w:cs="Arial"/>
+                <w:color w:val="000000"/>
+                <w:sz w:val="18"/>
+                <w:szCs w:val="18"/>
+                <w:lang w:eastAsia="en-GB"/>
+              </w:rPr>
+              <w:t>canopy.suply</w:t>
+            </w:r>
+            <w:proofErr w:type="gramEnd"/>
+            <w:r>
+              <w:rPr>
+                <w:rFonts w:eastAsia="Times New Roman" w:cs="Arial"/>
+                <w:color w:val="000000"/>
+                <w:sz w:val="18"/>
+                <w:szCs w:val="18"/>
+                <w:lang w:eastAsia="en-GB"/>
+              </w:rPr>
+              <w:t>_air</w:t>
             </w:r>
             <w:proofErr w:type="spellEnd"/>
             <w:r>
@@ -3543,15 +3721,27 @@
               <w:t>{{</w:t>
             </w:r>
             <w:proofErr w:type="spellStart"/>
-            <w:r>
-              <w:rPr>
-                <w:rFonts w:eastAsia="Times New Roman" w:cs="Arial"/>
-                <w:color w:val="000000"/>
-                <w:sz w:val="18"/>
-                <w:szCs w:val="18"/>
-                <w:lang w:eastAsia="en-GB"/>
-              </w:rPr>
-              <w:t>canopy.supply_air</w:t>
+            <w:proofErr w:type="gramStart"/>
+            <w:r>
+              <w:rPr>
+                <w:rFonts w:eastAsia="Times New Roman" w:cs="Arial"/>
+                <w:color w:val="000000"/>
+                <w:sz w:val="18"/>
+                <w:szCs w:val="18"/>
+                <w:lang w:eastAsia="en-GB"/>
+              </w:rPr>
+              <w:t>canopy.supply</w:t>
+            </w:r>
+            <w:proofErr w:type="gramEnd"/>
+            <w:r>
+              <w:rPr>
+                <w:rFonts w:eastAsia="Times New Roman" w:cs="Arial"/>
+                <w:color w:val="000000"/>
+                <w:sz w:val="18"/>
+                <w:szCs w:val="18"/>
+                <w:lang w:eastAsia="en-GB"/>
+              </w:rPr>
+              <w:t>_air</w:t>
             </w:r>
             <w:proofErr w:type="spellEnd"/>
             <w:r>
@@ -3625,15 +3815,27 @@
               <w:t xml:space="preserve">{% if </w:t>
             </w:r>
             <w:proofErr w:type="spellStart"/>
-            <w:r>
-              <w:rPr>
-                <w:rFonts w:eastAsia="Times New Roman" w:cs="Arial"/>
-                <w:color w:val="000000"/>
-                <w:sz w:val="18"/>
-                <w:szCs w:val="18"/>
-                <w:lang w:eastAsia="en-GB"/>
-              </w:rPr>
-              <w:t>canopy.suply_air</w:t>
+            <w:proofErr w:type="gramStart"/>
+            <w:r>
+              <w:rPr>
+                <w:rFonts w:eastAsia="Times New Roman" w:cs="Arial"/>
+                <w:color w:val="000000"/>
+                <w:sz w:val="18"/>
+                <w:szCs w:val="18"/>
+                <w:lang w:eastAsia="en-GB"/>
+              </w:rPr>
+              <w:t>canopy.suply</w:t>
+            </w:r>
+            <w:proofErr w:type="gramEnd"/>
+            <w:r>
+              <w:rPr>
+                <w:rFonts w:eastAsia="Times New Roman" w:cs="Arial"/>
+                <w:color w:val="000000"/>
+                <w:sz w:val="18"/>
+                <w:szCs w:val="18"/>
+                <w:lang w:eastAsia="en-GB"/>
+              </w:rPr>
+              <w:t>_air</w:t>
             </w:r>
             <w:proofErr w:type="spellEnd"/>
             <w:r>
@@ -3742,6 +3944,7 @@
               </w:rPr>
             </w:pPr>
             <w:proofErr w:type="spellStart"/>
+            <w:proofErr w:type="gramStart"/>
             <w:r>
               <w:rPr>
                 <w:rFonts w:eastAsia="Times New Roman" w:cs="Arial"/>
@@ -3763,6 +3966,7 @@
               <w:t>anopy.lights</w:t>
             </w:r>
             <w:proofErr w:type="spellEnd"/>
+            <w:proofErr w:type="gramEnd"/>
           </w:p>
           <w:p>
             <w:pPr>
@@ -3918,14 +4122,30 @@
           <w:rFonts w:cs="Arial"/>
           <w:szCs w:val="20"/>
         </w:rPr>
-        <w:t>floor_data</w:t>
-      </w:r>
+        <w:t>floor_</w:t>
+      </w:r>
+      <w:proofErr w:type="gramStart"/>
       <w:r>
         <w:rPr>
           <w:rFonts w:cs="Arial"/>
           <w:szCs w:val="20"/>
         </w:rPr>
-        <w:t>.important_note</w:t>
+        <w:t>data</w:t>
+      </w:r>
+      <w:r>
+        <w:rPr>
+          <w:rFonts w:cs="Arial"/>
+          <w:szCs w:val="20"/>
+        </w:rPr>
+        <w:t>.important</w:t>
+      </w:r>
+      <w:proofErr w:type="gramEnd"/>
+      <w:r>
+        <w:rPr>
+          <w:rFonts w:cs="Arial"/>
+          <w:szCs w:val="20"/>
+        </w:rPr>
+        <w:t>_note</w:t>
       </w:r>
       <w:proofErr w:type="spellEnd"/>
       <w:r>
@@ -4913,6 +5133,7 @@
                 <w:lang w:eastAsia="en-GB"/>
               </w:rPr>
             </w:pPr>
+            <w:proofErr w:type="gramStart"/>
             <w:r>
               <w:rPr>
                 <w:rFonts w:eastAsia="Times New Roman" w:cs="Arial"/>
@@ -4921,7 +5142,18 @@
                 <w:szCs w:val="20"/>
                 <w:lang w:eastAsia="en-GB"/>
               </w:rPr>
-              <w:t>3 minute wash</w:t>
+              <w:t>3 minute</w:t>
+            </w:r>
+            <w:proofErr w:type="gramEnd"/>
+            <w:r>
+              <w:rPr>
+                <w:rFonts w:eastAsia="Times New Roman" w:cs="Arial"/>
+                <w:color w:val="000000"/>
+                <w:sz w:val="18"/>
+                <w:szCs w:val="20"/>
+                <w:lang w:eastAsia="en-GB"/>
+              </w:rPr>
+              <w:t xml:space="preserve"> wash</w:t>
             </w:r>
           </w:p>
           <w:p>
@@ -4972,6 +5204,7 @@
                 <w:lang w:eastAsia="en-GB"/>
               </w:rPr>
             </w:pPr>
+            <w:proofErr w:type="gramStart"/>
             <w:r>
               <w:rPr>
                 <w:rFonts w:eastAsia="Times New Roman" w:cs="Arial"/>
@@ -4980,7 +5213,18 @@
                 <w:szCs w:val="20"/>
                 <w:lang w:eastAsia="en-GB"/>
               </w:rPr>
-              <w:t>3 minute wash</w:t>
+              <w:t>3 minute</w:t>
+            </w:r>
+            <w:proofErr w:type="gramEnd"/>
+            <w:r>
+              <w:rPr>
+                <w:rFonts w:eastAsia="Times New Roman" w:cs="Arial"/>
+                <w:color w:val="000000"/>
+                <w:sz w:val="18"/>
+                <w:szCs w:val="20"/>
+                <w:lang w:eastAsia="en-GB"/>
+              </w:rPr>
+              <w:t xml:space="preserve"> wash</w:t>
             </w:r>
           </w:p>
           <w:p>
@@ -5038,6 +5282,7 @@
                 <w:lang w:eastAsia="en-GB"/>
               </w:rPr>
             </w:pPr>
+            <w:proofErr w:type="gramStart"/>
             <w:r>
               <w:rPr>
                 <w:rFonts w:eastAsia="Times New Roman" w:cs="Arial"/>
@@ -5058,7 +5303,18 @@
                 <w:szCs w:val="18"/>
                 <w:lang w:eastAsia="en-GB"/>
               </w:rPr>
-              <w:t>canopy.item_</w:t>
+              <w:t>canopy</w:t>
+            </w:r>
+            <w:proofErr w:type="gramEnd"/>
+            <w:r>
+              <w:rPr>
+                <w:rFonts w:eastAsia="Times New Roman" w:cs="Arial"/>
+                <w:color w:val="000000"/>
+                <w:sz w:val="18"/>
+                <w:szCs w:val="18"/>
+                <w:lang w:eastAsia="en-GB"/>
+              </w:rPr>
+              <w:t>.item_</w:t>
             </w:r>
             <w:r>
               <w:rPr>
@@ -5120,6 +5376,7 @@
                 <w:lang w:eastAsia="en-GB"/>
               </w:rPr>
             </w:pPr>
+            <w:proofErr w:type="gramStart"/>
             <w:r>
               <w:rPr>
                 <w:rFonts w:eastAsia="Times New Roman" w:cs="Arial"/>
@@ -5139,7 +5396,18 @@
                 <w:szCs w:val="18"/>
                 <w:lang w:eastAsia="en-GB"/>
               </w:rPr>
-              <w:t>canopy.model</w:t>
+              <w:t>canopy</w:t>
+            </w:r>
+            <w:proofErr w:type="gramEnd"/>
+            <w:r>
+              <w:rPr>
+                <w:rFonts w:eastAsia="Times New Roman" w:cs="Arial"/>
+                <w:color w:val="000000"/>
+                <w:sz w:val="18"/>
+                <w:szCs w:val="18"/>
+                <w:lang w:eastAsia="en-GB"/>
+              </w:rPr>
+              <w:t>.model</w:t>
             </w:r>
             <w:proofErr w:type="spellEnd"/>
             <w:r>
@@ -6447,6 +6715,7 @@
                 <w:lang w:eastAsia="en-GB"/>
               </w:rPr>
             </w:pPr>
+            <w:proofErr w:type="gramStart"/>
             <w:r>
               <w:rPr>
                 <w:rFonts w:eastAsia="Times New Roman" w:cs="Arial"/>
@@ -6466,7 +6735,18 @@
                 <w:szCs w:val="18"/>
                 <w:lang w:eastAsia="en-GB"/>
               </w:rPr>
-              <w:t>cladding.item_no</w:t>
+              <w:t>cladding</w:t>
+            </w:r>
+            <w:proofErr w:type="gramEnd"/>
+            <w:r>
+              <w:rPr>
+                <w:rFonts w:eastAsia="Times New Roman" w:cs="Arial"/>
+                <w:color w:val="000000"/>
+                <w:sz w:val="18"/>
+                <w:szCs w:val="18"/>
+                <w:lang w:eastAsia="en-GB"/>
+              </w:rPr>
+              <w:t>.item_no</w:t>
             </w:r>
             <w:proofErr w:type="spellEnd"/>
             <w:r>
@@ -6507,6 +6787,7 @@
                 <w:lang w:eastAsia="en-GB"/>
               </w:rPr>
             </w:pPr>
+            <w:proofErr w:type="gramStart"/>
             <w:r>
               <w:rPr>
                 <w:rFonts w:eastAsia="Times New Roman" w:cs="Arial"/>
@@ -6526,7 +6807,18 @@
                 <w:szCs w:val="18"/>
                 <w:lang w:eastAsia="en-GB"/>
               </w:rPr>
-              <w:t>cladding.description</w:t>
+              <w:t>cladding</w:t>
+            </w:r>
+            <w:proofErr w:type="gramEnd"/>
+            <w:r>
+              <w:rPr>
+                <w:rFonts w:eastAsia="Times New Roman" w:cs="Arial"/>
+                <w:color w:val="000000"/>
+                <w:sz w:val="18"/>
+                <w:szCs w:val="18"/>
+                <w:lang w:eastAsia="en-GB"/>
+              </w:rPr>
+              <w:t>.description</w:t>
             </w:r>
             <w:proofErr w:type="spellEnd"/>
             <w:r>
@@ -6567,6 +6859,7 @@
                 <w:lang w:eastAsia="en-GB"/>
               </w:rPr>
             </w:pPr>
+            <w:proofErr w:type="gramStart"/>
             <w:r>
               <w:rPr>
                 <w:rFonts w:eastAsia="Times New Roman" w:cs="Arial"/>
@@ -6586,7 +6879,18 @@
                 <w:szCs w:val="18"/>
                 <w:lang w:eastAsia="en-GB"/>
               </w:rPr>
-              <w:t>cladding.width</w:t>
+              <w:t>cladding</w:t>
+            </w:r>
+            <w:proofErr w:type="gramEnd"/>
+            <w:r>
+              <w:rPr>
+                <w:rFonts w:eastAsia="Times New Roman" w:cs="Arial"/>
+                <w:color w:val="000000"/>
+                <w:sz w:val="18"/>
+                <w:szCs w:val="18"/>
+                <w:lang w:eastAsia="en-GB"/>
+              </w:rPr>
+              <w:t>.width</w:t>
             </w:r>
             <w:proofErr w:type="spellEnd"/>
             <w:r>
@@ -6631,6 +6935,7 @@
                 <w:lang w:eastAsia="en-GB"/>
               </w:rPr>
             </w:pPr>
+            <w:proofErr w:type="gramStart"/>
             <w:r>
               <w:rPr>
                 <w:rFonts w:eastAsia="Times New Roman" w:cs="Arial"/>
@@ -6660,7 +6965,18 @@
                 <w:szCs w:val="18"/>
                 <w:lang w:eastAsia="en-GB"/>
               </w:rPr>
-              <w:t>cladding.height</w:t>
+              <w:t>cladding</w:t>
+            </w:r>
+            <w:proofErr w:type="gramEnd"/>
+            <w:r>
+              <w:rPr>
+                <w:rFonts w:eastAsia="Times New Roman" w:cs="Arial"/>
+                <w:color w:val="000000"/>
+                <w:sz w:val="18"/>
+                <w:szCs w:val="18"/>
+                <w:lang w:eastAsia="en-GB"/>
+              </w:rPr>
+              <w:t>.height</w:t>
             </w:r>
             <w:proofErr w:type="spellEnd"/>
             <w:r>
@@ -7152,9 +7468,9 @@
           <w:sz w:val="32"/>
           <w:szCs w:val="32"/>
         </w:rPr>
-        <w:t>grouped_canopy_data.items</w:t>
-      </w:r>
-      <w:proofErr w:type="spellEnd"/>
+        <w:t>grouped_canopy_</w:t>
+      </w:r>
+      <w:proofErr w:type="gramStart"/>
       <w:r>
         <w:rPr>
           <w:rFonts w:cs="Arial"/>
@@ -7162,8 +7478,10 @@
           <w:sz w:val="32"/>
           <w:szCs w:val="32"/>
         </w:rPr>
-        <w:t>()</w:t>
-      </w:r>
+        <w:t>data.items</w:t>
+      </w:r>
+      <w:proofErr w:type="spellEnd"/>
+      <w:proofErr w:type="gramEnd"/>
       <w:r>
         <w:rPr>
           <w:rFonts w:cs="Arial"/>
@@ -7171,29 +7489,28 @@
           <w:sz w:val="32"/>
           <w:szCs w:val="32"/>
         </w:rPr>
-        <w:t xml:space="preserve"> %}</w:t>
-      </w:r>
-    </w:p>
-    <w:p>
-      <w:pPr>
-        <w:spacing w:after="0" w:line="276" w:lineRule="auto"/>
+        <w:t>()</w:t>
+      </w:r>
+      <w:r>
         <w:rPr>
           <w:rFonts w:cs="Arial"/>
           <w:b/>
           <w:sz w:val="32"/>
           <w:szCs w:val="32"/>
         </w:rPr>
-      </w:pPr>
-      <w:r>
+        <w:t xml:space="preserve"> %}</w:t>
+      </w:r>
+    </w:p>
+    <w:p>
+      <w:pPr>
+        <w:spacing w:after="0" w:line="276" w:lineRule="auto"/>
         <w:rPr>
           <w:rFonts w:cs="Arial"/>
           <w:b/>
           <w:sz w:val="32"/>
           <w:szCs w:val="32"/>
         </w:rPr>
-        <w:t xml:space="preserve">{% for </w:t>
-      </w:r>
-      <w:proofErr w:type="spellStart"/>
+      </w:pPr>
       <w:r>
         <w:rPr>
           <w:rFonts w:cs="Arial"/>
@@ -7201,9 +7518,9 @@
           <w:sz w:val="32"/>
           <w:szCs w:val="32"/>
         </w:rPr>
-        <w:t>floor_name</w:t>
-      </w:r>
-      <w:proofErr w:type="spellEnd"/>
+        <w:t xml:space="preserve">{% for </w:t>
+      </w:r>
+      <w:proofErr w:type="spellStart"/>
       <w:r>
         <w:rPr>
           <w:rFonts w:cs="Arial"/>
@@ -7211,9 +7528,9 @@
           <w:sz w:val="32"/>
           <w:szCs w:val="32"/>
         </w:rPr>
-        <w:t xml:space="preserve">, </w:t>
-      </w:r>
-      <w:proofErr w:type="spellStart"/>
+        <w:t>floor_name</w:t>
+      </w:r>
+      <w:proofErr w:type="spellEnd"/>
       <w:r>
         <w:rPr>
           <w:rFonts w:cs="Arial"/>
@@ -7221,9 +7538,9 @@
           <w:sz w:val="32"/>
           <w:szCs w:val="32"/>
         </w:rPr>
-        <w:t>floor_data</w:t>
-      </w:r>
-      <w:proofErr w:type="spellEnd"/>
+        <w:t xml:space="preserve">, </w:t>
+      </w:r>
+      <w:proofErr w:type="spellStart"/>
       <w:r>
         <w:rPr>
           <w:rFonts w:cs="Arial"/>
@@ -7231,9 +7548,9 @@
           <w:sz w:val="32"/>
           <w:szCs w:val="32"/>
         </w:rPr>
-        <w:t xml:space="preserve"> in </w:t>
-      </w:r>
-      <w:proofErr w:type="spellStart"/>
+        <w:t>floor_data</w:t>
+      </w:r>
+      <w:proofErr w:type="spellEnd"/>
       <w:r>
         <w:rPr>
           <w:rFonts w:cs="Arial"/>
@@ -7241,9 +7558,21 @@
           <w:sz w:val="32"/>
           <w:szCs w:val="32"/>
         </w:rPr>
+        <w:t xml:space="preserve"> in </w:t>
+      </w:r>
+      <w:proofErr w:type="spellStart"/>
+      <w:proofErr w:type="gramStart"/>
+      <w:r>
+        <w:rPr>
+          <w:rFonts w:cs="Arial"/>
+          <w:b/>
+          <w:sz w:val="32"/>
+          <w:szCs w:val="32"/>
+        </w:rPr>
         <w:t>floors.items</w:t>
       </w:r>
       <w:proofErr w:type="spellEnd"/>
+      <w:proofErr w:type="gramEnd"/>
       <w:r>
         <w:rPr>
           <w:rFonts w:cs="Arial"/>
@@ -7265,6 +7594,7 @@
           <w:u w:val="single"/>
         </w:rPr>
       </w:pPr>
+      <w:proofErr w:type="gramStart"/>
       <w:r>
         <w:rPr>
           <w:rFonts w:cs="Arial"/>
@@ -7284,7 +7614,18 @@
           <w:szCs w:val="32"/>
           <w:u w:val="single"/>
         </w:rPr>
-        <w:t>floor_name</w:t>
+        <w:t>floor</w:t>
+      </w:r>
+      <w:proofErr w:type="gramEnd"/>
+      <w:r>
+        <w:rPr>
+          <w:rFonts w:cs="Arial"/>
+          <w:b/>
+          <w:sz w:val="32"/>
+          <w:szCs w:val="32"/>
+          <w:u w:val="single"/>
+        </w:rPr>
+        <w:t>_name</w:t>
       </w:r>
       <w:proofErr w:type="spellEnd"/>
       <w:r>
@@ -7605,9 +7946,21 @@
                 <w:szCs w:val="18"/>
                 <w:lang w:eastAsia="en-GB"/>
               </w:rPr>
-              <w:t>floor_data.canopies</w:t>
+              <w:t>floor_</w:t>
+            </w:r>
+            <w:proofErr w:type="gramStart"/>
+            <w:r>
+              <w:rPr>
+                <w:rFonts w:eastAsia="Times New Roman" w:cs="Arial"/>
+                <w:color w:val="000000"/>
+                <w:sz w:val="18"/>
+                <w:szCs w:val="18"/>
+                <w:lang w:eastAsia="en-GB"/>
+              </w:rPr>
+              <w:t>data.canopies</w:t>
             </w:r>
             <w:proofErr w:type="spellEnd"/>
+            <w:proofErr w:type="gramEnd"/>
             <w:r>
               <w:rPr>
                 <w:rFonts w:eastAsia="Times New Roman" w:cs="Arial"/>
@@ -7643,15 +7996,27 @@
               <w:t>{{</w:t>
             </w:r>
             <w:proofErr w:type="spellStart"/>
-            <w:r>
-              <w:rPr>
-                <w:rFonts w:eastAsia="Times New Roman" w:cs="Arial"/>
-                <w:color w:val="000000"/>
-                <w:sz w:val="18"/>
-                <w:szCs w:val="18"/>
-                <w:lang w:eastAsia="en-GB"/>
-              </w:rPr>
-              <w:t>canopy.item_number</w:t>
+            <w:proofErr w:type="gramStart"/>
+            <w:r>
+              <w:rPr>
+                <w:rFonts w:eastAsia="Times New Roman" w:cs="Arial"/>
+                <w:color w:val="000000"/>
+                <w:sz w:val="18"/>
+                <w:szCs w:val="18"/>
+                <w:lang w:eastAsia="en-GB"/>
+              </w:rPr>
+              <w:t>canopy.item</w:t>
+            </w:r>
+            <w:proofErr w:type="gramEnd"/>
+            <w:r>
+              <w:rPr>
+                <w:rFonts w:eastAsia="Times New Roman" w:cs="Arial"/>
+                <w:color w:val="000000"/>
+                <w:sz w:val="18"/>
+                <w:szCs w:val="18"/>
+                <w:lang w:eastAsia="en-GB"/>
+              </w:rPr>
+              <w:t>_number</w:t>
             </w:r>
             <w:proofErr w:type="spellEnd"/>
             <w:r>
@@ -7723,6 +8088,7 @@
               <w:t>{{</w:t>
             </w:r>
             <w:proofErr w:type="spellStart"/>
+            <w:proofErr w:type="gramStart"/>
             <w:r>
               <w:rPr>
                 <w:rFonts w:eastAsia="Times New Roman" w:cs="Arial"/>
@@ -7734,6 +8100,7 @@
               <w:t>canopy.model</w:t>
             </w:r>
             <w:proofErr w:type="spellEnd"/>
+            <w:proofErr w:type="gramEnd"/>
             <w:r>
               <w:rPr>
                 <w:rFonts w:eastAsia="Times New Roman" w:cs="Arial"/>
@@ -7822,15 +8189,27 @@
               <w:t>{{</w:t>
             </w:r>
             <w:proofErr w:type="spellStart"/>
-            <w:r>
-              <w:rPr>
-                <w:rFonts w:eastAsia="Times New Roman" w:cs="Arial"/>
-                <w:color w:val="000000"/>
-                <w:sz w:val="18"/>
-                <w:szCs w:val="18"/>
-                <w:lang w:eastAsia="en-GB"/>
-              </w:rPr>
-              <w:t>canopy.total_price</w:t>
+            <w:proofErr w:type="gramStart"/>
+            <w:r>
+              <w:rPr>
+                <w:rFonts w:eastAsia="Times New Roman" w:cs="Arial"/>
+                <w:color w:val="000000"/>
+                <w:sz w:val="18"/>
+                <w:szCs w:val="18"/>
+                <w:lang w:eastAsia="en-GB"/>
+              </w:rPr>
+              <w:t>canopy.total</w:t>
+            </w:r>
+            <w:proofErr w:type="gramEnd"/>
+            <w:r>
+              <w:rPr>
+                <w:rFonts w:eastAsia="Times New Roman" w:cs="Arial"/>
+                <w:color w:val="000000"/>
+                <w:sz w:val="18"/>
+                <w:szCs w:val="18"/>
+                <w:lang w:eastAsia="en-GB"/>
+              </w:rPr>
+              <w:t>_price</w:t>
             </w:r>
             <w:proofErr w:type="spellEnd"/>
             <w:r>
@@ -8194,6 +8573,98 @@
               </w:rPr>
               <w:t>£</w:t>
             </w:r>
+            <w:r>
+              <w:rPr>
+                <w:rFonts w:eastAsia="Times New Roman" w:cs="Arial"/>
+                <w:color w:val="000000"/>
+                <w:sz w:val="18"/>
+                <w:szCs w:val="18"/>
+                <w:lang w:eastAsia="en-GB"/>
+              </w:rPr>
+              <w:t>{{</w:t>
+            </w:r>
+            <w:r>
+              <w:rPr>
+                <w:rFonts w:eastAsia="Times New Roman" w:cs="Arial"/>
+                <w:color w:val="000000"/>
+                <w:sz w:val="18"/>
+                <w:szCs w:val="18"/>
+                <w:lang w:eastAsia="en-GB"/>
+              </w:rPr>
+              <w:t>floo</w:t>
+            </w:r>
+            <w:r>
+              <w:rPr>
+                <w:rFonts w:eastAsia="Times New Roman" w:cs="Arial"/>
+                <w:color w:val="000000"/>
+                <w:sz w:val="18"/>
+                <w:szCs w:val="18"/>
+                <w:lang w:eastAsia="en-GB"/>
+              </w:rPr>
+              <w:t>r</w:t>
+            </w:r>
+            <w:r>
+              <w:rPr>
+                <w:rFonts w:eastAsia="Times New Roman" w:cs="Arial"/>
+                <w:color w:val="000000"/>
+                <w:sz w:val="18"/>
+                <w:szCs w:val="18"/>
+                <w:lang w:eastAsia="en-GB"/>
+              </w:rPr>
+              <w:t>_</w:t>
+            </w:r>
+            <w:proofErr w:type="gramStart"/>
+            <w:r>
+              <w:rPr>
+                <w:rFonts w:eastAsia="Times New Roman" w:cs="Arial"/>
+                <w:color w:val="000000"/>
+                <w:sz w:val="18"/>
+                <w:szCs w:val="18"/>
+                <w:lang w:eastAsia="en-GB"/>
+              </w:rPr>
+              <w:t>data</w:t>
+            </w:r>
+            <w:r>
+              <w:rPr>
+                <w:rFonts w:eastAsia="Times New Roman" w:cs="Arial"/>
+                <w:color w:val="000000"/>
+                <w:sz w:val="18"/>
+                <w:szCs w:val="18"/>
+                <w:lang w:eastAsia="en-GB"/>
+              </w:rPr>
+              <w:t>.p</w:t>
+            </w:r>
+            <w:proofErr w:type="gramEnd"/>
+            <w:r>
+              <w:rPr>
+                <w:rFonts w:eastAsia="Times New Roman" w:cs="Arial"/>
+                <w:color w:val="000000"/>
+                <w:sz w:val="18"/>
+                <w:szCs w:val="18"/>
+                <w:lang w:eastAsia="en-GB"/>
+              </w:rPr>
+              <w:t>182</w:t>
+            </w:r>
+            <w:r>
+              <w:rPr>
+                <w:rFonts w:eastAsia="Times New Roman" w:cs="Arial"/>
+                <w:color w:val="000000"/>
+                <w:sz w:val="18"/>
+                <w:szCs w:val="18"/>
+                <w:lang w:eastAsia="en-GB"/>
+              </w:rPr>
+              <w:t>}</w:t>
+            </w:r>
+            <w:r>
+              <w:rPr>
+                <w:rFonts w:eastAsia="Times New Roman" w:cs="Arial"/>
+                <w:color w:val="000000"/>
+                <w:sz w:val="18"/>
+                <w:szCs w:val="18"/>
+                <w:lang w:eastAsia="en-GB"/>
+              </w:rPr>
+              <w:t>}</w:t>
+            </w:r>
           </w:p>
         </w:tc>
       </w:tr>
@@ -8498,9 +8969,9 @@
           <w:szCs w:val="18"/>
           <w:lang w:eastAsia="en-GB"/>
         </w:rPr>
-        <w:t>floor_data.canopies</w:t>
-      </w:r>
-      <w:proofErr w:type="spellEnd"/>
+        <w:t>floor_</w:t>
+      </w:r>
+      <w:proofErr w:type="gramStart"/>
       <w:r>
         <w:rPr>
           <w:rFonts w:eastAsia="Times New Roman" w:cs="Arial"/>
@@ -8509,6 +8980,18 @@
           <w:szCs w:val="18"/>
           <w:lang w:eastAsia="en-GB"/>
         </w:rPr>
+        <w:t>data.canopies</w:t>
+      </w:r>
+      <w:proofErr w:type="spellEnd"/>
+      <w:proofErr w:type="gramEnd"/>
+      <w:r>
+        <w:rPr>
+          <w:rFonts w:eastAsia="Times New Roman" w:cs="Arial"/>
+          <w:color w:val="000000"/>
+          <w:sz w:val="18"/>
+          <w:szCs w:val="18"/>
+          <w:lang w:eastAsia="en-GB"/>
+        </w:rPr>
         <w:t xml:space="preserve"> %}</w:t>
       </w:r>
     </w:p>
@@ -8530,6 +9013,7 @@
         <w:t xml:space="preserve">{% if ‘UV’ in </w:t>
       </w:r>
       <w:proofErr w:type="spellStart"/>
+      <w:proofErr w:type="gramStart"/>
       <w:r>
         <w:rPr>
           <w:bCs/>
@@ -8539,6 +9023,7 @@
         <w:t>canopy.model</w:t>
       </w:r>
       <w:proofErr w:type="spellEnd"/>
+      <w:proofErr w:type="gramEnd"/>
       <w:r>
         <w:rPr>
           <w:bCs/>
@@ -8886,7 +9371,29 @@
                 <w:szCs w:val="18"/>
                 <w:lang w:eastAsia="en-GB"/>
               </w:rPr>
-              <w:t>{{canopy.uv_price}}</w:t>
+              <w:t>{{</w:t>
+            </w:r>
+            <w:proofErr w:type="gramStart"/>
+            <w:r>
+              <w:rPr>
+                <w:rFonts w:eastAsia="Times New Roman" w:cs="Arial"/>
+                <w:color w:val="000000"/>
+                <w:sz w:val="18"/>
+                <w:szCs w:val="18"/>
+                <w:lang w:eastAsia="en-GB"/>
+              </w:rPr>
+              <w:t>canopy.uv</w:t>
+            </w:r>
+            <w:proofErr w:type="gramEnd"/>
+            <w:r>
+              <w:rPr>
+                <w:rFonts w:eastAsia="Times New Roman" w:cs="Arial"/>
+                <w:color w:val="000000"/>
+                <w:sz w:val="18"/>
+                <w:szCs w:val="18"/>
+                <w:lang w:eastAsia="en-GB"/>
+              </w:rPr>
+              <w:t>_price}}</w:t>
             </w:r>
           </w:p>
         </w:tc>
@@ -9116,7 +9623,29 @@
           <w:szCs w:val="18"/>
           <w:lang w:eastAsia="en-GB"/>
         </w:rPr>
-        <w:t>floor_data.cladding_total</w:t>
+        <w:t>floor_</w:t>
+      </w:r>
+      <w:proofErr w:type="gramStart"/>
+      <w:r>
+        <w:rPr>
+          <w:rFonts w:eastAsia="Times New Roman" w:cs="Arial"/>
+          <w:color w:val="000000"/>
+          <w:sz w:val="18"/>
+          <w:szCs w:val="18"/>
+          <w:lang w:eastAsia="en-GB"/>
+        </w:rPr>
+        <w:t>data.cladding</w:t>
+      </w:r>
+      <w:proofErr w:type="gramEnd"/>
+      <w:r>
+        <w:rPr>
+          <w:rFonts w:eastAsia="Times New Roman" w:cs="Arial"/>
+          <w:color w:val="000000"/>
+          <w:sz w:val="18"/>
+          <w:szCs w:val="18"/>
+          <w:lang w:eastAsia="en-GB"/>
+        </w:rPr>
+        <w:t>_total</w:t>
       </w:r>
       <w:proofErr w:type="spellEnd"/>
       <w:r>
@@ -9407,9 +9936,21 @@
                 <w:szCs w:val="22"/>
                 <w:lang w:eastAsia="en-GB"/>
               </w:rPr>
-              <w:t>floor_data.canopies</w:t>
+              <w:t>floor_</w:t>
+            </w:r>
+            <w:proofErr w:type="gramStart"/>
+            <w:r>
+              <w:rPr>
+                <w:rFonts w:eastAsia="Times New Roman" w:cs="Arial"/>
+                <w:color w:val="000000"/>
+                <w:sz w:val="22"/>
+                <w:szCs w:val="22"/>
+                <w:lang w:eastAsia="en-GB"/>
+              </w:rPr>
+              <w:t>data.canopies</w:t>
             </w:r>
             <w:proofErr w:type="spellEnd"/>
+            <w:proofErr w:type="gramEnd"/>
             <w:r>
               <w:rPr>
                 <w:rFonts w:eastAsia="Times New Roman" w:cs="Arial"/>
@@ -9609,15 +10150,27 @@
               </w:rPr>
             </w:pPr>
             <w:proofErr w:type="spellStart"/>
-            <w:r>
-              <w:rPr>
-                <w:rFonts w:eastAsia="Times New Roman" w:cs="Arial"/>
-                <w:color w:val="000000"/>
-                <w:sz w:val="18"/>
-                <w:szCs w:val="18"/>
-                <w:lang w:eastAsia="en-GB"/>
-              </w:rPr>
-              <w:t>canopy.item_number</w:t>
+            <w:proofErr w:type="gramStart"/>
+            <w:r>
+              <w:rPr>
+                <w:rFonts w:eastAsia="Times New Roman" w:cs="Arial"/>
+                <w:color w:val="000000"/>
+                <w:sz w:val="18"/>
+                <w:szCs w:val="18"/>
+                <w:lang w:eastAsia="en-GB"/>
+              </w:rPr>
+              <w:t>canopy.item</w:t>
+            </w:r>
+            <w:proofErr w:type="gramEnd"/>
+            <w:r>
+              <w:rPr>
+                <w:rFonts w:eastAsia="Times New Roman" w:cs="Arial"/>
+                <w:color w:val="000000"/>
+                <w:sz w:val="18"/>
+                <w:szCs w:val="18"/>
+                <w:lang w:eastAsia="en-GB"/>
+              </w:rPr>
+              <w:t>_number</w:t>
             </w:r>
             <w:proofErr w:type="spellEnd"/>
             <w:r>
@@ -9702,6 +10255,7 @@
               <w:t>{{</w:t>
             </w:r>
             <w:proofErr w:type="spellStart"/>
+            <w:proofErr w:type="gramStart"/>
             <w:r>
               <w:rPr>
                 <w:rFonts w:eastAsia="Times New Roman" w:cs="Arial"/>
@@ -9711,7 +10265,19 @@
                 <w:szCs w:val="18"/>
                 <w:lang w:eastAsia="en-GB"/>
               </w:rPr>
-              <w:t>canopy.item_number</w:t>
+              <w:t>canopy.item</w:t>
+            </w:r>
+            <w:proofErr w:type="gramEnd"/>
+            <w:r>
+              <w:rPr>
+                <w:rFonts w:eastAsia="Times New Roman" w:cs="Arial"/>
+                <w:bCs/>
+                <w:color w:val="000000"/>
+                <w:sz w:val="18"/>
+                <w:szCs w:val="18"/>
+                <w:lang w:eastAsia="en-GB"/>
+              </w:rPr>
+              <w:t>_number</w:t>
             </w:r>
             <w:proofErr w:type="spellEnd"/>
             <w:r>
@@ -9786,6 +10352,7 @@
               <w:t>{{</w:t>
             </w:r>
             <w:proofErr w:type="spellStart"/>
+            <w:proofErr w:type="gramStart"/>
             <w:r>
               <w:rPr>
                 <w:rFonts w:eastAsia="Times New Roman" w:cs="Arial"/>
@@ -9795,7 +10362,19 @@
                 <w:szCs w:val="18"/>
                 <w:lang w:eastAsia="en-GB"/>
               </w:rPr>
-              <w:t>canopy.cladding_price</w:t>
+              <w:t>canopy.cladding</w:t>
+            </w:r>
+            <w:proofErr w:type="gramEnd"/>
+            <w:r>
+              <w:rPr>
+                <w:rFonts w:eastAsia="Times New Roman" w:cs="Arial"/>
+                <w:bCs/>
+                <w:color w:val="000000"/>
+                <w:sz w:val="18"/>
+                <w:szCs w:val="18"/>
+                <w:lang w:eastAsia="en-GB"/>
+              </w:rPr>
+              <w:t>_price</w:t>
             </w:r>
             <w:proofErr w:type="spellEnd"/>
             <w:r>
@@ -10133,9 +10712,9 @@
         <w:tblLook w:val="04A0" w:firstRow="1" w:lastRow="0" w:firstColumn="1" w:lastColumn="0" w:noHBand="0" w:noVBand="1"/>
       </w:tblPr>
       <w:tblGrid>
-        <w:gridCol w:w="416"/>
-        <w:gridCol w:w="7371"/>
-        <w:gridCol w:w="1854"/>
+        <w:gridCol w:w="391"/>
+        <w:gridCol w:w="5325"/>
+        <w:gridCol w:w="3925"/>
       </w:tblGrid>
       <w:tr>
         <w:trPr>
@@ -10233,8 +10812,9 @@
                 <w:sz w:val="24"/>
                 <w:lang w:val="en-CA" w:eastAsia="en-US"/>
               </w:rPr>
-              <w:t>kitchen_name</w:t>
-            </w:r>
+              <w:t>kitchen_</w:t>
+            </w:r>
+            <w:proofErr w:type="gramStart"/>
             <w:r>
               <w:rPr>
                 <w:rFonts w:eastAsia="Times New Roman" w:cs="Arial"/>
@@ -10244,7 +10824,7 @@
                 <w:sz w:val="24"/>
                 <w:lang w:val="en-CA" w:eastAsia="en-US"/>
               </w:rPr>
-              <w:t>.</w:t>
+              <w:t>name</w:t>
             </w:r>
             <w:r>
               <w:rPr>
@@ -10255,9 +10835,21 @@
                 <w:sz w:val="24"/>
                 <w:lang w:val="en-CA" w:eastAsia="en-US"/>
               </w:rPr>
+              <w:t>.</w:t>
+            </w:r>
+            <w:r>
+              <w:rPr>
+                <w:rFonts w:eastAsia="Times New Roman" w:cs="Arial"/>
+                <w:b/>
+                <w:bCs/>
+                <w:color w:val="000000"/>
+                <w:sz w:val="24"/>
+                <w:lang w:val="en-CA" w:eastAsia="en-US"/>
+              </w:rPr>
               <w:t>upper</w:t>
             </w:r>
             <w:proofErr w:type="spellEnd"/>
+            <w:proofErr w:type="gramEnd"/>
             <w:r>
               <w:rPr>
                 <w:rFonts w:eastAsia="Times New Roman" w:cs="Arial"/>
@@ -10356,7 +10948,112 @@
                 <w:sz w:val="24"/>
                 <w:lang w:val="en-CA" w:eastAsia="en-US"/>
               </w:rPr>
-              <w:t>£XXXXX.00 </w:t>
+              <w:t>£</w:t>
+            </w:r>
+            <w:r>
+              <w:rPr>
+                <w:rFonts w:eastAsia="Times New Roman" w:cs="Arial"/>
+                <w:b/>
+                <w:bCs/>
+                <w:color w:val="FFFFFF"/>
+                <w:sz w:val="24"/>
+                <w:lang w:val="en-CA" w:eastAsia="en-US"/>
+              </w:rPr>
+              <w:t>{{</w:t>
+            </w:r>
+            <w:proofErr w:type="spellStart"/>
+            <w:r>
+              <w:rPr>
+                <w:rFonts w:eastAsia="Times New Roman" w:cs="Arial"/>
+                <w:b/>
+                <w:bCs/>
+                <w:color w:val="FFFFFF"/>
+                <w:sz w:val="24"/>
+                <w:lang w:val="en-CA" w:eastAsia="en-US"/>
+              </w:rPr>
+              <w:t>kitchen_totals</w:t>
+            </w:r>
+            <w:proofErr w:type="spellEnd"/>
+            <w:r>
+              <w:rPr>
+                <w:rFonts w:eastAsia="Times New Roman" w:cs="Arial"/>
+                <w:b/>
+                <w:bCs/>
+                <w:color w:val="FFFFFF"/>
+                <w:sz w:val="24"/>
+                <w:lang w:val="en-CA" w:eastAsia="en-US"/>
+              </w:rPr>
+              <w:t>[</w:t>
+            </w:r>
+            <w:proofErr w:type="spellStart"/>
+            <w:r>
+              <w:rPr>
+                <w:rFonts w:eastAsia="Times New Roman" w:cs="Arial"/>
+                <w:b/>
+                <w:bCs/>
+                <w:color w:val="FFFFFF"/>
+                <w:sz w:val="24"/>
+                <w:lang w:val="en-CA" w:eastAsia="en-US"/>
+              </w:rPr>
+              <w:t>kitchen_name</w:t>
+            </w:r>
+            <w:proofErr w:type="spellEnd"/>
+            <w:proofErr w:type="gramStart"/>
+            <w:r>
+              <w:rPr>
+                <w:rFonts w:eastAsia="Times New Roman" w:cs="Arial"/>
+                <w:b/>
+                <w:bCs/>
+                <w:color w:val="FFFFFF"/>
+                <w:sz w:val="24"/>
+                <w:lang w:val="en-CA" w:eastAsia="en-US"/>
+              </w:rPr>
+              <w:t>]</w:t>
+            </w:r>
+            <w:r>
+              <w:rPr>
+                <w:rFonts w:eastAsia="Times New Roman" w:cs="Arial"/>
+                <w:b/>
+                <w:bCs/>
+                <w:color w:val="FFFFFF"/>
+                <w:sz w:val="24"/>
+                <w:lang w:val="en-CA" w:eastAsia="en-US"/>
+              </w:rPr>
+              <w:t xml:space="preserve"> </w:t>
+            </w:r>
+            <w:r>
+              <w:rPr>
+                <w:rFonts w:eastAsia="Times New Roman" w:cs="Arial"/>
+                <w:b/>
+                <w:bCs/>
+                <w:color w:val="FFFFFF"/>
+                <w:sz w:val="24"/>
+                <w:lang w:val="en-CA" w:eastAsia="en-US"/>
+              </w:rPr>
+              <w:t>}</w:t>
+            </w:r>
+            <w:proofErr w:type="gramEnd"/>
+            <w:r>
+              <w:rPr>
+                <w:rFonts w:eastAsia="Times New Roman" w:cs="Arial"/>
+                <w:b/>
+                <w:bCs/>
+                <w:color w:val="FFFFFF"/>
+                <w:sz w:val="24"/>
+                <w:lang w:val="en-CA" w:eastAsia="en-US"/>
+              </w:rPr>
+              <w:t>}</w:t>
+            </w:r>
+            <w:r>
+              <w:rPr>
+                <w:rFonts w:eastAsia="Times New Roman" w:cs="Arial"/>
+                <w:b/>
+                <w:bCs/>
+                <w:color w:val="FFFFFF"/>
+                <w:sz w:val="24"/>
+                <w:lang w:val="en-CA" w:eastAsia="en-US"/>
+              </w:rPr>
+              <w:t>.00 </w:t>
             </w:r>
           </w:p>
         </w:tc>
@@ -11657,7 +12354,6 @@
                 <w:sz w:val="24"/>
                 <w:lang w:eastAsia="en-GB"/>
               </w:rPr>
-              <w:lastRenderedPageBreak/>
               <w:t>£</w:t>
             </w:r>
           </w:p>
@@ -13062,6 +13758,7 @@
           <w:sz w:val="18"/>
           <w:szCs w:val="18"/>
         </w:rPr>
+        <w:lastRenderedPageBreak/>
         <w:t>Fire Suppression System.</w:t>
       </w:r>
     </w:p>
@@ -13145,7 +13842,6 @@
           <w:sz w:val="18"/>
           <w:szCs w:val="18"/>
         </w:rPr>
-        <w:lastRenderedPageBreak/>
         <w:t>Gas Interlocking System in accordance with BS:6173, to include gas solenoid valve and proving sensors.</w:t>
       </w:r>
     </w:p>
@@ -13274,7 +13970,23 @@
           <w:sz w:val="18"/>
           <w:szCs w:val="18"/>
         </w:rPr>
-        <w:t xml:space="preserve"> all plant items provided by Halton Foodservice Ltd.(HFL will be responsible for all wiring (mains &amp; controls) from</w:t>
+        <w:t xml:space="preserve"> all plant items provided by Halton Foodservice </w:t>
+      </w:r>
+      <w:proofErr w:type="gramStart"/>
+      <w:r>
+        <w:rPr>
+          <w:sz w:val="18"/>
+          <w:szCs w:val="18"/>
+        </w:rPr>
+        <w:t>Ltd.(</w:t>
+      </w:r>
+      <w:proofErr w:type="gramEnd"/>
+      <w:r>
+        <w:rPr>
+          <w:sz w:val="18"/>
+          <w:szCs w:val="18"/>
+        </w:rPr>
+        <w:t>HFL will be responsible for all wiring (mains &amp; controls) from</w:t>
       </w:r>
       <w:r>
         <w:rPr>
@@ -13872,7 +14584,21 @@
         <w:rPr>
           <w:szCs w:val="20"/>
         </w:rPr>
-        <w:t xml:space="preserve"> for each site specific application</w:t>
+        <w:t xml:space="preserve"> for each </w:t>
+      </w:r>
+      <w:proofErr w:type="gramStart"/>
+      <w:r>
+        <w:rPr>
+          <w:szCs w:val="20"/>
+        </w:rPr>
+        <w:t>site specific</w:t>
+      </w:r>
+      <w:proofErr w:type="gramEnd"/>
+      <w:r>
+        <w:rPr>
+          <w:szCs w:val="20"/>
+        </w:rPr>
+        <w:t xml:space="preserve"> application</w:t>
       </w:r>
       <w:r>
         <w:rPr>
@@ -15009,6 +15735,7 @@
           <w:sz w:val="13"/>
           <w:szCs w:val="15"/>
         </w:rPr>
+        <w:lastRenderedPageBreak/>
         <w:t>1.10</w:t>
       </w:r>
       <w:r>
@@ -15068,7 +15795,23 @@
           <w:szCs w:val="15"/>
         </w:rPr>
         <w:tab/>
-        <w:t>“Order Acknowledgement” means the document set out overleaf which is the acceptance of the Customer’s Order.  If there is any conflict or discrepancy between the Order Acknowledgement and the Quotation or the Order then the Order Acknowledgment shall prevail.</w:t>
+        <w:t xml:space="preserve">“Order Acknowledgement” means the document set out overleaf which is the acceptance of the Customer’s Order.  If there is any conflict or discrepancy between the Order Acknowledgement and the Quotation or the </w:t>
+      </w:r>
+      <w:proofErr w:type="gramStart"/>
+      <w:r>
+        <w:rPr>
+          <w:sz w:val="13"/>
+          <w:szCs w:val="15"/>
+        </w:rPr>
+        <w:t>Order</w:t>
+      </w:r>
+      <w:proofErr w:type="gramEnd"/>
+      <w:r>
+        <w:rPr>
+          <w:sz w:val="13"/>
+          <w:szCs w:val="15"/>
+        </w:rPr>
+        <w:t xml:space="preserve"> then the Order Acknowledgment shall prevail.</w:t>
       </w:r>
     </w:p>
     <w:p>
@@ -15093,7 +15836,23 @@
           <w:szCs w:val="15"/>
         </w:rPr>
         <w:tab/>
-        <w:t>“Premises” means the place or places specified in the Order Acknowledgement at which the goods are to be delivered or the Works carried out.</w:t>
+        <w:t xml:space="preserve">“Premises” means the place or places specified in the Order Acknowledgement at which the goods are to be </w:t>
+      </w:r>
+      <w:proofErr w:type="gramStart"/>
+      <w:r>
+        <w:rPr>
+          <w:sz w:val="13"/>
+          <w:szCs w:val="15"/>
+        </w:rPr>
+        <w:t>delivered</w:t>
+      </w:r>
+      <w:proofErr w:type="gramEnd"/>
+      <w:r>
+        <w:rPr>
+          <w:sz w:val="13"/>
+          <w:szCs w:val="15"/>
+        </w:rPr>
+        <w:t xml:space="preserve"> or the Works carried out.</w:t>
       </w:r>
     </w:p>
     <w:p>
@@ -15135,7 +15894,6 @@
           <w:sz w:val="13"/>
           <w:szCs w:val="15"/>
         </w:rPr>
-        <w:lastRenderedPageBreak/>
         <w:t>1.15</w:t>
       </w:r>
       <w:r>
@@ -15379,7 +16137,23 @@
           <w:szCs w:val="15"/>
         </w:rPr>
         <w:tab/>
-        <w:t>Halton Foodservice shall not be obliged to carry out any Extras and shall only become obliged to do so on issuing a separate Order Acknowledgement in relation to any particular Extras which it agrees to carry out.  The terms on which Halton Foodservice agrees to carry out the Extras will be set out in the said Order Acknowledgement and in accordance with these conditions.</w:t>
+        <w:t xml:space="preserve">Halton Foodservice shall not be obliged to carry out any Extras and shall only become obliged to do so on issuing a separate Order Acknowledgement in relation to any </w:t>
+      </w:r>
+      <w:proofErr w:type="gramStart"/>
+      <w:r>
+        <w:rPr>
+          <w:sz w:val="13"/>
+          <w:szCs w:val="15"/>
+        </w:rPr>
+        <w:t>particular Extras</w:t>
+      </w:r>
+      <w:proofErr w:type="gramEnd"/>
+      <w:r>
+        <w:rPr>
+          <w:sz w:val="13"/>
+          <w:szCs w:val="15"/>
+        </w:rPr>
+        <w:t xml:space="preserve"> which it agrees to carry out.  The terms on which Halton Foodservice agrees to carry out the Extras will be set out in the said Order Acknowledgement and in accordance with these conditions.</w:t>
       </w:r>
     </w:p>
     <w:p>
@@ -15462,7 +16236,15 @@
       </w:r>
       <w:r>
         <w:tab/>
-        <w:t>Where the goods are manufactured and or assembled in accordance with any specification or other document provided to Halton Foodservice by the Customer Halton Foodservice shall be entitled to rely upon such specification as accurate and in all other respects correct provided that the goods are manufactured and or installed in accordance with the said specification.  The Customer will be responsible for any additional costs incurred by Halton Foodservice in the event that the specification or other document is inaccurate or otherwise incorrect.</w:t>
+        <w:t xml:space="preserve">Where the goods are manufactured and or assembled in accordance with any specification or other document provided to Halton Foodservice by the Customer Halton Foodservice shall be entitled to rely upon such specification as accurate and in all other respects correct provided that the goods are manufactured and or installed in accordance with the said specification.  The Customer will be responsible for any additional costs incurred by Halton Foodservice </w:t>
+      </w:r>
+      <w:proofErr w:type="gramStart"/>
+      <w:r>
+        <w:t>in the event that</w:t>
+      </w:r>
+      <w:proofErr w:type="gramEnd"/>
+      <w:r>
+        <w:t xml:space="preserve"> the specification or other document is inaccurate or otherwise incorrect.</w:t>
       </w:r>
     </w:p>
     <w:p>
@@ -15490,7 +16272,15 @@
       </w:r>
       <w:r>
         <w:tab/>
-        <w:t>Halton Foodservice shall be entitled to depart from the Quotation or Order Acknowledgement and or any agreed specification in the event that any of the materials required to enable manufacture of the Goods are not freely available or are likely to delay the Delivery Date.</w:t>
+        <w:t xml:space="preserve">Halton Foodservice shall be entitled to depart from the Quotation or Order Acknowledgement and or any agreed specification </w:t>
+      </w:r>
+      <w:proofErr w:type="gramStart"/>
+      <w:r>
+        <w:t>in the event that</w:t>
+      </w:r>
+      <w:proofErr w:type="gramEnd"/>
+      <w:r>
+        <w:t xml:space="preserve"> any of the materials required to enable manufacture of the Goods are not freely available or are likely to delay the Delivery Date.</w:t>
       </w:r>
     </w:p>
     <w:p>
@@ -15623,7 +16413,15 @@
       </w:r>
       <w:r>
         <w:tab/>
-        <w:t>The Customer shall at all times after the Delivery Date, provide safe storage at the Premises for all goods and materials to be supplied in accordance with The Works and such equipment and/or machinery as Halton Foodservice shall require to use, in connection with the installation of the Works.</w:t>
+        <w:t xml:space="preserve">The Customer shall at all times after the Delivery Date, provide safe storage at the Premises for all goods and materials to be supplied in accordance with The Works and such equipment and/or machinery as Halton Foodservice shall require </w:t>
+      </w:r>
+      <w:proofErr w:type="gramStart"/>
+      <w:r>
+        <w:t>to use</w:t>
+      </w:r>
+      <w:proofErr w:type="gramEnd"/>
+      <w:r>
+        <w:t>, in connection with the installation of the Works.</w:t>
       </w:r>
     </w:p>
     <w:p>
@@ -16047,7 +16845,11 @@
       </w:r>
       <w:r>
         <w:tab/>
-        <w:t>Notwithstanding that the goods (or any part of them) remain the property of Halton Foodservice; the Customer may sell or use the goods in the ordinary course of the Customers business at full market value for the account of Halton Foodservice.  Any such sale or dealing shall be a sale or use of Halton Foodservice’s property by the Customer on the Customer’s own behalf and the Customer shall deal as principal when making such sale or dealings.  Until property in the goods passes from Halton Foodservice the entire proceeds of sale or otherwise of the goods shall be held in trust for Halton Foodservice and shall not be mixed with other monies or paid into any overdrawn bank account and shall be at all material times identified as Halton Foodservice’s money.</w:t>
+        <w:t xml:space="preserve">Notwithstanding that the goods (or any part of them) remain the property of Halton Foodservice; the Customer may sell or use the goods in the ordinary course of the Customers business at full market value for the account of Halton Foodservice.  Any such sale or dealing shall be a sale or use of Halton Foodservice’s property by the Customer on the Customer’s own behalf and the Customer shall deal as principal when making such sale or dealings.  Until property in the goods passes </w:t>
+      </w:r>
+      <w:r>
+        <w:lastRenderedPageBreak/>
+        <w:t>from Halton Foodservice the entire proceeds of sale or otherwise of the goods shall be held in trust for Halton Foodservice and shall not be mixed with other monies or paid into any overdrawn bank account and shall be at all material times identified as Halton Foodservice’s money.</w:t>
       </w:r>
     </w:p>
     <w:p>
@@ -16079,12 +16881,19 @@
         <w:pStyle w:val="BodyTextIndent2"/>
       </w:pPr>
       <w:r>
-        <w:lastRenderedPageBreak/>
         <w:t xml:space="preserve">8.7 </w:t>
       </w:r>
       <w:r>
         <w:tab/>
-        <w:t>The Customer shall not pledge or in any way charge by the way of security for any indebtedness any of the goods which are the property of Halton Foodservice.  Without prejudice to other rights of Halton Foodservice if the Customer does so all sums whatever owing by the Customer to Halton Foodservice shall forthwith become due and payable.</w:t>
+        <w:t xml:space="preserve">The Customer shall not pledge or in any way charge </w:t>
+      </w:r>
+      <w:proofErr w:type="gramStart"/>
+      <w:r>
+        <w:t>by the way of</w:t>
+      </w:r>
+      <w:proofErr w:type="gramEnd"/>
+      <w:r>
+        <w:t xml:space="preserve"> security for any indebtedness any of the goods which are the property of Halton Foodservice.  Without prejudice to other rights of Halton Foodservice if the Customer does so all sums whatever owing by the Customer to Halton Foodservice shall forthwith become due and payable.</w:t>
       </w:r>
     </w:p>
     <w:p>
@@ -17021,6 +17830,7 @@
             </w:rPr>
             <w:t xml:space="preserve"> </w:t>
           </w:r>
+          <w:proofErr w:type="gramStart"/>
           <w:r>
             <w:rPr>
               <w:sz w:val="16"/>
@@ -17051,6 +17861,7 @@
             <w:t>um</w:t>
           </w:r>
           <w:proofErr w:type="spellEnd"/>
+          <w:proofErr w:type="gramEnd"/>
           <w:r>
             <w:rPr>
               <w:sz w:val="16"/>

--- a/app/costSheetGen/costSheetResources/costSheet_canopy.docx
+++ b/app/costSheetGen/costSheetResources/costSheet_canopy.docx
@@ -3411,16 +3411,6 @@
               </w:rPr>
               <w:t>section</w:t>
             </w:r>
-            <w:r>
-              <w:rPr>
-                <w:rFonts w:eastAsia="Times New Roman" w:cs="Arial"/>
-                <w:color w:val="000000"/>
-                <w:sz w:val="18"/>
-                <w:szCs w:val="18"/>
-                <w:lang w:eastAsia="en-GB"/>
-              </w:rPr>
-              <w:t>s</w:t>
-            </w:r>
             <w:proofErr w:type="spellEnd"/>
             <w:r>
               <w:rPr>
@@ -3570,7 +3560,6 @@
               </w:rPr>
             </w:pPr>
             <w:proofErr w:type="spellStart"/>
-            <w:proofErr w:type="gramStart"/>
             <w:r>
               <w:rPr>
                 <w:rFonts w:eastAsia="Times New Roman" w:cs="Arial"/>
@@ -3589,18 +3578,7 @@
                 <w:szCs w:val="18"/>
                 <w:lang w:eastAsia="en-GB"/>
               </w:rPr>
-              <w:t>extract</w:t>
-            </w:r>
-            <w:proofErr w:type="gramEnd"/>
-            <w:r>
-              <w:rPr>
-                <w:rFonts w:eastAsia="Times New Roman" w:cs="Arial"/>
-                <w:color w:val="000000"/>
-                <w:sz w:val="18"/>
-                <w:szCs w:val="18"/>
-                <w:lang w:eastAsia="en-GB"/>
-              </w:rPr>
-              <w:t>_static_pa</w:t>
+              <w:t>extract_static</w:t>
             </w:r>
             <w:proofErr w:type="spellEnd"/>
           </w:p>
@@ -5324,7 +5302,17 @@
                 <w:szCs w:val="18"/>
                 <w:lang w:eastAsia="en-GB"/>
               </w:rPr>
-              <w:t>no</w:t>
+              <w:t>n</w:t>
+            </w:r>
+            <w:r>
+              <w:rPr>
+                <w:rFonts w:eastAsia="Times New Roman" w:cs="Arial"/>
+                <w:color w:val="000000"/>
+                <w:sz w:val="18"/>
+                <w:szCs w:val="18"/>
+                <w:lang w:eastAsia="en-GB"/>
+              </w:rPr>
+              <w:t>umber</w:t>
             </w:r>
             <w:proofErr w:type="spellEnd"/>
           </w:p>
@@ -7915,27 +7903,7 @@
                 <w:szCs w:val="18"/>
                 <w:lang w:eastAsia="en-GB"/>
               </w:rPr>
-              <w:t>{%</w:t>
-            </w:r>
-            <w:r>
-              <w:rPr>
-                <w:rFonts w:eastAsia="Times New Roman" w:cs="Arial"/>
-                <w:color w:val="000000"/>
-                <w:sz w:val="18"/>
-                <w:szCs w:val="18"/>
-                <w:lang w:eastAsia="en-GB"/>
-              </w:rPr>
-              <w:t xml:space="preserve"> </w:t>
-            </w:r>
-            <w:r>
-              <w:rPr>
-                <w:rFonts w:eastAsia="Times New Roman" w:cs="Arial"/>
-                <w:color w:val="000000"/>
-                <w:sz w:val="18"/>
-                <w:szCs w:val="18"/>
-                <w:lang w:eastAsia="en-GB"/>
-              </w:rPr>
-              <w:t xml:space="preserve">for canopy in </w:t>
+              <w:t xml:space="preserve">{%for canopy in </w:t>
             </w:r>
             <w:proofErr w:type="spellStart"/>
             <w:r>
@@ -9614,7 +9582,6 @@
         </w:rPr>
         <w:t xml:space="preserve">{% if </w:t>
       </w:r>
-      <w:proofErr w:type="spellStart"/>
       <w:r>
         <w:rPr>
           <w:rFonts w:eastAsia="Times New Roman" w:cs="Arial"/>
@@ -9623,9 +9590,8 @@
           <w:szCs w:val="18"/>
           <w:lang w:eastAsia="en-GB"/>
         </w:rPr>
-        <w:t>floor_</w:t>
-      </w:r>
-      <w:proofErr w:type="gramStart"/>
+        <w:t>true</w:t>
+      </w:r>
       <w:r>
         <w:rPr>
           <w:rFonts w:eastAsia="Times New Roman" w:cs="Arial"/>
@@ -9634,29 +9600,7 @@
           <w:szCs w:val="18"/>
           <w:lang w:eastAsia="en-GB"/>
         </w:rPr>
-        <w:t>data.cladding</w:t>
-      </w:r>
-      <w:proofErr w:type="gramEnd"/>
-      <w:r>
-        <w:rPr>
-          <w:rFonts w:eastAsia="Times New Roman" w:cs="Arial"/>
-          <w:color w:val="000000"/>
-          <w:sz w:val="18"/>
-          <w:szCs w:val="18"/>
-          <w:lang w:eastAsia="en-GB"/>
-        </w:rPr>
-        <w:t>_total</w:t>
-      </w:r>
-      <w:proofErr w:type="spellEnd"/>
-      <w:r>
-        <w:rPr>
-          <w:rFonts w:eastAsia="Times New Roman" w:cs="Arial"/>
-          <w:color w:val="000000"/>
-          <w:sz w:val="18"/>
-          <w:szCs w:val="18"/>
-          <w:lang w:eastAsia="en-GB"/>
-        </w:rPr>
-        <w:t xml:space="preserve"> &gt; 0 %}</w:t>
+        <w:t xml:space="preserve"> %}</w:t>
       </w:r>
     </w:p>
     <w:tbl>
@@ -10193,18 +10137,6 @@
               </w:rPr>
               <w:t>}}</w:t>
             </w:r>
-          </w:p>
-          <w:p>
-            <w:pPr>
-              <w:spacing w:after="0" w:line="276" w:lineRule="auto"/>
-              <w:rPr>
-                <w:rFonts w:eastAsia="Times New Roman" w:cs="Arial"/>
-                <w:color w:val="000000"/>
-                <w:sz w:val="18"/>
-                <w:szCs w:val="18"/>
-                <w:lang w:eastAsia="en-GB"/>
-              </w:rPr>
-            </w:pPr>
           </w:p>
         </w:tc>
         <w:tc>
@@ -12354,6 +12286,7 @@
                 <w:sz w:val="24"/>
                 <w:lang w:eastAsia="en-GB"/>
               </w:rPr>
+              <w:lastRenderedPageBreak/>
               <w:t>£</w:t>
             </w:r>
           </w:p>
@@ -13758,7 +13691,6 @@
           <w:sz w:val="18"/>
           <w:szCs w:val="18"/>
         </w:rPr>
-        <w:lastRenderedPageBreak/>
         <w:t>Fire Suppression System.</w:t>
       </w:r>
     </w:p>
@@ -13842,6 +13774,7 @@
           <w:sz w:val="18"/>
           <w:szCs w:val="18"/>
         </w:rPr>
+        <w:lastRenderedPageBreak/>
         <w:t>Gas Interlocking System in accordance with BS:6173, to include gas solenoid valve and proving sensors.</w:t>
       </w:r>
     </w:p>
@@ -15735,7 +15668,6 @@
           <w:sz w:val="13"/>
           <w:szCs w:val="15"/>
         </w:rPr>
-        <w:lastRenderedPageBreak/>
         <w:t>1.10</w:t>
       </w:r>
       <w:r>
@@ -15894,6 +15826,7 @@
           <w:sz w:val="13"/>
           <w:szCs w:val="15"/>
         </w:rPr>
+        <w:lastRenderedPageBreak/>
         <w:t>1.15</w:t>
       </w:r>
       <w:r>
@@ -16845,11 +16778,7 @@
       </w:r>
       <w:r>
         <w:tab/>
-        <w:t xml:space="preserve">Notwithstanding that the goods (or any part of them) remain the property of Halton Foodservice; the Customer may sell or use the goods in the ordinary course of the Customers business at full market value for the account of Halton Foodservice.  Any such sale or dealing shall be a sale or use of Halton Foodservice’s property by the Customer on the Customer’s own behalf and the Customer shall deal as principal when making such sale or dealings.  Until property in the goods passes </w:t>
-      </w:r>
-      <w:r>
-        <w:lastRenderedPageBreak/>
-        <w:t>from Halton Foodservice the entire proceeds of sale or otherwise of the goods shall be held in trust for Halton Foodservice and shall not be mixed with other monies or paid into any overdrawn bank account and shall be at all material times identified as Halton Foodservice’s money.</w:t>
+        <w:t>Notwithstanding that the goods (or any part of them) remain the property of Halton Foodservice; the Customer may sell or use the goods in the ordinary course of the Customers business at full market value for the account of Halton Foodservice.  Any such sale or dealing shall be a sale or use of Halton Foodservice’s property by the Customer on the Customer’s own behalf and the Customer shall deal as principal when making such sale or dealings.  Until property in the goods passes from Halton Foodservice the entire proceeds of sale or otherwise of the goods shall be held in trust for Halton Foodservice and shall not be mixed with other monies or paid into any overdrawn bank account and shall be at all material times identified as Halton Foodservice’s money.</w:t>
       </w:r>
     </w:p>
     <w:p>
@@ -16881,6 +16810,7 @@
         <w:pStyle w:val="BodyTextIndent2"/>
       </w:pPr>
       <w:r>
+        <w:lastRenderedPageBreak/>
         <w:t xml:space="preserve">8.7 </w:t>
       </w:r>
       <w:r>

--- a/app/costSheetGen/costSheetResources/costSheet_canopy.docx
+++ b/app/costSheetGen/costSheetResources/costSheet_canopy.docx
@@ -1332,6 +1332,23 @@
     </w:p>
     <w:p>
       <w:pPr>
+        <w:spacing w:after="0" w:line="200" w:lineRule="atLeast"/>
+        <w:jc w:val="center"/>
+        <w:rPr>
+          <w:b/>
+          <w:szCs w:val="20"/>
+        </w:rPr>
+      </w:pPr>
+      <w:r>
+        <w:rPr>
+          <w:b/>
+          <w:szCs w:val="20"/>
+        </w:rPr>
+        <w:t>We specifically exclude any works not mentioned for within this quotation. If you think we have missed something out, please call the Sales Team immediately for clarification.</w:t>
+      </w:r>
+    </w:p>
+    <w:p>
+      <w:pPr>
         <w:tabs>
           <w:tab w:val="left" w:pos="1440"/>
           <w:tab w:val="right" w:pos="8730"/>
@@ -1339,26 +1356,10 @@
         <w:spacing w:after="0" w:line="276" w:lineRule="auto"/>
         <w:rPr>
           <w:rFonts w:cs="Arial"/>
-          <w:szCs w:val="20"/>
-        </w:rPr>
-      </w:pPr>
-    </w:p>
-    <w:p>
-      <w:pPr>
-        <w:spacing w:after="0" w:line="200" w:lineRule="atLeast"/>
-        <w:jc w:val="center"/>
-        <w:rPr>
-          <w:b/>
-          <w:szCs w:val="20"/>
-        </w:rPr>
-      </w:pPr>
-      <w:r>
-        <w:rPr>
-          <w:b/>
-          <w:szCs w:val="20"/>
-        </w:rPr>
-        <w:t>We specifically exclude any works not mentioned for within this quotation. If you think we have missed something out, please call the Sales Team immediately for clarification.</w:t>
-      </w:r>
+          <w:bCs/>
+          <w:szCs w:val="20"/>
+        </w:rPr>
+      </w:pPr>
     </w:p>
     <w:p>
       <w:pPr>
@@ -1369,8 +1370,9 @@
         <w:spacing w:after="0" w:line="276" w:lineRule="auto"/>
         <w:rPr>
           <w:rFonts w:cs="Arial"/>
-          <w:bCs/>
-          <w:szCs w:val="20"/>
+          <w:b/>
+          <w:color w:val="2499D5"/>
+          <w:sz w:val="24"/>
         </w:rPr>
       </w:pPr>
     </w:p>
@@ -1384,21 +1386,6 @@
         <w:rPr>
           <w:rFonts w:cs="Arial"/>
           <w:b/>
-          <w:color w:val="2499D5"/>
-          <w:sz w:val="24"/>
-        </w:rPr>
-      </w:pPr>
-    </w:p>
-    <w:p>
-      <w:pPr>
-        <w:tabs>
-          <w:tab w:val="left" w:pos="1440"/>
-          <w:tab w:val="right" w:pos="8730"/>
-        </w:tabs>
-        <w:spacing w:after="0" w:line="276" w:lineRule="auto"/>
-        <w:rPr>
-          <w:rFonts w:cs="Arial"/>
-          <w:b/>
           <w:sz w:val="24"/>
         </w:rPr>
       </w:pPr>
@@ -1595,44 +1582,6 @@
         </w:rPr>
         <w:t xml:space="preserve"> illumination level of 500 lux to the cooking surface.</w:t>
       </w:r>
-    </w:p>
-    <w:p>
-      <w:pPr>
-        <w:tabs>
-          <w:tab w:val="left" w:pos="1440"/>
-          <w:tab w:val="right" w:pos="8730"/>
-        </w:tabs>
-        <w:spacing w:after="0" w:line="200" w:lineRule="atLeast"/>
-        <w:rPr>
-          <w:szCs w:val="20"/>
-        </w:rPr>
-      </w:pPr>
-      <w:proofErr w:type="gramStart"/>
-      <w:r>
-        <w:rPr>
-          <w:szCs w:val="20"/>
-        </w:rPr>
-        <w:t>{{ model</w:t>
-      </w:r>
-      <w:proofErr w:type="gramEnd"/>
-      <w:r>
-        <w:rPr>
-          <w:szCs w:val="20"/>
-        </w:rPr>
-        <w:t xml:space="preserve"> }}</w:t>
-      </w:r>
-    </w:p>
-    <w:p>
-      <w:pPr>
-        <w:tabs>
-          <w:tab w:val="left" w:pos="1440"/>
-          <w:tab w:val="right" w:pos="8730"/>
-        </w:tabs>
-        <w:spacing w:after="0" w:line="200" w:lineRule="atLeast"/>
-        <w:rPr>
-          <w:szCs w:val="20"/>
-        </w:rPr>
-      </w:pPr>
     </w:p>
     <w:p>
       <w:pPr>
@@ -3639,7 +3588,7 @@
                 <w:szCs w:val="18"/>
                 <w:lang w:eastAsia="en-GB"/>
               </w:rPr>
-              <w:t xml:space="preserve">{% if </w:t>
+              <w:t>{{</w:t>
             </w:r>
             <w:proofErr w:type="spellStart"/>
             <w:proofErr w:type="gramStart"/>
@@ -3651,7 +3600,17 @@
                 <w:szCs w:val="18"/>
                 <w:lang w:eastAsia="en-GB"/>
               </w:rPr>
-              <w:t>canopy.suply</w:t>
+              <w:t>canopy</w:t>
+            </w:r>
+            <w:r>
+              <w:rPr>
+                <w:rFonts w:eastAsia="Times New Roman" w:cs="Arial"/>
+                <w:color w:val="000000"/>
+                <w:sz w:val="18"/>
+                <w:szCs w:val="18"/>
+                <w:lang w:eastAsia="en-GB"/>
+              </w:rPr>
+              <w:t>.makeup</w:t>
             </w:r>
             <w:proofErr w:type="gramEnd"/>
             <w:r>
@@ -3673,55 +3632,8 @@
                 <w:szCs w:val="18"/>
                 <w:lang w:eastAsia="en-GB"/>
               </w:rPr>
-              <w:t xml:space="preserve"> is not none %}</w:t>
-            </w:r>
-          </w:p>
-          <w:p>
-            <w:pPr>
-              <w:spacing w:after="0" w:line="240" w:lineRule="auto"/>
-              <w:jc w:val="center"/>
-              <w:rPr>
-                <w:rFonts w:eastAsia="Times New Roman" w:cs="Arial"/>
-                <w:color w:val="000000"/>
-                <w:sz w:val="18"/>
-                <w:szCs w:val="18"/>
-                <w:lang w:eastAsia="en-GB"/>
-              </w:rPr>
-            </w:pPr>
-            <w:r>
-              <w:rPr>
-                <w:rFonts w:eastAsia="Times New Roman" w:cs="Arial"/>
-                <w:color w:val="000000"/>
-                <w:sz w:val="18"/>
-                <w:szCs w:val="18"/>
-                <w:lang w:eastAsia="en-GB"/>
-              </w:rPr>
-              <w:t>{{</w:t>
-            </w:r>
-            <w:proofErr w:type="spellStart"/>
-            <w:proofErr w:type="gramStart"/>
-            <w:r>
-              <w:rPr>
-                <w:rFonts w:eastAsia="Times New Roman" w:cs="Arial"/>
-                <w:color w:val="000000"/>
-                <w:sz w:val="18"/>
-                <w:szCs w:val="18"/>
-                <w:lang w:eastAsia="en-GB"/>
-              </w:rPr>
-              <w:t>canopy.supply</w:t>
-            </w:r>
-            <w:proofErr w:type="gramEnd"/>
-            <w:r>
-              <w:rPr>
-                <w:rFonts w:eastAsia="Times New Roman" w:cs="Arial"/>
-                <w:color w:val="000000"/>
-                <w:sz w:val="18"/>
-                <w:szCs w:val="18"/>
-                <w:lang w:eastAsia="en-GB"/>
-              </w:rPr>
-              <w:t>_air</w:t>
-            </w:r>
-            <w:proofErr w:type="spellEnd"/>
+              <w:t xml:space="preserve"> </w:t>
+            </w:r>
             <w:r>
               <w:rPr>
                 <w:rFonts w:eastAsia="Times New Roman" w:cs="Arial"/>
@@ -3731,29 +3643,6 @@
                 <w:lang w:eastAsia="en-GB"/>
               </w:rPr>
               <w:t>}}</w:t>
-            </w:r>
-          </w:p>
-          <w:p>
-            <w:pPr>
-              <w:spacing w:after="0" w:line="240" w:lineRule="auto"/>
-              <w:jc w:val="center"/>
-              <w:rPr>
-                <w:rFonts w:eastAsia="Times New Roman" w:cs="Arial"/>
-                <w:color w:val="000000"/>
-                <w:sz w:val="18"/>
-                <w:szCs w:val="18"/>
-                <w:lang w:eastAsia="en-GB"/>
-              </w:rPr>
-            </w:pPr>
-            <w:r>
-              <w:rPr>
-                <w:rFonts w:eastAsia="Times New Roman" w:cs="Arial"/>
-                <w:color w:val="000000"/>
-                <w:sz w:val="18"/>
-                <w:szCs w:val="18"/>
-                <w:lang w:eastAsia="en-GB"/>
-              </w:rPr>
-              <w:t>{% endif %}</w:t>
             </w:r>
           </w:p>
         </w:tc>
@@ -3906,7 +3795,7 @@
                 <w:szCs w:val="18"/>
                 <w:lang w:eastAsia="en-GB"/>
               </w:rPr>
-              <w:t>{{</w:t>
+              <w:t>LED</w:t>
             </w:r>
           </w:p>
           <w:p>
@@ -3921,53 +3810,6 @@
                 <w:lang w:eastAsia="en-GB"/>
               </w:rPr>
             </w:pPr>
-            <w:proofErr w:type="spellStart"/>
-            <w:proofErr w:type="gramStart"/>
-            <w:r>
-              <w:rPr>
-                <w:rFonts w:eastAsia="Times New Roman" w:cs="Arial"/>
-                <w:color w:val="000000"/>
-                <w:sz w:val="18"/>
-                <w:szCs w:val="18"/>
-                <w:lang w:eastAsia="en-GB"/>
-              </w:rPr>
-              <w:t>c</w:t>
-            </w:r>
-            <w:r>
-              <w:rPr>
-                <w:rFonts w:eastAsia="Times New Roman" w:cs="Arial"/>
-                <w:color w:val="000000"/>
-                <w:sz w:val="18"/>
-                <w:szCs w:val="18"/>
-                <w:lang w:eastAsia="en-GB"/>
-              </w:rPr>
-              <w:t>anopy.lights</w:t>
-            </w:r>
-            <w:proofErr w:type="spellEnd"/>
-            <w:proofErr w:type="gramEnd"/>
-          </w:p>
-          <w:p>
-            <w:pPr>
-              <w:spacing w:after="0" w:line="240" w:lineRule="auto"/>
-              <w:jc w:val="center"/>
-              <w:rPr>
-                <w:rFonts w:eastAsia="Times New Roman" w:cs="Arial"/>
-                <w:color w:val="000000"/>
-                <w:sz w:val="18"/>
-                <w:szCs w:val="18"/>
-                <w:lang w:eastAsia="en-GB"/>
-              </w:rPr>
-            </w:pPr>
-            <w:r>
-              <w:rPr>
-                <w:rFonts w:eastAsia="Times New Roman" w:cs="Arial"/>
-                <w:color w:val="000000"/>
-                <w:sz w:val="18"/>
-                <w:szCs w:val="18"/>
-                <w:lang w:eastAsia="en-GB"/>
-              </w:rPr>
-              <w:t>}}</w:t>
-            </w:r>
           </w:p>
         </w:tc>
       </w:tr>
@@ -4100,30 +3942,14 @@
           <w:rFonts w:cs="Arial"/>
           <w:szCs w:val="20"/>
         </w:rPr>
-        <w:t>floor_</w:t>
-      </w:r>
-      <w:proofErr w:type="gramStart"/>
+        <w:t>floor_data</w:t>
+      </w:r>
       <w:r>
         <w:rPr>
           <w:rFonts w:cs="Arial"/>
           <w:szCs w:val="20"/>
         </w:rPr>
-        <w:t>data</w:t>
-      </w:r>
-      <w:r>
-        <w:rPr>
-          <w:rFonts w:cs="Arial"/>
-          <w:szCs w:val="20"/>
-        </w:rPr>
-        <w:t>.important</w:t>
-      </w:r>
-      <w:proofErr w:type="gramEnd"/>
-      <w:r>
-        <w:rPr>
-          <w:rFonts w:cs="Arial"/>
-          <w:szCs w:val="20"/>
-        </w:rPr>
-        <w:t>_note</w:t>
+        <w:t>.important_note</w:t>
       </w:r>
       <w:proofErr w:type="spellEnd"/>
       <w:r>
@@ -5269,7 +5095,6 @@
                 <w:szCs w:val="18"/>
                 <w:lang w:eastAsia="en-GB"/>
               </w:rPr>
-              <w:lastRenderedPageBreak/>
               <w:t xml:space="preserve">{{ </w:t>
             </w:r>
             <w:proofErr w:type="spellStart"/>
@@ -5292,27 +5117,7 @@
                 <w:szCs w:val="18"/>
                 <w:lang w:eastAsia="en-GB"/>
               </w:rPr>
-              <w:t>.item_</w:t>
-            </w:r>
-            <w:r>
-              <w:rPr>
-                <w:rFonts w:eastAsia="Times New Roman" w:cs="Arial"/>
-                <w:color w:val="000000"/>
-                <w:sz w:val="18"/>
-                <w:szCs w:val="18"/>
-                <w:lang w:eastAsia="en-GB"/>
-              </w:rPr>
-              <w:t>n</w:t>
-            </w:r>
-            <w:r>
-              <w:rPr>
-                <w:rFonts w:eastAsia="Times New Roman" w:cs="Arial"/>
-                <w:color w:val="000000"/>
-                <w:sz w:val="18"/>
-                <w:szCs w:val="18"/>
-                <w:lang w:eastAsia="en-GB"/>
-              </w:rPr>
-              <w:t>umber</w:t>
+              <w:t>.item_no</w:t>
             </w:r>
             <w:proofErr w:type="spellEnd"/>
           </w:p>
@@ -5703,42 +5508,37 @@
               <w:rPr>
                 <w:rFonts w:eastAsia="Times New Roman" w:cs="Arial"/>
                 <w:color w:val="000000"/>
-                <w:sz w:val="2"/>
-                <w:szCs w:val="2"/>
-                <w:lang w:eastAsia="en-GB"/>
-              </w:rPr>
-            </w:pPr>
-            <w:r>
-              <w:rPr>
-                <w:rFonts w:eastAsia="Times New Roman" w:cs="Arial"/>
-                <w:color w:val="000000"/>
-                <w:sz w:val="2"/>
-                <w:szCs w:val="2"/>
-                <w:lang w:eastAsia="en-GB"/>
-              </w:rPr>
-              <w:t xml:space="preserve">{% </w:t>
-            </w:r>
-            <w:proofErr w:type="spellStart"/>
-            <w:r>
-              <w:rPr>
-                <w:rFonts w:eastAsia="Times New Roman" w:cs="Arial"/>
-                <w:color w:val="000000"/>
-                <w:sz w:val="2"/>
-                <w:szCs w:val="2"/>
-                <w:lang w:eastAsia="en-GB"/>
-              </w:rPr>
-              <w:t>endfor</w:t>
-            </w:r>
-            <w:proofErr w:type="spellEnd"/>
-            <w:r>
-              <w:rPr>
-                <w:rFonts w:eastAsia="Times New Roman" w:cs="Arial"/>
-                <w:color w:val="000000"/>
-                <w:sz w:val="2"/>
-                <w:szCs w:val="2"/>
-                <w:lang w:eastAsia="en-GB"/>
-              </w:rPr>
-              <w:t xml:space="preserve"> %}</w:t>
+                <w:szCs w:val="20"/>
+                <w:lang w:eastAsia="en-GB"/>
+              </w:rPr>
+            </w:pPr>
+            <w:r>
+              <w:rPr>
+                <w:rFonts w:eastAsia="Times New Roman" w:cs="Arial"/>
+                <w:color w:val="000000"/>
+                <w:szCs w:val="20"/>
+                <w:lang w:eastAsia="en-GB"/>
+              </w:rPr>
+              <w:lastRenderedPageBreak/>
+              <w:t>{%</w:t>
+            </w:r>
+            <w:r>
+              <w:rPr>
+                <w:rFonts w:eastAsia="Times New Roman" w:cs="Arial"/>
+                <w:color w:val="000000"/>
+                <w:szCs w:val="20"/>
+                <w:lang w:eastAsia="en-GB"/>
+              </w:rPr>
+              <w:t>tr</w:t>
+            </w:r>
+            <w:r>
+              <w:rPr>
+                <w:rFonts w:eastAsia="Times New Roman" w:cs="Arial"/>
+                <w:color w:val="000000"/>
+                <w:szCs w:val="20"/>
+                <w:lang w:eastAsia="en-GB"/>
+              </w:rPr>
+              <w:t xml:space="preserve"> endfor %}</w:t>
             </w:r>
           </w:p>
         </w:tc>
@@ -5905,21 +5705,6 @@
         </w:rPr>
         <w:t>{% endif %}</w:t>
       </w:r>
-    </w:p>
-    <w:p>
-      <w:pPr>
-        <w:tabs>
-          <w:tab w:val="left" w:pos="1440"/>
-          <w:tab w:val="right" w:pos="8730"/>
-        </w:tabs>
-        <w:spacing w:after="0" w:line="276" w:lineRule="auto"/>
-        <w:rPr>
-          <w:rFonts w:cs="Arial"/>
-          <w:b/>
-          <w:color w:val="2499D5"/>
-          <w:sz w:val="24"/>
-        </w:rPr>
-      </w:pPr>
     </w:p>
     <w:p>
       <w:pPr>
@@ -7386,10 +7171,20 @@
         <w:rPr>
           <w:rFonts w:cs="Arial"/>
           <w:b/>
+          <w:sz w:val="6"/>
+          <w:szCs w:val="6"/>
+        </w:rPr>
+      </w:pPr>
+      <w:r>
+        <w:rPr>
+          <w:rFonts w:cs="Arial"/>
+          <w:b/>
           <w:sz w:val="32"/>
           <w:szCs w:val="32"/>
         </w:rPr>
-      </w:pPr>
+        <w:t xml:space="preserve">Pricing </w:t>
+      </w:r>
+      <w:proofErr w:type="gramStart"/>
       <w:r>
         <w:rPr>
           <w:rFonts w:cs="Arial"/>
@@ -7397,96 +7192,66 @@
           <w:sz w:val="32"/>
           <w:szCs w:val="32"/>
         </w:rPr>
-        <w:t>Pricing Schedule</w:t>
-      </w:r>
-    </w:p>
-    <w:p>
-      <w:pPr>
-        <w:spacing w:after="0" w:line="276" w:lineRule="auto"/>
+        <w:t>Schedule</w:t>
+      </w:r>
+      <w:r>
         <w:rPr>
           <w:rFonts w:cs="Arial"/>
           <w:b/>
-          <w:sz w:val="32"/>
-          <w:szCs w:val="32"/>
-        </w:rPr>
-      </w:pPr>
+          <w:sz w:val="6"/>
+          <w:szCs w:val="6"/>
+        </w:rPr>
+        <w:t>{</w:t>
+      </w:r>
+      <w:proofErr w:type="gramEnd"/>
       <w:r>
         <w:rPr>
           <w:rFonts w:cs="Arial"/>
           <w:b/>
-          <w:sz w:val="32"/>
-          <w:szCs w:val="32"/>
-        </w:rPr>
-        <w:t xml:space="preserve">{% for </w:t>
+          <w:sz w:val="6"/>
+          <w:szCs w:val="6"/>
+        </w:rPr>
+        <w:t xml:space="preserve">% for </w:t>
       </w:r>
       <w:proofErr w:type="spellStart"/>
       <w:r>
         <w:rPr>
           <w:rFonts w:cs="Arial"/>
           <w:b/>
-          <w:sz w:val="32"/>
-          <w:szCs w:val="32"/>
-        </w:rPr>
-        <w:t>kitchen</w:t>
-      </w:r>
+          <w:sz w:val="6"/>
+          <w:szCs w:val="6"/>
+        </w:rPr>
+        <w:t>kitchen_name</w:t>
+      </w:r>
+      <w:proofErr w:type="spellEnd"/>
       <w:r>
         <w:rPr>
           <w:rFonts w:cs="Arial"/>
           <w:b/>
-          <w:sz w:val="32"/>
-          <w:szCs w:val="32"/>
-        </w:rPr>
-        <w:t>_name</w:t>
+          <w:sz w:val="6"/>
+          <w:szCs w:val="6"/>
+        </w:rPr>
+        <w:t xml:space="preserve">, floors in </w:t>
+      </w:r>
+      <w:proofErr w:type="spellStart"/>
+      <w:r>
+        <w:rPr>
+          <w:rFonts w:cs="Arial"/>
+          <w:b/>
+          <w:sz w:val="6"/>
+          <w:szCs w:val="6"/>
+        </w:rPr>
+        <w:t>grouped_canopy_data.items</w:t>
       </w:r>
       <w:proofErr w:type="spellEnd"/>
       <w:r>
         <w:rPr>
           <w:rFonts w:cs="Arial"/>
           <w:b/>
-          <w:sz w:val="32"/>
-          <w:szCs w:val="32"/>
-        </w:rPr>
-        <w:t xml:space="preserve">, floors in </w:t>
-      </w:r>
-      <w:proofErr w:type="spellStart"/>
-      <w:r>
-        <w:rPr>
-          <w:rFonts w:cs="Arial"/>
-          <w:b/>
-          <w:sz w:val="32"/>
-          <w:szCs w:val="32"/>
-        </w:rPr>
-        <w:t>grouped_canopy_</w:t>
-      </w:r>
-      <w:proofErr w:type="gramStart"/>
-      <w:r>
-        <w:rPr>
-          <w:rFonts w:cs="Arial"/>
-          <w:b/>
-          <w:sz w:val="32"/>
-          <w:szCs w:val="32"/>
-        </w:rPr>
-        <w:t>data.items</w:t>
-      </w:r>
-      <w:proofErr w:type="spellEnd"/>
-      <w:proofErr w:type="gramEnd"/>
-      <w:r>
-        <w:rPr>
-          <w:rFonts w:cs="Arial"/>
-          <w:b/>
-          <w:sz w:val="32"/>
-          <w:szCs w:val="32"/>
-        </w:rPr>
-        <w:t>()</w:t>
-      </w:r>
-      <w:r>
-        <w:rPr>
-          <w:rFonts w:cs="Arial"/>
-          <w:b/>
-          <w:sz w:val="32"/>
-          <w:szCs w:val="32"/>
-        </w:rPr>
-        <w:t xml:space="preserve"> %}</w:t>
+          <w:sz w:val="6"/>
+          <w:szCs w:val="6"/>
+        </w:rPr>
+        <w:t>() %}</w:t>
       </w:r>
     </w:p>
     <w:p>
@@ -7960,7 +7725,6 @@
                 <w:szCs w:val="18"/>
                 <w:lang w:eastAsia="en-GB"/>
               </w:rPr>
-              <w:lastRenderedPageBreak/>
               <w:t>{{</w:t>
             </w:r>
             <w:proofErr w:type="spellStart"/>
@@ -8032,7 +7796,6 @@
                 <w:szCs w:val="18"/>
                 <w:lang w:eastAsia="en-GB"/>
               </w:rPr>
-              <w:lastRenderedPageBreak/>
               <w:t>Halton</w:t>
             </w:r>
             <w:r>
@@ -8189,6 +7952,16 @@
                 <w:lang w:eastAsia="en-GB"/>
               </w:rPr>
               <w:t>}}</w:t>
+            </w:r>
+            <w:r>
+              <w:rPr>
+                <w:rFonts w:eastAsia="Times New Roman" w:cs="Arial"/>
+                <w:color w:val="000000"/>
+                <w:sz w:val="18"/>
+                <w:szCs w:val="18"/>
+                <w:lang w:eastAsia="en-GB"/>
+              </w:rPr>
+              <w:t>.</w:t>
             </w:r>
             <w:r>
               <w:rPr>
@@ -8633,6 +8406,16 @@
               </w:rPr>
               <w:t>}</w:t>
             </w:r>
+            <w:r>
+              <w:rPr>
+                <w:rFonts w:eastAsia="Times New Roman" w:cs="Arial"/>
+                <w:color w:val="000000"/>
+                <w:sz w:val="18"/>
+                <w:szCs w:val="18"/>
+                <w:lang w:eastAsia="en-GB"/>
+              </w:rPr>
+              <w:t>.0</w:t>
+            </w:r>
           </w:p>
         </w:tc>
       </w:tr>
@@ -8756,6 +8539,7 @@
                 <w:lang w:eastAsia="en-GB"/>
               </w:rPr>
             </w:pPr>
+            <w:proofErr w:type="gramStart"/>
             <w:r>
               <w:rPr>
                 <w:rFonts w:eastAsia="Times New Roman" w:cs="Arial"/>
@@ -8766,8 +8550,73 @@
               </w:rPr>
               <w:t>£</w:t>
             </w:r>
+            <w:r>
+              <w:rPr>
+                <w:rFonts w:eastAsia="Times New Roman" w:cs="Arial"/>
+                <w:color w:val="000000"/>
+                <w:sz w:val="18"/>
+                <w:szCs w:val="18"/>
+                <w:lang w:eastAsia="en-GB"/>
+              </w:rPr>
+              <w:t>{</w:t>
+            </w:r>
+            <w:proofErr w:type="gramEnd"/>
+            <w:r>
+              <w:rPr>
+                <w:rFonts w:eastAsia="Times New Roman" w:cs="Arial"/>
+                <w:color w:val="000000"/>
+                <w:sz w:val="18"/>
+                <w:szCs w:val="18"/>
+                <w:lang w:eastAsia="en-GB"/>
+              </w:rPr>
+              <w:t>{</w:t>
+            </w:r>
+            <w:proofErr w:type="spellStart"/>
+            <w:r>
+              <w:rPr>
+                <w:rFonts w:eastAsia="Times New Roman" w:cs="Arial"/>
+                <w:color w:val="000000"/>
+                <w:sz w:val="18"/>
+                <w:szCs w:val="18"/>
+                <w:lang w:eastAsia="en-GB"/>
+              </w:rPr>
+              <w:t>floor_data</w:t>
+            </w:r>
+            <w:r>
+              <w:rPr>
+                <w:rFonts w:eastAsia="Times New Roman" w:cs="Arial"/>
+                <w:color w:val="000000"/>
+                <w:sz w:val="18"/>
+                <w:szCs w:val="18"/>
+                <w:lang w:eastAsia="en-GB"/>
+              </w:rPr>
+              <w:t>.test_commission</w:t>
+            </w:r>
+            <w:proofErr w:type="spellEnd"/>
+            <w:r>
+              <w:rPr>
+                <w:rFonts w:eastAsia="Times New Roman" w:cs="Arial"/>
+                <w:color w:val="000000"/>
+                <w:sz w:val="18"/>
+                <w:szCs w:val="18"/>
+                <w:lang w:eastAsia="en-GB"/>
+              </w:rPr>
+              <w:t xml:space="preserve"> </w:t>
+            </w:r>
+            <w:r>
+              <w:rPr>
+                <w:rFonts w:eastAsia="Times New Roman" w:cs="Arial"/>
+                <w:color w:val="000000"/>
+                <w:sz w:val="18"/>
+                <w:szCs w:val="18"/>
+                <w:lang w:eastAsia="en-GB"/>
+              </w:rPr>
+              <w:t>}}</w:t>
+            </w:r>
+            <w:proofErr w:type="spellStart"/>
           </w:p>
         </w:tc>
+        <w:proofErr w:type="spellEnd"/>
       </w:tr>
       <w:tr>
         <w:trPr>
@@ -8883,6 +8732,50 @@
               </w:rPr>
               <w:t>£</w:t>
             </w:r>
+            <w:r>
+              <w:rPr>
+                <w:rFonts w:eastAsia="Times New Roman" w:cs="Arial"/>
+                <w:b/>
+                <w:bCs/>
+                <w:color w:val="000000"/>
+                <w:szCs w:val="20"/>
+                <w:lang w:eastAsia="en-GB"/>
+              </w:rPr>
+              <w:t>{{floor_data.subtotal</w:t>
+            </w:r>
+            <w:r>
+              <w:rPr>
+                <w:rFonts w:eastAsia="Times New Roman" w:cs="Arial"/>
+                <w:b/>
+                <w:bCs/>
+                <w:color w:val="000000"/>
+                <w:szCs w:val="20"/>
+                <w:lang w:eastAsia="en-GB"/>
+              </w:rPr>
+              <w:t>+floor_data.p182</w:t>
+            </w:r>
+            <w:r>
+              <w:rPr>
+                <w:rFonts w:eastAsia="Times New Roman" w:cs="Arial"/>
+                <w:b/>
+                <w:bCs/>
+                <w:color w:val="000000"/>
+                <w:szCs w:val="20"/>
+                <w:lang w:eastAsia="en-GB"/>
+              </w:rPr>
+              <w:t xml:space="preserve"> </w:t>
+            </w:r>
+            <w:r>
+              <w:rPr>
+                <w:rFonts w:eastAsia="Times New Roman" w:cs="Arial"/>
+                <w:b/>
+                <w:bCs/>
+                <w:color w:val="000000"/>
+                <w:szCs w:val="20"/>
+                <w:lang w:eastAsia="en-GB"/>
+              </w:rPr>
+              <w:t>}}</w:t>
+            </w:r>
           </w:p>
         </w:tc>
       </w:tr>
@@ -9008,10 +8901,10 @@
         <w:tblLook w:val="04A0" w:firstRow="1" w:lastRow="0" w:firstColumn="1" w:lastColumn="0" w:noHBand="0" w:noVBand="1"/>
       </w:tblPr>
       <w:tblGrid>
-        <w:gridCol w:w="427"/>
-        <w:gridCol w:w="865"/>
-        <w:gridCol w:w="6464"/>
-        <w:gridCol w:w="1815"/>
+        <w:gridCol w:w="392"/>
+        <w:gridCol w:w="831"/>
+        <w:gridCol w:w="6430"/>
+        <w:gridCol w:w="1918"/>
       </w:tblGrid>
       <w:tr>
         <w:trPr>
@@ -9341,6 +9234,7 @@
               </w:rPr>
               <w:t>{{</w:t>
             </w:r>
+            <w:proofErr w:type="spellStart"/>
             <w:proofErr w:type="gramStart"/>
             <w:r>
               <w:rPr>
@@ -9361,7 +9255,28 @@
                 <w:szCs w:val="18"/>
                 <w:lang w:eastAsia="en-GB"/>
               </w:rPr>
-              <w:t>_price}}</w:t>
+              <w:t>_price</w:t>
+            </w:r>
+            <w:proofErr w:type="spellEnd"/>
+            <w:r>
+              <w:rPr>
+                <w:rFonts w:eastAsia="Times New Roman" w:cs="Arial"/>
+                <w:color w:val="000000"/>
+                <w:sz w:val="18"/>
+                <w:szCs w:val="18"/>
+                <w:lang w:eastAsia="en-GB"/>
+              </w:rPr>
+              <w:t>}}</w:t>
+            </w:r>
+            <w:r>
+              <w:rPr>
+                <w:rFonts w:eastAsia="Times New Roman" w:cs="Arial"/>
+                <w:color w:val="000000"/>
+                <w:sz w:val="18"/>
+                <w:szCs w:val="18"/>
+                <w:lang w:eastAsia="en-GB"/>
+              </w:rPr>
+              <w:t>.0</w:t>
             </w:r>
           </w:p>
         </w:tc>
@@ -9562,16 +9477,6 @@
           <w:szCs w:val="12"/>
         </w:rPr>
       </w:pPr>
-    </w:p>
-    <w:p>
-      <w:pPr>
-        <w:spacing w:after="0" w:line="276" w:lineRule="auto"/>
-        <w:rPr>
-          <w:bCs/>
-          <w:sz w:val="12"/>
-          <w:szCs w:val="12"/>
-        </w:rPr>
-      </w:pPr>
       <w:r>
         <w:rPr>
           <w:rFonts w:eastAsia="Times New Roman" w:cs="Arial"/>
@@ -9582,6 +9487,7 @@
         </w:rPr>
         <w:t xml:space="preserve">{% if </w:t>
       </w:r>
+      <w:proofErr w:type="spellStart"/>
       <w:r>
         <w:rPr>
           <w:rFonts w:eastAsia="Times New Roman" w:cs="Arial"/>
@@ -9590,8 +9496,41 @@
           <w:szCs w:val="18"/>
           <w:lang w:eastAsia="en-GB"/>
         </w:rPr>
-        <w:t>true</w:t>
-      </w:r>
+        <w:t>floor_</w:t>
+      </w:r>
+      <w:proofErr w:type="gramStart"/>
+      <w:r>
+        <w:rPr>
+          <w:rFonts w:eastAsia="Times New Roman" w:cs="Arial"/>
+          <w:color w:val="000000"/>
+          <w:sz w:val="18"/>
+          <w:szCs w:val="18"/>
+          <w:lang w:eastAsia="en-GB"/>
+        </w:rPr>
+        <w:t>data</w:t>
+      </w:r>
+      <w:r>
+        <w:rPr>
+          <w:rFonts w:eastAsia="Times New Roman" w:cs="Arial"/>
+          <w:color w:val="000000"/>
+          <w:sz w:val="18"/>
+          <w:szCs w:val="18"/>
+          <w:lang w:eastAsia="en-GB"/>
+        </w:rPr>
+        <w:t>.floor</w:t>
+      </w:r>
+      <w:proofErr w:type="gramEnd"/>
+      <w:r>
+        <w:rPr>
+          <w:rFonts w:eastAsia="Times New Roman" w:cs="Arial"/>
+          <w:color w:val="000000"/>
+          <w:sz w:val="18"/>
+          <w:szCs w:val="18"/>
+          <w:lang w:eastAsia="en-GB"/>
+        </w:rPr>
+        <w:t>_data.cladding_canopies</w:t>
+      </w:r>
+      <w:proofErr w:type="spellEnd"/>
       <w:r>
         <w:rPr>
           <w:rFonts w:eastAsia="Times New Roman" w:cs="Arial"/>
@@ -9891,10 +9830,8 @@
                 <w:szCs w:val="22"/>
                 <w:lang w:eastAsia="en-GB"/>
               </w:rPr>
-              <w:t>data.canopies</w:t>
-            </w:r>
-            <w:proofErr w:type="spellEnd"/>
-            <w:proofErr w:type="gramEnd"/>
+              <w:t>data.</w:t>
+            </w:r>
             <w:r>
               <w:rPr>
                 <w:rFonts w:eastAsia="Times New Roman" w:cs="Arial"/>
@@ -9903,8 +9840,30 @@
                 <w:szCs w:val="22"/>
                 <w:lang w:eastAsia="en-GB"/>
               </w:rPr>
-              <w:t xml:space="preserve"> </w:t>
-            </w:r>
+              <w:t>floor</w:t>
+            </w:r>
+            <w:proofErr w:type="gramEnd"/>
+            <w:r>
+              <w:rPr>
+                <w:rFonts w:eastAsia="Times New Roman" w:cs="Arial"/>
+                <w:color w:val="000000"/>
+                <w:sz w:val="22"/>
+                <w:szCs w:val="22"/>
+                <w:lang w:eastAsia="en-GB"/>
+              </w:rPr>
+              <w:t>_data.c</w:t>
+            </w:r>
+            <w:r>
+              <w:rPr>
+                <w:rFonts w:eastAsia="Times New Roman" w:cs="Arial"/>
+                <w:color w:val="000000"/>
+                <w:sz w:val="22"/>
+                <w:szCs w:val="22"/>
+                <w:lang w:eastAsia="en-GB"/>
+              </w:rPr>
+              <w:t>ladding_canopies</w:t>
+            </w:r>
+            <w:proofErr w:type="spellEnd"/>
             <w:r>
               <w:rPr>
                 <w:rFonts w:eastAsia="Times New Roman" w:cs="Arial"/>
@@ -10003,7 +9962,7 @@
       </w:tr>
       <w:tr>
         <w:trPr>
-          <w:trHeight w:val="850"/>
+          <w:trHeight w:val="591"/>
         </w:trPr>
         <w:tc>
           <w:tcPr>
@@ -10125,6 +10084,16 @@
                 <w:szCs w:val="18"/>
                 <w:lang w:eastAsia="en-GB"/>
               </w:rPr>
+              <w:t xml:space="preserve"> </w:t>
+            </w:r>
+            <w:r>
+              <w:rPr>
+                <w:rFonts w:eastAsia="Times New Roman" w:cs="Arial"/>
+                <w:color w:val="000000"/>
+                <w:sz w:val="18"/>
+                <w:szCs w:val="18"/>
+                <w:lang w:eastAsia="en-GB"/>
+              </w:rPr>
               <w:t>-</w:t>
             </w:r>
             <w:r>
@@ -10262,6 +10231,7 @@
                 <w:lang w:eastAsia="en-GB"/>
               </w:rPr>
             </w:pPr>
+            <w:proofErr w:type="gramStart"/>
             <w:r>
               <w:rPr>
                 <w:rFonts w:eastAsia="Times New Roman" w:cs="Arial"/>
@@ -10281,10 +10251,32 @@
                 <w:szCs w:val="18"/>
                 <w:lang w:eastAsia="en-GB"/>
               </w:rPr>
-              <w:t>{{</w:t>
+              <w:t>{</w:t>
+            </w:r>
+            <w:proofErr w:type="gramEnd"/>
+            <w:r>
+              <w:rPr>
+                <w:rFonts w:eastAsia="Times New Roman" w:cs="Arial"/>
+                <w:bCs/>
+                <w:color w:val="000000"/>
+                <w:sz w:val="18"/>
+                <w:szCs w:val="18"/>
+                <w:lang w:eastAsia="en-GB"/>
+              </w:rPr>
+              <w:t>{</w:t>
+            </w:r>
+            <w:r>
+              <w:rPr>
+                <w:rFonts w:eastAsia="Times New Roman" w:cs="Arial"/>
+                <w:bCs/>
+                <w:color w:val="000000"/>
+                <w:sz w:val="18"/>
+                <w:szCs w:val="18"/>
+                <w:lang w:eastAsia="en-GB"/>
+              </w:rPr>
+              <w:t xml:space="preserve">- </w:t>
             </w:r>
             <w:proofErr w:type="spellStart"/>
-            <w:proofErr w:type="gramStart"/>
             <w:r>
               <w:rPr>
                 <w:rFonts w:eastAsia="Times New Roman" w:cs="Arial"/>
@@ -10294,9 +10286,9 @@
                 <w:szCs w:val="18"/>
                 <w:lang w:eastAsia="en-GB"/>
               </w:rPr>
-              <w:t>canopy.cladding</w:t>
-            </w:r>
-            <w:proofErr w:type="gramEnd"/>
+              <w:t>canopy.cladding_price</w:t>
+            </w:r>
+            <w:proofErr w:type="spellEnd"/>
             <w:r>
               <w:rPr>
                 <w:rFonts w:eastAsia="Times New Roman" w:cs="Arial"/>
@@ -10306,9 +10298,8 @@
                 <w:szCs w:val="18"/>
                 <w:lang w:eastAsia="en-GB"/>
               </w:rPr>
-              <w:t>_price</w:t>
-            </w:r>
-            <w:proofErr w:type="spellEnd"/>
+              <w:t xml:space="preserve"> -</w:t>
+            </w:r>
             <w:r>
               <w:rPr>
                 <w:rFonts w:eastAsia="Times New Roman" w:cs="Arial"/>
@@ -10319,17 +10310,6 @@
                 <w:lang w:eastAsia="en-GB"/>
               </w:rPr>
               <w:t>}}</w:t>
-            </w:r>
-            <w:r>
-              <w:rPr>
-                <w:rFonts w:eastAsia="Times New Roman" w:cs="Arial"/>
-                <w:bCs/>
-                <w:color w:val="000000"/>
-                <w:sz w:val="18"/>
-                <w:szCs w:val="18"/>
-                <w:lang w:eastAsia="en-GB"/>
-              </w:rPr>
-              <w:t>0</w:t>
             </w:r>
           </w:p>
         </w:tc>
@@ -10396,6 +10376,28 @@
                 <w:szCs w:val="18"/>
                 <w:lang w:eastAsia="en-GB"/>
               </w:rPr>
+              <w:t>{% endif %}</w:t>
+            </w:r>
+          </w:p>
+          <w:p>
+            <w:pPr>
+              <w:spacing w:after="0" w:line="276" w:lineRule="auto"/>
+              <w:rPr>
+                <w:rFonts w:eastAsia="Times New Roman" w:cs="Arial"/>
+                <w:color w:val="000000"/>
+                <w:sz w:val="18"/>
+                <w:szCs w:val="18"/>
+                <w:lang w:eastAsia="en-GB"/>
+              </w:rPr>
+            </w:pPr>
+            <w:r>
+              <w:rPr>
+                <w:rFonts w:eastAsia="Times New Roman" w:cs="Arial"/>
+                <w:color w:val="000000"/>
+                <w:sz w:val="18"/>
+                <w:szCs w:val="18"/>
+                <w:lang w:eastAsia="en-GB"/>
+              </w:rPr>
               <w:t>{%</w:t>
             </w:r>
             <w:r>
@@ -10590,7 +10592,7 @@
           <w:p>
             <w:pPr>
               <w:spacing w:after="0" w:line="240" w:lineRule="auto"/>
-              <w:jc w:val="right"/>
+              <w:jc w:val="center"/>
               <w:rPr>
                 <w:rFonts w:eastAsia="Times New Roman" w:cs="Arial"/>
                 <w:b/>
@@ -10600,10 +10602,90 @@
                 <w:lang w:eastAsia="en-GB"/>
               </w:rPr>
             </w:pPr>
+            <w:r>
+              <w:rPr>
+                <w:rFonts w:eastAsia="Times New Roman" w:cs="Arial"/>
+                <w:b/>
+                <w:bCs/>
+                <w:color w:val="000000"/>
+                <w:szCs w:val="20"/>
+                <w:lang w:eastAsia="en-GB"/>
+              </w:rPr>
+              <w:t>£</w:t>
+            </w:r>
+            <w:r>
+              <w:rPr>
+                <w:rFonts w:eastAsia="Times New Roman" w:cs="Arial"/>
+                <w:b/>
+                <w:bCs/>
+                <w:color w:val="000000"/>
+                <w:szCs w:val="20"/>
+                <w:lang w:eastAsia="en-GB"/>
+              </w:rPr>
+              <w:t>{{</w:t>
+            </w:r>
+            <w:proofErr w:type="spellStart"/>
+            <w:r>
+              <w:rPr>
+                <w:rFonts w:eastAsia="Times New Roman" w:cs="Arial"/>
+                <w:b/>
+                <w:bCs/>
+                <w:color w:val="000000"/>
+                <w:szCs w:val="20"/>
+                <w:lang w:eastAsia="en-GB"/>
+              </w:rPr>
+              <w:t>floor_</w:t>
+            </w:r>
+            <w:proofErr w:type="gramStart"/>
+            <w:r>
+              <w:rPr>
+                <w:rFonts w:eastAsia="Times New Roman" w:cs="Arial"/>
+                <w:b/>
+                <w:bCs/>
+                <w:color w:val="000000"/>
+                <w:szCs w:val="20"/>
+                <w:lang w:eastAsia="en-GB"/>
+              </w:rPr>
+              <w:t>data.cladding</w:t>
+            </w:r>
+            <w:proofErr w:type="gramEnd"/>
+            <w:r>
+              <w:rPr>
+                <w:rFonts w:eastAsia="Times New Roman" w:cs="Arial"/>
+                <w:b/>
+                <w:bCs/>
+                <w:color w:val="000000"/>
+                <w:szCs w:val="20"/>
+                <w:lang w:eastAsia="en-GB"/>
+              </w:rPr>
+              <w:t>_total</w:t>
+            </w:r>
+            <w:proofErr w:type="spellEnd"/>
+            <w:r>
+              <w:rPr>
+                <w:rFonts w:eastAsia="Times New Roman" w:cs="Arial"/>
+                <w:b/>
+                <w:bCs/>
+                <w:color w:val="000000"/>
+                <w:szCs w:val="20"/>
+                <w:lang w:eastAsia="en-GB"/>
+              </w:rPr>
+              <w:t>}}</w:t>
+            </w:r>
           </w:p>
         </w:tc>
       </w:tr>
     </w:tbl>
+    <w:p>
+      <w:pPr>
+        <w:spacing w:after="0" w:line="276" w:lineRule="auto"/>
+        <w:rPr>
+          <w:bCs/>
+          <w:sz w:val="12"/>
+          <w:szCs w:val="12"/>
+        </w:rPr>
+      </w:pPr>
+    </w:p>
     <w:p>
       <w:pPr>
         <w:spacing w:after="0" w:line="276" w:lineRule="auto"/>
@@ -10644,8 +10726,8 @@
         <w:tblLook w:val="04A0" w:firstRow="1" w:lastRow="0" w:firstColumn="1" w:lastColumn="0" w:noHBand="0" w:noVBand="1"/>
       </w:tblPr>
       <w:tblGrid>
-        <w:gridCol w:w="391"/>
-        <w:gridCol w:w="5325"/>
+        <w:gridCol w:w="393"/>
+        <w:gridCol w:w="5323"/>
         <w:gridCol w:w="3925"/>
       </w:tblGrid>
       <w:tr>
@@ -10732,7 +10814,7 @@
                 <w:sz w:val="24"/>
                 <w:lang w:val="en-CA" w:eastAsia="en-US"/>
               </w:rPr>
-              <w:t>{{</w:t>
+              <w:t xml:space="preserve"> {{</w:t>
             </w:r>
             <w:proofErr w:type="spellStart"/>
             <w:r>
@@ -10744,7 +10826,7 @@
                 <w:sz w:val="24"/>
                 <w:lang w:val="en-CA" w:eastAsia="en-US"/>
               </w:rPr>
-              <w:t>kitchen_</w:t>
+              <w:t>floor_</w:t>
             </w:r>
             <w:proofErr w:type="gramStart"/>
             <w:r>
@@ -10767,18 +10849,7 @@
                 <w:sz w:val="24"/>
                 <w:lang w:val="en-CA" w:eastAsia="en-US"/>
               </w:rPr>
-              <w:t>.</w:t>
-            </w:r>
-            <w:r>
-              <w:rPr>
-                <w:rFonts w:eastAsia="Times New Roman" w:cs="Arial"/>
-                <w:b/>
-                <w:bCs/>
-                <w:color w:val="000000"/>
-                <w:sz w:val="24"/>
-                <w:lang w:val="en-CA" w:eastAsia="en-US"/>
-              </w:rPr>
-              <w:t>upper</w:t>
+              <w:t>.upper</w:t>
             </w:r>
             <w:proofErr w:type="spellEnd"/>
             <w:proofErr w:type="gramEnd"/>
@@ -10985,7 +11056,7 @@
                 <w:sz w:val="24"/>
                 <w:lang w:val="en-CA" w:eastAsia="en-US"/>
               </w:rPr>
-              <w:t>.00 </w:t>
+              <w:t>.0 </w:t>
             </w:r>
           </w:p>
         </w:tc>
@@ -11287,6 +11358,75 @@
                 <w:rFonts w:eastAsia="Times New Roman" w:cs="Arial"/>
                 <w:b/>
                 <w:bCs/>
+                <w:color w:val="FFFFFF"/>
+                <w:sz w:val="24"/>
+                <w:lang w:val="en-CA" w:eastAsia="en-US"/>
+              </w:rPr>
+              <w:t>£</w:t>
+            </w:r>
+            <w:r>
+              <w:rPr>
+                <w:rFonts w:eastAsia="Times New Roman" w:cs="Arial"/>
+                <w:b/>
+                <w:bCs/>
+                <w:color w:val="FFFFFF" w:themeColor="background1"/>
+                <w:sz w:val="24"/>
+                <w:lang w:eastAsia="en-GB"/>
+              </w:rPr>
+              <w:t>{{</w:t>
+            </w:r>
+            <w:proofErr w:type="spellStart"/>
+            <w:r>
+              <w:rPr>
+                <w:rFonts w:eastAsia="Times New Roman" w:cs="Arial"/>
+                <w:b/>
+                <w:bCs/>
+                <w:color w:val="FFFFFF" w:themeColor="background1"/>
+                <w:sz w:val="24"/>
+                <w:lang w:eastAsia="en-GB"/>
+              </w:rPr>
+              <w:t>total_job_price</w:t>
+            </w:r>
+            <w:proofErr w:type="spellEnd"/>
+            <w:r>
+              <w:rPr>
+                <w:rFonts w:eastAsia="Times New Roman" w:cs="Arial"/>
+                <w:b/>
+                <w:bCs/>
+                <w:color w:val="FFFFFF" w:themeColor="background1"/>
+                <w:sz w:val="24"/>
+                <w:lang w:eastAsia="en-GB"/>
+              </w:rPr>
+              <w:t>}</w:t>
+            </w:r>
+            <w:r>
+              <w:rPr>
+                <w:rFonts w:eastAsia="Times New Roman" w:cs="Arial"/>
+                <w:b/>
+                <w:bCs/>
+                <w:color w:val="FFFFFF" w:themeColor="background1"/>
+                <w:sz w:val="24"/>
+                <w:lang w:eastAsia="en-GB"/>
+              </w:rPr>
+              <w:t>}</w:t>
+            </w:r>
+            <w:r>
+              <w:rPr>
+                <w:rFonts w:eastAsia="Times New Roman" w:cs="Arial"/>
+                <w:b/>
+                <w:bCs/>
+                <w:color w:val="FFFFFF" w:themeColor="background1"/>
+                <w:sz w:val="24"/>
+                <w:lang w:eastAsia="en-GB"/>
+              </w:rPr>
+              <w:t>.0</w:t>
+            </w:r>
+            <w:r>
+              <w:rPr>
+                <w:rFonts w:eastAsia="Times New Roman" w:cs="Arial"/>
+                <w:b/>
+                <w:bCs/>
+                <w:color w:val="FFFFFF" w:themeColor="background1"/>
                 <w:sz w:val="24"/>
                 <w:lang w:eastAsia="en-GB"/>
               </w:rPr>
@@ -12286,7 +12426,6 @@
                 <w:sz w:val="24"/>
                 <w:lang w:eastAsia="en-GB"/>
               </w:rPr>
-              <w:lastRenderedPageBreak/>
               <w:t>£</w:t>
             </w:r>
           </w:p>
@@ -13691,6 +13830,7 @@
           <w:sz w:val="18"/>
           <w:szCs w:val="18"/>
         </w:rPr>
+        <w:lastRenderedPageBreak/>
         <w:t>Fire Suppression System.</w:t>
       </w:r>
     </w:p>
@@ -13774,7 +13914,6 @@
           <w:sz w:val="18"/>
           <w:szCs w:val="18"/>
         </w:rPr>
-        <w:lastRenderedPageBreak/>
         <w:t>Gas Interlocking System in accordance with BS:6173, to include gas solenoid valve and proving sensors.</w:t>
       </w:r>
     </w:p>
@@ -15668,6 +15807,7 @@
           <w:sz w:val="13"/>
           <w:szCs w:val="15"/>
         </w:rPr>
+        <w:lastRenderedPageBreak/>
         <w:t>1.10</w:t>
       </w:r>
       <w:r>
@@ -15826,7 +15966,6 @@
           <w:sz w:val="13"/>
           <w:szCs w:val="15"/>
         </w:rPr>
-        <w:lastRenderedPageBreak/>
         <w:t>1.15</w:t>
       </w:r>
       <w:r>
@@ -16778,7 +16917,11 @@
       </w:r>
       <w:r>
         <w:tab/>
-        <w:t>Notwithstanding that the goods (or any part of them) remain the property of Halton Foodservice; the Customer may sell or use the goods in the ordinary course of the Customers business at full market value for the account of Halton Foodservice.  Any such sale or dealing shall be a sale or use of Halton Foodservice’s property by the Customer on the Customer’s own behalf and the Customer shall deal as principal when making such sale or dealings.  Until property in the goods passes from Halton Foodservice the entire proceeds of sale or otherwise of the goods shall be held in trust for Halton Foodservice and shall not be mixed with other monies or paid into any overdrawn bank account and shall be at all material times identified as Halton Foodservice’s money.</w:t>
+        <w:t xml:space="preserve">Notwithstanding that the goods (or any part of them) remain the property of Halton Foodservice; the Customer may sell or use the goods in the ordinary course of the Customers business at full market value for the account of Halton Foodservice.  Any such sale or dealing shall be a sale or use of Halton Foodservice’s property by the Customer on the Customer’s own behalf and the Customer shall deal as principal when making such sale or dealings.  Until property in the goods passes </w:t>
+      </w:r>
+      <w:r>
+        <w:lastRenderedPageBreak/>
+        <w:t>from Halton Foodservice the entire proceeds of sale or otherwise of the goods shall be held in trust for Halton Foodservice and shall not be mixed with other monies or paid into any overdrawn bank account and shall be at all material times identified as Halton Foodservice’s money.</w:t>
       </w:r>
     </w:p>
     <w:p>
@@ -16810,7 +16953,6 @@
         <w:pStyle w:val="BodyTextIndent2"/>
       </w:pPr>
       <w:r>
-        <w:lastRenderedPageBreak/>
         <w:t xml:space="preserve">8.7 </w:t>
       </w:r>
       <w:r>

--- a/app/costSheetGen/costSheetResources/costSheet_canopy.docx
+++ b/app/costSheetGen/costSheetResources/costSheet_canopy.docx
@@ -31,7 +31,6 @@
                 <w:vertAlign w:val="subscript"/>
               </w:rPr>
             </w:pPr>
-            <w:proofErr w:type="gramStart"/>
             <w:r>
               <w:rPr>
                 <w:sz w:val="20"/>
@@ -44,15 +43,7 @@
                 <w:sz w:val="20"/>
                 <w:szCs w:val="20"/>
               </w:rPr>
-              <w:t xml:space="preserve"> customer</w:t>
-            </w:r>
-            <w:proofErr w:type="gramEnd"/>
-            <w:r>
-              <w:rPr>
-                <w:sz w:val="20"/>
-                <w:szCs w:val="20"/>
-              </w:rPr>
-              <w:t xml:space="preserve"> </w:t>
+              <w:t xml:space="preserve"> customer </w:t>
             </w:r>
             <w:r>
               <w:rPr>
@@ -221,23 +212,7 @@
                 <w:sz w:val="20"/>
                 <w:szCs w:val="20"/>
               </w:rPr>
-              <w:t xml:space="preserve">Date: </w:t>
-            </w:r>
-            <w:proofErr w:type="gramStart"/>
-            <w:r>
-              <w:rPr>
-                <w:sz w:val="20"/>
-                <w:szCs w:val="20"/>
-              </w:rPr>
-              <w:t>{{ date</w:t>
-            </w:r>
-            <w:proofErr w:type="gramEnd"/>
-            <w:r>
-              <w:rPr>
-                <w:sz w:val="20"/>
-                <w:szCs w:val="20"/>
-              </w:rPr>
-              <w:t xml:space="preserve"> }}</w:t>
+              <w:t>Date: {{ date }}</w:t>
             </w:r>
           </w:p>
           <w:p>
@@ -262,7 +237,6 @@
               </w:rPr>
               <w:t xml:space="preserve">Halton Ref: </w:t>
             </w:r>
-            <w:proofErr w:type="gramStart"/>
             <w:r>
               <w:rPr>
                 <w:iCs/>
@@ -281,7 +255,6 @@
               <w:t>referenceNum</w:t>
             </w:r>
             <w:proofErr w:type="spellEnd"/>
-            <w:proofErr w:type="gramEnd"/>
             <w:r>
               <w:rPr>
                 <w:iCs/>
@@ -290,21 +263,6 @@
               </w:rPr>
               <w:t xml:space="preserve"> }}</w:t>
             </w:r>
-          </w:p>
-          <w:p>
-            <w:pPr>
-              <w:pStyle w:val="Address"/>
-              <w:tabs>
-                <w:tab w:val="right" w:pos="8820"/>
-              </w:tabs>
-              <w:spacing w:line="276" w:lineRule="auto"/>
-              <w:jc w:val="right"/>
-              <w:rPr>
-                <w:iCs/>
-                <w:sz w:val="20"/>
-                <w:szCs w:val="20"/>
-              </w:rPr>
-            </w:pPr>
           </w:p>
           <w:p>
             <w:pPr>
@@ -436,7 +394,6 @@
         </w:rPr>
         <w:t xml:space="preserve">Dear </w:t>
       </w:r>
-      <w:proofErr w:type="gramStart"/>
       <w:r>
         <w:rPr>
           <w:sz w:val="20"/>
@@ -451,7 +408,6 @@
         </w:rPr>
         <w:t xml:space="preserve"> customer</w:t>
       </w:r>
-      <w:proofErr w:type="gramEnd"/>
       <w:r>
         <w:rPr>
           <w:sz w:val="20"/>
@@ -501,7 +457,6 @@
         </w:rPr>
         <w:t xml:space="preserve"> </w:t>
       </w:r>
-      <w:proofErr w:type="gramStart"/>
       <w:r>
         <w:rPr>
           <w:b/>
@@ -528,7 +483,6 @@
         <w:t>Name</w:t>
       </w:r>
       <w:proofErr w:type="spellEnd"/>
-      <w:proofErr w:type="gramEnd"/>
       <w:r>
         <w:rPr>
           <w:b/>
@@ -843,7 +797,6 @@
       <w:pPr>
         <w:spacing w:after="0" w:line="276" w:lineRule="auto"/>
       </w:pPr>
-      <w:proofErr w:type="gramStart"/>
       <w:r>
         <w:t>{{</w:t>
       </w:r>
@@ -851,11 +804,7 @@
         <w:t xml:space="preserve"> </w:t>
       </w:r>
       <w:r>
-        <w:t>estimator</w:t>
-      </w:r>
-      <w:proofErr w:type="gramEnd"/>
-      <w:r>
-        <w:t xml:space="preserve"> }}</w:t>
+        <w:t>estimator }}</w:t>
       </w:r>
     </w:p>
     <w:p>
@@ -1019,7 +968,6 @@
         </w:rPr>
         <w:t xml:space="preserve"> </w:t>
       </w:r>
-      <w:proofErr w:type="gramStart"/>
       <w:r>
         <w:rPr>
           <w:b/>
@@ -1054,7 +1002,6 @@
         <w:t>Name</w:t>
       </w:r>
       <w:proofErr w:type="spellEnd"/>
-      <w:proofErr w:type="gramEnd"/>
       <w:r>
         <w:rPr>
           <w:b/>
@@ -1235,7 +1182,6 @@
           <w:szCs w:val="22"/>
         </w:rPr>
       </w:pPr>
-      <w:proofErr w:type="gramStart"/>
       <w:r>
         <w:rPr>
           <w:rFonts w:cs="Arial"/>
@@ -1268,7 +1214,6 @@
         </w:rPr>
         <w:t>work</w:t>
       </w:r>
-      <w:proofErr w:type="gramEnd"/>
       <w:r>
         <w:rPr>
           <w:rFonts w:cs="Arial"/>
@@ -1619,17 +1564,9 @@
         <w:rPr>
           <w:szCs w:val="20"/>
         </w:rPr>
-        <w:t>grouped_canopy_</w:t>
-      </w:r>
-      <w:proofErr w:type="gramStart"/>
-      <w:r>
-        <w:rPr>
-          <w:szCs w:val="20"/>
-        </w:rPr>
-        <w:t>data.items</w:t>
+        <w:t>grouped_canopy_data.items</w:t>
       </w:r>
       <w:proofErr w:type="spellEnd"/>
-      <w:proofErr w:type="gramEnd"/>
       <w:r>
         <w:rPr>
           <w:szCs w:val="20"/>
@@ -1689,7 +1626,6 @@
         <w:t xml:space="preserve">in </w:t>
       </w:r>
       <w:proofErr w:type="spellStart"/>
-      <w:proofErr w:type="gramStart"/>
       <w:r>
         <w:rPr>
           <w:szCs w:val="20"/>
@@ -1697,7 +1633,6 @@
         <w:t>floors.items</w:t>
       </w:r>
       <w:proofErr w:type="spellEnd"/>
-      <w:proofErr w:type="gramEnd"/>
       <w:r>
         <w:rPr>
           <w:szCs w:val="20"/>
@@ -1713,83 +1648,59 @@
         </w:tabs>
         <w:spacing w:after="0" w:line="200" w:lineRule="atLeast"/>
         <w:rPr>
+          <w:szCs w:val="20"/>
+        </w:rPr>
+      </w:pPr>
+      <w:r>
+        <w:rPr>
+          <w:b/>
+          <w:szCs w:val="20"/>
+        </w:rPr>
+        <w:t xml:space="preserve">{{ </w:t>
+      </w:r>
+      <w:proofErr w:type="spellStart"/>
+      <w:r>
+        <w:rPr>
+          <w:b/>
+          <w:szCs w:val="20"/>
+        </w:rPr>
+        <w:t>floor_name</w:t>
+      </w:r>
+      <w:proofErr w:type="spellEnd"/>
+      <w:r>
+        <w:rPr>
+          <w:b/>
+          <w:szCs w:val="20"/>
+        </w:rPr>
+        <w:t xml:space="preserve"> }}</w:t>
+      </w:r>
+      <w:r>
+        <w:rPr>
           <w:bCs/>
-          <w:sz w:val="28"/>
-          <w:szCs w:val="28"/>
-        </w:rPr>
-      </w:pPr>
-      <w:r>
-        <w:rPr>
-          <w:b/>
-          <w:sz w:val="28"/>
-          <w:szCs w:val="28"/>
-        </w:rPr>
-        <w:t xml:space="preserve"> </w:t>
-      </w:r>
-      <w:proofErr w:type="gramStart"/>
-      <w:r>
-        <w:rPr>
-          <w:b/>
-          <w:sz w:val="28"/>
-          <w:szCs w:val="28"/>
-        </w:rPr>
-        <w:t xml:space="preserve">{{ </w:t>
-      </w:r>
-      <w:proofErr w:type="spellStart"/>
-      <w:r>
-        <w:rPr>
-          <w:b/>
-          <w:sz w:val="28"/>
-          <w:szCs w:val="28"/>
-        </w:rPr>
-        <w:t>floor</w:t>
-      </w:r>
-      <w:proofErr w:type="gramEnd"/>
-      <w:r>
-        <w:rPr>
-          <w:b/>
-          <w:sz w:val="28"/>
-          <w:szCs w:val="28"/>
-        </w:rPr>
-        <w:t>_name</w:t>
-      </w:r>
-      <w:proofErr w:type="spellEnd"/>
-      <w:r>
-        <w:rPr>
-          <w:b/>
-          <w:sz w:val="28"/>
-          <w:szCs w:val="28"/>
-        </w:rPr>
-        <w:t xml:space="preserve"> }}</w:t>
-      </w:r>
-      <w:r>
-        <w:rPr>
-          <w:bCs/>
-          <w:sz w:val="28"/>
-          <w:szCs w:val="28"/>
+          <w:szCs w:val="20"/>
         </w:rPr>
         <w:t xml:space="preserve"> </w:t>
       </w:r>
     </w:p>
     <w:tbl>
       <w:tblPr>
-        <w:tblW w:w="5400" w:type="pct"/>
-        <w:tblInd w:w="-289" w:type="dxa"/>
+        <w:tblW w:w="5108" w:type="pct"/>
+        <w:tblInd w:w="-5" w:type="dxa"/>
         <w:tblLayout w:type="fixed"/>
         <w:tblLook w:val="04A0" w:firstRow="1" w:lastRow="0" w:firstColumn="1" w:lastColumn="0" w:noHBand="0" w:noVBand="1"/>
       </w:tblPr>
       <w:tblGrid>
-        <w:gridCol w:w="1033"/>
-        <w:gridCol w:w="1095"/>
+        <w:gridCol w:w="851"/>
+        <w:gridCol w:w="1280"/>
         <w:gridCol w:w="667"/>
+        <w:gridCol w:w="707"/>
+        <w:gridCol w:w="748"/>
+        <w:gridCol w:w="707"/>
         <w:gridCol w:w="709"/>
-        <w:gridCol w:w="749"/>
-        <w:gridCol w:w="709"/>
+        <w:gridCol w:w="1133"/>
+        <w:gridCol w:w="710"/>
         <w:gridCol w:w="992"/>
-        <w:gridCol w:w="1104"/>
-        <w:gridCol w:w="1131"/>
-        <w:gridCol w:w="1032"/>
-        <w:gridCol w:w="1269"/>
+        <w:gridCol w:w="1419"/>
       </w:tblGrid>
       <w:tr>
         <w:trPr>
@@ -1797,7 +1708,7 @@
         </w:trPr>
         <w:tc>
           <w:tcPr>
-            <w:tcW w:w="492" w:type="pct"/>
+            <w:tcW w:w="429" w:type="pct"/>
             <w:vMerge w:val="restart"/>
             <w:tcBorders>
               <w:top w:val="single" w:sz="4" w:space="0" w:color="auto"/>
@@ -1866,7 +1777,7 @@
         </w:tc>
         <w:tc>
           <w:tcPr>
-            <w:tcW w:w="522" w:type="pct"/>
+            <w:tcW w:w="645" w:type="pct"/>
             <w:vMerge w:val="restart"/>
             <w:tcBorders>
               <w:top w:val="single" w:sz="4" w:space="0" w:color="auto"/>
@@ -1935,7 +1846,7 @@
         </w:tc>
         <w:tc>
           <w:tcPr>
-            <w:tcW w:w="1013" w:type="pct"/>
+            <w:tcW w:w="1069" w:type="pct"/>
             <w:gridSpan w:val="3"/>
             <w:tcBorders>
               <w:top w:val="single" w:sz="4" w:space="0" w:color="auto"/>
@@ -1978,7 +1889,7 @@
         </w:tc>
         <w:tc>
           <w:tcPr>
-            <w:tcW w:w="338" w:type="pct"/>
+            <w:tcW w:w="356" w:type="pct"/>
             <w:vMerge w:val="restart"/>
             <w:tcBorders>
               <w:top w:val="single" w:sz="4" w:space="0" w:color="auto"/>
@@ -2045,7 +1956,7 @@
         </w:tc>
         <w:tc>
           <w:tcPr>
-            <w:tcW w:w="473" w:type="pct"/>
+            <w:tcW w:w="357" w:type="pct"/>
             <w:vMerge w:val="restart"/>
             <w:tcBorders>
               <w:top w:val="single" w:sz="4" w:space="0" w:color="auto"/>
@@ -2114,7 +2025,7 @@
         </w:tc>
         <w:tc>
           <w:tcPr>
-            <w:tcW w:w="526" w:type="pct"/>
+            <w:tcW w:w="571" w:type="pct"/>
             <w:vMerge w:val="restart"/>
             <w:tcBorders>
               <w:top w:val="single" w:sz="4" w:space="0" w:color="auto"/>
@@ -2210,7 +2121,7 @@
         </w:tc>
         <w:tc>
           <w:tcPr>
-            <w:tcW w:w="539" w:type="pct"/>
+            <w:tcW w:w="358" w:type="pct"/>
             <w:vMerge w:val="restart"/>
             <w:tcBorders>
               <w:top w:val="single" w:sz="4" w:space="0" w:color="auto"/>
@@ -2279,7 +2190,7 @@
         </w:tc>
         <w:tc>
           <w:tcPr>
-            <w:tcW w:w="492" w:type="pct"/>
+            <w:tcW w:w="500" w:type="pct"/>
             <w:vMerge w:val="restart"/>
             <w:tcBorders>
               <w:top w:val="single" w:sz="4" w:space="0" w:color="auto"/>
@@ -2375,7 +2286,7 @@
         </w:tc>
         <w:tc>
           <w:tcPr>
-            <w:tcW w:w="605" w:type="pct"/>
+            <w:tcW w:w="715" w:type="pct"/>
             <w:vMerge w:val="restart"/>
             <w:tcBorders>
               <w:top w:val="single" w:sz="4" w:space="0" w:color="auto"/>
@@ -2449,7 +2360,7 @@
         </w:trPr>
         <w:tc>
           <w:tcPr>
-            <w:tcW w:w="492" w:type="pct"/>
+            <w:tcW w:w="429" w:type="pct"/>
             <w:vMerge/>
             <w:tcBorders>
               <w:left w:val="single" w:sz="4" w:space="0" w:color="auto"/>
@@ -2479,7 +2390,7 @@
         </w:tc>
         <w:tc>
           <w:tcPr>
-            <w:tcW w:w="522" w:type="pct"/>
+            <w:tcW w:w="645" w:type="pct"/>
             <w:vMerge/>
             <w:tcBorders>
               <w:left w:val="nil"/>
@@ -2509,7 +2420,7 @@
         </w:tc>
         <w:tc>
           <w:tcPr>
-            <w:tcW w:w="318" w:type="pct"/>
+            <w:tcW w:w="336" w:type="pct"/>
             <w:tcBorders>
               <w:top w:val="nil"/>
               <w:left w:val="nil"/>
@@ -2551,7 +2462,7 @@
         </w:tc>
         <w:tc>
           <w:tcPr>
-            <w:tcW w:w="338" w:type="pct"/>
+            <w:tcW w:w="356" w:type="pct"/>
             <w:tcBorders>
               <w:top w:val="nil"/>
               <w:left w:val="nil"/>
@@ -2593,7 +2504,7 @@
         </w:tc>
         <w:tc>
           <w:tcPr>
-            <w:tcW w:w="357" w:type="pct"/>
+            <w:tcW w:w="377" w:type="pct"/>
             <w:tcBorders>
               <w:top w:val="nil"/>
               <w:left w:val="nil"/>
@@ -2631,7 +2542,7 @@
         </w:tc>
         <w:tc>
           <w:tcPr>
-            <w:tcW w:w="338" w:type="pct"/>
+            <w:tcW w:w="356" w:type="pct"/>
             <w:vMerge/>
             <w:tcBorders>
               <w:left w:val="nil"/>
@@ -2659,7 +2570,7 @@
         </w:tc>
         <w:tc>
           <w:tcPr>
-            <w:tcW w:w="473" w:type="pct"/>
+            <w:tcW w:w="357" w:type="pct"/>
             <w:vMerge/>
             <w:tcBorders>
               <w:left w:val="single" w:sz="4" w:space="0" w:color="auto"/>
@@ -2689,7 +2600,7 @@
         </w:tc>
         <w:tc>
           <w:tcPr>
-            <w:tcW w:w="526" w:type="pct"/>
+            <w:tcW w:w="571" w:type="pct"/>
             <w:vMerge/>
             <w:tcBorders>
               <w:left w:val="nil"/>
@@ -2719,7 +2630,7 @@
         </w:tc>
         <w:tc>
           <w:tcPr>
-            <w:tcW w:w="539" w:type="pct"/>
+            <w:tcW w:w="358" w:type="pct"/>
             <w:vMerge/>
             <w:tcBorders>
               <w:left w:val="nil"/>
@@ -2749,7 +2660,7 @@
         </w:tc>
         <w:tc>
           <w:tcPr>
-            <w:tcW w:w="492" w:type="pct"/>
+            <w:tcW w:w="500" w:type="pct"/>
             <w:vMerge/>
             <w:tcBorders>
               <w:left w:val="nil"/>
@@ -2779,7 +2690,7 @@
         </w:tc>
         <w:tc>
           <w:tcPr>
-            <w:tcW w:w="605" w:type="pct"/>
+            <w:tcW w:w="715" w:type="pct"/>
             <w:vMerge/>
             <w:tcBorders>
               <w:left w:val="nil"/>
@@ -2810,7 +2721,7 @@
       </w:tr>
       <w:tr>
         <w:trPr>
-          <w:trHeight w:val="288"/>
+          <w:trHeight w:val="60"/>
         </w:trPr>
         <w:tc>
           <w:tcPr>
@@ -2856,21 +2767,9 @@
                 <w:szCs w:val="18"/>
                 <w:lang w:eastAsia="en-GB"/>
               </w:rPr>
-              <w:t>floor_</w:t>
-            </w:r>
-            <w:proofErr w:type="gramStart"/>
-            <w:r>
-              <w:rPr>
-                <w:rFonts w:eastAsia="Times New Roman" w:cs="Arial"/>
-                <w:color w:val="000000"/>
-                <w:sz w:val="18"/>
-                <w:szCs w:val="18"/>
-                <w:lang w:eastAsia="en-GB"/>
-              </w:rPr>
-              <w:t>data.canopies</w:t>
+              <w:t>floor_data.canopies</w:t>
             </w:r>
             <w:proofErr w:type="spellEnd"/>
-            <w:proofErr w:type="gramEnd"/>
             <w:r>
               <w:rPr>
                 <w:rFonts w:eastAsia="Times New Roman" w:cs="Arial"/>
@@ -2890,7 +2789,7 @@
         </w:trPr>
         <w:tc>
           <w:tcPr>
-            <w:tcW w:w="492" w:type="pct"/>
+            <w:tcW w:w="429" w:type="pct"/>
             <w:tcBorders>
               <w:top w:val="nil"/>
               <w:left w:val="single" w:sz="4" w:space="0" w:color="auto"/>
@@ -2914,16 +2813,35 @@
                 <w:lang w:eastAsia="en-GB"/>
               </w:rPr>
             </w:pPr>
-            <w:proofErr w:type="gramStart"/>
-            <w:r>
-              <w:rPr>
-                <w:rFonts w:eastAsia="Times New Roman" w:cs="Arial"/>
-                <w:color w:val="000000"/>
-                <w:sz w:val="18"/>
-                <w:szCs w:val="18"/>
-                <w:lang w:eastAsia="en-GB"/>
-              </w:rPr>
-              <w:t xml:space="preserve">{{ </w:t>
+            <w:r>
+              <w:rPr>
+                <w:rFonts w:eastAsia="Times New Roman" w:cs="Arial"/>
+                <w:color w:val="000000"/>
+                <w:sz w:val="18"/>
+                <w:szCs w:val="18"/>
+                <w:lang w:eastAsia="en-GB"/>
+              </w:rPr>
+              <w:t>{{</w:t>
+            </w:r>
+            <w:r>
+              <w:rPr>
+                <w:rFonts w:eastAsia="Times New Roman" w:cs="Arial"/>
+                <w:color w:val="000000"/>
+                <w:sz w:val="18"/>
+                <w:szCs w:val="18"/>
+                <w:lang w:eastAsia="en-GB"/>
+              </w:rPr>
+              <w:t>-</w:t>
+            </w:r>
+            <w:r>
+              <w:rPr>
+                <w:rFonts w:eastAsia="Times New Roman" w:cs="Arial"/>
+                <w:color w:val="000000"/>
+                <w:sz w:val="18"/>
+                <w:szCs w:val="18"/>
+                <w:lang w:eastAsia="en-GB"/>
+              </w:rPr>
+              <w:t xml:space="preserve"> </w:t>
             </w:r>
             <w:proofErr w:type="spellStart"/>
             <w:r>
@@ -2934,18 +2852,7 @@
                 <w:szCs w:val="18"/>
                 <w:lang w:eastAsia="en-GB"/>
               </w:rPr>
-              <w:t>canopy</w:t>
-            </w:r>
-            <w:proofErr w:type="gramEnd"/>
-            <w:r>
-              <w:rPr>
-                <w:rFonts w:eastAsia="Times New Roman" w:cs="Arial"/>
-                <w:color w:val="000000"/>
-                <w:sz w:val="18"/>
-                <w:szCs w:val="18"/>
-                <w:lang w:eastAsia="en-GB"/>
-              </w:rPr>
-              <w:t>.item</w:t>
+              <w:t>canopy.item</w:t>
             </w:r>
             <w:r>
               <w:rPr>
@@ -2966,13 +2873,33 @@
                 <w:szCs w:val="18"/>
                 <w:lang w:eastAsia="en-GB"/>
               </w:rPr>
-              <w:t xml:space="preserve"> }}</w:t>
+              <w:t xml:space="preserve"> </w:t>
+            </w:r>
+            <w:r>
+              <w:rPr>
+                <w:rFonts w:eastAsia="Times New Roman" w:cs="Arial"/>
+                <w:color w:val="000000"/>
+                <w:sz w:val="18"/>
+                <w:szCs w:val="18"/>
+                <w:lang w:eastAsia="en-GB"/>
+              </w:rPr>
+              <w:t>-</w:t>
+            </w:r>
+            <w:r>
+              <w:rPr>
+                <w:rFonts w:eastAsia="Times New Roman" w:cs="Arial"/>
+                <w:color w:val="000000"/>
+                <w:sz w:val="18"/>
+                <w:szCs w:val="18"/>
+                <w:lang w:eastAsia="en-GB"/>
+              </w:rPr>
+              <w:t>}}</w:t>
             </w:r>
           </w:p>
         </w:tc>
         <w:tc>
           <w:tcPr>
-            <w:tcW w:w="522" w:type="pct"/>
+            <w:tcW w:w="645" w:type="pct"/>
             <w:tcBorders>
               <w:top w:val="nil"/>
               <w:left w:val="nil"/>
@@ -2995,16 +2922,35 @@
                 <w:lang w:eastAsia="en-GB"/>
               </w:rPr>
             </w:pPr>
-            <w:proofErr w:type="gramStart"/>
-            <w:r>
-              <w:rPr>
-                <w:rFonts w:eastAsia="Times New Roman" w:cs="Arial"/>
-                <w:color w:val="000000"/>
-                <w:sz w:val="18"/>
-                <w:szCs w:val="18"/>
-                <w:lang w:eastAsia="en-GB"/>
-              </w:rPr>
-              <w:t xml:space="preserve">{{ </w:t>
+            <w:r>
+              <w:rPr>
+                <w:rFonts w:eastAsia="Times New Roman" w:cs="Arial"/>
+                <w:color w:val="000000"/>
+                <w:sz w:val="18"/>
+                <w:szCs w:val="18"/>
+                <w:lang w:eastAsia="en-GB"/>
+              </w:rPr>
+              <w:t>{{</w:t>
+            </w:r>
+            <w:r>
+              <w:rPr>
+                <w:rFonts w:eastAsia="Times New Roman" w:cs="Arial"/>
+                <w:color w:val="000000"/>
+                <w:sz w:val="18"/>
+                <w:szCs w:val="18"/>
+                <w:lang w:eastAsia="en-GB"/>
+              </w:rPr>
+              <w:t>-</w:t>
+            </w:r>
+            <w:r>
+              <w:rPr>
+                <w:rFonts w:eastAsia="Times New Roman" w:cs="Arial"/>
+                <w:color w:val="000000"/>
+                <w:sz w:val="18"/>
+                <w:szCs w:val="18"/>
+                <w:lang w:eastAsia="en-GB"/>
+              </w:rPr>
+              <w:t xml:space="preserve"> </w:t>
             </w:r>
             <w:proofErr w:type="spellStart"/>
             <w:r>
@@ -3015,18 +2961,7 @@
                 <w:szCs w:val="18"/>
                 <w:lang w:eastAsia="en-GB"/>
               </w:rPr>
-              <w:t>canopy</w:t>
-            </w:r>
-            <w:proofErr w:type="gramEnd"/>
-            <w:r>
-              <w:rPr>
-                <w:rFonts w:eastAsia="Times New Roman" w:cs="Arial"/>
-                <w:color w:val="000000"/>
-                <w:sz w:val="18"/>
-                <w:szCs w:val="18"/>
-                <w:lang w:eastAsia="en-GB"/>
-              </w:rPr>
-              <w:t>.</w:t>
+              <w:t>canopy.</w:t>
             </w:r>
             <w:r>
               <w:rPr>
@@ -3038,6 +2973,16 @@
               </w:rPr>
               <w:t>model</w:t>
             </w:r>
+            <w:r>
+              <w:rPr>
+                <w:rFonts w:eastAsia="Times New Roman" w:cs="Arial"/>
+                <w:color w:val="000000"/>
+                <w:sz w:val="18"/>
+                <w:szCs w:val="18"/>
+                <w:lang w:eastAsia="en-GB"/>
+              </w:rPr>
+              <w:t>|trim</w:t>
+            </w:r>
             <w:proofErr w:type="spellEnd"/>
             <w:r>
               <w:rPr>
@@ -3047,13 +2992,33 @@
                 <w:szCs w:val="18"/>
                 <w:lang w:eastAsia="en-GB"/>
               </w:rPr>
-              <w:t xml:space="preserve"> }}</w:t>
+              <w:t xml:space="preserve"> </w:t>
+            </w:r>
+            <w:r>
+              <w:rPr>
+                <w:rFonts w:eastAsia="Times New Roman" w:cs="Arial"/>
+                <w:color w:val="000000"/>
+                <w:sz w:val="18"/>
+                <w:szCs w:val="18"/>
+                <w:lang w:eastAsia="en-GB"/>
+              </w:rPr>
+              <w:t>-</w:t>
+            </w:r>
+            <w:r>
+              <w:rPr>
+                <w:rFonts w:eastAsia="Times New Roman" w:cs="Arial"/>
+                <w:color w:val="000000"/>
+                <w:sz w:val="18"/>
+                <w:szCs w:val="18"/>
+                <w:lang w:eastAsia="en-GB"/>
+              </w:rPr>
+              <w:t>}}</w:t>
             </w:r>
           </w:p>
         </w:tc>
         <w:tc>
           <w:tcPr>
-            <w:tcW w:w="318" w:type="pct"/>
+            <w:tcW w:w="336" w:type="pct"/>
             <w:tcBorders>
               <w:top w:val="nil"/>
               <w:left w:val="nil"/>
@@ -3076,16 +3041,35 @@
                 <w:lang w:eastAsia="en-GB"/>
               </w:rPr>
             </w:pPr>
-            <w:proofErr w:type="gramStart"/>
-            <w:r>
-              <w:rPr>
-                <w:rFonts w:eastAsia="Times New Roman" w:cs="Arial"/>
-                <w:color w:val="000000"/>
-                <w:sz w:val="18"/>
-                <w:szCs w:val="18"/>
-                <w:lang w:eastAsia="en-GB"/>
-              </w:rPr>
-              <w:t xml:space="preserve">{{ </w:t>
+            <w:r>
+              <w:rPr>
+                <w:rFonts w:eastAsia="Times New Roman" w:cs="Arial"/>
+                <w:color w:val="000000"/>
+                <w:sz w:val="18"/>
+                <w:szCs w:val="18"/>
+                <w:lang w:eastAsia="en-GB"/>
+              </w:rPr>
+              <w:t>{{</w:t>
+            </w:r>
+            <w:r>
+              <w:rPr>
+                <w:rFonts w:eastAsia="Times New Roman" w:cs="Arial"/>
+                <w:color w:val="000000"/>
+                <w:sz w:val="18"/>
+                <w:szCs w:val="18"/>
+                <w:lang w:eastAsia="en-GB"/>
+              </w:rPr>
+              <w:t>-</w:t>
+            </w:r>
+            <w:r>
+              <w:rPr>
+                <w:rFonts w:eastAsia="Times New Roman" w:cs="Arial"/>
+                <w:color w:val="000000"/>
+                <w:sz w:val="18"/>
+                <w:szCs w:val="18"/>
+                <w:lang w:eastAsia="en-GB"/>
+              </w:rPr>
+              <w:t xml:space="preserve"> </w:t>
             </w:r>
             <w:proofErr w:type="spellStart"/>
             <w:r>
@@ -3096,18 +3080,7 @@
                 <w:szCs w:val="18"/>
                 <w:lang w:eastAsia="en-GB"/>
               </w:rPr>
-              <w:t>canopy</w:t>
-            </w:r>
-            <w:proofErr w:type="gramEnd"/>
-            <w:r>
-              <w:rPr>
-                <w:rFonts w:eastAsia="Times New Roman" w:cs="Arial"/>
-                <w:color w:val="000000"/>
-                <w:sz w:val="18"/>
-                <w:szCs w:val="18"/>
-                <w:lang w:eastAsia="en-GB"/>
-              </w:rPr>
-              <w:t>.</w:t>
+              <w:t>canopy.</w:t>
             </w:r>
             <w:r>
               <w:rPr>
@@ -3128,13 +3101,33 @@
                 <w:szCs w:val="18"/>
                 <w:lang w:eastAsia="en-GB"/>
               </w:rPr>
-              <w:t xml:space="preserve"> }}</w:t>
+              <w:t xml:space="preserve"> </w:t>
+            </w:r>
+            <w:r>
+              <w:rPr>
+                <w:rFonts w:eastAsia="Times New Roman" w:cs="Arial"/>
+                <w:color w:val="000000"/>
+                <w:sz w:val="18"/>
+                <w:szCs w:val="18"/>
+                <w:lang w:eastAsia="en-GB"/>
+              </w:rPr>
+              <w:t>-</w:t>
+            </w:r>
+            <w:r>
+              <w:rPr>
+                <w:rFonts w:eastAsia="Times New Roman" w:cs="Arial"/>
+                <w:color w:val="000000"/>
+                <w:sz w:val="18"/>
+                <w:szCs w:val="18"/>
+                <w:lang w:eastAsia="en-GB"/>
+              </w:rPr>
+              <w:t>}}</w:t>
             </w:r>
           </w:p>
         </w:tc>
         <w:tc>
           <w:tcPr>
-            <w:tcW w:w="338" w:type="pct"/>
+            <w:tcW w:w="356" w:type="pct"/>
             <w:tcBorders>
               <w:top w:val="nil"/>
               <w:left w:val="nil"/>
@@ -3157,16 +3150,35 @@
                 <w:lang w:eastAsia="en-GB"/>
               </w:rPr>
             </w:pPr>
-            <w:proofErr w:type="gramStart"/>
-            <w:r>
-              <w:rPr>
-                <w:rFonts w:eastAsia="Times New Roman" w:cs="Arial"/>
-                <w:color w:val="000000"/>
-                <w:sz w:val="18"/>
-                <w:szCs w:val="18"/>
-                <w:lang w:eastAsia="en-GB"/>
-              </w:rPr>
-              <w:t xml:space="preserve">{{ </w:t>
+            <w:r>
+              <w:rPr>
+                <w:rFonts w:eastAsia="Times New Roman" w:cs="Arial"/>
+                <w:color w:val="000000"/>
+                <w:sz w:val="18"/>
+                <w:szCs w:val="18"/>
+                <w:lang w:eastAsia="en-GB"/>
+              </w:rPr>
+              <w:t>{{</w:t>
+            </w:r>
+            <w:r>
+              <w:rPr>
+                <w:rFonts w:eastAsia="Times New Roman" w:cs="Arial"/>
+                <w:color w:val="000000"/>
+                <w:sz w:val="18"/>
+                <w:szCs w:val="18"/>
+                <w:lang w:eastAsia="en-GB"/>
+              </w:rPr>
+              <w:t>-</w:t>
+            </w:r>
+            <w:r>
+              <w:rPr>
+                <w:rFonts w:eastAsia="Times New Roman" w:cs="Arial"/>
+                <w:color w:val="000000"/>
+                <w:sz w:val="18"/>
+                <w:szCs w:val="18"/>
+                <w:lang w:eastAsia="en-GB"/>
+              </w:rPr>
+              <w:t xml:space="preserve"> </w:t>
             </w:r>
             <w:proofErr w:type="spellStart"/>
             <w:r>
@@ -3177,18 +3189,7 @@
                 <w:szCs w:val="18"/>
                 <w:lang w:eastAsia="en-GB"/>
               </w:rPr>
-              <w:t>canopy</w:t>
-            </w:r>
-            <w:proofErr w:type="gramEnd"/>
-            <w:r>
-              <w:rPr>
-                <w:rFonts w:eastAsia="Times New Roman" w:cs="Arial"/>
-                <w:color w:val="000000"/>
-                <w:sz w:val="18"/>
-                <w:szCs w:val="18"/>
-                <w:lang w:eastAsia="en-GB"/>
-              </w:rPr>
-              <w:t>.</w:t>
+              <w:t>canopy.</w:t>
             </w:r>
             <w:r>
               <w:rPr>
@@ -3209,13 +3210,33 @@
                 <w:szCs w:val="18"/>
                 <w:lang w:eastAsia="en-GB"/>
               </w:rPr>
-              <w:t xml:space="preserve"> }}</w:t>
+              <w:t xml:space="preserve"> </w:t>
+            </w:r>
+            <w:r>
+              <w:rPr>
+                <w:rFonts w:eastAsia="Times New Roman" w:cs="Arial"/>
+                <w:color w:val="000000"/>
+                <w:sz w:val="18"/>
+                <w:szCs w:val="18"/>
+                <w:lang w:eastAsia="en-GB"/>
+              </w:rPr>
+              <w:t>-</w:t>
+            </w:r>
+            <w:r>
+              <w:rPr>
+                <w:rFonts w:eastAsia="Times New Roman" w:cs="Arial"/>
+                <w:color w:val="000000"/>
+                <w:sz w:val="18"/>
+                <w:szCs w:val="18"/>
+                <w:lang w:eastAsia="en-GB"/>
+              </w:rPr>
+              <w:t>}}</w:t>
             </w:r>
           </w:p>
         </w:tc>
         <w:tc>
           <w:tcPr>
-            <w:tcW w:w="357" w:type="pct"/>
+            <w:tcW w:w="377" w:type="pct"/>
             <w:tcBorders>
               <w:top w:val="nil"/>
               <w:left w:val="nil"/>
@@ -3238,16 +3259,25 @@
                 <w:lang w:eastAsia="en-GB"/>
               </w:rPr>
             </w:pPr>
-            <w:proofErr w:type="gramStart"/>
-            <w:r>
-              <w:rPr>
-                <w:rFonts w:eastAsia="Times New Roman" w:cs="Arial"/>
-                <w:color w:val="000000"/>
-                <w:sz w:val="18"/>
-                <w:szCs w:val="18"/>
-                <w:lang w:eastAsia="en-GB"/>
-              </w:rPr>
-              <w:t xml:space="preserve">{{ </w:t>
+            <w:r>
+              <w:rPr>
+                <w:rFonts w:eastAsia="Times New Roman" w:cs="Arial"/>
+                <w:color w:val="000000"/>
+                <w:sz w:val="18"/>
+                <w:szCs w:val="18"/>
+                <w:lang w:eastAsia="en-GB"/>
+              </w:rPr>
+              <w:t>{{</w:t>
+            </w:r>
+            <w:r>
+              <w:rPr>
+                <w:rFonts w:eastAsia="Times New Roman" w:cs="Arial"/>
+                <w:color w:val="000000"/>
+                <w:sz w:val="18"/>
+                <w:szCs w:val="18"/>
+                <w:lang w:eastAsia="en-GB"/>
+              </w:rPr>
+              <w:t>-</w:t>
             </w:r>
             <w:proofErr w:type="spellStart"/>
             <w:r>
@@ -3258,18 +3288,7 @@
                 <w:szCs w:val="18"/>
                 <w:lang w:eastAsia="en-GB"/>
               </w:rPr>
-              <w:t>canopy</w:t>
-            </w:r>
-            <w:proofErr w:type="gramEnd"/>
-            <w:r>
-              <w:rPr>
-                <w:rFonts w:eastAsia="Times New Roman" w:cs="Arial"/>
-                <w:color w:val="000000"/>
-                <w:sz w:val="18"/>
-                <w:szCs w:val="18"/>
-                <w:lang w:eastAsia="en-GB"/>
-              </w:rPr>
-              <w:t>.</w:t>
+              <w:t>canopy.</w:t>
             </w:r>
             <w:r>
               <w:rPr>
@@ -3282,6 +3301,16 @@
               <w:t>height</w:t>
             </w:r>
             <w:proofErr w:type="spellEnd"/>
+            <w:r>
+              <w:rPr>
+                <w:rFonts w:eastAsia="Times New Roman" w:cs="Arial"/>
+                <w:color w:val="000000"/>
+                <w:sz w:val="18"/>
+                <w:szCs w:val="18"/>
+                <w:lang w:eastAsia="en-GB"/>
+              </w:rPr>
+              <w:t xml:space="preserve"> -</w:t>
+            </w:r>
             <w:r>
               <w:rPr>
                 <w:rFonts w:eastAsia="Times New Roman" w:cs="Arial"/>
@@ -3296,7 +3325,7 @@
         </w:tc>
         <w:tc>
           <w:tcPr>
-            <w:tcW w:w="338" w:type="pct"/>
+            <w:tcW w:w="356" w:type="pct"/>
             <w:tcBorders>
               <w:top w:val="single" w:sz="4" w:space="0" w:color="auto"/>
               <w:left w:val="nil"/>
@@ -3317,16 +3346,35 @@
                 <w:lang w:eastAsia="en-GB"/>
               </w:rPr>
             </w:pPr>
-            <w:proofErr w:type="gramStart"/>
-            <w:r>
-              <w:rPr>
-                <w:rFonts w:eastAsia="Times New Roman" w:cs="Arial"/>
-                <w:color w:val="000000"/>
-                <w:sz w:val="18"/>
-                <w:szCs w:val="18"/>
-                <w:lang w:eastAsia="en-GB"/>
-              </w:rPr>
-              <w:t xml:space="preserve">{{ </w:t>
+            <w:r>
+              <w:rPr>
+                <w:rFonts w:eastAsia="Times New Roman" w:cs="Arial"/>
+                <w:color w:val="000000"/>
+                <w:sz w:val="18"/>
+                <w:szCs w:val="18"/>
+                <w:lang w:eastAsia="en-GB"/>
+              </w:rPr>
+              <w:t>{{</w:t>
+            </w:r>
+            <w:r>
+              <w:rPr>
+                <w:rFonts w:eastAsia="Times New Roman" w:cs="Arial"/>
+                <w:color w:val="000000"/>
+                <w:sz w:val="18"/>
+                <w:szCs w:val="18"/>
+                <w:lang w:eastAsia="en-GB"/>
+              </w:rPr>
+              <w:t>-</w:t>
+            </w:r>
+            <w:r>
+              <w:rPr>
+                <w:rFonts w:eastAsia="Times New Roman" w:cs="Arial"/>
+                <w:color w:val="000000"/>
+                <w:sz w:val="18"/>
+                <w:szCs w:val="18"/>
+                <w:lang w:eastAsia="en-GB"/>
+              </w:rPr>
+              <w:t xml:space="preserve"> </w:t>
             </w:r>
             <w:proofErr w:type="spellStart"/>
             <w:r>
@@ -3337,18 +3385,7 @@
                 <w:szCs w:val="18"/>
                 <w:lang w:eastAsia="en-GB"/>
               </w:rPr>
-              <w:t>canopy</w:t>
-            </w:r>
-            <w:proofErr w:type="gramEnd"/>
-            <w:r>
-              <w:rPr>
-                <w:rFonts w:eastAsia="Times New Roman" w:cs="Arial"/>
-                <w:color w:val="000000"/>
-                <w:sz w:val="18"/>
-                <w:szCs w:val="18"/>
-                <w:lang w:eastAsia="en-GB"/>
-              </w:rPr>
-              <w:t>.</w:t>
+              <w:t>canopy.</w:t>
             </w:r>
             <w:r>
               <w:rPr>
@@ -3361,6 +3398,16 @@
               <w:t>section</w:t>
             </w:r>
             <w:proofErr w:type="spellEnd"/>
+            <w:r>
+              <w:rPr>
+                <w:rFonts w:eastAsia="Times New Roman" w:cs="Arial"/>
+                <w:color w:val="000000"/>
+                <w:sz w:val="18"/>
+                <w:szCs w:val="18"/>
+                <w:lang w:eastAsia="en-GB"/>
+              </w:rPr>
+              <w:t xml:space="preserve"> -</w:t>
+            </w:r>
             <w:r>
               <w:rPr>
                 <w:rFonts w:eastAsia="Times New Roman" w:cs="Arial"/>
@@ -3375,7 +3422,7 @@
         </w:tc>
         <w:tc>
           <w:tcPr>
-            <w:tcW w:w="473" w:type="pct"/>
+            <w:tcW w:w="357" w:type="pct"/>
             <w:tcBorders>
               <w:top w:val="nil"/>
               <w:left w:val="single" w:sz="4" w:space="0" w:color="auto"/>
@@ -3406,7 +3453,27 @@
                 <w:szCs w:val="18"/>
                 <w:lang w:eastAsia="en-GB"/>
               </w:rPr>
-              <w:t xml:space="preserve">{{ </w:t>
+              <w:t>{{</w:t>
+            </w:r>
+            <w:r>
+              <w:rPr>
+                <w:rFonts w:eastAsia="Times New Roman" w:cs="Arial"/>
+                <w:color w:val="000000"/>
+                <w:sz w:val="18"/>
+                <w:szCs w:val="18"/>
+                <w:lang w:eastAsia="en-GB"/>
+              </w:rPr>
+              <w:t>-</w:t>
+            </w:r>
+            <w:r>
+              <w:rPr>
+                <w:rFonts w:eastAsia="Times New Roman" w:cs="Arial"/>
+                <w:color w:val="000000"/>
+                <w:sz w:val="18"/>
+                <w:szCs w:val="18"/>
+                <w:lang w:eastAsia="en-GB"/>
+              </w:rPr>
+              <w:t xml:space="preserve"> </w:t>
             </w:r>
           </w:p>
           <w:p>
@@ -3422,7 +3489,6 @@
               </w:rPr>
             </w:pPr>
             <w:proofErr w:type="spellStart"/>
-            <w:proofErr w:type="gramStart"/>
             <w:r>
               <w:rPr>
                 <w:rFonts w:eastAsia="Times New Roman" w:cs="Arial"/>
@@ -3434,7 +3500,6 @@
               <w:t>canopy.flowrate</w:t>
             </w:r>
             <w:proofErr w:type="spellEnd"/>
-            <w:proofErr w:type="gramEnd"/>
           </w:p>
           <w:p>
             <w:pPr>
@@ -3448,6 +3513,16 @@
                 <w:lang w:eastAsia="en-GB"/>
               </w:rPr>
             </w:pPr>
+            <w:r>
+              <w:rPr>
+                <w:rFonts w:eastAsia="Times New Roman" w:cs="Arial"/>
+                <w:color w:val="000000"/>
+                <w:sz w:val="18"/>
+                <w:szCs w:val="18"/>
+                <w:lang w:eastAsia="en-GB"/>
+              </w:rPr>
+              <w:t>-</w:t>
+            </w:r>
             <w:r>
               <w:rPr>
                 <w:rFonts w:eastAsia="Times New Roman" w:cs="Arial"/>
@@ -3462,7 +3537,7 @@
         </w:tc>
         <w:tc>
           <w:tcPr>
-            <w:tcW w:w="526" w:type="pct"/>
+            <w:tcW w:w="571" w:type="pct"/>
             <w:tcBorders>
               <w:top w:val="nil"/>
               <w:left w:val="nil"/>
@@ -3495,6 +3570,16 @@
               </w:rPr>
               <w:t>{{</w:t>
             </w:r>
+            <w:r>
+              <w:rPr>
+                <w:rFonts w:eastAsia="Times New Roman" w:cs="Arial"/>
+                <w:color w:val="000000"/>
+                <w:sz w:val="18"/>
+                <w:szCs w:val="18"/>
+                <w:lang w:eastAsia="en-GB"/>
+              </w:rPr>
+              <w:t>-</w:t>
+            </w:r>
           </w:p>
           <w:p>
             <w:pPr>
@@ -3543,6 +3628,16 @@
                 <w:lang w:eastAsia="en-GB"/>
               </w:rPr>
             </w:pPr>
+            <w:r>
+              <w:rPr>
+                <w:rFonts w:eastAsia="Times New Roman" w:cs="Arial"/>
+                <w:color w:val="000000"/>
+                <w:sz w:val="18"/>
+                <w:szCs w:val="18"/>
+                <w:lang w:eastAsia="en-GB"/>
+              </w:rPr>
+              <w:t>-</w:t>
+            </w:r>
             <w:r>
               <w:rPr>
                 <w:rFonts w:eastAsia="Times New Roman" w:cs="Arial"/>
@@ -3557,7 +3652,7 @@
         </w:tc>
         <w:tc>
           <w:tcPr>
-            <w:tcW w:w="539" w:type="pct"/>
+            <w:tcW w:w="358" w:type="pct"/>
             <w:tcBorders>
               <w:top w:val="nil"/>
               <w:left w:val="nil"/>
@@ -3590,8 +3685,17 @@
               </w:rPr>
               <w:t>{{</w:t>
             </w:r>
+            <w:r>
+              <w:rPr>
+                <w:rFonts w:eastAsia="Times New Roman" w:cs="Arial"/>
+                <w:color w:val="000000"/>
+                <w:sz w:val="18"/>
+                <w:szCs w:val="18"/>
+                <w:lang w:eastAsia="en-GB"/>
+              </w:rPr>
+              <w:t>-</w:t>
+            </w:r>
             <w:proofErr w:type="spellStart"/>
-            <w:proofErr w:type="gramStart"/>
             <w:r>
               <w:rPr>
                 <w:rFonts w:eastAsia="Times New Roman" w:cs="Arial"/>
@@ -3610,18 +3714,7 @@
                 <w:szCs w:val="18"/>
                 <w:lang w:eastAsia="en-GB"/>
               </w:rPr>
-              <w:t>.makeup</w:t>
-            </w:r>
-            <w:proofErr w:type="gramEnd"/>
-            <w:r>
-              <w:rPr>
-                <w:rFonts w:eastAsia="Times New Roman" w:cs="Arial"/>
-                <w:color w:val="000000"/>
-                <w:sz w:val="18"/>
-                <w:szCs w:val="18"/>
-                <w:lang w:eastAsia="en-GB"/>
-              </w:rPr>
-              <w:t>_air</w:t>
+              <w:t>.makeup_air</w:t>
             </w:r>
             <w:proofErr w:type="spellEnd"/>
             <w:r>
@@ -3633,6 +3726,16 @@
                 <w:lang w:eastAsia="en-GB"/>
               </w:rPr>
               <w:t xml:space="preserve"> </w:t>
+            </w:r>
+            <w:r>
+              <w:rPr>
+                <w:rFonts w:eastAsia="Times New Roman" w:cs="Arial"/>
+                <w:color w:val="000000"/>
+                <w:sz w:val="18"/>
+                <w:szCs w:val="18"/>
+                <w:lang w:eastAsia="en-GB"/>
+              </w:rPr>
+              <w:t>-</w:t>
             </w:r>
             <w:r>
               <w:rPr>
@@ -3648,7 +3751,7 @@
         </w:tc>
         <w:tc>
           <w:tcPr>
-            <w:tcW w:w="492" w:type="pct"/>
+            <w:tcW w:w="500" w:type="pct"/>
             <w:tcBorders>
               <w:top w:val="nil"/>
               <w:left w:val="nil"/>
@@ -3679,30 +3782,18 @@
                 <w:szCs w:val="18"/>
                 <w:lang w:eastAsia="en-GB"/>
               </w:rPr>
-              <w:t xml:space="preserve">{% if </w:t>
+              <w:t>{{</w:t>
             </w:r>
             <w:proofErr w:type="spellStart"/>
-            <w:proofErr w:type="gramStart"/>
-            <w:r>
-              <w:rPr>
-                <w:rFonts w:eastAsia="Times New Roman" w:cs="Arial"/>
-                <w:color w:val="000000"/>
-                <w:sz w:val="18"/>
-                <w:szCs w:val="18"/>
-                <w:lang w:eastAsia="en-GB"/>
-              </w:rPr>
-              <w:t>canopy.suply</w:t>
-            </w:r>
-            <w:proofErr w:type="gramEnd"/>
-            <w:r>
-              <w:rPr>
-                <w:rFonts w:eastAsia="Times New Roman" w:cs="Arial"/>
-                <w:color w:val="000000"/>
-                <w:sz w:val="18"/>
-                <w:szCs w:val="18"/>
-                <w:lang w:eastAsia="en-GB"/>
-              </w:rPr>
-              <w:t>_air</w:t>
+            <w:r>
+              <w:rPr>
+                <w:rFonts w:eastAsia="Times New Roman" w:cs="Arial"/>
+                <w:color w:val="000000"/>
+                <w:sz w:val="18"/>
+                <w:szCs w:val="18"/>
+                <w:lang w:eastAsia="en-GB"/>
+              </w:rPr>
+              <w:t>canopy.supply_static</w:t>
             </w:r>
             <w:proofErr w:type="spellEnd"/>
             <w:r>
@@ -3713,58 +3804,13 @@
                 <w:szCs w:val="18"/>
                 <w:lang w:eastAsia="en-GB"/>
               </w:rPr>
-              <w:t xml:space="preserve"> is not none %}</w:t>
-            </w:r>
-          </w:p>
-          <w:p>
-            <w:pPr>
-              <w:spacing w:after="0" w:line="240" w:lineRule="auto"/>
-              <w:jc w:val="center"/>
-              <w:rPr>
-                <w:rFonts w:eastAsia="Times New Roman" w:cs="Arial"/>
-                <w:color w:val="000000"/>
-                <w:sz w:val="18"/>
-                <w:szCs w:val="18"/>
-                <w:lang w:eastAsia="en-GB"/>
-              </w:rPr>
-            </w:pPr>
-            <w:r>
-              <w:rPr>
-                <w:rFonts w:eastAsia="Times New Roman" w:cs="Arial"/>
-                <w:color w:val="000000"/>
-                <w:sz w:val="18"/>
-                <w:szCs w:val="18"/>
-                <w:lang w:eastAsia="en-GB"/>
-              </w:rPr>
-              <w:t>52</w:t>
-            </w:r>
-          </w:p>
-          <w:p>
-            <w:pPr>
-              <w:spacing w:after="0" w:line="240" w:lineRule="auto"/>
-              <w:rPr>
-                <w:rFonts w:eastAsia="Times New Roman" w:cs="Arial"/>
-                <w:color w:val="000000"/>
-                <w:sz w:val="18"/>
-                <w:szCs w:val="18"/>
-                <w:lang w:eastAsia="en-GB"/>
-              </w:rPr>
-            </w:pPr>
-            <w:r>
-              <w:rPr>
-                <w:rFonts w:eastAsia="Times New Roman" w:cs="Arial"/>
-                <w:color w:val="000000"/>
-                <w:sz w:val="18"/>
-                <w:szCs w:val="18"/>
-                <w:lang w:eastAsia="en-GB"/>
-              </w:rPr>
-              <w:t>{% endif %}</w:t>
+              <w:t>}}</w:t>
             </w:r>
           </w:p>
         </w:tc>
         <w:tc>
           <w:tcPr>
-            <w:tcW w:w="605" w:type="pct"/>
+            <w:tcW w:w="715" w:type="pct"/>
             <w:tcBorders>
               <w:top w:val="nil"/>
               <w:left w:val="nil"/>
@@ -3795,21 +3841,30 @@
                 <w:szCs w:val="18"/>
                 <w:lang w:eastAsia="en-GB"/>
               </w:rPr>
-              <w:t>LED</w:t>
-            </w:r>
-          </w:p>
-          <w:p>
-            <w:pPr>
-              <w:spacing w:after="0" w:line="240" w:lineRule="auto"/>
-              <w:jc w:val="center"/>
-              <w:rPr>
-                <w:rFonts w:eastAsia="Times New Roman" w:cs="Arial"/>
-                <w:color w:val="000000"/>
-                <w:sz w:val="18"/>
-                <w:szCs w:val="18"/>
-                <w:lang w:eastAsia="en-GB"/>
-              </w:rPr>
-            </w:pPr>
+              <w:t>{{</w:t>
+            </w:r>
+            <w:proofErr w:type="spellStart"/>
+            <w:r>
+              <w:rPr>
+                <w:rFonts w:eastAsia="Times New Roman" w:cs="Arial"/>
+                <w:color w:val="000000"/>
+                <w:sz w:val="18"/>
+                <w:szCs w:val="18"/>
+                <w:lang w:eastAsia="en-GB"/>
+              </w:rPr>
+              <w:t>canopy.lights</w:t>
+            </w:r>
+            <w:proofErr w:type="spellEnd"/>
+            <w:r>
+              <w:rPr>
+                <w:rFonts w:eastAsia="Times New Roman" w:cs="Arial"/>
+                <w:color w:val="000000"/>
+                <w:sz w:val="18"/>
+                <w:szCs w:val="18"/>
+                <w:lang w:eastAsia="en-GB"/>
+              </w:rPr>
+              <w:t>}}</w:t>
+            </w:r>
           </w:p>
         </w:tc>
       </w:tr>
@@ -3891,6 +3946,29 @@
           <w:szCs w:val="18"/>
         </w:rPr>
       </w:pPr>
+      <w:r>
+        <w:rPr>
+          <w:rFonts w:cs="Arial"/>
+          <w:szCs w:val="18"/>
+        </w:rPr>
+        <w:t xml:space="preserve">{% if </w:t>
+      </w:r>
+      <w:proofErr w:type="spellStart"/>
+      <w:r>
+        <w:rPr>
+          <w:rFonts w:cs="Arial"/>
+          <w:szCs w:val="18"/>
+        </w:rPr>
+        <w:t>floor_data.important_note</w:t>
+      </w:r>
+      <w:proofErr w:type="spellEnd"/>
+      <w:r>
+        <w:rPr>
+          <w:rFonts w:cs="Arial"/>
+          <w:szCs w:val="18"/>
+        </w:rPr>
+        <w:t xml:space="preserve"> %}</w:t>
+      </w:r>
     </w:p>
     <w:p>
       <w:pPr>
@@ -3959,6 +4037,52 @@
         </w:rPr>
         <w:t xml:space="preserve"> }}</w:t>
       </w:r>
+      <w:r>
+        <w:rPr>
+          <w:rFonts w:cs="Arial"/>
+          <w:szCs w:val="20"/>
+        </w:rPr>
+        <w:t>{% endif %}</w:t>
+      </w:r>
+      <w:r>
+        <w:rPr>
+          <w:rFonts w:cs="Arial"/>
+          <w:szCs w:val="20"/>
+        </w:rPr>
+        <w:t xml:space="preserve">{% </w:t>
+      </w:r>
+      <w:proofErr w:type="spellStart"/>
+      <w:r>
+        <w:rPr>
+          <w:rFonts w:cs="Arial"/>
+          <w:szCs w:val="20"/>
+        </w:rPr>
+        <w:t>endfor</w:t>
+      </w:r>
+      <w:proofErr w:type="spellEnd"/>
+      <w:r>
+        <w:rPr>
+          <w:rFonts w:cs="Arial"/>
+          <w:szCs w:val="20"/>
+        </w:rPr>
+        <w:t xml:space="preserve"> %}{% </w:t>
+      </w:r>
+      <w:proofErr w:type="spellStart"/>
+      <w:r>
+        <w:rPr>
+          <w:rFonts w:cs="Arial"/>
+          <w:szCs w:val="20"/>
+        </w:rPr>
+        <w:t>endfor</w:t>
+      </w:r>
+      <w:proofErr w:type="spellEnd"/>
+      <w:r>
+        <w:rPr>
+          <w:rFonts w:cs="Arial"/>
+          <w:szCs w:val="20"/>
+        </w:rPr>
+        <w:t xml:space="preserve"> %} </w:t>
+      </w:r>
     </w:p>
     <w:p>
       <w:pPr>
@@ -4032,65 +4156,6 @@
           <w:szCs w:val="20"/>
         </w:rPr>
       </w:pPr>
-      <w:r>
-        <w:rPr>
-          <w:rFonts w:cs="Arial"/>
-          <w:szCs w:val="20"/>
-        </w:rPr>
-        <w:t xml:space="preserve">{% </w:t>
-      </w:r>
-      <w:proofErr w:type="spellStart"/>
-      <w:r>
-        <w:rPr>
-          <w:rFonts w:cs="Arial"/>
-          <w:szCs w:val="20"/>
-        </w:rPr>
-        <w:t>endfor</w:t>
-      </w:r>
-      <w:proofErr w:type="spellEnd"/>
-      <w:r>
-        <w:rPr>
-          <w:rFonts w:cs="Arial"/>
-          <w:szCs w:val="20"/>
-        </w:rPr>
-        <w:t xml:space="preserve"> %}</w:t>
-      </w:r>
-    </w:p>
-    <w:p>
-      <w:pPr>
-        <w:tabs>
-          <w:tab w:val="left" w:pos="1440"/>
-          <w:tab w:val="right" w:pos="8730"/>
-        </w:tabs>
-        <w:spacing w:after="0" w:line="276" w:lineRule="auto"/>
-        <w:rPr>
-          <w:rFonts w:cs="Arial"/>
-          <w:szCs w:val="20"/>
-        </w:rPr>
-      </w:pPr>
-      <w:r>
-        <w:rPr>
-          <w:rFonts w:cs="Arial"/>
-          <w:szCs w:val="20"/>
-        </w:rPr>
-        <w:t xml:space="preserve">{% </w:t>
-      </w:r>
-      <w:proofErr w:type="spellStart"/>
-      <w:r>
-        <w:rPr>
-          <w:rFonts w:cs="Arial"/>
-          <w:szCs w:val="20"/>
-        </w:rPr>
-        <w:t>endfor</w:t>
-      </w:r>
-      <w:proofErr w:type="spellEnd"/>
-      <w:r>
-        <w:rPr>
-          <w:rFonts w:cs="Arial"/>
-          <w:szCs w:val="20"/>
-        </w:rPr>
-        <w:t xml:space="preserve"> %} </w:t>
-      </w:r>
     </w:p>
     <w:p>
       <w:pPr>
@@ -4157,18 +4222,18 @@
     </w:p>
     <w:tbl>
       <w:tblPr>
-        <w:tblW w:w="5473" w:type="pct"/>
-        <w:tblInd w:w="-289" w:type="dxa"/>
+        <w:tblW w:w="5108" w:type="pct"/>
+        <w:tblInd w:w="-5" w:type="dxa"/>
         <w:tblLayout w:type="fixed"/>
         <w:tblLook w:val="04A0" w:firstRow="1" w:lastRow="0" w:firstColumn="1" w:lastColumn="0" w:noHBand="0" w:noVBand="1"/>
       </w:tblPr>
       <w:tblGrid>
-        <w:gridCol w:w="993"/>
+        <w:gridCol w:w="707"/>
         <w:gridCol w:w="1133"/>
-        <w:gridCol w:w="1418"/>
+        <w:gridCol w:w="1419"/>
         <w:gridCol w:w="2129"/>
-        <w:gridCol w:w="2407"/>
-        <w:gridCol w:w="2552"/>
+        <w:gridCol w:w="2124"/>
+        <w:gridCol w:w="2411"/>
       </w:tblGrid>
       <w:tr>
         <w:trPr>
@@ -4176,7 +4241,7 @@
         </w:trPr>
         <w:tc>
           <w:tcPr>
-            <w:tcW w:w="467" w:type="pct"/>
+            <w:tcW w:w="356" w:type="pct"/>
             <w:tcBorders>
               <w:top w:val="single" w:sz="4" w:space="0" w:color="auto"/>
               <w:left w:val="single" w:sz="4" w:space="0" w:color="auto"/>
@@ -4218,7 +4283,7 @@
         </w:tc>
         <w:tc>
           <w:tcPr>
-            <w:tcW w:w="533" w:type="pct"/>
+            <w:tcW w:w="571" w:type="pct"/>
             <w:tcBorders>
               <w:top w:val="single" w:sz="4" w:space="0" w:color="auto"/>
               <w:left w:val="nil"/>
@@ -4260,7 +4325,7 @@
         </w:tc>
         <w:tc>
           <w:tcPr>
-            <w:tcW w:w="667" w:type="pct"/>
+            <w:tcW w:w="715" w:type="pct"/>
             <w:tcBorders>
               <w:top w:val="single" w:sz="4" w:space="0" w:color="auto"/>
               <w:left w:val="nil"/>
@@ -4300,7 +4365,7 @@
         </w:tc>
         <w:tc>
           <w:tcPr>
-            <w:tcW w:w="1001" w:type="pct"/>
+            <w:tcW w:w="1073" w:type="pct"/>
             <w:tcBorders>
               <w:top w:val="single" w:sz="4" w:space="0" w:color="auto"/>
               <w:left w:val="single" w:sz="4" w:space="0" w:color="auto"/>
@@ -4354,7 +4419,7 @@
         </w:tc>
         <w:tc>
           <w:tcPr>
-            <w:tcW w:w="1132" w:type="pct"/>
+            <w:tcW w:w="1070" w:type="pct"/>
             <w:tcBorders>
               <w:top w:val="single" w:sz="4" w:space="0" w:color="auto"/>
               <w:left w:val="nil"/>
@@ -4408,7 +4473,7 @@
         </w:tc>
         <w:tc>
           <w:tcPr>
-            <w:tcW w:w="1200" w:type="pct"/>
+            <w:tcW w:w="1215" w:type="pct"/>
             <w:tcBorders>
               <w:top w:val="single" w:sz="4" w:space="0" w:color="auto"/>
               <w:left w:val="nil"/>
@@ -4455,7 +4520,7 @@
         </w:trPr>
         <w:tc>
           <w:tcPr>
-            <w:tcW w:w="467" w:type="pct"/>
+            <w:tcW w:w="356" w:type="pct"/>
             <w:tcBorders>
               <w:top w:val="nil"/>
               <w:left w:val="single" w:sz="4" w:space="0" w:color="auto"/>
@@ -4496,7 +4561,7 @@
         </w:tc>
         <w:tc>
           <w:tcPr>
-            <w:tcW w:w="533" w:type="pct"/>
+            <w:tcW w:w="571" w:type="pct"/>
             <w:tcBorders>
               <w:top w:val="nil"/>
               <w:left w:val="nil"/>
@@ -4537,7 +4602,7 @@
         </w:tc>
         <w:tc>
           <w:tcPr>
-            <w:tcW w:w="667" w:type="pct"/>
+            <w:tcW w:w="715" w:type="pct"/>
             <w:tcBorders>
               <w:top w:val="nil"/>
               <w:left w:val="nil"/>
@@ -4576,7 +4641,7 @@
         </w:tc>
         <w:tc>
           <w:tcPr>
-            <w:tcW w:w="1001" w:type="pct"/>
+            <w:tcW w:w="1073" w:type="pct"/>
             <w:tcBorders>
               <w:top w:val="nil"/>
               <w:left w:val="single" w:sz="4" w:space="0" w:color="auto"/>
@@ -4629,7 +4694,7 @@
         </w:tc>
         <w:tc>
           <w:tcPr>
-            <w:tcW w:w="1132" w:type="pct"/>
+            <w:tcW w:w="1070" w:type="pct"/>
             <w:tcBorders>
               <w:top w:val="nil"/>
               <w:left w:val="nil"/>
@@ -4682,7 +4747,7 @@
         </w:tc>
         <w:tc>
           <w:tcPr>
-            <w:tcW w:w="1200" w:type="pct"/>
+            <w:tcW w:w="1215" w:type="pct"/>
             <w:tcBorders>
               <w:top w:val="nil"/>
               <w:left w:val="nil"/>
@@ -4740,7 +4805,7 @@
         </w:trPr>
         <w:tc>
           <w:tcPr>
-            <w:tcW w:w="467" w:type="pct"/>
+            <w:tcW w:w="356" w:type="pct"/>
             <w:tcBorders>
               <w:left w:val="single" w:sz="4" w:space="0" w:color="auto"/>
               <w:bottom w:val="single" w:sz="4" w:space="0" w:color="auto"/>
@@ -4810,7 +4875,7 @@
         </w:tc>
         <w:tc>
           <w:tcPr>
-            <w:tcW w:w="533" w:type="pct"/>
+            <w:tcW w:w="571" w:type="pct"/>
             <w:tcBorders>
               <w:bottom w:val="single" w:sz="4" w:space="0" w:color="auto"/>
             </w:tcBorders>
@@ -4834,7 +4899,7 @@
         </w:tc>
         <w:tc>
           <w:tcPr>
-            <w:tcW w:w="667" w:type="pct"/>
+            <w:tcW w:w="715" w:type="pct"/>
             <w:tcBorders>
               <w:bottom w:val="single" w:sz="4" w:space="0" w:color="auto"/>
               <w:right w:val="single" w:sz="4" w:space="0" w:color="auto"/>
@@ -4856,7 +4921,7 @@
         </w:tc>
         <w:tc>
           <w:tcPr>
-            <w:tcW w:w="1001" w:type="pct"/>
+            <w:tcW w:w="1073" w:type="pct"/>
             <w:tcBorders>
               <w:left w:val="single" w:sz="4" w:space="0" w:color="auto"/>
               <w:bottom w:val="single" w:sz="4" w:space="0" w:color="auto"/>
@@ -4915,7 +4980,7 @@
         </w:tc>
         <w:tc>
           <w:tcPr>
-            <w:tcW w:w="1132" w:type="pct"/>
+            <w:tcW w:w="1070" w:type="pct"/>
             <w:tcBorders>
               <w:left w:val="single" w:sz="4" w:space="0" w:color="auto"/>
               <w:bottom w:val="single" w:sz="4" w:space="0" w:color="auto"/>
@@ -4937,7 +5002,6 @@
                 <w:lang w:eastAsia="en-GB"/>
               </w:rPr>
             </w:pPr>
-            <w:proofErr w:type="gramStart"/>
             <w:r>
               <w:rPr>
                 <w:rFonts w:eastAsia="Times New Roman" w:cs="Arial"/>
@@ -4946,18 +5010,7 @@
                 <w:szCs w:val="20"/>
                 <w:lang w:eastAsia="en-GB"/>
               </w:rPr>
-              <w:t>3 minute</w:t>
-            </w:r>
-            <w:proofErr w:type="gramEnd"/>
-            <w:r>
-              <w:rPr>
-                <w:rFonts w:eastAsia="Times New Roman" w:cs="Arial"/>
-                <w:color w:val="000000"/>
-                <w:sz w:val="18"/>
-                <w:szCs w:val="20"/>
-                <w:lang w:eastAsia="en-GB"/>
-              </w:rPr>
-              <w:t xml:space="preserve"> wash</w:t>
+              <w:t>3 minute wash</w:t>
             </w:r>
           </w:p>
           <w:p>
@@ -4986,7 +5039,7 @@
         </w:tc>
         <w:tc>
           <w:tcPr>
-            <w:tcW w:w="1200" w:type="pct"/>
+            <w:tcW w:w="1215" w:type="pct"/>
             <w:tcBorders>
               <w:left w:val="single" w:sz="4" w:space="0" w:color="auto"/>
               <w:bottom w:val="single" w:sz="4" w:space="0" w:color="auto"/>
@@ -5008,7 +5061,6 @@
                 <w:lang w:eastAsia="en-GB"/>
               </w:rPr>
             </w:pPr>
-            <w:proofErr w:type="gramStart"/>
             <w:r>
               <w:rPr>
                 <w:rFonts w:eastAsia="Times New Roman" w:cs="Arial"/>
@@ -5017,18 +5069,7 @@
                 <w:szCs w:val="20"/>
                 <w:lang w:eastAsia="en-GB"/>
               </w:rPr>
-              <w:t>3 minute</w:t>
-            </w:r>
-            <w:proofErr w:type="gramEnd"/>
-            <w:r>
-              <w:rPr>
-                <w:rFonts w:eastAsia="Times New Roman" w:cs="Arial"/>
-                <w:color w:val="000000"/>
-                <w:sz w:val="18"/>
-                <w:szCs w:val="20"/>
-                <w:lang w:eastAsia="en-GB"/>
-              </w:rPr>
-              <w:t xml:space="preserve"> wash</w:t>
+              <w:t>3 minute wash</w:t>
             </w:r>
           </w:p>
           <w:p>
@@ -5062,7 +5103,7 @@
         </w:trPr>
         <w:tc>
           <w:tcPr>
-            <w:tcW w:w="467" w:type="pct"/>
+            <w:tcW w:w="356" w:type="pct"/>
             <w:tcBorders>
               <w:top w:val="nil"/>
               <w:left w:val="single" w:sz="4" w:space="0" w:color="auto"/>
@@ -5086,7 +5127,6 @@
                 <w:lang w:eastAsia="en-GB"/>
               </w:rPr>
             </w:pPr>
-            <w:proofErr w:type="gramStart"/>
             <w:r>
               <w:rPr>
                 <w:rFonts w:eastAsia="Times New Roman" w:cs="Arial"/>
@@ -5108,7 +5148,6 @@
               </w:rPr>
               <w:t>canopy</w:t>
             </w:r>
-            <w:proofErr w:type="gramEnd"/>
             <w:r>
               <w:rPr>
                 <w:rFonts w:eastAsia="Times New Roman" w:cs="Arial"/>
@@ -5147,7 +5186,7 @@
         </w:tc>
         <w:tc>
           <w:tcPr>
-            <w:tcW w:w="533" w:type="pct"/>
+            <w:tcW w:w="571" w:type="pct"/>
             <w:tcBorders>
               <w:top w:val="nil"/>
               <w:left w:val="nil"/>
@@ -5169,7 +5208,6 @@
                 <w:lang w:eastAsia="en-GB"/>
               </w:rPr>
             </w:pPr>
-            <w:proofErr w:type="gramStart"/>
             <w:r>
               <w:rPr>
                 <w:rFonts w:eastAsia="Times New Roman" w:cs="Arial"/>
@@ -5189,18 +5227,7 @@
                 <w:szCs w:val="18"/>
                 <w:lang w:eastAsia="en-GB"/>
               </w:rPr>
-              <w:t>canopy</w:t>
-            </w:r>
-            <w:proofErr w:type="gramEnd"/>
-            <w:r>
-              <w:rPr>
-                <w:rFonts w:eastAsia="Times New Roman" w:cs="Arial"/>
-                <w:color w:val="000000"/>
-                <w:sz w:val="18"/>
-                <w:szCs w:val="18"/>
-                <w:lang w:eastAsia="en-GB"/>
-              </w:rPr>
-              <w:t>.model</w:t>
+              <w:t>canopy.model</w:t>
             </w:r>
             <w:proofErr w:type="spellEnd"/>
             <w:r>
@@ -5217,7 +5244,7 @@
         </w:tc>
         <w:tc>
           <w:tcPr>
-            <w:tcW w:w="667" w:type="pct"/>
+            <w:tcW w:w="715" w:type="pct"/>
             <w:tcBorders>
               <w:top w:val="single" w:sz="4" w:space="0" w:color="auto"/>
               <w:left w:val="nil"/>
@@ -5243,7 +5270,7 @@
         </w:tc>
         <w:tc>
           <w:tcPr>
-            <w:tcW w:w="1001" w:type="pct"/>
+            <w:tcW w:w="1073" w:type="pct"/>
             <w:tcBorders>
               <w:top w:val="nil"/>
               <w:left w:val="single" w:sz="4" w:space="0" w:color="auto"/>
@@ -5328,7 +5355,7 @@
         </w:tc>
         <w:tc>
           <w:tcPr>
-            <w:tcW w:w="1132" w:type="pct"/>
+            <w:tcW w:w="1070" w:type="pct"/>
             <w:tcBorders>
               <w:top w:val="nil"/>
               <w:left w:val="nil"/>
@@ -5401,7 +5428,7 @@
         </w:tc>
         <w:tc>
           <w:tcPr>
-            <w:tcW w:w="1200" w:type="pct"/>
+            <w:tcW w:w="1215" w:type="pct"/>
             <w:tcBorders>
               <w:top w:val="nil"/>
               <w:left w:val="nil"/>
@@ -5491,7 +5518,7 @@
         </w:trPr>
         <w:tc>
           <w:tcPr>
-            <w:tcW w:w="467" w:type="pct"/>
+            <w:tcW w:w="356" w:type="pct"/>
             <w:tcBorders>
               <w:top w:val="single" w:sz="4" w:space="0" w:color="auto"/>
               <w:left w:val="single" w:sz="4" w:space="0" w:color="auto"/>
@@ -5538,13 +5565,33 @@
                 <w:szCs w:val="20"/>
                 <w:lang w:eastAsia="en-GB"/>
               </w:rPr>
-              <w:t xml:space="preserve"> endfor %}</w:t>
+              <w:t xml:space="preserve"> </w:t>
+            </w:r>
+            <w:proofErr w:type="spellStart"/>
+            <w:r>
+              <w:rPr>
+                <w:rFonts w:eastAsia="Times New Roman" w:cs="Arial"/>
+                <w:color w:val="000000"/>
+                <w:szCs w:val="20"/>
+                <w:lang w:eastAsia="en-GB"/>
+              </w:rPr>
+              <w:t>endfor</w:t>
+            </w:r>
+            <w:proofErr w:type="spellEnd"/>
+            <w:r>
+              <w:rPr>
+                <w:rFonts w:eastAsia="Times New Roman" w:cs="Arial"/>
+                <w:color w:val="000000"/>
+                <w:szCs w:val="20"/>
+                <w:lang w:eastAsia="en-GB"/>
+              </w:rPr>
+              <w:t xml:space="preserve"> %}</w:t>
             </w:r>
           </w:p>
         </w:tc>
         <w:tc>
           <w:tcPr>
-            <w:tcW w:w="533" w:type="pct"/>
+            <w:tcW w:w="571" w:type="pct"/>
             <w:tcBorders>
               <w:top w:val="single" w:sz="4" w:space="0" w:color="auto"/>
               <w:bottom w:val="single" w:sz="4" w:space="0" w:color="auto"/>
@@ -5568,7 +5615,7 @@
         </w:tc>
         <w:tc>
           <w:tcPr>
-            <w:tcW w:w="667" w:type="pct"/>
+            <w:tcW w:w="715" w:type="pct"/>
             <w:tcBorders>
               <w:top w:val="single" w:sz="4" w:space="0" w:color="auto"/>
               <w:bottom w:val="single" w:sz="4" w:space="0" w:color="auto"/>
@@ -5591,7 +5638,7 @@
         </w:tc>
         <w:tc>
           <w:tcPr>
-            <w:tcW w:w="1001" w:type="pct"/>
+            <w:tcW w:w="1073" w:type="pct"/>
             <w:tcBorders>
               <w:top w:val="single" w:sz="4" w:space="0" w:color="auto"/>
               <w:bottom w:val="single" w:sz="4" w:space="0" w:color="auto"/>
@@ -5616,7 +5663,7 @@
         </w:tc>
         <w:tc>
           <w:tcPr>
-            <w:tcW w:w="1132" w:type="pct"/>
+            <w:tcW w:w="1070" w:type="pct"/>
             <w:tcBorders>
               <w:top w:val="single" w:sz="4" w:space="0" w:color="auto"/>
               <w:bottom w:val="single" w:sz="4" w:space="0" w:color="auto"/>
@@ -5641,7 +5688,7 @@
         </w:tc>
         <w:tc>
           <w:tcPr>
-            <w:tcW w:w="1200" w:type="pct"/>
+            <w:tcW w:w="1215" w:type="pct"/>
             <w:tcBorders>
               <w:top w:val="single" w:sz="4" w:space="0" w:color="auto"/>
               <w:bottom w:val="single" w:sz="4" w:space="0" w:color="auto"/>
@@ -5681,61 +5728,37 @@
           <w:szCs w:val="20"/>
         </w:rPr>
       </w:pPr>
-    </w:p>
-    <w:p>
-      <w:pPr>
-        <w:tabs>
-          <w:tab w:val="left" w:pos="1440"/>
-          <w:tab w:val="right" w:pos="8730"/>
-        </w:tabs>
-        <w:spacing w:after="0" w:line="276" w:lineRule="auto"/>
+      <w:r>
         <w:rPr>
           <w:rFonts w:cs="Arial"/>
           <w:bCs/>
           <w:color w:val="2499D5"/>
           <w:szCs w:val="20"/>
         </w:rPr>
-      </w:pPr>
+        <w:t>{% endif %}</w:t>
+      </w:r>
       <w:r>
         <w:rPr>
           <w:rFonts w:cs="Arial"/>
-          <w:bCs/>
-          <w:color w:val="2499D5"/>
-          <w:szCs w:val="20"/>
-        </w:rPr>
-        <w:t>{% endif %}</w:t>
-      </w:r>
-    </w:p>
-    <w:p>
-      <w:pPr>
-        <w:spacing w:after="0" w:line="276" w:lineRule="auto"/>
+          <w:szCs w:val="20"/>
+        </w:rPr>
+        <w:t xml:space="preserve">{% if </w:t>
+      </w:r>
+      <w:proofErr w:type="spellStart"/>
+      <w:r>
         <w:rPr>
           <w:rFonts w:cs="Arial"/>
           <w:szCs w:val="20"/>
         </w:rPr>
-      </w:pPr>
+        <w:t>wall_cladding</w:t>
+      </w:r>
+      <w:proofErr w:type="spellEnd"/>
       <w:r>
         <w:rPr>
           <w:rFonts w:cs="Arial"/>
           <w:szCs w:val="20"/>
         </w:rPr>
-        <w:t xml:space="preserve">{% if </w:t>
-      </w:r>
-      <w:proofErr w:type="spellStart"/>
-      <w:r>
-        <w:rPr>
-          <w:rFonts w:cs="Arial"/>
-          <w:szCs w:val="20"/>
-        </w:rPr>
-        <w:t>wall_cladding_info</w:t>
-      </w:r>
-      <w:proofErr w:type="spellEnd"/>
-      <w:r>
-        <w:rPr>
-          <w:rFonts w:cs="Arial"/>
-          <w:szCs w:val="20"/>
-        </w:rPr>
-        <w:t xml:space="preserve"> %}</w:t>
+        <w:t>%}</w:t>
       </w:r>
     </w:p>
     <w:p>
@@ -6488,7 +6511,6 @@
                 <w:lang w:eastAsia="en-GB"/>
               </w:rPr>
             </w:pPr>
-            <w:proofErr w:type="gramStart"/>
             <w:r>
               <w:rPr>
                 <w:rFonts w:eastAsia="Times New Roman" w:cs="Arial"/>
@@ -6510,7 +6532,6 @@
               </w:rPr>
               <w:t>cladding</w:t>
             </w:r>
-            <w:proofErr w:type="gramEnd"/>
             <w:r>
               <w:rPr>
                 <w:rFonts w:eastAsia="Times New Roman" w:cs="Arial"/>
@@ -6560,7 +6581,6 @@
                 <w:lang w:eastAsia="en-GB"/>
               </w:rPr>
             </w:pPr>
-            <w:proofErr w:type="gramStart"/>
             <w:r>
               <w:rPr>
                 <w:rFonts w:eastAsia="Times New Roman" w:cs="Arial"/>
@@ -6580,18 +6600,7 @@
                 <w:szCs w:val="18"/>
                 <w:lang w:eastAsia="en-GB"/>
               </w:rPr>
-              <w:t>cladding</w:t>
-            </w:r>
-            <w:proofErr w:type="gramEnd"/>
-            <w:r>
-              <w:rPr>
-                <w:rFonts w:eastAsia="Times New Roman" w:cs="Arial"/>
-                <w:color w:val="000000"/>
-                <w:sz w:val="18"/>
-                <w:szCs w:val="18"/>
-                <w:lang w:eastAsia="en-GB"/>
-              </w:rPr>
-              <w:t>.description</w:t>
+              <w:t>cladding.description</w:t>
             </w:r>
             <w:proofErr w:type="spellEnd"/>
             <w:r>
@@ -6632,7 +6641,6 @@
                 <w:lang w:eastAsia="en-GB"/>
               </w:rPr>
             </w:pPr>
-            <w:proofErr w:type="gramStart"/>
             <w:r>
               <w:rPr>
                 <w:rFonts w:eastAsia="Times New Roman" w:cs="Arial"/>
@@ -6652,18 +6660,7 @@
                 <w:szCs w:val="18"/>
                 <w:lang w:eastAsia="en-GB"/>
               </w:rPr>
-              <w:t>cladding</w:t>
-            </w:r>
-            <w:proofErr w:type="gramEnd"/>
-            <w:r>
-              <w:rPr>
-                <w:rFonts w:eastAsia="Times New Roman" w:cs="Arial"/>
-                <w:color w:val="000000"/>
-                <w:sz w:val="18"/>
-                <w:szCs w:val="18"/>
-                <w:lang w:eastAsia="en-GB"/>
-              </w:rPr>
-              <w:t>.width</w:t>
+              <w:t>cladding.width</w:t>
             </w:r>
             <w:proofErr w:type="spellEnd"/>
             <w:r>
@@ -6708,7 +6705,6 @@
                 <w:lang w:eastAsia="en-GB"/>
               </w:rPr>
             </w:pPr>
-            <w:proofErr w:type="gramStart"/>
             <w:r>
               <w:rPr>
                 <w:rFonts w:eastAsia="Times New Roman" w:cs="Arial"/>
@@ -6738,18 +6734,7 @@
                 <w:szCs w:val="18"/>
                 <w:lang w:eastAsia="en-GB"/>
               </w:rPr>
-              <w:t>cladding</w:t>
-            </w:r>
-            <w:proofErr w:type="gramEnd"/>
-            <w:r>
-              <w:rPr>
-                <w:rFonts w:eastAsia="Times New Roman" w:cs="Arial"/>
-                <w:color w:val="000000"/>
-                <w:sz w:val="18"/>
-                <w:szCs w:val="18"/>
-                <w:lang w:eastAsia="en-GB"/>
-              </w:rPr>
-              <w:t>.height</w:t>
+              <w:t>cladding.height</w:t>
             </w:r>
             <w:proofErr w:type="spellEnd"/>
             <w:r>
@@ -6826,7 +6811,25 @@
                 <w:sz w:val="10"/>
                 <w:szCs w:val="10"/>
               </w:rPr>
-              <w:t xml:space="preserve"> endfor %}</w:t>
+              <w:t xml:space="preserve"> </w:t>
+            </w:r>
+            <w:proofErr w:type="spellStart"/>
+            <w:r>
+              <w:rPr>
+                <w:rFonts w:cs="Arial"/>
+                <w:sz w:val="10"/>
+                <w:szCs w:val="10"/>
+              </w:rPr>
+              <w:t>endfor</w:t>
+            </w:r>
+            <w:proofErr w:type="spellEnd"/>
+            <w:r>
+              <w:rPr>
+                <w:rFonts w:cs="Arial"/>
+                <w:sz w:val="10"/>
+                <w:szCs w:val="10"/>
+              </w:rPr>
+              <w:t xml:space="preserve"> %}</w:t>
             </w:r>
           </w:p>
           <w:p>
@@ -6938,6 +6941,13 @@
           <w:szCs w:val="20"/>
         </w:rPr>
       </w:pPr>
+      <w:r>
+        <w:rPr>
+          <w:rFonts w:cs="Arial"/>
+          <w:szCs w:val="20"/>
+        </w:rPr>
+        <w:t>{% endif %}</w:t>
+      </w:r>
     </w:p>
     <w:p>
       <w:pPr>
@@ -6948,15 +6958,84 @@
         <w:spacing w:after="0" w:line="276" w:lineRule="auto"/>
         <w:rPr>
           <w:rFonts w:cs="Arial"/>
-          <w:szCs w:val="20"/>
+          <w:b/>
+          <w:sz w:val="24"/>
         </w:rPr>
       </w:pPr>
       <w:r>
         <w:rPr>
           <w:rFonts w:cs="Arial"/>
-          <w:szCs w:val="20"/>
-        </w:rPr>
-        <w:t>{% endif %}</w:t>
+          <w:b/>
+          <w:sz w:val="24"/>
+        </w:rPr>
+        <w:t>Service</w:t>
+      </w:r>
+      <w:r>
+        <w:rPr>
+          <w:rFonts w:cs="Arial"/>
+          <w:b/>
+          <w:sz w:val="24"/>
+        </w:rPr>
+        <w:t>s</w:t>
+      </w:r>
+      <w:r>
+        <w:rPr>
+          <w:rFonts w:cs="Arial"/>
+          <w:b/>
+          <w:sz w:val="24"/>
+        </w:rPr>
+        <w:t xml:space="preserve"> Distribution Unit</w:t>
+      </w:r>
+    </w:p>
+    <w:p>
+      <w:pPr>
+        <w:spacing w:after="0" w:line="276" w:lineRule="auto"/>
+        <w:rPr>
+          <w:rFonts w:cs="Arial"/>
+          <w:szCs w:val="20"/>
+        </w:rPr>
+      </w:pPr>
+      <w:r>
+        <w:rPr>
+          <w:rFonts w:cs="Arial"/>
+          <w:szCs w:val="20"/>
+        </w:rPr>
+        <w:t xml:space="preserve">The </w:t>
+      </w:r>
+      <w:r>
+        <w:rPr>
+          <w:rFonts w:cs="Arial"/>
+          <w:szCs w:val="20"/>
+        </w:rPr>
+        <w:t>services distribution units</w:t>
+      </w:r>
+      <w:r>
+        <w:rPr>
+          <w:rFonts w:cs="Arial"/>
+          <w:szCs w:val="20"/>
+        </w:rPr>
+        <w:t xml:space="preserve"> (SDU)</w:t>
+      </w:r>
+      <w:r>
+        <w:rPr>
+          <w:rFonts w:cs="Arial"/>
+          <w:szCs w:val="20"/>
+        </w:rPr>
+        <w:t xml:space="preserve"> are manufactured from 1.2mm thick, grade 304 stainless steel from an all folded and welded construction. The SDU is to be manufactured in suitably sized sections to suit site access requirements.</w:t>
+      </w:r>
+      <w:r>
+        <w:rPr>
+          <w:rFonts w:cs="Arial"/>
+          <w:szCs w:val="20"/>
+        </w:rPr>
+        <w:t xml:space="preserve"> The SDU is to be supplied with factory fitted mechanical and electrical services as listed below</w:t>
+      </w:r>
+      <w:r>
+        <w:rPr>
+          <w:rFonts w:cs="Arial"/>
+          <w:szCs w:val="20"/>
+        </w:rPr>
+        <w:t>.</w:t>
       </w:r>
     </w:p>
     <w:p>
@@ -6974,108 +7053,6 @@
     </w:p>
     <w:p>
       <w:pPr>
-        <w:tabs>
-          <w:tab w:val="left" w:pos="1440"/>
-          <w:tab w:val="right" w:pos="8730"/>
-        </w:tabs>
-        <w:spacing w:after="0" w:line="276" w:lineRule="auto"/>
-        <w:rPr>
-          <w:rFonts w:cs="Arial"/>
-          <w:b/>
-          <w:sz w:val="24"/>
-        </w:rPr>
-      </w:pPr>
-      <w:r>
-        <w:rPr>
-          <w:rFonts w:cs="Arial"/>
-          <w:b/>
-          <w:sz w:val="24"/>
-        </w:rPr>
-        <w:t>Service</w:t>
-      </w:r>
-      <w:r>
-        <w:rPr>
-          <w:rFonts w:cs="Arial"/>
-          <w:b/>
-          <w:sz w:val="24"/>
-        </w:rPr>
-        <w:t>s</w:t>
-      </w:r>
-      <w:r>
-        <w:rPr>
-          <w:rFonts w:cs="Arial"/>
-          <w:b/>
-          <w:sz w:val="24"/>
-        </w:rPr>
-        <w:t xml:space="preserve"> Distribution Unit</w:t>
-      </w:r>
-    </w:p>
-    <w:p>
-      <w:pPr>
-        <w:spacing w:after="0" w:line="276" w:lineRule="auto"/>
-        <w:rPr>
-          <w:rFonts w:cs="Arial"/>
-          <w:szCs w:val="20"/>
-        </w:rPr>
-      </w:pPr>
-      <w:r>
-        <w:rPr>
-          <w:rFonts w:cs="Arial"/>
-          <w:szCs w:val="20"/>
-        </w:rPr>
-        <w:t xml:space="preserve">The </w:t>
-      </w:r>
-      <w:r>
-        <w:rPr>
-          <w:rFonts w:cs="Arial"/>
-          <w:szCs w:val="20"/>
-        </w:rPr>
-        <w:t>services distribution units</w:t>
-      </w:r>
-      <w:r>
-        <w:rPr>
-          <w:rFonts w:cs="Arial"/>
-          <w:szCs w:val="20"/>
-        </w:rPr>
-        <w:t xml:space="preserve"> (SDU)</w:t>
-      </w:r>
-      <w:r>
-        <w:rPr>
-          <w:rFonts w:cs="Arial"/>
-          <w:szCs w:val="20"/>
-        </w:rPr>
-        <w:t xml:space="preserve"> are manufactured from 1.2mm thick, grade 304 stainless steel from an all folded and welded construction. The SDU is to be manufactured in suitably sized sections to suit site access requirements.</w:t>
-      </w:r>
-      <w:r>
-        <w:rPr>
-          <w:rFonts w:cs="Arial"/>
-          <w:szCs w:val="20"/>
-        </w:rPr>
-        <w:t xml:space="preserve"> The SDU is to be supplied with factory fitted mechanical and electrical services as listed below</w:t>
-      </w:r>
-      <w:r>
-        <w:rPr>
-          <w:rFonts w:cs="Arial"/>
-          <w:szCs w:val="20"/>
-        </w:rPr>
-        <w:t>.</w:t>
-      </w:r>
-    </w:p>
-    <w:p>
-      <w:pPr>
-        <w:tabs>
-          <w:tab w:val="left" w:pos="1440"/>
-          <w:tab w:val="right" w:pos="8730"/>
-        </w:tabs>
-        <w:spacing w:after="0" w:line="276" w:lineRule="auto"/>
-        <w:rPr>
-          <w:rFonts w:cs="Arial"/>
-          <w:szCs w:val="20"/>
-        </w:rPr>
-      </w:pPr>
-    </w:p>
-    <w:p>
-      <w:pPr>
         <w:spacing w:after="0" w:line="276" w:lineRule="auto"/>
         <w:rPr>
           <w:b/>
@@ -7182,17 +7159,7 @@
           <w:sz w:val="32"/>
           <w:szCs w:val="32"/>
         </w:rPr>
-        <w:t xml:space="preserve">Pricing </w:t>
-      </w:r>
-      <w:proofErr w:type="gramStart"/>
-      <w:r>
-        <w:rPr>
-          <w:rFonts w:cs="Arial"/>
-          <w:b/>
-          <w:sz w:val="32"/>
-          <w:szCs w:val="32"/>
-        </w:rPr>
-        <w:t>Schedule</w:t>
+        <w:t>Pricing Schedule</w:t>
       </w:r>
       <w:r>
         <w:rPr>
@@ -7201,192 +7168,64 @@
           <w:sz w:val="6"/>
           <w:szCs w:val="6"/>
         </w:rPr>
-        <w:t>{</w:t>
-      </w:r>
-      <w:proofErr w:type="gramEnd"/>
-      <w:r>
+        <w:t>{% for kitchen_name, floors in grouped_canopy_data.items() %}</w:t>
+      </w:r>
+    </w:p>
+    <w:p>
+      <w:pPr>
+        <w:spacing w:after="0" w:line="276" w:lineRule="auto"/>
         <w:rPr>
           <w:rFonts w:cs="Arial"/>
           <w:b/>
-          <w:sz w:val="6"/>
-          <w:szCs w:val="6"/>
-        </w:rPr>
-        <w:t xml:space="preserve">% for </w:t>
+          <w:sz w:val="4"/>
+          <w:szCs w:val="4"/>
+        </w:rPr>
+      </w:pPr>
+      <w:r>
+        <w:rPr>
+          <w:rFonts w:cs="Arial"/>
+          <w:b/>
+          <w:sz w:val="4"/>
+          <w:szCs w:val="4"/>
+        </w:rPr>
+        <w:t>{% for floor_name, floor_data in floors.items() %}</w:t>
+      </w:r>
+    </w:p>
+    <w:p>
+      <w:pPr>
+        <w:spacing w:after="0" w:line="276" w:lineRule="auto"/>
+        <w:rPr>
+          <w:rFonts w:cs="Arial"/>
+          <w:b/>
+          <w:szCs w:val="20"/>
+          <w:u w:val="single"/>
+        </w:rPr>
+      </w:pPr>
+      <w:r>
+        <w:rPr>
+          <w:rFonts w:cs="Arial"/>
+          <w:b/>
+          <w:szCs w:val="20"/>
+          <w:u w:val="single"/>
+        </w:rPr>
+        <w:t xml:space="preserve">{{ </w:t>
       </w:r>
       <w:proofErr w:type="spellStart"/>
       <w:r>
         <w:rPr>
           <w:rFonts w:cs="Arial"/>
           <w:b/>
-          <w:sz w:val="6"/>
-          <w:szCs w:val="6"/>
-        </w:rPr>
-        <w:t>kitchen_name</w:t>
+          <w:szCs w:val="20"/>
+          <w:u w:val="single"/>
+        </w:rPr>
+        <w:t>floor_name</w:t>
       </w:r>
       <w:proofErr w:type="spellEnd"/>
       <w:r>
         <w:rPr>
           <w:rFonts w:cs="Arial"/>
           <w:b/>
-          <w:sz w:val="6"/>
-          <w:szCs w:val="6"/>
-        </w:rPr>
-        <w:t xml:space="preserve">, floors in </w:t>
-      </w:r>
-      <w:proofErr w:type="spellStart"/>
-      <w:r>
-        <w:rPr>
-          <w:rFonts w:cs="Arial"/>
-          <w:b/>
-          <w:sz w:val="6"/>
-          <w:szCs w:val="6"/>
-        </w:rPr>
-        <w:t>grouped_canopy_data.items</w:t>
-      </w:r>
-      <w:proofErr w:type="spellEnd"/>
-      <w:r>
-        <w:rPr>
-          <w:rFonts w:cs="Arial"/>
-          <w:b/>
-          <w:sz w:val="6"/>
-          <w:szCs w:val="6"/>
-        </w:rPr>
-        <w:t>() %}</w:t>
-      </w:r>
-    </w:p>
-    <w:p>
-      <w:pPr>
-        <w:spacing w:after="0" w:line="276" w:lineRule="auto"/>
-        <w:rPr>
-          <w:rFonts w:cs="Arial"/>
-          <w:b/>
-          <w:sz w:val="32"/>
-          <w:szCs w:val="32"/>
-        </w:rPr>
-      </w:pPr>
-      <w:r>
-        <w:rPr>
-          <w:rFonts w:cs="Arial"/>
-          <w:b/>
-          <w:sz w:val="32"/>
-          <w:szCs w:val="32"/>
-        </w:rPr>
-        <w:t xml:space="preserve">{% for </w:t>
-      </w:r>
-      <w:proofErr w:type="spellStart"/>
-      <w:r>
-        <w:rPr>
-          <w:rFonts w:cs="Arial"/>
-          <w:b/>
-          <w:sz w:val="32"/>
-          <w:szCs w:val="32"/>
-        </w:rPr>
-        <w:t>floor_name</w:t>
-      </w:r>
-      <w:proofErr w:type="spellEnd"/>
-      <w:r>
-        <w:rPr>
-          <w:rFonts w:cs="Arial"/>
-          <w:b/>
-          <w:sz w:val="32"/>
-          <w:szCs w:val="32"/>
-        </w:rPr>
-        <w:t xml:space="preserve">, </w:t>
-      </w:r>
-      <w:proofErr w:type="spellStart"/>
-      <w:r>
-        <w:rPr>
-          <w:rFonts w:cs="Arial"/>
-          <w:b/>
-          <w:sz w:val="32"/>
-          <w:szCs w:val="32"/>
-        </w:rPr>
-        <w:t>floor_data</w:t>
-      </w:r>
-      <w:proofErr w:type="spellEnd"/>
-      <w:r>
-        <w:rPr>
-          <w:rFonts w:cs="Arial"/>
-          <w:b/>
-          <w:sz w:val="32"/>
-          <w:szCs w:val="32"/>
-        </w:rPr>
-        <w:t xml:space="preserve"> in </w:t>
-      </w:r>
-      <w:proofErr w:type="spellStart"/>
-      <w:proofErr w:type="gramStart"/>
-      <w:r>
-        <w:rPr>
-          <w:rFonts w:cs="Arial"/>
-          <w:b/>
-          <w:sz w:val="32"/>
-          <w:szCs w:val="32"/>
-        </w:rPr>
-        <w:t>floors.items</w:t>
-      </w:r>
-      <w:proofErr w:type="spellEnd"/>
-      <w:proofErr w:type="gramEnd"/>
-      <w:r>
-        <w:rPr>
-          <w:rFonts w:cs="Arial"/>
-          <w:b/>
-          <w:sz w:val="32"/>
-          <w:szCs w:val="32"/>
-        </w:rPr>
-        <w:t>() %}</w:t>
-      </w:r>
-    </w:p>
-    <w:p>
-      <w:pPr>
-        <w:spacing w:after="0" w:line="276" w:lineRule="auto"/>
-        <w:rPr>
-          <w:rFonts w:cs="Arial"/>
-          <w:b/>
-          <w:sz w:val="32"/>
-          <w:szCs w:val="32"/>
-          <w:u w:val="single"/>
-        </w:rPr>
-      </w:pPr>
-      <w:proofErr w:type="gramStart"/>
-      <w:r>
-        <w:rPr>
-          <w:rFonts w:cs="Arial"/>
-          <w:b/>
-          <w:sz w:val="32"/>
-          <w:szCs w:val="32"/>
-          <w:u w:val="single"/>
-        </w:rPr>
-        <w:t xml:space="preserve">{{ </w:t>
-      </w:r>
-      <w:proofErr w:type="spellStart"/>
-      <w:r>
-        <w:rPr>
-          <w:rFonts w:cs="Arial"/>
-          <w:b/>
-          <w:sz w:val="32"/>
-          <w:szCs w:val="32"/>
-          <w:u w:val="single"/>
-        </w:rPr>
-        <w:t>floor</w:t>
-      </w:r>
-      <w:proofErr w:type="gramEnd"/>
-      <w:r>
-        <w:rPr>
-          <w:rFonts w:cs="Arial"/>
-          <w:b/>
-          <w:sz w:val="32"/>
-          <w:szCs w:val="32"/>
-          <w:u w:val="single"/>
-        </w:rPr>
-        <w:t>_name</w:t>
-      </w:r>
-      <w:proofErr w:type="spellEnd"/>
-      <w:r>
-        <w:rPr>
-          <w:rFonts w:cs="Arial"/>
-          <w:b/>
-          <w:sz w:val="32"/>
-          <w:szCs w:val="32"/>
+          <w:szCs w:val="20"/>
           <w:u w:val="single"/>
         </w:rPr>
         <w:t xml:space="preserve"> }}</w:t>
@@ -7598,12 +7437,15 @@
               <w:bottom w:val="single" w:sz="4" w:space="0" w:color="000000"/>
               <w:right w:val="single" w:sz="4" w:space="0" w:color="auto"/>
             </w:tcBorders>
+            <w:shd w:val="clear" w:color="000000" w:fill="2499D5"/>
+            <w:noWrap/>
+            <w:textDirection w:val="btLr"/>
             <w:vAlign w:val="center"/>
-            <w:hideMark/>
           </w:tcPr>
           <w:p>
             <w:pPr>
               <w:spacing w:after="0" w:line="240" w:lineRule="auto"/>
+              <w:jc w:val="center"/>
               <w:rPr>
                 <w:rFonts w:eastAsia="Times New Roman" w:cs="Arial"/>
                 <w:b/>
@@ -7619,12 +7461,11 @@
           <w:tcPr>
             <w:tcW w:w="522" w:type="pct"/>
             <w:tcBorders>
-              <w:top w:val="nil"/>
+              <w:top w:val="single" w:sz="4" w:space="0" w:color="auto"/>
               <w:left w:val="nil"/>
               <w:bottom w:val="single" w:sz="4" w:space="0" w:color="auto"/>
-              <w:right w:val="single" w:sz="4" w:space="0" w:color="auto"/>
             </w:tcBorders>
-            <w:shd w:val="clear" w:color="auto" w:fill="auto"/>
+            <w:shd w:val="clear" w:color="000000" w:fill="DDEBF7"/>
             <w:noWrap/>
             <w:vAlign w:val="center"/>
           </w:tcPr>
@@ -7634,132 +7475,54 @@
               <w:jc w:val="center"/>
               <w:rPr>
                 <w:rFonts w:eastAsia="Times New Roman" w:cs="Arial"/>
-                <w:color w:val="000000"/>
-                <w:sz w:val="18"/>
-                <w:szCs w:val="18"/>
-                <w:lang w:eastAsia="en-GB"/>
-              </w:rPr>
-            </w:pPr>
-            <w:r>
-              <w:rPr>
-                <w:rFonts w:eastAsia="Times New Roman" w:cs="Arial"/>
-                <w:color w:val="000000"/>
-                <w:sz w:val="18"/>
-                <w:szCs w:val="18"/>
-                <w:lang w:eastAsia="en-GB"/>
-              </w:rPr>
-              <w:t xml:space="preserve">    </w:t>
-            </w:r>
-            <w:r>
-              <w:rPr>
-                <w:rFonts w:eastAsia="Times New Roman" w:cs="Arial"/>
-                <w:color w:val="000000"/>
-                <w:sz w:val="18"/>
-                <w:szCs w:val="18"/>
-                <w:lang w:eastAsia="en-GB"/>
-              </w:rPr>
-              <w:t xml:space="preserve">   </w:t>
-            </w:r>
-            <w:r>
-              <w:rPr>
-                <w:rFonts w:eastAsia="Times New Roman" w:cs="Arial"/>
-                <w:color w:val="000000"/>
-                <w:sz w:val="18"/>
-                <w:szCs w:val="18"/>
-                <w:lang w:eastAsia="en-GB"/>
-              </w:rPr>
-              <w:t xml:space="preserve">{%for canopy in </w:t>
-            </w:r>
-            <w:proofErr w:type="spellStart"/>
-            <w:r>
-              <w:rPr>
-                <w:rFonts w:eastAsia="Times New Roman" w:cs="Arial"/>
-                <w:color w:val="000000"/>
-                <w:sz w:val="18"/>
-                <w:szCs w:val="18"/>
-                <w:lang w:eastAsia="en-GB"/>
-              </w:rPr>
-              <w:t>floor_</w:t>
-            </w:r>
-            <w:proofErr w:type="gramStart"/>
-            <w:r>
-              <w:rPr>
-                <w:rFonts w:eastAsia="Times New Roman" w:cs="Arial"/>
-                <w:color w:val="000000"/>
-                <w:sz w:val="18"/>
-                <w:szCs w:val="18"/>
-                <w:lang w:eastAsia="en-GB"/>
-              </w:rPr>
-              <w:t>data.canopies</w:t>
-            </w:r>
-            <w:proofErr w:type="spellEnd"/>
-            <w:proofErr w:type="gramEnd"/>
-            <w:r>
-              <w:rPr>
-                <w:rFonts w:eastAsia="Times New Roman" w:cs="Arial"/>
-                <w:color w:val="000000"/>
-                <w:sz w:val="18"/>
-                <w:szCs w:val="18"/>
-                <w:lang w:eastAsia="en-GB"/>
-              </w:rPr>
-              <w:t xml:space="preserve"> %}</w:t>
-            </w:r>
-          </w:p>
-          <w:p>
-            <w:pPr>
-              <w:spacing w:after="0" w:line="240" w:lineRule="auto"/>
-              <w:jc w:val="center"/>
-              <w:rPr>
-                <w:rFonts w:eastAsia="Times New Roman" w:cs="Arial"/>
-                <w:color w:val="000000"/>
-                <w:sz w:val="18"/>
-                <w:szCs w:val="18"/>
-                <w:lang w:eastAsia="en-GB"/>
-              </w:rPr>
-            </w:pPr>
-            <w:r>
-              <w:rPr>
-                <w:rFonts w:eastAsia="Times New Roman" w:cs="Arial"/>
-                <w:color w:val="000000"/>
-                <w:sz w:val="18"/>
-                <w:szCs w:val="18"/>
-                <w:lang w:eastAsia="en-GB"/>
-              </w:rPr>
-              <w:t>{{</w:t>
-            </w:r>
-            <w:proofErr w:type="spellStart"/>
-            <w:proofErr w:type="gramStart"/>
-            <w:r>
-              <w:rPr>
-                <w:rFonts w:eastAsia="Times New Roman" w:cs="Arial"/>
-                <w:color w:val="000000"/>
-                <w:sz w:val="18"/>
-                <w:szCs w:val="18"/>
-                <w:lang w:eastAsia="en-GB"/>
-              </w:rPr>
-              <w:t>canopy.item</w:t>
-            </w:r>
-            <w:proofErr w:type="gramEnd"/>
-            <w:r>
-              <w:rPr>
-                <w:rFonts w:eastAsia="Times New Roman" w:cs="Arial"/>
-                <w:color w:val="000000"/>
-                <w:sz w:val="18"/>
-                <w:szCs w:val="18"/>
-                <w:lang w:eastAsia="en-GB"/>
-              </w:rPr>
-              <w:t>_number</w:t>
-            </w:r>
-            <w:proofErr w:type="spellEnd"/>
-            <w:r>
-              <w:rPr>
-                <w:rFonts w:eastAsia="Times New Roman" w:cs="Arial"/>
-                <w:color w:val="000000"/>
-                <w:sz w:val="18"/>
-                <w:szCs w:val="18"/>
-                <w:lang w:eastAsia="en-GB"/>
-              </w:rPr>
-              <w:t>}}</w:t>
+                <w:b/>
+                <w:i/>
+                <w:iCs/>
+                <w:color w:val="000000"/>
+                <w:sz w:val="18"/>
+                <w:szCs w:val="18"/>
+                <w:lang w:eastAsia="en-GB"/>
+              </w:rPr>
+            </w:pPr>
+            <w:r>
+              <w:rPr>
+                <w:rFonts w:eastAsia="Times New Roman" w:cs="Arial"/>
+                <w:color w:val="000000"/>
+                <w:sz w:val="18"/>
+                <w:szCs w:val="18"/>
+                <w:lang w:eastAsia="en-GB"/>
+              </w:rPr>
+              <w:t>{%</w:t>
+            </w:r>
+            <w:r>
+              <w:rPr>
+                <w:rFonts w:eastAsia="Times New Roman" w:cs="Arial"/>
+                <w:color w:val="000000"/>
+                <w:sz w:val="18"/>
+                <w:szCs w:val="18"/>
+                <w:lang w:eastAsia="en-GB"/>
+              </w:rPr>
+              <w:t>tr</w:t>
+            </w:r>
+            <w:r>
+              <w:rPr>
+                <w:rFonts w:eastAsia="Times New Roman" w:cs="Arial"/>
+                <w:color w:val="000000"/>
+                <w:sz w:val="18"/>
+                <w:szCs w:val="18"/>
+                <w:lang w:eastAsia="en-GB"/>
+              </w:rPr>
+              <w:t xml:space="preserve"> </w:t>
+            </w:r>
+            <w:r>
+              <w:rPr>
+                <w:rFonts w:eastAsia="Times New Roman" w:cs="Arial"/>
+                <w:color w:val="000000"/>
+                <w:sz w:val="18"/>
+                <w:szCs w:val="18"/>
+                <w:lang w:eastAsia="en-GB"/>
+              </w:rPr>
+              <w:t>for canopy in floor_data.canopies %}</w:t>
             </w:r>
           </w:p>
         </w:tc>
@@ -7770,385 +7533,56 @@
               <w:top w:val="single" w:sz="4" w:space="0" w:color="auto"/>
               <w:left w:val="nil"/>
               <w:bottom w:val="single" w:sz="4" w:space="0" w:color="auto"/>
-              <w:right w:val="single" w:sz="4" w:space="0" w:color="auto"/>
             </w:tcBorders>
-            <w:shd w:val="clear" w:color="auto" w:fill="auto"/>
+            <w:shd w:val="clear" w:color="000000" w:fill="DDEBF7"/>
             <w:noWrap/>
             <w:vAlign w:val="center"/>
-            <w:hideMark/>
           </w:tcPr>
           <w:p>
             <w:pPr>
               <w:spacing w:after="0" w:line="240" w:lineRule="auto"/>
-              <w:rPr>
-                <w:rFonts w:eastAsia="Times New Roman" w:cs="Arial"/>
-                <w:color w:val="000000"/>
-                <w:sz w:val="18"/>
-                <w:szCs w:val="18"/>
-                <w:lang w:eastAsia="en-GB"/>
-              </w:rPr>
-            </w:pPr>
-            <w:r>
-              <w:rPr>
-                <w:rFonts w:eastAsia="Times New Roman" w:cs="Arial"/>
-                <w:color w:val="000000"/>
-                <w:sz w:val="18"/>
-                <w:szCs w:val="18"/>
-                <w:lang w:eastAsia="en-GB"/>
-              </w:rPr>
-              <w:t>Halton</w:t>
-            </w:r>
-            <w:r>
-              <w:rPr>
-                <w:rFonts w:eastAsia="Times New Roman" w:cs="Arial"/>
-                <w:color w:val="000000"/>
-                <w:sz w:val="18"/>
-                <w:szCs w:val="18"/>
-                <w:lang w:eastAsia="en-GB"/>
-              </w:rPr>
-              <w:t xml:space="preserve"> </w:t>
-            </w:r>
-            <w:r>
-              <w:rPr>
-                <w:rFonts w:eastAsia="Times New Roman" w:cs="Arial"/>
-                <w:color w:val="000000"/>
-                <w:sz w:val="18"/>
-                <w:szCs w:val="18"/>
-                <w:lang w:eastAsia="en-GB"/>
-              </w:rPr>
-              <w:t>{{</w:t>
-            </w:r>
-            <w:proofErr w:type="spellStart"/>
-            <w:proofErr w:type="gramStart"/>
-            <w:r>
-              <w:rPr>
-                <w:rFonts w:eastAsia="Times New Roman" w:cs="Arial"/>
-                <w:color w:val="000000"/>
-                <w:sz w:val="18"/>
-                <w:szCs w:val="18"/>
-                <w:lang w:eastAsia="en-GB"/>
-              </w:rPr>
-              <w:t>canopy.model</w:t>
-            </w:r>
-            <w:proofErr w:type="spellEnd"/>
-            <w:proofErr w:type="gramEnd"/>
-            <w:r>
-              <w:rPr>
-                <w:rFonts w:eastAsia="Times New Roman" w:cs="Arial"/>
-                <w:color w:val="000000"/>
-                <w:sz w:val="18"/>
-                <w:szCs w:val="18"/>
-                <w:lang w:eastAsia="en-GB"/>
-              </w:rPr>
-              <w:t>}}</w:t>
-            </w:r>
-            <w:r>
-              <w:rPr>
-                <w:rFonts w:eastAsia="Times New Roman" w:cs="Arial"/>
-                <w:color w:val="000000"/>
-                <w:sz w:val="18"/>
-                <w:szCs w:val="18"/>
-                <w:lang w:eastAsia="en-GB"/>
-              </w:rPr>
-              <w:t xml:space="preserve"> </w:t>
-            </w:r>
-            <w:r>
-              <w:rPr>
-                <w:rFonts w:eastAsia="Times New Roman" w:cs="Arial"/>
-                <w:color w:val="000000"/>
-                <w:sz w:val="18"/>
-                <w:szCs w:val="18"/>
-                <w:lang w:eastAsia="en-GB"/>
-              </w:rPr>
-              <w:t>canopy</w:t>
-            </w:r>
-            <w:r>
-              <w:rPr>
-                <w:rFonts w:eastAsia="Times New Roman" w:cs="Arial"/>
-                <w:color w:val="000000"/>
-                <w:sz w:val="18"/>
-                <w:szCs w:val="18"/>
-                <w:lang w:eastAsia="en-GB"/>
-              </w:rPr>
-              <w:t>, ex-works</w:t>
-            </w:r>
+              <w:jc w:val="center"/>
+              <w:rPr>
+                <w:rFonts w:eastAsia="Times New Roman" w:cs="Arial"/>
+                <w:b/>
+                <w:i/>
+                <w:iCs/>
+                <w:color w:val="000000"/>
+                <w:sz w:val="18"/>
+                <w:szCs w:val="18"/>
+                <w:lang w:eastAsia="en-GB"/>
+              </w:rPr>
+            </w:pPr>
           </w:p>
         </w:tc>
         <w:tc>
           <w:tcPr>
             <w:tcW w:w="969" w:type="pct"/>
-            <w:tcBorders>
-              <w:top w:val="nil"/>
-              <w:left w:val="nil"/>
-              <w:bottom w:val="single" w:sz="4" w:space="0" w:color="auto"/>
-              <w:right w:val="single" w:sz="4" w:space="0" w:color="auto"/>
-            </w:tcBorders>
-            <w:shd w:val="clear" w:color="auto" w:fill="auto"/>
-            <w:noWrap/>
-            <w:vAlign w:val="center"/>
-          </w:tcPr>
-          <w:p>
-            <w:pPr>
-              <w:spacing w:after="0" w:line="240" w:lineRule="auto"/>
-              <w:jc w:val="center"/>
-              <w:rPr>
-                <w:rFonts w:eastAsia="Times New Roman" w:cs="Arial"/>
-                <w:color w:val="000000"/>
-                <w:sz w:val="18"/>
-                <w:szCs w:val="18"/>
-                <w:lang w:eastAsia="en-GB"/>
-              </w:rPr>
-            </w:pPr>
-            <w:r>
-              <w:rPr>
-                <w:rFonts w:eastAsia="Times New Roman" w:cs="Arial"/>
-                <w:color w:val="000000"/>
-                <w:sz w:val="18"/>
-                <w:szCs w:val="18"/>
-                <w:lang w:eastAsia="en-GB"/>
-              </w:rPr>
-              <w:t>£</w:t>
-            </w:r>
-            <w:r>
-              <w:rPr>
-                <w:rFonts w:eastAsia="Times New Roman" w:cs="Arial"/>
-                <w:color w:val="000000"/>
-                <w:sz w:val="18"/>
-                <w:szCs w:val="18"/>
-                <w:lang w:eastAsia="en-GB"/>
-              </w:rPr>
-              <w:t>{{</w:t>
-            </w:r>
-            <w:proofErr w:type="spellStart"/>
-            <w:proofErr w:type="gramStart"/>
-            <w:r>
-              <w:rPr>
-                <w:rFonts w:eastAsia="Times New Roman" w:cs="Arial"/>
-                <w:color w:val="000000"/>
-                <w:sz w:val="18"/>
-                <w:szCs w:val="18"/>
-                <w:lang w:eastAsia="en-GB"/>
-              </w:rPr>
-              <w:t>canopy.total</w:t>
-            </w:r>
-            <w:proofErr w:type="gramEnd"/>
-            <w:r>
-              <w:rPr>
-                <w:rFonts w:eastAsia="Times New Roman" w:cs="Arial"/>
-                <w:color w:val="000000"/>
-                <w:sz w:val="18"/>
-                <w:szCs w:val="18"/>
-                <w:lang w:eastAsia="en-GB"/>
-              </w:rPr>
-              <w:t>_price</w:t>
-            </w:r>
-            <w:proofErr w:type="spellEnd"/>
-            <w:r>
-              <w:rPr>
-                <w:rFonts w:eastAsia="Times New Roman" w:cs="Arial"/>
-                <w:color w:val="000000"/>
-                <w:sz w:val="18"/>
-                <w:szCs w:val="18"/>
-                <w:lang w:eastAsia="en-GB"/>
-              </w:rPr>
-              <w:t>}}</w:t>
-            </w:r>
-            <w:r>
-              <w:rPr>
-                <w:rFonts w:eastAsia="Times New Roman" w:cs="Arial"/>
-                <w:color w:val="000000"/>
-                <w:sz w:val="18"/>
-                <w:szCs w:val="18"/>
-                <w:lang w:eastAsia="en-GB"/>
-              </w:rPr>
-              <w:t>.</w:t>
-            </w:r>
-            <w:r>
-              <w:rPr>
-                <w:rFonts w:eastAsia="Times New Roman" w:cs="Arial"/>
-                <w:color w:val="000000"/>
-                <w:sz w:val="18"/>
-                <w:szCs w:val="18"/>
-                <w:lang w:eastAsia="en-GB"/>
-              </w:rPr>
-              <w:t>0</w:t>
-            </w:r>
-          </w:p>
-        </w:tc>
-      </w:tr>
-      <w:tr>
-        <w:trPr>
-          <w:trHeight w:val="296"/>
-        </w:trPr>
-        <w:tc>
-          <w:tcPr>
-            <w:tcW w:w="225" w:type="pct"/>
-            <w:vMerge/>
-            <w:tcBorders>
-              <w:top w:val="single" w:sz="4" w:space="0" w:color="auto"/>
-              <w:left w:val="single" w:sz="4" w:space="0" w:color="auto"/>
-              <w:bottom w:val="single" w:sz="4" w:space="0" w:color="000000"/>
-              <w:right w:val="single" w:sz="4" w:space="0" w:color="auto"/>
-            </w:tcBorders>
-            <w:vAlign w:val="center"/>
-          </w:tcPr>
-          <w:p>
-            <w:pPr>
-              <w:spacing w:after="0" w:line="240" w:lineRule="auto"/>
-              <w:rPr>
-                <w:rFonts w:eastAsia="Times New Roman" w:cs="Arial"/>
-                <w:b/>
-                <w:bCs/>
-                <w:color w:val="FFFFFF"/>
-                <w:szCs w:val="20"/>
-                <w:lang w:eastAsia="en-GB"/>
-              </w:rPr>
-            </w:pPr>
-          </w:p>
-        </w:tc>
-        <w:tc>
-          <w:tcPr>
-            <w:tcW w:w="522" w:type="pct"/>
-            <w:tcBorders>
-              <w:top w:val="nil"/>
-              <w:left w:val="nil"/>
-              <w:bottom w:val="single" w:sz="4" w:space="0" w:color="auto"/>
-              <w:right w:val="single" w:sz="4" w:space="0" w:color="auto"/>
-            </w:tcBorders>
-            <w:shd w:val="clear" w:color="auto" w:fill="auto"/>
-            <w:noWrap/>
-            <w:vAlign w:val="center"/>
-          </w:tcPr>
-          <w:p>
-            <w:pPr>
-              <w:spacing w:after="0" w:line="240" w:lineRule="auto"/>
-              <w:rPr>
-                <w:rFonts w:eastAsia="Times New Roman" w:cs="Arial"/>
-                <w:color w:val="000000"/>
-                <w:sz w:val="18"/>
-                <w:szCs w:val="18"/>
-                <w:lang w:eastAsia="en-GB"/>
-              </w:rPr>
-            </w:pPr>
-          </w:p>
-        </w:tc>
-        <w:tc>
-          <w:tcPr>
-            <w:tcW w:w="3284" w:type="pct"/>
             <w:tcBorders>
               <w:top w:val="single" w:sz="4" w:space="0" w:color="auto"/>
               <w:left w:val="nil"/>
               <w:bottom w:val="single" w:sz="4" w:space="0" w:color="auto"/>
               <w:right w:val="single" w:sz="4" w:space="0" w:color="auto"/>
             </w:tcBorders>
-            <w:shd w:val="clear" w:color="auto" w:fill="auto"/>
+            <w:shd w:val="clear" w:color="000000" w:fill="DDEBF7"/>
             <w:noWrap/>
             <w:vAlign w:val="center"/>
           </w:tcPr>
           <w:p>
             <w:pPr>
               <w:spacing w:after="0" w:line="240" w:lineRule="auto"/>
-              <w:rPr>
-                <w:rFonts w:eastAsia="Times New Roman" w:cs="Arial"/>
-                <w:color w:val="000000"/>
-                <w:sz w:val="18"/>
-                <w:szCs w:val="18"/>
-                <w:lang w:eastAsia="en-GB"/>
-              </w:rPr>
-            </w:pPr>
-            <w:r>
-              <w:rPr>
-                <w:rFonts w:eastAsia="Times New Roman" w:cs="Arial"/>
-                <w:color w:val="000000"/>
-                <w:sz w:val="18"/>
-                <w:szCs w:val="18"/>
-                <w:lang w:eastAsia="en-GB"/>
-              </w:rPr>
-              <w:t xml:space="preserve">Extra over for emergency lighting     </w:t>
-            </w:r>
-            <w:proofErr w:type="spellStart"/>
-            <w:r>
+              <w:jc w:val="center"/>
               <w:rPr>
                 <w:rFonts w:eastAsia="Times New Roman" w:cs="Arial"/>
                 <w:b/>
-                <w:color w:val="000000"/>
-                <w:sz w:val="18"/>
-                <w:szCs w:val="18"/>
-                <w:lang w:eastAsia="en-GB"/>
-              </w:rPr>
-              <w:t>xxNo</w:t>
-            </w:r>
-            <w:proofErr w:type="spellEnd"/>
-            <w:r>
-              <w:rPr>
-                <w:rFonts w:eastAsia="Times New Roman" w:cs="Arial"/>
-                <w:b/>
-                <w:color w:val="000000"/>
-                <w:sz w:val="18"/>
-                <w:szCs w:val="18"/>
-                <w:lang w:eastAsia="en-GB"/>
-              </w:rPr>
-              <w:t>, @ £</w:t>
-            </w:r>
-            <w:r>
-              <w:rPr>
-                <w:rFonts w:eastAsia="Times New Roman" w:cs="Arial"/>
-                <w:b/>
-                <w:color w:val="000000"/>
-                <w:sz w:val="18"/>
-                <w:szCs w:val="18"/>
-                <w:lang w:eastAsia="en-GB"/>
-              </w:rPr>
-              <w:t>100</w:t>
-            </w:r>
-            <w:r>
-              <w:rPr>
-                <w:rFonts w:eastAsia="Times New Roman" w:cs="Arial"/>
-                <w:b/>
-                <w:color w:val="000000"/>
-                <w:sz w:val="18"/>
-                <w:szCs w:val="18"/>
-                <w:lang w:eastAsia="en-GB"/>
-              </w:rPr>
-              <w:t>.00 if required</w:t>
-            </w:r>
-          </w:p>
-        </w:tc>
-        <w:tc>
-          <w:tcPr>
-            <w:tcW w:w="969" w:type="pct"/>
-            <w:tcBorders>
-              <w:top w:val="nil"/>
-              <w:left w:val="nil"/>
-              <w:bottom w:val="single" w:sz="4" w:space="0" w:color="auto"/>
-              <w:right w:val="single" w:sz="4" w:space="0" w:color="auto"/>
-            </w:tcBorders>
-            <w:shd w:val="clear" w:color="auto" w:fill="auto"/>
-            <w:noWrap/>
-            <w:vAlign w:val="center"/>
-          </w:tcPr>
-          <w:p>
-            <w:pPr>
-              <w:spacing w:after="0" w:line="240" w:lineRule="auto"/>
-              <w:jc w:val="center"/>
-              <w:rPr>
-                <w:rFonts w:eastAsia="Times New Roman" w:cs="Arial"/>
-                <w:color w:val="000000"/>
-                <w:sz w:val="18"/>
-                <w:szCs w:val="18"/>
-                <w:lang w:eastAsia="en-GB"/>
-              </w:rPr>
-            </w:pPr>
-            <w:r>
-              <w:rPr>
-                <w:rFonts w:eastAsia="Times New Roman" w:cs="Arial"/>
-                <w:color w:val="FFFFFF" w:themeColor="background1"/>
-                <w:sz w:val="18"/>
-                <w:szCs w:val="18"/>
-                <w:lang w:eastAsia="en-GB"/>
-              </w:rPr>
-              <w:t>£0.00</w:t>
-            </w:r>
+                <w:i/>
+                <w:iCs/>
+                <w:color w:val="000000"/>
+                <w:sz w:val="18"/>
+                <w:szCs w:val="18"/>
+                <w:lang w:eastAsia="en-GB"/>
+              </w:rPr>
+            </w:pPr>
           </w:p>
         </w:tc>
       </w:tr>
@@ -8216,7 +7650,7 @@
                 <w:szCs w:val="18"/>
                 <w:lang w:eastAsia="en-GB"/>
               </w:rPr>
-              <w:t xml:space="preserve">{% </w:t>
+              <w:t>{{</w:t>
             </w:r>
             <w:proofErr w:type="spellStart"/>
             <w:r>
@@ -8227,7 +7661,7 @@
                 <w:szCs w:val="18"/>
                 <w:lang w:eastAsia="en-GB"/>
               </w:rPr>
-              <w:t>endfor</w:t>
+              <w:t>canopy.item_number</w:t>
             </w:r>
             <w:proofErr w:type="spellEnd"/>
             <w:r>
@@ -8238,7 +7672,7 @@
                 <w:szCs w:val="18"/>
                 <w:lang w:eastAsia="en-GB"/>
               </w:rPr>
-              <w:t xml:space="preserve"> %}</w:t>
+              <w:t>}}</w:t>
             </w:r>
           </w:p>
         </w:tc>
@@ -8275,7 +7709,17 @@
                 <w:szCs w:val="18"/>
                 <w:lang w:eastAsia="en-GB"/>
               </w:rPr>
-              <w:t>Delivery &amp; Installation</w:t>
+              <w:t>Halton {{canopy.model}} canopy</w:t>
+            </w:r>
+            <w:r>
+              <w:rPr>
+                <w:rFonts w:eastAsia="Times New Roman" w:cs="Arial"/>
+                <w:color w:val="000000"/>
+                <w:sz w:val="18"/>
+                <w:szCs w:val="18"/>
+                <w:lang w:eastAsia="en-GB"/>
+              </w:rPr>
+              <w:t>, ex-works</w:t>
             </w:r>
           </w:p>
         </w:tc>
@@ -8312,110 +7756,329 @@
                 <w:szCs w:val="18"/>
                 <w:lang w:eastAsia="en-GB"/>
               </w:rPr>
-              <w:t>£</w:t>
-            </w:r>
-            <w:r>
-              <w:rPr>
-                <w:rFonts w:eastAsia="Times New Roman" w:cs="Arial"/>
-                <w:color w:val="000000"/>
-                <w:sz w:val="18"/>
-                <w:szCs w:val="18"/>
-                <w:lang w:eastAsia="en-GB"/>
-              </w:rPr>
-              <w:t>{{</w:t>
-            </w:r>
-            <w:r>
-              <w:rPr>
-                <w:rFonts w:eastAsia="Times New Roman" w:cs="Arial"/>
-                <w:color w:val="000000"/>
-                <w:sz w:val="18"/>
-                <w:szCs w:val="18"/>
-                <w:lang w:eastAsia="en-GB"/>
-              </w:rPr>
-              <w:t>floo</w:t>
-            </w:r>
-            <w:r>
-              <w:rPr>
-                <w:rFonts w:eastAsia="Times New Roman" w:cs="Arial"/>
-                <w:color w:val="000000"/>
-                <w:sz w:val="18"/>
-                <w:szCs w:val="18"/>
-                <w:lang w:eastAsia="en-GB"/>
-              </w:rPr>
-              <w:t>r</w:t>
-            </w:r>
-            <w:r>
-              <w:rPr>
-                <w:rFonts w:eastAsia="Times New Roman" w:cs="Arial"/>
-                <w:color w:val="000000"/>
-                <w:sz w:val="18"/>
-                <w:szCs w:val="18"/>
-                <w:lang w:eastAsia="en-GB"/>
-              </w:rPr>
-              <w:t>_</w:t>
-            </w:r>
-            <w:proofErr w:type="gramStart"/>
-            <w:r>
-              <w:rPr>
-                <w:rFonts w:eastAsia="Times New Roman" w:cs="Arial"/>
-                <w:color w:val="000000"/>
-                <w:sz w:val="18"/>
-                <w:szCs w:val="18"/>
-                <w:lang w:eastAsia="en-GB"/>
-              </w:rPr>
-              <w:t>data</w:t>
-            </w:r>
-            <w:r>
-              <w:rPr>
-                <w:rFonts w:eastAsia="Times New Roman" w:cs="Arial"/>
-                <w:color w:val="000000"/>
-                <w:sz w:val="18"/>
-                <w:szCs w:val="18"/>
-                <w:lang w:eastAsia="en-GB"/>
-              </w:rPr>
-              <w:t>.p</w:t>
-            </w:r>
-            <w:proofErr w:type="gramEnd"/>
-            <w:r>
-              <w:rPr>
-                <w:rFonts w:eastAsia="Times New Roman" w:cs="Arial"/>
-                <w:color w:val="000000"/>
-                <w:sz w:val="18"/>
-                <w:szCs w:val="18"/>
-                <w:lang w:eastAsia="en-GB"/>
-              </w:rPr>
-              <w:t>182</w:t>
-            </w:r>
-            <w:r>
-              <w:rPr>
-                <w:rFonts w:eastAsia="Times New Roman" w:cs="Arial"/>
-                <w:color w:val="000000"/>
-                <w:sz w:val="18"/>
-                <w:szCs w:val="18"/>
-                <w:lang w:eastAsia="en-GB"/>
-              </w:rPr>
-              <w:t>}</w:t>
-            </w:r>
-            <w:r>
-              <w:rPr>
-                <w:rFonts w:eastAsia="Times New Roman" w:cs="Arial"/>
-                <w:color w:val="000000"/>
-                <w:sz w:val="18"/>
-                <w:szCs w:val="18"/>
-                <w:lang w:eastAsia="en-GB"/>
-              </w:rPr>
-              <w:t>}</w:t>
-            </w:r>
-            <w:r>
-              <w:rPr>
-                <w:rFonts w:eastAsia="Times New Roman" w:cs="Arial"/>
-                <w:color w:val="000000"/>
-                <w:sz w:val="18"/>
-                <w:szCs w:val="18"/>
-                <w:lang w:eastAsia="en-GB"/>
-              </w:rPr>
-              <w:t>.0</w:t>
-            </w:r>
+              <w:t>£{{</w:t>
+            </w:r>
+            <w:proofErr w:type="spellStart"/>
+            <w:r>
+              <w:rPr>
+                <w:rFonts w:eastAsia="Times New Roman" w:cs="Arial"/>
+                <w:color w:val="000000"/>
+                <w:sz w:val="18"/>
+                <w:szCs w:val="18"/>
+                <w:lang w:eastAsia="en-GB"/>
+              </w:rPr>
+              <w:t>canopy.</w:t>
+            </w:r>
+            <w:r>
+              <w:rPr>
+                <w:rFonts w:eastAsia="Times New Roman" w:cs="Arial"/>
+                <w:color w:val="000000"/>
+                <w:sz w:val="18"/>
+                <w:szCs w:val="18"/>
+                <w:lang w:eastAsia="en-GB"/>
+              </w:rPr>
+              <w:t>canopy_</w:t>
+            </w:r>
+            <w:r>
+              <w:rPr>
+                <w:rFonts w:eastAsia="Times New Roman" w:cs="Arial"/>
+                <w:color w:val="000000"/>
+                <w:sz w:val="18"/>
+                <w:szCs w:val="18"/>
+                <w:lang w:eastAsia="en-GB"/>
+              </w:rPr>
+              <w:t>price</w:t>
+            </w:r>
+            <w:proofErr w:type="spellEnd"/>
+            <w:r>
+              <w:rPr>
+                <w:rFonts w:eastAsia="Times New Roman" w:cs="Arial"/>
+                <w:color w:val="000000"/>
+                <w:sz w:val="18"/>
+                <w:szCs w:val="18"/>
+                <w:lang w:eastAsia="en-GB"/>
+              </w:rPr>
+              <w:t>}}.0</w:t>
+            </w:r>
+          </w:p>
+        </w:tc>
+      </w:tr>
+      <w:tr>
+        <w:trPr>
+          <w:trHeight w:val="296"/>
+        </w:trPr>
+        <w:tc>
+          <w:tcPr>
+            <w:tcW w:w="225" w:type="pct"/>
+            <w:vMerge/>
+            <w:tcBorders>
+              <w:top w:val="single" w:sz="4" w:space="0" w:color="auto"/>
+              <w:left w:val="single" w:sz="4" w:space="0" w:color="auto"/>
+              <w:bottom w:val="single" w:sz="4" w:space="0" w:color="000000"/>
+              <w:right w:val="single" w:sz="4" w:space="0" w:color="auto"/>
+            </w:tcBorders>
+            <w:vAlign w:val="center"/>
+          </w:tcPr>
+          <w:p>
+            <w:pPr>
+              <w:spacing w:after="0" w:line="240" w:lineRule="auto"/>
+              <w:rPr>
+                <w:rFonts w:eastAsia="Times New Roman" w:cs="Arial"/>
+                <w:b/>
+                <w:bCs/>
+                <w:color w:val="FFFFFF"/>
+                <w:szCs w:val="20"/>
+                <w:lang w:eastAsia="en-GB"/>
+              </w:rPr>
+            </w:pPr>
+          </w:p>
+        </w:tc>
+        <w:tc>
+          <w:tcPr>
+            <w:tcW w:w="522" w:type="pct"/>
+            <w:tcBorders>
+              <w:top w:val="nil"/>
+              <w:left w:val="nil"/>
+              <w:bottom w:val="single" w:sz="4" w:space="0" w:color="auto"/>
+              <w:right w:val="single" w:sz="4" w:space="0" w:color="auto"/>
+            </w:tcBorders>
+            <w:shd w:val="clear" w:color="auto" w:fill="auto"/>
+            <w:noWrap/>
+            <w:vAlign w:val="center"/>
+          </w:tcPr>
+          <w:p>
+            <w:pPr>
+              <w:spacing w:after="0" w:line="240" w:lineRule="auto"/>
+              <w:rPr>
+                <w:rFonts w:eastAsia="Times New Roman" w:cs="Arial"/>
+                <w:color w:val="000000"/>
+                <w:sz w:val="18"/>
+                <w:szCs w:val="18"/>
+                <w:lang w:eastAsia="en-GB"/>
+              </w:rPr>
+            </w:pPr>
+          </w:p>
+        </w:tc>
+        <w:tc>
+          <w:tcPr>
+            <w:tcW w:w="3284" w:type="pct"/>
+            <w:tcBorders>
+              <w:top w:val="single" w:sz="4" w:space="0" w:color="auto"/>
+              <w:left w:val="nil"/>
+              <w:bottom w:val="single" w:sz="4" w:space="0" w:color="auto"/>
+              <w:right w:val="single" w:sz="4" w:space="0" w:color="auto"/>
+            </w:tcBorders>
+            <w:shd w:val="clear" w:color="auto" w:fill="auto"/>
+            <w:noWrap/>
+            <w:vAlign w:val="center"/>
+          </w:tcPr>
+          <w:p>
+            <w:pPr>
+              <w:spacing w:after="0" w:line="240" w:lineRule="auto"/>
+              <w:rPr>
+                <w:rFonts w:eastAsia="Times New Roman" w:cs="Arial"/>
+                <w:color w:val="000000"/>
+                <w:sz w:val="18"/>
+                <w:szCs w:val="18"/>
+                <w:lang w:eastAsia="en-GB"/>
+              </w:rPr>
+            </w:pPr>
+            <w:r>
+              <w:rPr>
+                <w:rFonts w:eastAsia="Times New Roman" w:cs="Arial"/>
+                <w:color w:val="000000"/>
+                <w:sz w:val="18"/>
+                <w:szCs w:val="18"/>
+                <w:lang w:eastAsia="en-GB"/>
+              </w:rPr>
+              <w:t xml:space="preserve">Extra over for emergency lighting     </w:t>
+            </w:r>
+            <w:r>
+              <w:rPr>
+                <w:rFonts w:eastAsia="Times New Roman" w:cs="Arial"/>
+                <w:b/>
+                <w:color w:val="000000"/>
+                <w:sz w:val="18"/>
+                <w:szCs w:val="18"/>
+                <w:lang w:eastAsia="en-GB"/>
+              </w:rPr>
+              <w:t>xxNo, @ £</w:t>
+            </w:r>
+            <w:r>
+              <w:rPr>
+                <w:rFonts w:eastAsia="Times New Roman" w:cs="Arial"/>
+                <w:b/>
+                <w:color w:val="000000"/>
+                <w:sz w:val="18"/>
+                <w:szCs w:val="18"/>
+                <w:lang w:eastAsia="en-GB"/>
+              </w:rPr>
+              <w:t>100</w:t>
+            </w:r>
+            <w:r>
+              <w:rPr>
+                <w:rFonts w:eastAsia="Times New Roman" w:cs="Arial"/>
+                <w:b/>
+                <w:color w:val="000000"/>
+                <w:sz w:val="18"/>
+                <w:szCs w:val="18"/>
+                <w:lang w:eastAsia="en-GB"/>
+              </w:rPr>
+              <w:t>.00 if required</w:t>
+            </w:r>
+          </w:p>
+        </w:tc>
+        <w:tc>
+          <w:tcPr>
+            <w:tcW w:w="969" w:type="pct"/>
+            <w:tcBorders>
+              <w:top w:val="nil"/>
+              <w:left w:val="nil"/>
+              <w:bottom w:val="single" w:sz="4" w:space="0" w:color="auto"/>
+              <w:right w:val="single" w:sz="4" w:space="0" w:color="auto"/>
+            </w:tcBorders>
+            <w:shd w:val="clear" w:color="auto" w:fill="auto"/>
+            <w:noWrap/>
+            <w:vAlign w:val="center"/>
+          </w:tcPr>
+          <w:p>
+            <w:pPr>
+              <w:spacing w:after="0" w:line="240" w:lineRule="auto"/>
+              <w:jc w:val="center"/>
+              <w:rPr>
+                <w:rFonts w:eastAsia="Times New Roman" w:cs="Arial"/>
+                <w:color w:val="000000"/>
+                <w:sz w:val="18"/>
+                <w:szCs w:val="18"/>
+                <w:lang w:eastAsia="en-GB"/>
+              </w:rPr>
+            </w:pPr>
+            <w:r>
+              <w:rPr>
+                <w:rFonts w:eastAsia="Times New Roman" w:cs="Arial"/>
+                <w:color w:val="FFFFFF" w:themeColor="background1"/>
+                <w:sz w:val="18"/>
+                <w:szCs w:val="18"/>
+                <w:lang w:eastAsia="en-GB"/>
+              </w:rPr>
+              <w:t>£0.00</w:t>
+            </w:r>
+          </w:p>
+        </w:tc>
+      </w:tr>
+      <w:tr>
+        <w:trPr>
+          <w:trHeight w:val="296"/>
+        </w:trPr>
+        <w:tc>
+          <w:tcPr>
+            <w:tcW w:w="225" w:type="pct"/>
+            <w:vMerge/>
+            <w:tcBorders>
+              <w:top w:val="single" w:sz="4" w:space="0" w:color="auto"/>
+              <w:left w:val="single" w:sz="4" w:space="0" w:color="auto"/>
+              <w:bottom w:val="single" w:sz="4" w:space="0" w:color="000000"/>
+              <w:right w:val="single" w:sz="4" w:space="0" w:color="auto"/>
+            </w:tcBorders>
+            <w:vAlign w:val="center"/>
+          </w:tcPr>
+          <w:p>
+            <w:pPr>
+              <w:spacing w:after="0" w:line="240" w:lineRule="auto"/>
+              <w:rPr>
+                <w:rFonts w:eastAsia="Times New Roman" w:cs="Arial"/>
+                <w:b/>
+                <w:bCs/>
+                <w:color w:val="FFFFFF"/>
+                <w:szCs w:val="20"/>
+                <w:lang w:eastAsia="en-GB"/>
+              </w:rPr>
+            </w:pPr>
+          </w:p>
+        </w:tc>
+        <w:tc>
+          <w:tcPr>
+            <w:tcW w:w="522" w:type="pct"/>
+            <w:tcBorders>
+              <w:top w:val="single" w:sz="4" w:space="0" w:color="auto"/>
+              <w:left w:val="single" w:sz="4" w:space="0" w:color="auto"/>
+              <w:bottom w:val="single" w:sz="4" w:space="0" w:color="auto"/>
+            </w:tcBorders>
+            <w:shd w:val="clear" w:color="auto" w:fill="auto"/>
+            <w:noWrap/>
+            <w:vAlign w:val="center"/>
+          </w:tcPr>
+          <w:p>
+            <w:pPr>
+              <w:spacing w:after="0" w:line="240" w:lineRule="auto"/>
+              <w:rPr>
+                <w:rFonts w:eastAsia="Times New Roman" w:cs="Arial"/>
+                <w:color w:val="000000"/>
+                <w:sz w:val="18"/>
+                <w:szCs w:val="18"/>
+                <w:lang w:eastAsia="en-GB"/>
+              </w:rPr>
+            </w:pPr>
+            <w:r>
+              <w:rPr>
+                <w:rFonts w:eastAsia="Times New Roman" w:cs="Arial"/>
+                <w:color w:val="000000"/>
+                <w:sz w:val="18"/>
+                <w:szCs w:val="18"/>
+                <w:lang w:eastAsia="en-GB"/>
+              </w:rPr>
+              <w:t>{%tr endfor %}</w:t>
+            </w:r>
+          </w:p>
+        </w:tc>
+        <w:tc>
+          <w:tcPr>
+            <w:tcW w:w="3284" w:type="pct"/>
+            <w:tcBorders>
+              <w:top w:val="single" w:sz="4" w:space="0" w:color="auto"/>
+              <w:bottom w:val="single" w:sz="4" w:space="0" w:color="auto"/>
+            </w:tcBorders>
+            <w:shd w:val="clear" w:color="auto" w:fill="auto"/>
+            <w:noWrap/>
+            <w:vAlign w:val="center"/>
+          </w:tcPr>
+          <w:p>
+            <w:pPr>
+              <w:spacing w:after="0" w:line="240" w:lineRule="auto"/>
+              <w:rPr>
+                <w:rFonts w:eastAsia="Times New Roman" w:cs="Arial"/>
+                <w:color w:val="000000"/>
+                <w:sz w:val="18"/>
+                <w:szCs w:val="18"/>
+                <w:lang w:eastAsia="en-GB"/>
+              </w:rPr>
+            </w:pPr>
+          </w:p>
+        </w:tc>
+        <w:tc>
+          <w:tcPr>
+            <w:tcW w:w="969" w:type="pct"/>
+            <w:tcBorders>
+              <w:top w:val="single" w:sz="4" w:space="0" w:color="auto"/>
+              <w:bottom w:val="single" w:sz="4" w:space="0" w:color="auto"/>
+              <w:right w:val="single" w:sz="4" w:space="0" w:color="auto"/>
+            </w:tcBorders>
+            <w:shd w:val="clear" w:color="auto" w:fill="auto"/>
+            <w:noWrap/>
+            <w:vAlign w:val="center"/>
+          </w:tcPr>
+          <w:p>
+            <w:pPr>
+              <w:spacing w:after="0" w:line="240" w:lineRule="auto"/>
+              <w:jc w:val="center"/>
+              <w:rPr>
+                <w:rFonts w:eastAsia="Times New Roman" w:cs="Arial"/>
+                <w:color w:val="FFFFFF" w:themeColor="background1"/>
+                <w:sz w:val="18"/>
+                <w:szCs w:val="18"/>
+                <w:lang w:eastAsia="en-GB"/>
+              </w:rPr>
+            </w:pPr>
           </w:p>
         </w:tc>
       </w:tr>
@@ -8456,7 +8119,7 @@
             <w:tcBorders>
               <w:top w:val="single" w:sz="4" w:space="0" w:color="auto"/>
               <w:left w:val="nil"/>
-              <w:bottom w:val="nil"/>
+              <w:bottom w:val="single" w:sz="4" w:space="0" w:color="auto"/>
               <w:right w:val="single" w:sz="4" w:space="0" w:color="auto"/>
             </w:tcBorders>
             <w:shd w:val="clear" w:color="auto" w:fill="auto"/>
@@ -8466,7 +8129,6 @@
           <w:p>
             <w:pPr>
               <w:spacing w:after="0" w:line="240" w:lineRule="auto"/>
-              <w:jc w:val="center"/>
               <w:rPr>
                 <w:rFonts w:eastAsia="Times New Roman" w:cs="Arial"/>
                 <w:color w:val="000000"/>
@@ -8483,7 +8145,7 @@
             <w:tcBorders>
               <w:top w:val="single" w:sz="4" w:space="0" w:color="auto"/>
               <w:left w:val="nil"/>
-              <w:bottom w:val="nil"/>
+              <w:bottom w:val="single" w:sz="4" w:space="0" w:color="auto"/>
               <w:right w:val="single" w:sz="4" w:space="0" w:color="auto"/>
             </w:tcBorders>
             <w:shd w:val="clear" w:color="auto" w:fill="auto"/>
@@ -8510,7 +8172,7 @@
                 <w:szCs w:val="18"/>
                 <w:lang w:eastAsia="en-GB"/>
               </w:rPr>
-              <w:t>Commissioning</w:t>
+              <w:t>Delivery &amp; Installation</w:t>
             </w:r>
           </w:p>
         </w:tc>
@@ -8539,84 +8201,18 @@
                 <w:lang w:eastAsia="en-GB"/>
               </w:rPr>
             </w:pPr>
-            <w:proofErr w:type="gramStart"/>
-            <w:r>
-              <w:rPr>
-                <w:rFonts w:eastAsia="Times New Roman" w:cs="Arial"/>
-                <w:color w:val="000000"/>
-                <w:sz w:val="18"/>
-                <w:szCs w:val="18"/>
-                <w:lang w:eastAsia="en-GB"/>
-              </w:rPr>
-              <w:t>£</w:t>
-            </w:r>
-            <w:r>
-              <w:rPr>
-                <w:rFonts w:eastAsia="Times New Roman" w:cs="Arial"/>
-                <w:color w:val="000000"/>
-                <w:sz w:val="18"/>
-                <w:szCs w:val="18"/>
-                <w:lang w:eastAsia="en-GB"/>
-              </w:rPr>
-              <w:t>{</w:t>
-            </w:r>
-            <w:proofErr w:type="gramEnd"/>
-            <w:r>
-              <w:rPr>
-                <w:rFonts w:eastAsia="Times New Roman" w:cs="Arial"/>
-                <w:color w:val="000000"/>
-                <w:sz w:val="18"/>
-                <w:szCs w:val="18"/>
-                <w:lang w:eastAsia="en-GB"/>
-              </w:rPr>
-              <w:t>{</w:t>
-            </w:r>
-            <w:proofErr w:type="spellStart"/>
-            <w:r>
-              <w:rPr>
-                <w:rFonts w:eastAsia="Times New Roman" w:cs="Arial"/>
-                <w:color w:val="000000"/>
-                <w:sz w:val="18"/>
-                <w:szCs w:val="18"/>
-                <w:lang w:eastAsia="en-GB"/>
-              </w:rPr>
-              <w:t>floor_data</w:t>
-            </w:r>
-            <w:r>
-              <w:rPr>
-                <w:rFonts w:eastAsia="Times New Roman" w:cs="Arial"/>
-                <w:color w:val="000000"/>
-                <w:sz w:val="18"/>
-                <w:szCs w:val="18"/>
-                <w:lang w:eastAsia="en-GB"/>
-              </w:rPr>
-              <w:t>.test_commission</w:t>
-            </w:r>
-            <w:proofErr w:type="spellEnd"/>
-            <w:r>
-              <w:rPr>
-                <w:rFonts w:eastAsia="Times New Roman" w:cs="Arial"/>
-                <w:color w:val="000000"/>
-                <w:sz w:val="18"/>
-                <w:szCs w:val="18"/>
-                <w:lang w:eastAsia="en-GB"/>
-              </w:rPr>
-              <w:t xml:space="preserve"> </w:t>
-            </w:r>
-            <w:r>
-              <w:rPr>
-                <w:rFonts w:eastAsia="Times New Roman" w:cs="Arial"/>
-                <w:color w:val="000000"/>
-                <w:sz w:val="18"/>
-                <w:szCs w:val="18"/>
-                <w:lang w:eastAsia="en-GB"/>
-              </w:rPr>
-              <w:t>}}</w:t>
-            </w:r>
-            <w:proofErr w:type="spellStart"/>
+            <w:r>
+              <w:rPr>
+                <w:rFonts w:eastAsia="Times New Roman" w:cs="Arial"/>
+                <w:color w:val="000000"/>
+                <w:sz w:val="18"/>
+                <w:szCs w:val="18"/>
+                <w:lang w:eastAsia="en-GB"/>
+              </w:rPr>
+              <w:t>£{{floor_data.p182}}.0</w:t>
+            </w:r>
           </w:p>
         </w:tc>
-        <w:proofErr w:type="spellEnd"/>
       </w:tr>
       <w:tr>
         <w:trPr>
@@ -8651,15 +8247,41 @@
         </w:tc>
         <w:tc>
           <w:tcPr>
-            <w:tcW w:w="3806" w:type="pct"/>
-            <w:gridSpan w:val="2"/>
+            <w:tcW w:w="522" w:type="pct"/>
             <w:tcBorders>
               <w:top w:val="single" w:sz="4" w:space="0" w:color="auto"/>
-              <w:left w:val="single" w:sz="4" w:space="0" w:color="auto"/>
-              <w:bottom w:val="single" w:sz="4" w:space="0" w:color="auto"/>
-              <w:right w:val="single" w:sz="4" w:space="0" w:color="000000"/>
+              <w:left w:val="nil"/>
+              <w:bottom w:val="nil"/>
+              <w:right w:val="single" w:sz="4" w:space="0" w:color="auto"/>
             </w:tcBorders>
-            <w:shd w:val="clear" w:color="000000" w:fill="DDEBF7"/>
+            <w:shd w:val="clear" w:color="auto" w:fill="auto"/>
+            <w:noWrap/>
+            <w:vAlign w:val="center"/>
+          </w:tcPr>
+          <w:p>
+            <w:pPr>
+              <w:spacing w:after="0" w:line="240" w:lineRule="auto"/>
+              <w:jc w:val="center"/>
+              <w:rPr>
+                <w:rFonts w:eastAsia="Times New Roman" w:cs="Arial"/>
+                <w:color w:val="000000"/>
+                <w:sz w:val="18"/>
+                <w:szCs w:val="18"/>
+                <w:lang w:eastAsia="en-GB"/>
+              </w:rPr>
+            </w:pPr>
+          </w:p>
+        </w:tc>
+        <w:tc>
+          <w:tcPr>
+            <w:tcW w:w="3284" w:type="pct"/>
+            <w:tcBorders>
+              <w:top w:val="single" w:sz="4" w:space="0" w:color="auto"/>
+              <w:left w:val="nil"/>
+              <w:bottom w:val="nil"/>
+              <w:right w:val="single" w:sz="4" w:space="0" w:color="auto"/>
+            </w:tcBorders>
+            <w:shd w:val="clear" w:color="auto" w:fill="auto"/>
             <w:noWrap/>
             <w:vAlign w:val="center"/>
             <w:hideMark/>
@@ -8667,31 +8289,23 @@
           <w:p>
             <w:pPr>
               <w:spacing w:after="0" w:line="240" w:lineRule="auto"/>
-              <w:jc w:val="right"/>
-              <w:rPr>
-                <w:rFonts w:eastAsia="Times New Roman" w:cs="Arial"/>
-                <w:b/>
-                <w:bCs/>
-                <w:i/>
-                <w:iCs/>
-                <w:color w:val="000000"/>
-                <w:szCs w:val="20"/>
-                <w:lang w:eastAsia="en-GB"/>
-              </w:rPr>
-            </w:pPr>
-            <w:r>
-              <w:rPr>
-                <w:rFonts w:eastAsia="Times New Roman" w:cs="Arial"/>
-                <w:b/>
-                <w:bCs/>
-                <w:i/>
-                <w:iCs/>
-                <w:color w:val="000000"/>
-                <w:sz w:val="18"/>
-                <w:szCs w:val="20"/>
-                <w:lang w:eastAsia="en-GB"/>
-              </w:rPr>
-              <w:t>SUB TOTAL</w:t>
+              <w:rPr>
+                <w:rFonts w:eastAsia="Times New Roman" w:cs="Arial"/>
+                <w:color w:val="000000"/>
+                <w:sz w:val="18"/>
+                <w:szCs w:val="18"/>
+                <w:lang w:eastAsia="en-GB"/>
+              </w:rPr>
+            </w:pPr>
+            <w:r>
+              <w:rPr>
+                <w:rFonts w:eastAsia="Times New Roman" w:cs="Arial"/>
+                <w:color w:val="000000"/>
+                <w:sz w:val="18"/>
+                <w:szCs w:val="18"/>
+                <w:lang w:eastAsia="en-GB"/>
+              </w:rPr>
+              <w:t>Commissioning</w:t>
             </w:r>
           </w:p>
         </w:tc>
@@ -8714,36 +8328,119 @@
               <w:jc w:val="center"/>
               <w:rPr>
                 <w:rFonts w:eastAsia="Times New Roman" w:cs="Arial"/>
+                <w:color w:val="000000"/>
+                <w:sz w:val="18"/>
+                <w:szCs w:val="18"/>
+                <w:lang w:eastAsia="en-GB"/>
+              </w:rPr>
+            </w:pPr>
+            <w:r>
+              <w:rPr>
+                <w:rFonts w:eastAsia="Times New Roman" w:cs="Arial"/>
+                <w:color w:val="000000"/>
+                <w:sz w:val="18"/>
+                <w:szCs w:val="18"/>
+                <w:lang w:eastAsia="en-GB"/>
+              </w:rPr>
+              <w:t>£{{floor_data.test_commission }}</w:t>
+            </w:r>
+          </w:p>
+        </w:tc>
+      </w:tr>
+      <w:tr>
+        <w:trPr>
+          <w:trHeight w:val="296"/>
+        </w:trPr>
+        <w:tc>
+          <w:tcPr>
+            <w:tcW w:w="225" w:type="pct"/>
+            <w:vMerge/>
+            <w:tcBorders>
+              <w:top w:val="single" w:sz="4" w:space="0" w:color="auto"/>
+              <w:left w:val="single" w:sz="4" w:space="0" w:color="auto"/>
+              <w:bottom w:val="single" w:sz="4" w:space="0" w:color="000000"/>
+              <w:right w:val="single" w:sz="4" w:space="0" w:color="auto"/>
+            </w:tcBorders>
+            <w:vAlign w:val="center"/>
+            <w:hideMark/>
+          </w:tcPr>
+          <w:p>
+            <w:pPr>
+              <w:spacing w:after="0" w:line="240" w:lineRule="auto"/>
+              <w:rPr>
+                <w:rFonts w:eastAsia="Times New Roman" w:cs="Arial"/>
                 <w:b/>
                 <w:bCs/>
-                <w:color w:val="000000"/>
+                <w:color w:val="FFFFFF"/>
                 <w:szCs w:val="20"/>
                 <w:lang w:eastAsia="en-GB"/>
               </w:rPr>
             </w:pPr>
-            <w:r>
+          </w:p>
+        </w:tc>
+        <w:tc>
+          <w:tcPr>
+            <w:tcW w:w="3806" w:type="pct"/>
+            <w:gridSpan w:val="2"/>
+            <w:tcBorders>
+              <w:top w:val="single" w:sz="4" w:space="0" w:color="auto"/>
+              <w:left w:val="single" w:sz="4" w:space="0" w:color="auto"/>
+              <w:bottom w:val="single" w:sz="4" w:space="0" w:color="auto"/>
+              <w:right w:val="single" w:sz="4" w:space="0" w:color="000000"/>
+            </w:tcBorders>
+            <w:shd w:val="clear" w:color="000000" w:fill="DDEBF7"/>
+            <w:noWrap/>
+            <w:vAlign w:val="center"/>
+            <w:hideMark/>
+          </w:tcPr>
+          <w:p>
+            <w:pPr>
+              <w:spacing w:after="0" w:line="240" w:lineRule="auto"/>
+              <w:jc w:val="right"/>
               <w:rPr>
                 <w:rFonts w:eastAsia="Times New Roman" w:cs="Arial"/>
                 <w:b/>
                 <w:bCs/>
+                <w:i/>
+                <w:iCs/>
                 <w:color w:val="000000"/>
                 <w:szCs w:val="20"/>
                 <w:lang w:eastAsia="en-GB"/>
               </w:rPr>
-              <w:t>£</w:t>
-            </w:r>
+            </w:pPr>
             <w:r>
               <w:rPr>
                 <w:rFonts w:eastAsia="Times New Roman" w:cs="Arial"/>
                 <w:b/>
                 <w:bCs/>
-                <w:color w:val="000000"/>
+                <w:i/>
+                <w:iCs/>
+                <w:color w:val="000000"/>
+                <w:sz w:val="18"/>
                 <w:szCs w:val="20"/>
                 <w:lang w:eastAsia="en-GB"/>
               </w:rPr>
-              <w:t>{{floor_data.subtotal</w:t>
-            </w:r>
-            <w:r>
+              <w:t>SUB TOTAL</w:t>
+            </w:r>
+          </w:p>
+        </w:tc>
+        <w:tc>
+          <w:tcPr>
+            <w:tcW w:w="969" w:type="pct"/>
+            <w:tcBorders>
+              <w:top w:val="nil"/>
+              <w:left w:val="nil"/>
+              <w:bottom w:val="single" w:sz="4" w:space="0" w:color="auto"/>
+              <w:right w:val="single" w:sz="4" w:space="0" w:color="auto"/>
+            </w:tcBorders>
+            <w:shd w:val="clear" w:color="auto" w:fill="auto"/>
+            <w:noWrap/>
+            <w:vAlign w:val="center"/>
+          </w:tcPr>
+          <w:p>
+            <w:pPr>
+              <w:spacing w:after="0" w:line="240" w:lineRule="auto"/>
+              <w:jc w:val="center"/>
               <w:rPr>
                 <w:rFonts w:eastAsia="Times New Roman" w:cs="Arial"/>
                 <w:b/>
@@ -8752,8 +8449,7 @@
                 <w:szCs w:val="20"/>
                 <w:lang w:eastAsia="en-GB"/>
               </w:rPr>
-              <w:t>+floor_data.p182</w:t>
-            </w:r>
+            </w:pPr>
             <w:r>
               <w:rPr>
                 <w:rFonts w:eastAsia="Times New Roman" w:cs="Arial"/>
@@ -8763,8 +8459,9 @@
                 <w:szCs w:val="20"/>
                 <w:lang w:eastAsia="en-GB"/>
               </w:rPr>
-              <w:t xml:space="preserve"> </w:t>
-            </w:r>
+              <w:t>£{{</w:t>
+            </w:r>
+            <w:proofErr w:type="spellStart"/>
             <w:r>
               <w:rPr>
                 <w:rFonts w:eastAsia="Times New Roman" w:cs="Arial"/>
@@ -8774,7 +8471,41 @@
                 <w:szCs w:val="20"/>
                 <w:lang w:eastAsia="en-GB"/>
               </w:rPr>
-              <w:t>}}</w:t>
+              <w:t>floor_data.subtotal</w:t>
+            </w:r>
+            <w:proofErr w:type="spellEnd"/>
+            <w:r>
+              <w:rPr>
+                <w:rFonts w:eastAsia="Times New Roman" w:cs="Arial"/>
+                <w:b/>
+                <w:bCs/>
+                <w:color w:val="000000"/>
+                <w:szCs w:val="20"/>
+                <w:lang w:eastAsia="en-GB"/>
+              </w:rPr>
+              <w:t>+</w:t>
+            </w:r>
+            <w:r>
+              <w:rPr>
+                <w:rFonts w:eastAsia="Times New Roman" w:cs="Arial"/>
+                <w:b/>
+                <w:bCs/>
+                <w:color w:val="000000"/>
+                <w:szCs w:val="20"/>
+                <w:lang w:eastAsia="en-GB"/>
+              </w:rPr>
+              <w:t xml:space="preserve"> </w:t>
+            </w:r>
+            <w:r>
+              <w:rPr>
+                <w:rFonts w:eastAsia="Times New Roman" w:cs="Arial"/>
+                <w:b/>
+                <w:bCs/>
+                <w:color w:val="000000"/>
+                <w:szCs w:val="20"/>
+                <w:lang w:eastAsia="en-GB"/>
+              </w:rPr>
+              <w:t>+floor_data.p182 }}</w:t>
             </w:r>
           </w:p>
         </w:tc>
@@ -8799,61 +8530,8 @@
           <w:szCs w:val="18"/>
           <w:lang w:eastAsia="en-GB"/>
         </w:rPr>
-        <w:t xml:space="preserve">  {%</w:t>
-      </w:r>
-      <w:r>
-        <w:rPr>
-          <w:rFonts w:eastAsia="Times New Roman" w:cs="Arial"/>
-          <w:color w:val="000000"/>
-          <w:sz w:val="18"/>
-          <w:szCs w:val="18"/>
-          <w:lang w:eastAsia="en-GB"/>
-        </w:rPr>
-        <w:t xml:space="preserve"> </w:t>
-      </w:r>
-      <w:r>
-        <w:rPr>
-          <w:rFonts w:eastAsia="Times New Roman" w:cs="Arial"/>
-          <w:color w:val="000000"/>
-          <w:sz w:val="18"/>
-          <w:szCs w:val="18"/>
-          <w:lang w:eastAsia="en-GB"/>
-        </w:rPr>
-        <w:t xml:space="preserve">for canopy in </w:t>
-      </w:r>
-      <w:proofErr w:type="spellStart"/>
-      <w:r>
-        <w:rPr>
-          <w:rFonts w:eastAsia="Times New Roman" w:cs="Arial"/>
-          <w:color w:val="000000"/>
-          <w:sz w:val="18"/>
-          <w:szCs w:val="18"/>
-          <w:lang w:eastAsia="en-GB"/>
-        </w:rPr>
-        <w:t>floor_</w:t>
-      </w:r>
-      <w:proofErr w:type="gramStart"/>
-      <w:r>
-        <w:rPr>
-          <w:rFonts w:eastAsia="Times New Roman" w:cs="Arial"/>
-          <w:color w:val="000000"/>
-          <w:sz w:val="18"/>
-          <w:szCs w:val="18"/>
-          <w:lang w:eastAsia="en-GB"/>
-        </w:rPr>
-        <w:t>data.canopies</w:t>
-      </w:r>
-      <w:proofErr w:type="spellEnd"/>
-      <w:proofErr w:type="gramEnd"/>
-      <w:r>
-        <w:rPr>
-          <w:rFonts w:eastAsia="Times New Roman" w:cs="Arial"/>
-          <w:color w:val="000000"/>
-          <w:sz w:val="18"/>
-          <w:szCs w:val="18"/>
-          <w:lang w:eastAsia="en-GB"/>
-        </w:rPr>
-        <w:t xml:space="preserve"> %}</w:t>
+        <w:lastRenderedPageBreak/>
+        <w:t xml:space="preserve">  {% for canopy in floor_data.canopies %}</w:t>
       </w:r>
     </w:p>
     <w:p>
@@ -8871,39 +8549,19 @@
           <w:sz w:val="12"/>
           <w:szCs w:val="12"/>
         </w:rPr>
-        <w:t xml:space="preserve">{% if ‘UV’ in </w:t>
-      </w:r>
-      <w:proofErr w:type="spellStart"/>
-      <w:proofErr w:type="gramStart"/>
-      <w:r>
-        <w:rPr>
-          <w:bCs/>
-          <w:sz w:val="12"/>
-          <w:szCs w:val="12"/>
-        </w:rPr>
-        <w:t>canopy.model</w:t>
-      </w:r>
-      <w:proofErr w:type="spellEnd"/>
-      <w:proofErr w:type="gramEnd"/>
-      <w:r>
-        <w:rPr>
-          <w:bCs/>
-          <w:sz w:val="12"/>
-          <w:szCs w:val="12"/>
-        </w:rPr>
-        <w:t xml:space="preserve"> %}</w:t>
+        <w:t>{% if ‘UV’ in canopy.model %}</w:t>
       </w:r>
     </w:p>
     <w:tbl>
       <w:tblPr>
-        <w:tblW w:w="4927" w:type="pct"/>
+        <w:tblW w:w="4889" w:type="pct"/>
         <w:tblInd w:w="-5" w:type="dxa"/>
         <w:tblLook w:val="04A0" w:firstRow="1" w:lastRow="0" w:firstColumn="1" w:lastColumn="0" w:noHBand="0" w:noVBand="1"/>
       </w:tblPr>
       <w:tblGrid>
-        <w:gridCol w:w="392"/>
-        <w:gridCol w:w="831"/>
-        <w:gridCol w:w="6430"/>
+        <w:gridCol w:w="366"/>
+        <w:gridCol w:w="806"/>
+        <w:gridCol w:w="6407"/>
         <w:gridCol w:w="1918"/>
       </w:tblGrid>
       <w:tr>
@@ -8912,7 +8570,7 @@
         </w:trPr>
         <w:tc>
           <w:tcPr>
-            <w:tcW w:w="223" w:type="pct"/>
+            <w:tcW w:w="206" w:type="pct"/>
             <w:vMerge w:val="restart"/>
             <w:tcBorders>
               <w:top w:val="single" w:sz="4" w:space="0" w:color="auto"/>
@@ -8943,7 +8601,7 @@
         </w:tc>
         <w:tc>
           <w:tcPr>
-            <w:tcW w:w="452" w:type="pct"/>
+            <w:tcW w:w="437" w:type="pct"/>
             <w:tcBorders>
               <w:top w:val="single" w:sz="4" w:space="0" w:color="auto"/>
               <w:left w:val="nil"/>
@@ -8987,7 +8645,7 @@
         </w:tc>
         <w:tc>
           <w:tcPr>
-            <w:tcW w:w="3377" w:type="pct"/>
+            <w:tcW w:w="3385" w:type="pct"/>
             <w:tcBorders>
               <w:top w:val="single" w:sz="4" w:space="0" w:color="auto"/>
               <w:left w:val="nil"/>
@@ -9031,7 +8689,7 @@
         </w:tc>
         <w:tc>
           <w:tcPr>
-            <w:tcW w:w="948" w:type="pct"/>
+            <w:tcW w:w="971" w:type="pct"/>
             <w:tcBorders>
               <w:top w:val="single" w:sz="4" w:space="0" w:color="auto"/>
               <w:left w:val="nil"/>
@@ -9080,7 +8738,7 @@
         </w:trPr>
         <w:tc>
           <w:tcPr>
-            <w:tcW w:w="223" w:type="pct"/>
+            <w:tcW w:w="206" w:type="pct"/>
             <w:vMerge/>
             <w:tcBorders>
               <w:top w:val="single" w:sz="4" w:space="0" w:color="auto"/>
@@ -9107,7 +8765,7 @@
         </w:tc>
         <w:tc>
           <w:tcPr>
-            <w:tcW w:w="452" w:type="pct"/>
+            <w:tcW w:w="437" w:type="pct"/>
             <w:tcBorders>
               <w:top w:val="nil"/>
               <w:left w:val="nil"/>
@@ -9144,7 +8802,7 @@
         </w:tc>
         <w:tc>
           <w:tcPr>
-            <w:tcW w:w="3377" w:type="pct"/>
+            <w:tcW w:w="3385" w:type="pct"/>
             <w:tcBorders>
               <w:top w:val="single" w:sz="4" w:space="0" w:color="auto"/>
               <w:left w:val="nil"/>
@@ -9175,17 +8833,7 @@
                 <w:szCs w:val="18"/>
                 <w:lang w:eastAsia="en-GB"/>
               </w:rPr>
-              <w:t>*</w:t>
-            </w:r>
-            <w:r>
-              <w:rPr>
-                <w:rFonts w:eastAsia="Times New Roman" w:cs="Arial"/>
-                <w:color w:val="000000"/>
-                <w:sz w:val="18"/>
-                <w:szCs w:val="18"/>
-                <w:lang w:eastAsia="en-GB"/>
-              </w:rPr>
-              <w:t>Optional Remote Monitoring Connectivity</w:t>
+              <w:t>*Optional Remote Monitoring Connectivity</w:t>
             </w:r>
             <w:r>
               <w:rPr>
@@ -9201,7 +8849,7 @@
         </w:tc>
         <w:tc>
           <w:tcPr>
-            <w:tcW w:w="948" w:type="pct"/>
+            <w:tcW w:w="971" w:type="pct"/>
             <w:tcBorders>
               <w:top w:val="nil"/>
               <w:left w:val="nil"/>
@@ -9232,51 +8880,7 @@
                 <w:szCs w:val="18"/>
                 <w:lang w:eastAsia="en-GB"/>
               </w:rPr>
-              <w:t>{{</w:t>
-            </w:r>
-            <w:proofErr w:type="spellStart"/>
-            <w:proofErr w:type="gramStart"/>
-            <w:r>
-              <w:rPr>
-                <w:rFonts w:eastAsia="Times New Roman" w:cs="Arial"/>
-                <w:color w:val="000000"/>
-                <w:sz w:val="18"/>
-                <w:szCs w:val="18"/>
-                <w:lang w:eastAsia="en-GB"/>
-              </w:rPr>
-              <w:t>canopy.uv</w:t>
-            </w:r>
-            <w:proofErr w:type="gramEnd"/>
-            <w:r>
-              <w:rPr>
-                <w:rFonts w:eastAsia="Times New Roman" w:cs="Arial"/>
-                <w:color w:val="000000"/>
-                <w:sz w:val="18"/>
-                <w:szCs w:val="18"/>
-                <w:lang w:eastAsia="en-GB"/>
-              </w:rPr>
-              <w:t>_price</w:t>
-            </w:r>
-            <w:proofErr w:type="spellEnd"/>
-            <w:r>
-              <w:rPr>
-                <w:rFonts w:eastAsia="Times New Roman" w:cs="Arial"/>
-                <w:color w:val="000000"/>
-                <w:sz w:val="18"/>
-                <w:szCs w:val="18"/>
-                <w:lang w:eastAsia="en-GB"/>
-              </w:rPr>
-              <w:t>}}</w:t>
-            </w:r>
-            <w:r>
-              <w:rPr>
-                <w:rFonts w:eastAsia="Times New Roman" w:cs="Arial"/>
-                <w:color w:val="000000"/>
-                <w:sz w:val="18"/>
-                <w:szCs w:val="18"/>
-                <w:lang w:eastAsia="en-GB"/>
-              </w:rPr>
-              <w:t>.0</w:t>
+              <w:t>{{canopy.uv_price}}.0</w:t>
             </w:r>
           </w:p>
         </w:tc>
@@ -9287,7 +8891,7 @@
         </w:trPr>
         <w:tc>
           <w:tcPr>
-            <w:tcW w:w="223" w:type="pct"/>
+            <w:tcW w:w="206" w:type="pct"/>
             <w:vMerge/>
             <w:tcBorders>
               <w:top w:val="single" w:sz="4" w:space="0" w:color="auto"/>
@@ -9314,7 +8918,7 @@
         </w:tc>
         <w:tc>
           <w:tcPr>
-            <w:tcW w:w="3829" w:type="pct"/>
+            <w:tcW w:w="3822" w:type="pct"/>
             <w:gridSpan w:val="2"/>
             <w:tcBorders>
               <w:top w:val="single" w:sz="4" w:space="0" w:color="auto"/>
@@ -9360,7 +8964,7 @@
         </w:tc>
         <w:tc>
           <w:tcPr>
-            <w:tcW w:w="948" w:type="pct"/>
+            <w:tcW w:w="971" w:type="pct"/>
             <w:tcBorders>
               <w:top w:val="nil"/>
               <w:left w:val="nil"/>
@@ -9403,25 +9007,25 @@
           <w:sz w:val="12"/>
           <w:szCs w:val="12"/>
         </w:rPr>
-        <w:t>*Please see Service &amp; Maintenance below</w:t>
-      </w:r>
-    </w:p>
-    <w:p>
-      <w:pPr>
-        <w:spacing w:after="0" w:line="276" w:lineRule="auto"/>
+        <w:t xml:space="preserve">*Please see Service &amp; Maintenance below{% endif %}{% </w:t>
+      </w:r>
+      <w:proofErr w:type="spellStart"/>
+      <w:r>
         <w:rPr>
           <w:bCs/>
           <w:sz w:val="12"/>
           <w:szCs w:val="12"/>
         </w:rPr>
-      </w:pPr>
+        <w:t>endfor</w:t>
+      </w:r>
+      <w:proofErr w:type="spellEnd"/>
       <w:r>
         <w:rPr>
           <w:bCs/>
           <w:sz w:val="12"/>
           <w:szCs w:val="12"/>
         </w:rPr>
-        <w:t>{% endif %}</w:t>
+        <w:t xml:space="preserve"> %}</w:t>
       </w:r>
     </w:p>
     <w:p>
@@ -9435,49 +9039,74 @@
       </w:pPr>
       <w:r>
         <w:rPr>
+          <w:rFonts w:eastAsia="Times New Roman" w:cs="Arial"/>
+          <w:color w:val="000000"/>
+          <w:sz w:val="18"/>
+          <w:szCs w:val="18"/>
+        </w:rPr>
+        <w:t>{{</w:t>
+      </w:r>
+      <w:proofErr w:type="spellStart"/>
+      <w:r>
+        <w:rPr>
+          <w:rFonts w:eastAsia="Times New Roman" w:cs="Arial"/>
+          <w:color w:val="000000"/>
+          <w:sz w:val="18"/>
+          <w:szCs w:val="18"/>
+        </w:rPr>
+        <w:t>floor_data.</w:t>
+      </w:r>
+      <w:r>
+        <w:rPr>
+          <w:rFonts w:eastAsia="Times New Roman" w:cs="Arial"/>
+          <w:color w:val="000000"/>
+          <w:sz w:val="18"/>
+          <w:szCs w:val="18"/>
+        </w:rPr>
+        <w:t>cladding_</w:t>
+      </w:r>
+      <w:r>
+        <w:rPr>
+          <w:rFonts w:eastAsia="Times New Roman" w:cs="Arial"/>
+          <w:color w:val="000000"/>
+          <w:sz w:val="18"/>
+          <w:szCs w:val="18"/>
+        </w:rPr>
+        <w:t>items</w:t>
+      </w:r>
+      <w:proofErr w:type="spellEnd"/>
+      <w:r>
+        <w:rPr>
+          <w:rFonts w:eastAsia="Times New Roman" w:cs="Arial"/>
+          <w:color w:val="000000"/>
+          <w:sz w:val="18"/>
+          <w:szCs w:val="18"/>
+        </w:rPr>
+        <w:t xml:space="preserve"> </w:t>
+      </w:r>
+      <w:r>
+        <w:rPr>
+          <w:rFonts w:eastAsia="Times New Roman" w:cs="Arial"/>
+          <w:color w:val="000000"/>
+          <w:sz w:val="18"/>
+          <w:szCs w:val="18"/>
+        </w:rPr>
+        <w:t>}}</w:t>
+      </w:r>
+    </w:p>
+    <w:p>
+      <w:pPr>
+        <w:spacing w:after="0" w:line="276" w:lineRule="auto"/>
+        <w:rPr>
           <w:bCs/>
           <w:sz w:val="12"/>
           <w:szCs w:val="12"/>
         </w:rPr>
-        <w:t xml:space="preserve">{% </w:t>
-      </w:r>
-      <w:proofErr w:type="spellStart"/>
-      <w:r>
-        <w:rPr>
-          <w:bCs/>
-          <w:sz w:val="12"/>
-          <w:szCs w:val="12"/>
-        </w:rPr>
-        <w:t>endfor</w:t>
-      </w:r>
-      <w:proofErr w:type="spellEnd"/>
-      <w:r>
-        <w:rPr>
-          <w:bCs/>
-          <w:sz w:val="12"/>
-          <w:szCs w:val="12"/>
-        </w:rPr>
-        <w:t xml:space="preserve"> %</w:t>
-      </w:r>
-      <w:r>
-        <w:rPr>
-          <w:bCs/>
-          <w:sz w:val="12"/>
-          <w:szCs w:val="12"/>
-        </w:rPr>
-        <w:t>}</w:t>
-      </w:r>
+      </w:pPr>
     </w:p>
     <w:p>
       <w:pPr>
         <w:spacing w:after="0" w:line="276" w:lineRule="auto"/>
-        <w:rPr>
-          <w:bCs/>
-          <w:sz w:val="12"/>
-          <w:szCs w:val="12"/>
-        </w:rPr>
-      </w:pPr>
-      <w:r>
         <w:rPr>
           <w:rFonts w:eastAsia="Times New Roman" w:cs="Arial"/>
           <w:color w:val="000000"/>
@@ -9485,9 +9114,7 @@
           <w:szCs w:val="18"/>
           <w:lang w:eastAsia="en-GB"/>
         </w:rPr>
-        <w:t xml:space="preserve">{% if </w:t>
-      </w:r>
-      <w:proofErr w:type="spellStart"/>
+      </w:pPr>
       <w:r>
         <w:rPr>
           <w:rFonts w:eastAsia="Times New Roman" w:cs="Arial"/>
@@ -9496,9 +9123,9 @@
           <w:szCs w:val="18"/>
           <w:lang w:eastAsia="en-GB"/>
         </w:rPr>
-        <w:t>floor_</w:t>
-      </w:r>
-      <w:proofErr w:type="gramStart"/>
+        <w:t xml:space="preserve">{% if </w:t>
+      </w:r>
+      <w:proofErr w:type="spellStart"/>
       <w:r>
         <w:rPr>
           <w:rFonts w:eastAsia="Times New Roman" w:cs="Arial"/>
@@ -9507,8 +9134,9 @@
           <w:szCs w:val="18"/>
           <w:lang w:eastAsia="en-GB"/>
         </w:rPr>
-        <w:t>data</w:t>
-      </w:r>
+        <w:t>floor_data.floor_data.cladding_canopies</w:t>
+      </w:r>
+      <w:proofErr w:type="spellEnd"/>
       <w:r>
         <w:rPr>
           <w:rFonts w:eastAsia="Times New Roman" w:cs="Arial"/>
@@ -9517,43 +9145,31 @@
           <w:szCs w:val="18"/>
           <w:lang w:eastAsia="en-GB"/>
         </w:rPr>
-        <w:t>.floor</w:t>
-      </w:r>
-      <w:proofErr w:type="gramEnd"/>
-      <w:r>
-        <w:rPr>
-          <w:rFonts w:eastAsia="Times New Roman" w:cs="Arial"/>
-          <w:color w:val="000000"/>
-          <w:sz w:val="18"/>
-          <w:szCs w:val="18"/>
-          <w:lang w:eastAsia="en-GB"/>
-        </w:rPr>
-        <w:t>_data.cladding_canopies</w:t>
-      </w:r>
-      <w:proofErr w:type="spellEnd"/>
-      <w:r>
-        <w:rPr>
-          <w:rFonts w:eastAsia="Times New Roman" w:cs="Arial"/>
-          <w:color w:val="000000"/>
-          <w:sz w:val="18"/>
-          <w:szCs w:val="18"/>
-          <w:lang w:eastAsia="en-GB"/>
-        </w:rPr>
         <w:t xml:space="preserve"> %}</w:t>
       </w:r>
+    </w:p>
+    <w:p>
+      <w:pPr>
+        <w:spacing w:after="0" w:line="276" w:lineRule="auto"/>
+        <w:rPr>
+          <w:bCs/>
+          <w:sz w:val="12"/>
+          <w:szCs w:val="12"/>
+        </w:rPr>
+      </w:pPr>
     </w:p>
     <w:tbl>
       <w:tblPr>
-        <w:tblW w:w="4906" w:type="pct"/>
+        <w:tblW w:w="4889" w:type="pct"/>
         <w:tblInd w:w="-5" w:type="dxa"/>
         <w:tblLayout w:type="fixed"/>
         <w:tblLook w:val="04A0" w:firstRow="1" w:lastRow="0" w:firstColumn="1" w:lastColumn="0" w:noHBand="0" w:noVBand="1"/>
       </w:tblPr>
       <w:tblGrid>
         <w:gridCol w:w="431"/>
-        <w:gridCol w:w="989"/>
-        <w:gridCol w:w="6385"/>
-        <w:gridCol w:w="1725"/>
+        <w:gridCol w:w="990"/>
+        <w:gridCol w:w="6384"/>
+        <w:gridCol w:w="1692"/>
       </w:tblGrid>
       <w:tr>
         <w:trPr>
@@ -9561,7 +9177,7 @@
         </w:trPr>
         <w:tc>
           <w:tcPr>
-            <w:tcW w:w="226" w:type="pct"/>
+            <w:tcW w:w="227" w:type="pct"/>
             <w:vMerge w:val="restart"/>
             <w:tcBorders>
               <w:top w:val="single" w:sz="4" w:space="0" w:color="auto"/>
@@ -9592,7 +9208,7 @@
         </w:tc>
         <w:tc>
           <w:tcPr>
-            <w:tcW w:w="519" w:type="pct"/>
+            <w:tcW w:w="521" w:type="pct"/>
             <w:tcBorders>
               <w:top w:val="single" w:sz="4" w:space="0" w:color="auto"/>
               <w:left w:val="nil"/>
@@ -9636,7 +9252,7 @@
         </w:tc>
         <w:tc>
           <w:tcPr>
-            <w:tcW w:w="3350" w:type="pct"/>
+            <w:tcW w:w="3361" w:type="pct"/>
             <w:tcBorders>
               <w:top w:val="single" w:sz="4" w:space="0" w:color="auto"/>
               <w:left w:val="nil"/>
@@ -9680,7 +9296,7 @@
         </w:tc>
         <w:tc>
           <w:tcPr>
-            <w:tcW w:w="905" w:type="pct"/>
+            <w:tcW w:w="891" w:type="pct"/>
             <w:tcBorders>
               <w:top w:val="single" w:sz="4" w:space="0" w:color="auto"/>
               <w:left w:val="nil"/>
@@ -9729,7 +9345,7 @@
         </w:trPr>
         <w:tc>
           <w:tcPr>
-            <w:tcW w:w="226" w:type="pct"/>
+            <w:tcW w:w="227" w:type="pct"/>
             <w:vMerge/>
             <w:tcBorders>
               <w:top w:val="single" w:sz="4" w:space="0" w:color="auto"/>
@@ -9759,7 +9375,7 @@
         </w:tc>
         <w:tc>
           <w:tcPr>
-            <w:tcW w:w="519" w:type="pct"/>
+            <w:tcW w:w="521" w:type="pct"/>
             <w:tcBorders>
               <w:top w:val="single" w:sz="4" w:space="0" w:color="auto"/>
               <w:left w:val="nil"/>
@@ -9810,7 +9426,6 @@
               </w:rPr>
               <w:t xml:space="preserve">for canopy in </w:t>
             </w:r>
-            <w:proofErr w:type="spellStart"/>
             <w:r>
               <w:rPr>
                 <w:rFonts w:eastAsia="Times New Roman" w:cs="Arial"/>
@@ -9819,9 +9434,8 @@
                 <w:szCs w:val="22"/>
                 <w:lang w:eastAsia="en-GB"/>
               </w:rPr>
-              <w:t>floor_</w:t>
-            </w:r>
-            <w:proofErr w:type="gramStart"/>
+              <w:t>floor_data.</w:t>
+            </w:r>
             <w:r>
               <w:rPr>
                 <w:rFonts w:eastAsia="Times New Roman" w:cs="Arial"/>
@@ -9830,7 +9444,7 @@
                 <w:szCs w:val="22"/>
                 <w:lang w:eastAsia="en-GB"/>
               </w:rPr>
-              <w:t>data.</w:t>
+              <w:t>floor_data.c</w:t>
             </w:r>
             <w:r>
               <w:rPr>
@@ -9840,30 +9454,8 @@
                 <w:szCs w:val="22"/>
                 <w:lang w:eastAsia="en-GB"/>
               </w:rPr>
-              <w:t>floor</w:t>
-            </w:r>
-            <w:proofErr w:type="gramEnd"/>
-            <w:r>
-              <w:rPr>
-                <w:rFonts w:eastAsia="Times New Roman" w:cs="Arial"/>
-                <w:color w:val="000000"/>
-                <w:sz w:val="22"/>
-                <w:szCs w:val="22"/>
-                <w:lang w:eastAsia="en-GB"/>
-              </w:rPr>
-              <w:t>_data.c</w:t>
-            </w:r>
-            <w:r>
-              <w:rPr>
-                <w:rFonts w:eastAsia="Times New Roman" w:cs="Arial"/>
-                <w:color w:val="000000"/>
-                <w:sz w:val="22"/>
-                <w:szCs w:val="22"/>
-                <w:lang w:eastAsia="en-GB"/>
-              </w:rPr>
               <w:t>ladding_canopies</w:t>
             </w:r>
-            <w:proofErr w:type="spellEnd"/>
             <w:r>
               <w:rPr>
                 <w:rFonts w:eastAsia="Times New Roman" w:cs="Arial"/>
@@ -9902,7 +9494,7 @@
         </w:tc>
         <w:tc>
           <w:tcPr>
-            <w:tcW w:w="3350" w:type="pct"/>
+            <w:tcW w:w="3361" w:type="pct"/>
             <w:tcBorders>
               <w:top w:val="single" w:sz="4" w:space="0" w:color="auto"/>
               <w:left w:val="nil"/>
@@ -9931,7 +9523,7 @@
         </w:tc>
         <w:tc>
           <w:tcPr>
-            <w:tcW w:w="905" w:type="pct"/>
+            <w:tcW w:w="891" w:type="pct"/>
             <w:tcBorders>
               <w:top w:val="single" w:sz="4" w:space="0" w:color="auto"/>
               <w:left w:val="nil"/>
@@ -9966,7 +9558,7 @@
         </w:trPr>
         <w:tc>
           <w:tcPr>
-            <w:tcW w:w="226" w:type="pct"/>
+            <w:tcW w:w="227" w:type="pct"/>
             <w:vMerge/>
             <w:tcBorders>
               <w:top w:val="single" w:sz="4" w:space="0" w:color="auto"/>
@@ -9996,7 +9588,7 @@
         </w:tc>
         <w:tc>
           <w:tcPr>
-            <w:tcW w:w="519" w:type="pct"/>
+            <w:tcW w:w="521" w:type="pct"/>
             <w:tcBorders>
               <w:top w:val="single" w:sz="4" w:space="0" w:color="auto"/>
               <w:left w:val="nil"/>
@@ -10029,73 +9621,38 @@
               </w:rPr>
               <w:t>{{</w:t>
             </w:r>
-            <w:r>
-              <w:rPr>
-                <w:rFonts w:eastAsia="Times New Roman" w:cs="Arial"/>
-                <w:color w:val="000000"/>
-                <w:sz w:val="18"/>
-                <w:szCs w:val="18"/>
-                <w:lang w:eastAsia="en-GB"/>
-              </w:rPr>
-              <w:t>-</w:t>
-            </w:r>
-          </w:p>
-          <w:p>
-            <w:pPr>
-              <w:spacing w:after="0" w:line="240" w:lineRule="auto"/>
-              <w:jc w:val="center"/>
-              <w:rPr>
-                <w:rFonts w:eastAsia="Times New Roman" w:cs="Arial"/>
-                <w:color w:val="000000"/>
-                <w:sz w:val="18"/>
-                <w:szCs w:val="18"/>
-                <w:lang w:eastAsia="en-GB"/>
-              </w:rPr>
-            </w:pPr>
             <w:proofErr w:type="spellStart"/>
-            <w:proofErr w:type="gramStart"/>
-            <w:r>
-              <w:rPr>
-                <w:rFonts w:eastAsia="Times New Roman" w:cs="Arial"/>
-                <w:color w:val="000000"/>
-                <w:sz w:val="18"/>
-                <w:szCs w:val="18"/>
-                <w:lang w:eastAsia="en-GB"/>
-              </w:rPr>
-              <w:t>canopy.item</w:t>
-            </w:r>
-            <w:proofErr w:type="gramEnd"/>
-            <w:r>
-              <w:rPr>
-                <w:rFonts w:eastAsia="Times New Roman" w:cs="Arial"/>
-                <w:color w:val="000000"/>
-                <w:sz w:val="18"/>
-                <w:szCs w:val="18"/>
-                <w:lang w:eastAsia="en-GB"/>
-              </w:rPr>
-              <w:t>_number</w:t>
+            <w:r>
+              <w:rPr>
+                <w:rFonts w:eastAsia="Times New Roman" w:cs="Arial"/>
+                <w:color w:val="000000"/>
+                <w:sz w:val="18"/>
+                <w:szCs w:val="18"/>
+                <w:lang w:eastAsia="en-GB"/>
+              </w:rPr>
+              <w:t>canopy.item_n</w:t>
+            </w:r>
+            <w:r>
+              <w:rPr>
+                <w:rFonts w:eastAsia="Times New Roman" w:cs="Arial"/>
+                <w:color w:val="000000"/>
+                <w:sz w:val="18"/>
+                <w:szCs w:val="18"/>
+                <w:lang w:eastAsia="en-GB"/>
+              </w:rPr>
+              <w:t>u</w:t>
+            </w:r>
+            <w:r>
+              <w:rPr>
+                <w:rFonts w:eastAsia="Times New Roman" w:cs="Arial"/>
+                <w:color w:val="000000"/>
+                <w:sz w:val="18"/>
+                <w:szCs w:val="18"/>
+                <w:lang w:eastAsia="en-GB"/>
+              </w:rPr>
+              <w:t>mber</w:t>
             </w:r>
             <w:proofErr w:type="spellEnd"/>
-            <w:r>
-              <w:rPr>
-                <w:rFonts w:eastAsia="Times New Roman" w:cs="Arial"/>
-                <w:color w:val="000000"/>
-                <w:sz w:val="18"/>
-                <w:szCs w:val="18"/>
-                <w:lang w:eastAsia="en-GB"/>
-              </w:rPr>
-              <w:t xml:space="preserve"> </w:t>
-            </w:r>
-            <w:r>
-              <w:rPr>
-                <w:rFonts w:eastAsia="Times New Roman" w:cs="Arial"/>
-                <w:color w:val="000000"/>
-                <w:sz w:val="18"/>
-                <w:szCs w:val="18"/>
-                <w:lang w:eastAsia="en-GB"/>
-              </w:rPr>
-              <w:t>-</w:t>
-            </w:r>
             <w:r>
               <w:rPr>
                 <w:rFonts w:eastAsia="Times New Roman" w:cs="Arial"/>
@@ -10110,7 +9667,7 @@
         </w:tc>
         <w:tc>
           <w:tcPr>
-            <w:tcW w:w="3350" w:type="pct"/>
+            <w:tcW w:w="3361" w:type="pct"/>
             <w:tcBorders>
               <w:top w:val="single" w:sz="4" w:space="0" w:color="auto"/>
               <w:left w:val="single" w:sz="4" w:space="0" w:color="auto"/>
@@ -10156,7 +9713,6 @@
               <w:t>{{</w:t>
             </w:r>
             <w:proofErr w:type="spellStart"/>
-            <w:proofErr w:type="gramStart"/>
             <w:r>
               <w:rPr>
                 <w:rFonts w:eastAsia="Times New Roman" w:cs="Arial"/>
@@ -10166,19 +9722,7 @@
                 <w:szCs w:val="18"/>
                 <w:lang w:eastAsia="en-GB"/>
               </w:rPr>
-              <w:t>canopy.item</w:t>
-            </w:r>
-            <w:proofErr w:type="gramEnd"/>
-            <w:r>
-              <w:rPr>
-                <w:rFonts w:eastAsia="Times New Roman" w:cs="Arial"/>
-                <w:bCs/>
-                <w:color w:val="000000"/>
-                <w:sz w:val="18"/>
-                <w:szCs w:val="18"/>
-                <w:lang w:eastAsia="en-GB"/>
-              </w:rPr>
-              <w:t>_number</w:t>
+              <w:t>canopy.item_number</w:t>
             </w:r>
             <w:proofErr w:type="spellEnd"/>
             <w:r>
@@ -10207,7 +9751,7 @@
         </w:tc>
         <w:tc>
           <w:tcPr>
-            <w:tcW w:w="905" w:type="pct"/>
+            <w:tcW w:w="891" w:type="pct"/>
             <w:tcBorders>
               <w:top w:val="single" w:sz="4" w:space="0" w:color="auto"/>
               <w:left w:val="single" w:sz="4" w:space="0" w:color="auto"/>
@@ -10221,7 +9765,6 @@
           <w:p>
             <w:pPr>
               <w:spacing w:after="0" w:line="240" w:lineRule="auto"/>
-              <w:jc w:val="center"/>
               <w:rPr>
                 <w:rFonts w:eastAsia="Times New Roman" w:cs="Arial"/>
                 <w:bCs/>
@@ -10231,7 +9774,6 @@
                 <w:lang w:eastAsia="en-GB"/>
               </w:rPr>
             </w:pPr>
-            <w:proofErr w:type="gramStart"/>
             <w:r>
               <w:rPr>
                 <w:rFonts w:eastAsia="Times New Roman" w:cs="Arial"/>
@@ -10253,7 +9795,6 @@
               </w:rPr>
               <w:t>{</w:t>
             </w:r>
-            <w:proofErr w:type="gramEnd"/>
             <w:r>
               <w:rPr>
                 <w:rFonts w:eastAsia="Times New Roman" w:cs="Arial"/>
@@ -10265,6 +9806,7 @@
               </w:rPr>
               <w:t>{</w:t>
             </w:r>
+            <w:proofErr w:type="spellStart"/>
             <w:r>
               <w:rPr>
                 <w:rFonts w:eastAsia="Times New Roman" w:cs="Arial"/>
@@ -10274,9 +9816,8 @@
                 <w:szCs w:val="18"/>
                 <w:lang w:eastAsia="en-GB"/>
               </w:rPr>
-              <w:t xml:space="preserve">- </w:t>
-            </w:r>
-            <w:proofErr w:type="spellStart"/>
+              <w:t>canopy.claddi</w:t>
+            </w:r>
             <w:r>
               <w:rPr>
                 <w:rFonts w:eastAsia="Times New Roman" w:cs="Arial"/>
@@ -10286,20 +9827,20 @@
                 <w:szCs w:val="18"/>
                 <w:lang w:eastAsia="en-GB"/>
               </w:rPr>
-              <w:t>canopy.cladding_price</w:t>
+              <w:t>n</w:t>
+            </w:r>
+            <w:r>
+              <w:rPr>
+                <w:rFonts w:eastAsia="Times New Roman" w:cs="Arial"/>
+                <w:bCs/>
+                <w:color w:val="000000"/>
+                <w:sz w:val="18"/>
+                <w:szCs w:val="18"/>
+                <w:lang w:eastAsia="en-GB"/>
+              </w:rPr>
+              <w:t>g_price</w:t>
             </w:r>
             <w:proofErr w:type="spellEnd"/>
-            <w:r>
-              <w:rPr>
-                <w:rFonts w:eastAsia="Times New Roman" w:cs="Arial"/>
-                <w:bCs/>
-                <w:color w:val="000000"/>
-                <w:sz w:val="18"/>
-                <w:szCs w:val="18"/>
-                <w:lang w:eastAsia="en-GB"/>
-              </w:rPr>
-              <w:t xml:space="preserve"> -</w:t>
-            </w:r>
             <w:r>
               <w:rPr>
                 <w:rFonts w:eastAsia="Times New Roman" w:cs="Arial"/>
@@ -10320,7 +9861,7 @@
         </w:trPr>
         <w:tc>
           <w:tcPr>
-            <w:tcW w:w="226" w:type="pct"/>
+            <w:tcW w:w="227" w:type="pct"/>
             <w:vMerge/>
             <w:tcBorders>
               <w:top w:val="single" w:sz="4" w:space="0" w:color="auto"/>
@@ -10347,7 +9888,7 @@
         </w:tc>
         <w:tc>
           <w:tcPr>
-            <w:tcW w:w="519" w:type="pct"/>
+            <w:tcW w:w="521" w:type="pct"/>
             <w:tcBorders>
               <w:top w:val="single" w:sz="4" w:space="0" w:color="auto"/>
               <w:left w:val="nil"/>
@@ -10398,39 +9939,7 @@
                 <w:szCs w:val="18"/>
                 <w:lang w:eastAsia="en-GB"/>
               </w:rPr>
-              <w:t>{%</w:t>
-            </w:r>
-            <w:r>
-              <w:rPr>
-                <w:rFonts w:eastAsia="Times New Roman" w:cs="Arial"/>
-                <w:color w:val="000000"/>
-                <w:sz w:val="18"/>
-                <w:szCs w:val="18"/>
-                <w:lang w:eastAsia="en-GB"/>
-              </w:rPr>
-              <w:t xml:space="preserve">tr </w:t>
-            </w:r>
-            <w:proofErr w:type="spellStart"/>
-            <w:r>
-              <w:rPr>
-                <w:rFonts w:eastAsia="Times New Roman" w:cs="Arial"/>
-                <w:color w:val="000000"/>
-                <w:sz w:val="18"/>
-                <w:szCs w:val="18"/>
-                <w:lang w:eastAsia="en-GB"/>
-              </w:rPr>
-              <w:t>endfor</w:t>
-            </w:r>
-            <w:proofErr w:type="spellEnd"/>
-            <w:r>
-              <w:rPr>
-                <w:rFonts w:eastAsia="Times New Roman" w:cs="Arial"/>
-                <w:color w:val="000000"/>
-                <w:sz w:val="18"/>
-                <w:szCs w:val="18"/>
-                <w:lang w:eastAsia="en-GB"/>
-              </w:rPr>
-              <w:t xml:space="preserve"> %}</w:t>
+              <w:t>{%tr endfor %}</w:t>
             </w:r>
           </w:p>
           <w:p>
@@ -10448,7 +9957,7 @@
         </w:tc>
         <w:tc>
           <w:tcPr>
-            <w:tcW w:w="3350" w:type="pct"/>
+            <w:tcW w:w="3361" w:type="pct"/>
             <w:tcBorders>
               <w:top w:val="single" w:sz="4" w:space="0" w:color="auto"/>
               <w:left w:val="nil"/>
@@ -10474,7 +9983,7 @@
         </w:tc>
         <w:tc>
           <w:tcPr>
-            <w:tcW w:w="905" w:type="pct"/>
+            <w:tcW w:w="891" w:type="pct"/>
             <w:tcBorders>
               <w:top w:val="nil"/>
               <w:left w:val="nil"/>
@@ -10505,7 +10014,7 @@
         </w:trPr>
         <w:tc>
           <w:tcPr>
-            <w:tcW w:w="226" w:type="pct"/>
+            <w:tcW w:w="227" w:type="pct"/>
             <w:vMerge/>
             <w:tcBorders>
               <w:top w:val="single" w:sz="4" w:space="0" w:color="auto"/>
@@ -10532,7 +10041,7 @@
         </w:tc>
         <w:tc>
           <w:tcPr>
-            <w:tcW w:w="3869" w:type="pct"/>
+            <w:tcW w:w="3882" w:type="pct"/>
             <w:gridSpan w:val="2"/>
             <w:tcBorders>
               <w:top w:val="single" w:sz="4" w:space="0" w:color="auto"/>
@@ -10578,7 +10087,7 @@
         </w:tc>
         <w:tc>
           <w:tcPr>
-            <w:tcW w:w="905" w:type="pct"/>
+            <w:tcW w:w="891" w:type="pct"/>
             <w:tcBorders>
               <w:top w:val="nil"/>
               <w:left w:val="nil"/>
@@ -10611,66 +10120,7 @@
                 <w:szCs w:val="20"/>
                 <w:lang w:eastAsia="en-GB"/>
               </w:rPr>
-              <w:t>£</w:t>
-            </w:r>
-            <w:r>
-              <w:rPr>
-                <w:rFonts w:eastAsia="Times New Roman" w:cs="Arial"/>
-                <w:b/>
-                <w:bCs/>
-                <w:color w:val="000000"/>
-                <w:szCs w:val="20"/>
-                <w:lang w:eastAsia="en-GB"/>
-              </w:rPr>
-              <w:t>{{</w:t>
-            </w:r>
-            <w:proofErr w:type="spellStart"/>
-            <w:r>
-              <w:rPr>
-                <w:rFonts w:eastAsia="Times New Roman" w:cs="Arial"/>
-                <w:b/>
-                <w:bCs/>
-                <w:color w:val="000000"/>
-                <w:szCs w:val="20"/>
-                <w:lang w:eastAsia="en-GB"/>
-              </w:rPr>
-              <w:t>floor_</w:t>
-            </w:r>
-            <w:proofErr w:type="gramStart"/>
-            <w:r>
-              <w:rPr>
-                <w:rFonts w:eastAsia="Times New Roman" w:cs="Arial"/>
-                <w:b/>
-                <w:bCs/>
-                <w:color w:val="000000"/>
-                <w:szCs w:val="20"/>
-                <w:lang w:eastAsia="en-GB"/>
-              </w:rPr>
-              <w:t>data.cladding</w:t>
-            </w:r>
-            <w:proofErr w:type="gramEnd"/>
-            <w:r>
-              <w:rPr>
-                <w:rFonts w:eastAsia="Times New Roman" w:cs="Arial"/>
-                <w:b/>
-                <w:bCs/>
-                <w:color w:val="000000"/>
-                <w:szCs w:val="20"/>
-                <w:lang w:eastAsia="en-GB"/>
-              </w:rPr>
-              <w:t>_total</w:t>
-            </w:r>
-            <w:proofErr w:type="spellEnd"/>
-            <w:r>
-              <w:rPr>
-                <w:rFonts w:eastAsia="Times New Roman" w:cs="Arial"/>
-                <w:b/>
-                <w:bCs/>
-                <w:color w:val="000000"/>
-                <w:szCs w:val="20"/>
-                <w:lang w:eastAsia="en-GB"/>
-              </w:rPr>
-              <w:t>}}</w:t>
+              <w:t>£{{floor_data.cladding_total}}</w:t>
             </w:r>
           </w:p>
         </w:tc>
@@ -10716,7 +10166,7 @@
     </w:p>
     <w:tbl>
       <w:tblPr>
-        <w:tblW w:w="9641" w:type="dxa"/>
+        <w:tblW w:w="9488" w:type="dxa"/>
         <w:tblCellMar>
           <w:top w:w="15" w:type="dxa"/>
           <w:left w:w="15" w:type="dxa"/>
@@ -10726,9 +10176,9 @@
         <w:tblLook w:val="04A0" w:firstRow="1" w:lastRow="0" w:firstColumn="1" w:lastColumn="0" w:noHBand="0" w:noVBand="1"/>
       </w:tblPr>
       <w:tblGrid>
-        <w:gridCol w:w="393"/>
-        <w:gridCol w:w="5323"/>
-        <w:gridCol w:w="3925"/>
+        <w:gridCol w:w="382"/>
+        <w:gridCol w:w="6435"/>
+        <w:gridCol w:w="2671"/>
       </w:tblGrid>
       <w:tr>
         <w:trPr>
@@ -10736,7 +10186,7 @@
         </w:trPr>
         <w:tc>
           <w:tcPr>
-            <w:tcW w:w="416" w:type="dxa"/>
+            <w:tcW w:w="387" w:type="dxa"/>
             <w:tcBorders>
               <w:top w:val="single" w:sz="8" w:space="0" w:color="000000"/>
               <w:left w:val="single" w:sz="8" w:space="0" w:color="000000"/>
@@ -10778,7 +10228,7 @@
         </w:tc>
         <w:tc>
           <w:tcPr>
-            <w:tcW w:w="7371" w:type="dxa"/>
+            <w:tcW w:w="7400" w:type="dxa"/>
             <w:tcBorders>
               <w:top w:val="single" w:sz="8" w:space="0" w:color="000000"/>
               <w:left w:val="single" w:sz="8" w:space="0" w:color="000000"/>
@@ -10814,66 +10264,7 @@
                 <w:sz w:val="24"/>
                 <w:lang w:val="en-CA" w:eastAsia="en-US"/>
               </w:rPr>
-              <w:t xml:space="preserve"> {{</w:t>
-            </w:r>
-            <w:proofErr w:type="spellStart"/>
-            <w:r>
-              <w:rPr>
-                <w:rFonts w:eastAsia="Times New Roman" w:cs="Arial"/>
-                <w:b/>
-                <w:bCs/>
-                <w:color w:val="000000"/>
-                <w:sz w:val="24"/>
-                <w:lang w:val="en-CA" w:eastAsia="en-US"/>
-              </w:rPr>
-              <w:t>floor_</w:t>
-            </w:r>
-            <w:proofErr w:type="gramStart"/>
-            <w:r>
-              <w:rPr>
-                <w:rFonts w:eastAsia="Times New Roman" w:cs="Arial"/>
-                <w:b/>
-                <w:bCs/>
-                <w:color w:val="000000"/>
-                <w:sz w:val="24"/>
-                <w:lang w:val="en-CA" w:eastAsia="en-US"/>
-              </w:rPr>
-              <w:t>name</w:t>
-            </w:r>
-            <w:r>
-              <w:rPr>
-                <w:rFonts w:eastAsia="Times New Roman" w:cs="Arial"/>
-                <w:b/>
-                <w:bCs/>
-                <w:color w:val="000000"/>
-                <w:sz w:val="24"/>
-                <w:lang w:val="en-CA" w:eastAsia="en-US"/>
-              </w:rPr>
-              <w:t>.upper</w:t>
-            </w:r>
-            <w:proofErr w:type="spellEnd"/>
-            <w:proofErr w:type="gramEnd"/>
-            <w:r>
-              <w:rPr>
-                <w:rFonts w:eastAsia="Times New Roman" w:cs="Arial"/>
-                <w:b/>
-                <w:bCs/>
-                <w:color w:val="000000"/>
-                <w:sz w:val="24"/>
-                <w:lang w:val="en-CA" w:eastAsia="en-US"/>
-              </w:rPr>
-              <w:t>()</w:t>
-            </w:r>
-            <w:r>
-              <w:rPr>
-                <w:rFonts w:eastAsia="Times New Roman" w:cs="Arial"/>
-                <w:b/>
-                <w:bCs/>
-                <w:color w:val="000000"/>
-                <w:sz w:val="24"/>
-                <w:lang w:val="en-CA" w:eastAsia="en-US"/>
-              </w:rPr>
-              <w:t>}}</w:t>
+              <w:t xml:space="preserve"> {{floor_name.upper()}}</w:t>
             </w:r>
             <w:r>
               <w:rPr>
@@ -10915,7 +10306,7 @@
         </w:tc>
         <w:tc>
           <w:tcPr>
-            <w:tcW w:w="1854" w:type="dxa"/>
+            <w:tcW w:w="1701" w:type="dxa"/>
             <w:tcBorders>
               <w:top w:val="single" w:sz="8" w:space="0" w:color="000000"/>
               <w:left w:val="single" w:sz="8" w:space="0" w:color="000000"/>
@@ -10937,13 +10328,6 @@
               <w:spacing w:after="0" w:line="240" w:lineRule="auto"/>
               <w:jc w:val="right"/>
               <w:rPr>
-                <w:rFonts w:ascii="Times New Roman" w:eastAsia="Times New Roman" w:hAnsi="Times New Roman"/>
-                <w:sz w:val="24"/>
-                <w:lang w:val="en-CA" w:eastAsia="en-US"/>
-              </w:rPr>
-            </w:pPr>
-            <w:r>
-              <w:rPr>
                 <w:rFonts w:eastAsia="Times New Roman" w:cs="Arial"/>
                 <w:b/>
                 <w:bCs/>
@@ -10951,8 +10335,7 @@
                 <w:sz w:val="24"/>
                 <w:lang w:val="en-CA" w:eastAsia="en-US"/>
               </w:rPr>
-              <w:t>£</w:t>
-            </w:r>
+            </w:pPr>
             <w:r>
               <w:rPr>
                 <w:rFonts w:eastAsia="Times New Roman" w:cs="Arial"/>
@@ -10962,9 +10345,8 @@
                 <w:sz w:val="24"/>
                 <w:lang w:val="en-CA" w:eastAsia="en-US"/>
               </w:rPr>
-              <w:t>{{</w:t>
-            </w:r>
-            <w:proofErr w:type="spellStart"/>
+              <w:t>£</w:t>
+            </w:r>
             <w:r>
               <w:rPr>
                 <w:rFonts w:eastAsia="Times New Roman" w:cs="Arial"/>
@@ -10974,9 +10356,19 @@
                 <w:sz w:val="24"/>
                 <w:lang w:val="en-CA" w:eastAsia="en-US"/>
               </w:rPr>
-              <w:t>kitchen_totals</w:t>
-            </w:r>
-            <w:proofErr w:type="spellEnd"/>
+              <w:t>{{</w:t>
+            </w:r>
+          </w:p>
+          <w:p>
+            <w:pPr>
+              <w:spacing w:after="0" w:line="240" w:lineRule="auto"/>
+              <w:jc w:val="right"/>
+              <w:rPr>
+                <w:rFonts w:ascii="Times New Roman" w:eastAsia="Times New Roman" w:hAnsi="Times New Roman"/>
+                <w:sz w:val="24"/>
+                <w:lang w:val="en-CA" w:eastAsia="en-US"/>
+              </w:rPr>
+            </w:pPr>
             <w:r>
               <w:rPr>
                 <w:rFonts w:eastAsia="Times New Roman" w:cs="Arial"/>
@@ -10986,9 +10378,8 @@
                 <w:sz w:val="24"/>
                 <w:lang w:val="en-CA" w:eastAsia="en-US"/>
               </w:rPr>
-              <w:t>[</w:t>
-            </w:r>
-            <w:proofErr w:type="spellStart"/>
+              <w:t>floor_data</w:t>
+            </w:r>
             <w:r>
               <w:rPr>
                 <w:rFonts w:eastAsia="Times New Roman" w:cs="Arial"/>
@@ -10998,10 +10389,8 @@
                 <w:sz w:val="24"/>
                 <w:lang w:val="en-CA" w:eastAsia="en-US"/>
               </w:rPr>
-              <w:t>kitchen_name</w:t>
-            </w:r>
-            <w:proofErr w:type="spellEnd"/>
-            <w:proofErr w:type="gramStart"/>
+              <w:t>.total_price</w:t>
+            </w:r>
             <w:r>
               <w:rPr>
                 <w:rFonts w:eastAsia="Times New Roman" w:cs="Arial"/>
@@ -11011,7 +10400,7 @@
                 <w:sz w:val="24"/>
                 <w:lang w:val="en-CA" w:eastAsia="en-US"/>
               </w:rPr>
-              <w:t>]</w:t>
+              <w:t xml:space="preserve"> }}</w:t>
             </w:r>
             <w:r>
               <w:rPr>
@@ -11022,40 +10411,6 @@
                 <w:sz w:val="24"/>
                 <w:lang w:val="en-CA" w:eastAsia="en-US"/>
               </w:rPr>
-              <w:t xml:space="preserve"> </w:t>
-            </w:r>
-            <w:r>
-              <w:rPr>
-                <w:rFonts w:eastAsia="Times New Roman" w:cs="Arial"/>
-                <w:b/>
-                <w:bCs/>
-                <w:color w:val="FFFFFF"/>
-                <w:sz w:val="24"/>
-                <w:lang w:val="en-CA" w:eastAsia="en-US"/>
-              </w:rPr>
-              <w:t>}</w:t>
-            </w:r>
-            <w:proofErr w:type="gramEnd"/>
-            <w:r>
-              <w:rPr>
-                <w:rFonts w:eastAsia="Times New Roman" w:cs="Arial"/>
-                <w:b/>
-                <w:bCs/>
-                <w:color w:val="FFFFFF"/>
-                <w:sz w:val="24"/>
-                <w:lang w:val="en-CA" w:eastAsia="en-US"/>
-              </w:rPr>
-              <w:t>}</w:t>
-            </w:r>
-            <w:r>
-              <w:rPr>
-                <w:rFonts w:eastAsia="Times New Roman" w:cs="Arial"/>
-                <w:b/>
-                <w:bCs/>
-                <w:color w:val="FFFFFF"/>
-                <w:sz w:val="24"/>
-                <w:lang w:val="en-CA" w:eastAsia="en-US"/>
-              </w:rPr>
               <w:t>.0 </w:t>
             </w:r>
           </w:p>
@@ -11071,118 +10426,72 @@
           <w:szCs w:val="12"/>
         </w:rPr>
       </w:pPr>
-    </w:p>
-    <w:p>
-      <w:pPr>
-        <w:spacing w:after="0" w:line="276" w:lineRule="auto"/>
+      <w:r>
         <w:rPr>
           <w:bCs/>
           <w:sz w:val="12"/>
           <w:szCs w:val="12"/>
         </w:rPr>
-      </w:pPr>
+        <w:t xml:space="preserve">{% </w:t>
+      </w:r>
+      <w:proofErr w:type="spellStart"/>
       <w:r>
         <w:rPr>
           <w:bCs/>
           <w:sz w:val="12"/>
           <w:szCs w:val="12"/>
         </w:rPr>
-        <w:t xml:space="preserve">{% </w:t>
-      </w:r>
-      <w:proofErr w:type="spellStart"/>
+        <w:t>endfor</w:t>
+      </w:r>
+      <w:proofErr w:type="spellEnd"/>
       <w:r>
         <w:rPr>
           <w:bCs/>
           <w:sz w:val="12"/>
           <w:szCs w:val="12"/>
         </w:rPr>
-        <w:t>endfor</w:t>
-      </w:r>
-      <w:proofErr w:type="spellEnd"/>
+        <w:t xml:space="preserve"> %}{% </w:t>
+      </w:r>
+      <w:proofErr w:type="spellStart"/>
       <w:r>
         <w:rPr>
           <w:bCs/>
           <w:sz w:val="12"/>
           <w:szCs w:val="12"/>
         </w:rPr>
-        <w:t xml:space="preserve"> %}</w:t>
-      </w:r>
-    </w:p>
-    <w:p>
-      <w:pPr>
-        <w:spacing w:after="0" w:line="276" w:lineRule="auto"/>
+        <w:t>endfor</w:t>
+      </w:r>
+      <w:proofErr w:type="spellEnd"/>
+      <w:r>
         <w:rPr>
           <w:bCs/>
           <w:sz w:val="12"/>
           <w:szCs w:val="12"/>
         </w:rPr>
-      </w:pPr>
-      <w:r>
+        <w:t xml:space="preserve"> %}</w:t>
+      </w:r>
+    </w:p>
+    <w:p>
+      <w:pPr>
+        <w:spacing w:after="0" w:line="276" w:lineRule="auto"/>
         <w:rPr>
           <w:bCs/>
           <w:sz w:val="12"/>
           <w:szCs w:val="12"/>
         </w:rPr>
-        <w:t>_________________________________________________________________________________________________________________________________________________</w:t>
-      </w:r>
-    </w:p>
-    <w:p>
-      <w:pPr>
-        <w:spacing w:after="0" w:line="276" w:lineRule="auto"/>
-        <w:rPr>
-          <w:bCs/>
-          <w:sz w:val="12"/>
-          <w:szCs w:val="12"/>
-        </w:rPr>
-      </w:pPr>
-      <w:r>
-        <w:rPr>
-          <w:bCs/>
-          <w:sz w:val="12"/>
-          <w:szCs w:val="12"/>
-        </w:rPr>
-        <w:t xml:space="preserve">{% </w:t>
-      </w:r>
-      <w:proofErr w:type="spellStart"/>
-      <w:r>
-        <w:rPr>
-          <w:bCs/>
-          <w:sz w:val="12"/>
-          <w:szCs w:val="12"/>
-        </w:rPr>
-        <w:t>endfor</w:t>
-      </w:r>
-      <w:proofErr w:type="spellEnd"/>
-      <w:r>
-        <w:rPr>
-          <w:bCs/>
-          <w:sz w:val="12"/>
-          <w:szCs w:val="12"/>
-        </w:rPr>
-        <w:t xml:space="preserve"> %}</w:t>
-      </w:r>
-    </w:p>
-    <w:p>
-      <w:pPr>
-        <w:spacing w:after="0" w:line="276" w:lineRule="auto"/>
-        <w:rPr>
-          <w:bCs/>
-          <w:sz w:val="12"/>
-          <w:szCs w:val="12"/>
-        </w:rPr>
       </w:pPr>
     </w:p>
     <w:tbl>
       <w:tblPr>
-        <w:tblW w:w="4946" w:type="pct"/>
+        <w:tblW w:w="4894" w:type="pct"/>
         <w:tblInd w:w="-10" w:type="dxa"/>
         <w:tblLayout w:type="fixed"/>
         <w:tblLook w:val="04A0" w:firstRow="1" w:lastRow="0" w:firstColumn="1" w:lastColumn="0" w:noHBand="0" w:noVBand="1"/>
       </w:tblPr>
       <w:tblGrid>
-        <w:gridCol w:w="480"/>
-        <w:gridCol w:w="7323"/>
-        <w:gridCol w:w="1795"/>
+        <w:gridCol w:w="426"/>
+        <w:gridCol w:w="7377"/>
+        <w:gridCol w:w="1694"/>
       </w:tblGrid>
       <w:tr>
         <w:trPr>
@@ -11190,7 +10499,7 @@
         </w:trPr>
         <w:tc>
           <w:tcPr>
-            <w:tcW w:w="250" w:type="pct"/>
+            <w:tcW w:w="224" w:type="pct"/>
             <w:tcBorders>
               <w:top w:val="single" w:sz="8" w:space="0" w:color="auto"/>
               <w:left w:val="single" w:sz="8" w:space="0" w:color="auto"/>
@@ -11230,7 +10539,7 @@
         </w:tc>
         <w:tc>
           <w:tcPr>
-            <w:tcW w:w="3815" w:type="pct"/>
+            <w:tcW w:w="3884" w:type="pct"/>
             <w:tcBorders>
               <w:top w:val="single" w:sz="8" w:space="0" w:color="auto"/>
               <w:left w:val="nil"/>
@@ -11264,18 +10573,7 @@
                 <w:sz w:val="24"/>
                 <w:lang w:eastAsia="en-GB"/>
               </w:rPr>
-              <w:t>TOTAL</w:t>
-            </w:r>
-            <w:r>
-              <w:rPr>
-                <w:rFonts w:eastAsia="Times New Roman" w:cs="Arial"/>
-                <w:b/>
-                <w:bCs/>
-                <w:color w:val="000000"/>
-                <w:sz w:val="24"/>
-                <w:lang w:eastAsia="en-GB"/>
-              </w:rPr>
-              <w:t xml:space="preserve"> </w:t>
+              <w:t xml:space="preserve">TOTAL </w:t>
             </w:r>
             <w:r>
               <w:rPr>
@@ -11299,7 +10597,7 @@
                 <w:sz w:val="18"/>
                 <w:lang w:eastAsia="en-GB"/>
               </w:rPr>
-              <w:t>XCLUDING</w:t>
+              <w:t>XCLUDING VAT</w:t>
             </w:r>
             <w:r>
               <w:rPr>
@@ -11311,25 +10609,13 @@
                 <w:sz w:val="18"/>
                 <w:lang w:eastAsia="en-GB"/>
               </w:rPr>
-              <w:t xml:space="preserve"> VAT</w:t>
-            </w:r>
-            <w:r>
-              <w:rPr>
-                <w:rFonts w:eastAsia="Times New Roman" w:cs="Arial"/>
-                <w:b/>
-                <w:bCs/>
-                <w:i/>
-                <w:color w:val="000000"/>
-                <w:sz w:val="18"/>
-                <w:lang w:eastAsia="en-GB"/>
-              </w:rPr>
               <w:t>)</w:t>
             </w:r>
           </w:p>
         </w:tc>
         <w:tc>
           <w:tcPr>
-            <w:tcW w:w="963" w:type="pct"/>
+            <w:tcW w:w="892" w:type="pct"/>
             <w:tcBorders>
               <w:top w:val="single" w:sz="8" w:space="0" w:color="auto"/>
               <w:left w:val="nil"/>
@@ -11397,40 +10683,7 @@
                 <w:sz w:val="24"/>
                 <w:lang w:eastAsia="en-GB"/>
               </w:rPr>
-              <w:t>}</w:t>
-            </w:r>
-            <w:r>
-              <w:rPr>
-                <w:rFonts w:eastAsia="Times New Roman" w:cs="Arial"/>
-                <w:b/>
-                <w:bCs/>
-                <w:color w:val="FFFFFF" w:themeColor="background1"/>
-                <w:sz w:val="24"/>
-                <w:lang w:eastAsia="en-GB"/>
-              </w:rPr>
-              <w:t>}</w:t>
-            </w:r>
-            <w:r>
-              <w:rPr>
-                <w:rFonts w:eastAsia="Times New Roman" w:cs="Arial"/>
-                <w:b/>
-                <w:bCs/>
-                <w:color w:val="FFFFFF" w:themeColor="background1"/>
-                <w:sz w:val="24"/>
-                <w:lang w:eastAsia="en-GB"/>
-              </w:rPr>
-              <w:t>.0</w:t>
-            </w:r>
-            <w:r>
-              <w:rPr>
-                <w:rFonts w:eastAsia="Times New Roman" w:cs="Arial"/>
-                <w:b/>
-                <w:bCs/>
-                <w:color w:val="FFFFFF" w:themeColor="background1"/>
-                <w:sz w:val="24"/>
-                <w:lang w:eastAsia="en-GB"/>
-              </w:rPr>
-              <w:t xml:space="preserve"> </w:t>
+              <w:t xml:space="preserve">}}.0 </w:t>
             </w:r>
           </w:p>
         </w:tc>
@@ -13830,7 +13083,6 @@
           <w:sz w:val="18"/>
           <w:szCs w:val="18"/>
         </w:rPr>
-        <w:lastRenderedPageBreak/>
         <w:t>Fire Suppression System.</w:t>
       </w:r>
     </w:p>
@@ -13994,6 +13246,7 @@
           <w:sz w:val="18"/>
           <w:szCs w:val="18"/>
         </w:rPr>
+        <w:lastRenderedPageBreak/>
         <w:t xml:space="preserve">The connection of </w:t>
       </w:r>
       <w:r>
@@ -14042,23 +13295,7 @@
           <w:sz w:val="18"/>
           <w:szCs w:val="18"/>
         </w:rPr>
-        <w:t xml:space="preserve"> all plant items provided by Halton Foodservice </w:t>
-      </w:r>
-      <w:proofErr w:type="gramStart"/>
-      <w:r>
-        <w:rPr>
-          <w:sz w:val="18"/>
-          <w:szCs w:val="18"/>
-        </w:rPr>
-        <w:t>Ltd.(</w:t>
-      </w:r>
-      <w:proofErr w:type="gramEnd"/>
-      <w:r>
-        <w:rPr>
-          <w:sz w:val="18"/>
-          <w:szCs w:val="18"/>
-        </w:rPr>
-        <w:t>HFL will be responsible for all wiring (mains &amp; controls) from</w:t>
+        <w:t xml:space="preserve"> all plant items provided by Halton Foodservice Ltd.(HFL will be responsible for all wiring (mains &amp; controls) from</w:t>
       </w:r>
       <w:r>
         <w:rPr>
@@ -14656,21 +13893,7 @@
         <w:rPr>
           <w:szCs w:val="20"/>
         </w:rPr>
-        <w:t xml:space="preserve"> for each </w:t>
-      </w:r>
-      <w:proofErr w:type="gramStart"/>
-      <w:r>
-        <w:rPr>
-          <w:szCs w:val="20"/>
-        </w:rPr>
-        <w:t>site specific</w:t>
-      </w:r>
-      <w:proofErr w:type="gramEnd"/>
-      <w:r>
-        <w:rPr>
-          <w:szCs w:val="20"/>
-        </w:rPr>
-        <w:t xml:space="preserve"> application</w:t>
+        <w:t xml:space="preserve"> for each site specific application</w:t>
       </w:r>
       <w:r>
         <w:rPr>
@@ -15018,6 +14241,7 @@
           <w:b/>
           <w:sz w:val="24"/>
         </w:rPr>
+        <w:lastRenderedPageBreak/>
         <w:t>Service &amp; Maintenance</w:t>
       </w:r>
     </w:p>
@@ -15807,7 +15031,6 @@
           <w:sz w:val="13"/>
           <w:szCs w:val="15"/>
         </w:rPr>
-        <w:lastRenderedPageBreak/>
         <w:t>1.10</w:t>
       </w:r>
       <w:r>
@@ -15867,64 +15090,32 @@
           <w:szCs w:val="15"/>
         </w:rPr>
         <w:tab/>
-        <w:t xml:space="preserve">“Order Acknowledgement” means the document set out overleaf which is the acceptance of the Customer’s Order.  If there is any conflict or discrepancy between the Order Acknowledgement and the Quotation or the </w:t>
-      </w:r>
-      <w:proofErr w:type="gramStart"/>
-      <w:r>
+        <w:t>“Order Acknowledgement” means the document set out overleaf which is the acceptance of the Customer’s Order.  If there is any conflict or discrepancy between the Order Acknowledgement and the Quotation or the Order then the Order Acknowledgment shall prevail.</w:t>
+      </w:r>
+    </w:p>
+    <w:p>
+      <w:pPr>
+        <w:pStyle w:val="BodyText"/>
+        <w:jc w:val="both"/>
         <w:rPr>
           <w:sz w:val="13"/>
           <w:szCs w:val="15"/>
         </w:rPr>
-        <w:t>Order</w:t>
-      </w:r>
-      <w:proofErr w:type="gramEnd"/>
+      </w:pPr>
       <w:r>
         <w:rPr>
           <w:sz w:val="13"/>
           <w:szCs w:val="15"/>
         </w:rPr>
-        <w:t xml:space="preserve"> then the Order Acknowledgment shall prevail.</w:t>
-      </w:r>
-    </w:p>
-    <w:p>
-      <w:pPr>
-        <w:pStyle w:val="BodyText"/>
-        <w:jc w:val="both"/>
+        <w:t>1.13</w:t>
+      </w:r>
+      <w:r>
         <w:rPr>
           <w:sz w:val="13"/>
           <w:szCs w:val="15"/>
         </w:rPr>
-      </w:pPr>
-      <w:r>
-        <w:rPr>
-          <w:sz w:val="13"/>
-          <w:szCs w:val="15"/>
-        </w:rPr>
-        <w:t>1.13</w:t>
-      </w:r>
-      <w:r>
-        <w:rPr>
-          <w:sz w:val="13"/>
-          <w:szCs w:val="15"/>
-        </w:rPr>
         <w:tab/>
-        <w:t xml:space="preserve">“Premises” means the place or places specified in the Order Acknowledgement at which the goods are to be </w:t>
-      </w:r>
-      <w:proofErr w:type="gramStart"/>
-      <w:r>
-        <w:rPr>
-          <w:sz w:val="13"/>
-          <w:szCs w:val="15"/>
-        </w:rPr>
-        <w:t>delivered</w:t>
-      </w:r>
-      <w:proofErr w:type="gramEnd"/>
-      <w:r>
-        <w:rPr>
-          <w:sz w:val="13"/>
-          <w:szCs w:val="15"/>
-        </w:rPr>
-        <w:t xml:space="preserve"> or the Works carried out.</w:t>
+        <w:t>“Premises” means the place or places specified in the Order Acknowledgement at which the goods are to be delivered or the Works carried out.</w:t>
       </w:r>
     </w:p>
     <w:p>
@@ -16060,6 +15251,7 @@
           <w:sz w:val="13"/>
           <w:szCs w:val="15"/>
         </w:rPr>
+        <w:lastRenderedPageBreak/>
         <w:t>2.</w:t>
       </w:r>
       <w:r>
@@ -16209,23 +15401,7 @@
           <w:szCs w:val="15"/>
         </w:rPr>
         <w:tab/>
-        <w:t xml:space="preserve">Halton Foodservice shall not be obliged to carry out any Extras and shall only become obliged to do so on issuing a separate Order Acknowledgement in relation to any </w:t>
-      </w:r>
-      <w:proofErr w:type="gramStart"/>
-      <w:r>
-        <w:rPr>
-          <w:sz w:val="13"/>
-          <w:szCs w:val="15"/>
-        </w:rPr>
-        <w:t>particular Extras</w:t>
-      </w:r>
-      <w:proofErr w:type="gramEnd"/>
-      <w:r>
-        <w:rPr>
-          <w:sz w:val="13"/>
-          <w:szCs w:val="15"/>
-        </w:rPr>
-        <w:t xml:space="preserve"> which it agrees to carry out.  The terms on which Halton Foodservice agrees to carry out the Extras will be set out in the said Order Acknowledgement and in accordance with these conditions.</w:t>
+        <w:t>Halton Foodservice shall not be obliged to carry out any Extras and shall only become obliged to do so on issuing a separate Order Acknowledgement in relation to any particular Extras which it agrees to carry out.  The terms on which Halton Foodservice agrees to carry out the Extras will be set out in the said Order Acknowledgement and in accordance with these conditions.</w:t>
       </w:r>
     </w:p>
     <w:p>
@@ -16308,15 +15484,7 @@
       </w:r>
       <w:r>
         <w:tab/>
-        <w:t xml:space="preserve">Where the goods are manufactured and or assembled in accordance with any specification or other document provided to Halton Foodservice by the Customer Halton Foodservice shall be entitled to rely upon such specification as accurate and in all other respects correct provided that the goods are manufactured and or installed in accordance with the said specification.  The Customer will be responsible for any additional costs incurred by Halton Foodservice </w:t>
-      </w:r>
-      <w:proofErr w:type="gramStart"/>
-      <w:r>
-        <w:t>in the event that</w:t>
-      </w:r>
-      <w:proofErr w:type="gramEnd"/>
-      <w:r>
-        <w:t xml:space="preserve"> the specification or other document is inaccurate or otherwise incorrect.</w:t>
+        <w:t>Where the goods are manufactured and or assembled in accordance with any specification or other document provided to Halton Foodservice by the Customer Halton Foodservice shall be entitled to rely upon such specification as accurate and in all other respects correct provided that the goods are manufactured and or installed in accordance with the said specification.  The Customer will be responsible for any additional costs incurred by Halton Foodservice in the event that the specification or other document is inaccurate or otherwise incorrect.</w:t>
       </w:r>
     </w:p>
     <w:p>
@@ -16344,15 +15512,7 @@
       </w:r>
       <w:r>
         <w:tab/>
-        <w:t xml:space="preserve">Halton Foodservice shall be entitled to depart from the Quotation or Order Acknowledgement and or any agreed specification </w:t>
-      </w:r>
-      <w:proofErr w:type="gramStart"/>
-      <w:r>
-        <w:t>in the event that</w:t>
-      </w:r>
-      <w:proofErr w:type="gramEnd"/>
-      <w:r>
-        <w:t xml:space="preserve"> any of the materials required to enable manufacture of the Goods are not freely available or are likely to delay the Delivery Date.</w:t>
+        <w:t>Halton Foodservice shall be entitled to depart from the Quotation or Order Acknowledgement and or any agreed specification in the event that any of the materials required to enable manufacture of the Goods are not freely available or are likely to delay the Delivery Date.</w:t>
       </w:r>
     </w:p>
     <w:p>
@@ -16485,15 +15645,7 @@
       </w:r>
       <w:r>
         <w:tab/>
-        <w:t xml:space="preserve">The Customer shall at all times after the Delivery Date, provide safe storage at the Premises for all goods and materials to be supplied in accordance with The Works and such equipment and/or machinery as Halton Foodservice shall require </w:t>
-      </w:r>
-      <w:proofErr w:type="gramStart"/>
-      <w:r>
-        <w:t>to use</w:t>
-      </w:r>
-      <w:proofErr w:type="gramEnd"/>
-      <w:r>
-        <w:t>, in connection with the installation of the Works.</w:t>
+        <w:t>The Customer shall at all times after the Delivery Date, provide safe storage at the Premises for all goods and materials to be supplied in accordance with The Works and such equipment and/or machinery as Halton Foodservice shall require to use, in connection with the installation of the Works.</w:t>
       </w:r>
     </w:p>
     <w:p>
@@ -16917,11 +16069,7 @@
       </w:r>
       <w:r>
         <w:tab/>
-        <w:t xml:space="preserve">Notwithstanding that the goods (or any part of them) remain the property of Halton Foodservice; the Customer may sell or use the goods in the ordinary course of the Customers business at full market value for the account of Halton Foodservice.  Any such sale or dealing shall be a sale or use of Halton Foodservice’s property by the Customer on the Customer’s own behalf and the Customer shall deal as principal when making such sale or dealings.  Until property in the goods passes </w:t>
-      </w:r>
-      <w:r>
-        <w:lastRenderedPageBreak/>
-        <w:t>from Halton Foodservice the entire proceeds of sale or otherwise of the goods shall be held in trust for Halton Foodservice and shall not be mixed with other monies or paid into any overdrawn bank account and shall be at all material times identified as Halton Foodservice’s money.</w:t>
+        <w:t>Notwithstanding that the goods (or any part of them) remain the property of Halton Foodservice; the Customer may sell or use the goods in the ordinary course of the Customers business at full market value for the account of Halton Foodservice.  Any such sale or dealing shall be a sale or use of Halton Foodservice’s property by the Customer on the Customer’s own behalf and the Customer shall deal as principal when making such sale or dealings.  Until property in the goods passes from Halton Foodservice the entire proceeds of sale or otherwise of the goods shall be held in trust for Halton Foodservice and shall not be mixed with other monies or paid into any overdrawn bank account and shall be at all material times identified as Halton Foodservice’s money.</w:t>
       </w:r>
     </w:p>
     <w:p>
@@ -16957,15 +16105,7 @@
       </w:r>
       <w:r>
         <w:tab/>
-        <w:t xml:space="preserve">The Customer shall not pledge or in any way charge </w:t>
-      </w:r>
-      <w:proofErr w:type="gramStart"/>
-      <w:r>
-        <w:t>by the way of</w:t>
-      </w:r>
-      <w:proofErr w:type="gramEnd"/>
-      <w:r>
-        <w:t xml:space="preserve"> security for any indebtedness any of the goods which are the property of Halton Foodservice.  Without prejudice to other rights of Halton Foodservice if the Customer does so all sums whatever owing by the Customer to Halton Foodservice shall forthwith become due and payable.</w:t>
+        <w:t>The Customer shall not pledge or in any way charge by the way of security for any indebtedness any of the goods which are the property of Halton Foodservice.  Without prejudice to other rights of Halton Foodservice if the Customer does so all sums whatever owing by the Customer to Halton Foodservice shall forthwith become due and payable.</w:t>
       </w:r>
     </w:p>
     <w:p>
@@ -17024,6 +16164,7 @@
           <w:sz w:val="13"/>
           <w:szCs w:val="15"/>
         </w:rPr>
+        <w:lastRenderedPageBreak/>
         <w:t xml:space="preserve">9.1 </w:t>
       </w:r>
       <w:r>
@@ -17902,7 +17043,6 @@
             </w:rPr>
             <w:t xml:space="preserve"> </w:t>
           </w:r>
-          <w:proofErr w:type="gramStart"/>
           <w:r>
             <w:rPr>
               <w:sz w:val="16"/>
@@ -17933,7 +17073,6 @@
             <w:t>um</w:t>
           </w:r>
           <w:proofErr w:type="spellEnd"/>
-          <w:proofErr w:type="gramEnd"/>
           <w:r>
             <w:rPr>
               <w:sz w:val="16"/>

--- a/app/costSheetGen/costSheetResources/costSheet_canopy.docx
+++ b/app/costSheetGen/costSheetResources/costSheet_canopy.docx
@@ -31,6 +31,7 @@
                 <w:vertAlign w:val="subscript"/>
               </w:rPr>
             </w:pPr>
+            <w:proofErr w:type="gramStart"/>
             <w:r>
               <w:rPr>
                 <w:sz w:val="20"/>
@@ -43,7 +44,15 @@
                 <w:sz w:val="20"/>
                 <w:szCs w:val="20"/>
               </w:rPr>
-              <w:t xml:space="preserve"> customer </w:t>
+              <w:t xml:space="preserve"> customer</w:t>
+            </w:r>
+            <w:proofErr w:type="gramEnd"/>
+            <w:r>
+              <w:rPr>
+                <w:sz w:val="20"/>
+                <w:szCs w:val="20"/>
+              </w:rPr>
+              <w:t xml:space="preserve"> </w:t>
             </w:r>
             <w:r>
               <w:rPr>
@@ -212,7 +221,23 @@
                 <w:sz w:val="20"/>
                 <w:szCs w:val="20"/>
               </w:rPr>
-              <w:t>Date: {{ date }}</w:t>
+              <w:t xml:space="preserve">Date: </w:t>
+            </w:r>
+            <w:proofErr w:type="gramStart"/>
+            <w:r>
+              <w:rPr>
+                <w:sz w:val="20"/>
+                <w:szCs w:val="20"/>
+              </w:rPr>
+              <w:t>{{ date</w:t>
+            </w:r>
+            <w:proofErr w:type="gramEnd"/>
+            <w:r>
+              <w:rPr>
+                <w:sz w:val="20"/>
+                <w:szCs w:val="20"/>
+              </w:rPr>
+              <w:t xml:space="preserve"> }}</w:t>
             </w:r>
           </w:p>
           <w:p>
@@ -237,6 +262,7 @@
               </w:rPr>
               <w:t xml:space="preserve">Halton Ref: </w:t>
             </w:r>
+            <w:proofErr w:type="gramStart"/>
             <w:r>
               <w:rPr>
                 <w:iCs/>
@@ -255,6 +281,7 @@
               <w:t>referenceNum</w:t>
             </w:r>
             <w:proofErr w:type="spellEnd"/>
+            <w:proofErr w:type="gramEnd"/>
             <w:r>
               <w:rPr>
                 <w:iCs/>
@@ -394,6 +421,7 @@
         </w:rPr>
         <w:t xml:space="preserve">Dear </w:t>
       </w:r>
+      <w:proofErr w:type="gramStart"/>
       <w:r>
         <w:rPr>
           <w:sz w:val="20"/>
@@ -408,6 +436,7 @@
         </w:rPr>
         <w:t xml:space="preserve"> customer</w:t>
       </w:r>
+      <w:proofErr w:type="gramEnd"/>
       <w:r>
         <w:rPr>
           <w:sz w:val="20"/>
@@ -457,6 +486,7 @@
         </w:rPr>
         <w:t xml:space="preserve"> </w:t>
       </w:r>
+      <w:proofErr w:type="gramStart"/>
       <w:r>
         <w:rPr>
           <w:b/>
@@ -483,6 +513,7 @@
         <w:t>Name</w:t>
       </w:r>
       <w:proofErr w:type="spellEnd"/>
+      <w:proofErr w:type="gramEnd"/>
       <w:r>
         <w:rPr>
           <w:b/>
@@ -797,6 +828,7 @@
       <w:pPr>
         <w:spacing w:after="0" w:line="276" w:lineRule="auto"/>
       </w:pPr>
+      <w:proofErr w:type="gramStart"/>
       <w:r>
         <w:t>{{</w:t>
       </w:r>
@@ -804,7 +836,11 @@
         <w:t xml:space="preserve"> </w:t>
       </w:r>
       <w:r>
-        <w:t>estimator }}</w:t>
+        <w:t>estimator</w:t>
+      </w:r>
+      <w:proofErr w:type="gramEnd"/>
+      <w:r>
+        <w:t xml:space="preserve"> }}</w:t>
       </w:r>
     </w:p>
     <w:p>
@@ -968,6 +1004,7 @@
         </w:rPr>
         <w:t xml:space="preserve"> </w:t>
       </w:r>
+      <w:proofErr w:type="gramStart"/>
       <w:r>
         <w:rPr>
           <w:b/>
@@ -1002,6 +1039,7 @@
         <w:t>Name</w:t>
       </w:r>
       <w:proofErr w:type="spellEnd"/>
+      <w:proofErr w:type="gramEnd"/>
       <w:r>
         <w:rPr>
           <w:b/>
@@ -1182,6 +1220,7 @@
           <w:szCs w:val="22"/>
         </w:rPr>
       </w:pPr>
+      <w:proofErr w:type="gramStart"/>
       <w:r>
         <w:rPr>
           <w:rFonts w:cs="Arial"/>
@@ -1214,6 +1253,7 @@
         </w:rPr>
         <w:t>work</w:t>
       </w:r>
+      <w:proofErr w:type="gramEnd"/>
       <w:r>
         <w:rPr>
           <w:rFonts w:cs="Arial"/>
@@ -1564,9 +1604,17 @@
         <w:rPr>
           <w:szCs w:val="20"/>
         </w:rPr>
-        <w:t>grouped_canopy_data.items</w:t>
+        <w:t>grouped_canopy_</w:t>
+      </w:r>
+      <w:proofErr w:type="gramStart"/>
+      <w:r>
+        <w:rPr>
+          <w:szCs w:val="20"/>
+        </w:rPr>
+        <w:t>data.items</w:t>
       </w:r>
       <w:proofErr w:type="spellEnd"/>
+      <w:proofErr w:type="gramEnd"/>
       <w:r>
         <w:rPr>
           <w:szCs w:val="20"/>
@@ -1626,6 +1674,7 @@
         <w:t xml:space="preserve">in </w:t>
       </w:r>
       <w:proofErr w:type="spellStart"/>
+      <w:proofErr w:type="gramStart"/>
       <w:r>
         <w:rPr>
           <w:szCs w:val="20"/>
@@ -1633,6 +1682,7 @@
         <w:t>floors.items</w:t>
       </w:r>
       <w:proofErr w:type="spellEnd"/>
+      <w:proofErr w:type="gramEnd"/>
       <w:r>
         <w:rPr>
           <w:szCs w:val="20"/>
@@ -1651,6 +1701,7 @@
           <w:szCs w:val="20"/>
         </w:rPr>
       </w:pPr>
+      <w:proofErr w:type="gramStart"/>
       <w:r>
         <w:rPr>
           <w:b/>
@@ -1664,7 +1715,15 @@
           <w:b/>
           <w:szCs w:val="20"/>
         </w:rPr>
-        <w:t>floor_name</w:t>
+        <w:t>floor</w:t>
+      </w:r>
+      <w:proofErr w:type="gramEnd"/>
+      <w:r>
+        <w:rPr>
+          <w:b/>
+          <w:szCs w:val="20"/>
+        </w:rPr>
+        <w:t>_name</w:t>
       </w:r>
       <w:proofErr w:type="spellEnd"/>
       <w:r>
@@ -2767,9 +2826,21 @@
                 <w:szCs w:val="18"/>
                 <w:lang w:eastAsia="en-GB"/>
               </w:rPr>
-              <w:t>floor_data.canopies</w:t>
+              <w:t>floor_</w:t>
+            </w:r>
+            <w:proofErr w:type="gramStart"/>
+            <w:r>
+              <w:rPr>
+                <w:rFonts w:eastAsia="Times New Roman" w:cs="Arial"/>
+                <w:color w:val="000000"/>
+                <w:sz w:val="18"/>
+                <w:szCs w:val="18"/>
+                <w:lang w:eastAsia="en-GB"/>
+              </w:rPr>
+              <w:t>data.canopies</w:t>
             </w:r>
             <w:proofErr w:type="spellEnd"/>
+            <w:proofErr w:type="gramEnd"/>
             <w:r>
               <w:rPr>
                 <w:rFonts w:eastAsia="Times New Roman" w:cs="Arial"/>
@@ -2844,6 +2915,7 @@
               <w:t xml:space="preserve"> </w:t>
             </w:r>
             <w:proofErr w:type="spellStart"/>
+            <w:proofErr w:type="gramStart"/>
             <w:r>
               <w:rPr>
                 <w:rFonts w:eastAsia="Times New Roman" w:cs="Arial"/>
@@ -2854,6 +2926,7 @@
               </w:rPr>
               <w:t>canopy.item</w:t>
             </w:r>
+            <w:proofErr w:type="gramEnd"/>
             <w:r>
               <w:rPr>
                 <w:rFonts w:eastAsia="Times New Roman" w:cs="Arial"/>
@@ -2953,6 +3026,7 @@
               <w:t xml:space="preserve"> </w:t>
             </w:r>
             <w:proofErr w:type="spellStart"/>
+            <w:proofErr w:type="gramStart"/>
             <w:r>
               <w:rPr>
                 <w:rFonts w:eastAsia="Times New Roman" w:cs="Arial"/>
@@ -2973,6 +3047,7 @@
               </w:rPr>
               <w:t>model</w:t>
             </w:r>
+            <w:proofErr w:type="gramEnd"/>
             <w:r>
               <w:rPr>
                 <w:rFonts w:eastAsia="Times New Roman" w:cs="Arial"/>
@@ -3072,6 +3147,7 @@
               <w:t xml:space="preserve"> </w:t>
             </w:r>
             <w:proofErr w:type="spellStart"/>
+            <w:proofErr w:type="gramStart"/>
             <w:r>
               <w:rPr>
                 <w:rFonts w:eastAsia="Times New Roman" w:cs="Arial"/>
@@ -3093,6 +3169,7 @@
               <w:t>length</w:t>
             </w:r>
             <w:proofErr w:type="spellEnd"/>
+            <w:proofErr w:type="gramEnd"/>
             <w:r>
               <w:rPr>
                 <w:rFonts w:eastAsia="Times New Roman" w:cs="Arial"/>
@@ -3181,6 +3258,7 @@
               <w:t xml:space="preserve"> </w:t>
             </w:r>
             <w:proofErr w:type="spellStart"/>
+            <w:proofErr w:type="gramStart"/>
             <w:r>
               <w:rPr>
                 <w:rFonts w:eastAsia="Times New Roman" w:cs="Arial"/>
@@ -3202,6 +3280,7 @@
               <w:t>width</w:t>
             </w:r>
             <w:proofErr w:type="spellEnd"/>
+            <w:proofErr w:type="gramEnd"/>
             <w:r>
               <w:rPr>
                 <w:rFonts w:eastAsia="Times New Roman" w:cs="Arial"/>
@@ -3280,6 +3359,7 @@
               <w:t>-</w:t>
             </w:r>
             <w:proofErr w:type="spellStart"/>
+            <w:proofErr w:type="gramStart"/>
             <w:r>
               <w:rPr>
                 <w:rFonts w:eastAsia="Times New Roman" w:cs="Arial"/>
@@ -3301,6 +3381,7 @@
               <w:t>height</w:t>
             </w:r>
             <w:proofErr w:type="spellEnd"/>
+            <w:proofErr w:type="gramEnd"/>
             <w:r>
               <w:rPr>
                 <w:rFonts w:eastAsia="Times New Roman" w:cs="Arial"/>
@@ -3377,6 +3458,7 @@
               <w:t xml:space="preserve"> </w:t>
             </w:r>
             <w:proofErr w:type="spellStart"/>
+            <w:proofErr w:type="gramStart"/>
             <w:r>
               <w:rPr>
                 <w:rFonts w:eastAsia="Times New Roman" w:cs="Arial"/>
@@ -3398,6 +3480,7 @@
               <w:t>section</w:t>
             </w:r>
             <w:proofErr w:type="spellEnd"/>
+            <w:proofErr w:type="gramEnd"/>
             <w:r>
               <w:rPr>
                 <w:rFonts w:eastAsia="Times New Roman" w:cs="Arial"/>
@@ -3489,6 +3572,7 @@
               </w:rPr>
             </w:pPr>
             <w:proofErr w:type="spellStart"/>
+            <w:proofErr w:type="gramStart"/>
             <w:r>
               <w:rPr>
                 <w:rFonts w:eastAsia="Times New Roman" w:cs="Arial"/>
@@ -3500,6 +3584,7 @@
               <w:t>canopy.flowrate</w:t>
             </w:r>
             <w:proofErr w:type="spellEnd"/>
+            <w:proofErr w:type="gramEnd"/>
           </w:p>
           <w:p>
             <w:pPr>
@@ -3594,6 +3679,7 @@
               </w:rPr>
             </w:pPr>
             <w:proofErr w:type="spellStart"/>
+            <w:proofErr w:type="gramStart"/>
             <w:r>
               <w:rPr>
                 <w:rFonts w:eastAsia="Times New Roman" w:cs="Arial"/>
@@ -3612,7 +3698,18 @@
                 <w:szCs w:val="18"/>
                 <w:lang w:eastAsia="en-GB"/>
               </w:rPr>
-              <w:t>extract_static</w:t>
+              <w:t>extract</w:t>
+            </w:r>
+            <w:proofErr w:type="gramEnd"/>
+            <w:r>
+              <w:rPr>
+                <w:rFonts w:eastAsia="Times New Roman" w:cs="Arial"/>
+                <w:color w:val="000000"/>
+                <w:sz w:val="18"/>
+                <w:szCs w:val="18"/>
+                <w:lang w:eastAsia="en-GB"/>
+              </w:rPr>
+              <w:t>_static</w:t>
             </w:r>
             <w:proofErr w:type="spellEnd"/>
           </w:p>
@@ -3696,6 +3793,7 @@
               <w:t>-</w:t>
             </w:r>
             <w:proofErr w:type="spellStart"/>
+            <w:proofErr w:type="gramStart"/>
             <w:r>
               <w:rPr>
                 <w:rFonts w:eastAsia="Times New Roman" w:cs="Arial"/>
@@ -3714,7 +3812,18 @@
                 <w:szCs w:val="18"/>
                 <w:lang w:eastAsia="en-GB"/>
               </w:rPr>
-              <w:t>.makeup_air</w:t>
+              <w:t>.makeup</w:t>
+            </w:r>
+            <w:proofErr w:type="gramEnd"/>
+            <w:r>
+              <w:rPr>
+                <w:rFonts w:eastAsia="Times New Roman" w:cs="Arial"/>
+                <w:color w:val="000000"/>
+                <w:sz w:val="18"/>
+                <w:szCs w:val="18"/>
+                <w:lang w:eastAsia="en-GB"/>
+              </w:rPr>
+              <w:t>_air</w:t>
             </w:r>
             <w:proofErr w:type="spellEnd"/>
             <w:r>
@@ -3785,15 +3894,27 @@
               <w:t>{{</w:t>
             </w:r>
             <w:proofErr w:type="spellStart"/>
-            <w:r>
-              <w:rPr>
-                <w:rFonts w:eastAsia="Times New Roman" w:cs="Arial"/>
-                <w:color w:val="000000"/>
-                <w:sz w:val="18"/>
-                <w:szCs w:val="18"/>
-                <w:lang w:eastAsia="en-GB"/>
-              </w:rPr>
-              <w:t>canopy.supply_static</w:t>
+            <w:proofErr w:type="gramStart"/>
+            <w:r>
+              <w:rPr>
+                <w:rFonts w:eastAsia="Times New Roman" w:cs="Arial"/>
+                <w:color w:val="000000"/>
+                <w:sz w:val="18"/>
+                <w:szCs w:val="18"/>
+                <w:lang w:eastAsia="en-GB"/>
+              </w:rPr>
+              <w:t>canopy.supply</w:t>
+            </w:r>
+            <w:proofErr w:type="gramEnd"/>
+            <w:r>
+              <w:rPr>
+                <w:rFonts w:eastAsia="Times New Roman" w:cs="Arial"/>
+                <w:color w:val="000000"/>
+                <w:sz w:val="18"/>
+                <w:szCs w:val="18"/>
+                <w:lang w:eastAsia="en-GB"/>
+              </w:rPr>
+              <w:t>_static</w:t>
             </w:r>
             <w:proofErr w:type="spellEnd"/>
             <w:r>
@@ -3844,6 +3965,7 @@
               <w:t>{{</w:t>
             </w:r>
             <w:proofErr w:type="spellStart"/>
+            <w:proofErr w:type="gramStart"/>
             <w:r>
               <w:rPr>
                 <w:rFonts w:eastAsia="Times New Roman" w:cs="Arial"/>
@@ -3855,6 +3977,7 @@
               <w:t>canopy.lights</w:t>
             </w:r>
             <w:proofErr w:type="spellEnd"/>
+            <w:proofErr w:type="gramEnd"/>
             <w:r>
               <w:rPr>
                 <w:rFonts w:eastAsia="Times New Roman" w:cs="Arial"/>
@@ -3959,7 +4082,23 @@
           <w:rFonts w:cs="Arial"/>
           <w:szCs w:val="18"/>
         </w:rPr>
-        <w:t>floor_data.important_note</w:t>
+        <w:t>floor_</w:t>
+      </w:r>
+      <w:proofErr w:type="gramStart"/>
+      <w:r>
+        <w:rPr>
+          <w:rFonts w:cs="Arial"/>
+          <w:szCs w:val="18"/>
+        </w:rPr>
+        <w:t>data.important</w:t>
+      </w:r>
+      <w:proofErr w:type="gramEnd"/>
+      <w:r>
+        <w:rPr>
+          <w:rFonts w:cs="Arial"/>
+          <w:szCs w:val="18"/>
+        </w:rPr>
+        <w:t>_note</w:t>
       </w:r>
       <w:proofErr w:type="spellEnd"/>
       <w:r>
@@ -4020,14 +4159,30 @@
           <w:rFonts w:cs="Arial"/>
           <w:szCs w:val="20"/>
         </w:rPr>
-        <w:t>floor_data</w:t>
-      </w:r>
+        <w:t>floor_</w:t>
+      </w:r>
+      <w:proofErr w:type="gramStart"/>
       <w:r>
         <w:rPr>
           <w:rFonts w:cs="Arial"/>
           <w:szCs w:val="20"/>
         </w:rPr>
-        <w:t>.important_note</w:t>
+        <w:t>data</w:t>
+      </w:r>
+      <w:r>
+        <w:rPr>
+          <w:rFonts w:cs="Arial"/>
+          <w:szCs w:val="20"/>
+        </w:rPr>
+        <w:t>.important</w:t>
+      </w:r>
+      <w:proofErr w:type="gramEnd"/>
+      <w:r>
+        <w:rPr>
+          <w:rFonts w:cs="Arial"/>
+          <w:szCs w:val="20"/>
+        </w:rPr>
+        <w:t>_note</w:t>
       </w:r>
       <w:proofErr w:type="spellEnd"/>
       <w:r>
@@ -5002,6 +5157,7 @@
                 <w:lang w:eastAsia="en-GB"/>
               </w:rPr>
             </w:pPr>
+            <w:proofErr w:type="gramStart"/>
             <w:r>
               <w:rPr>
                 <w:rFonts w:eastAsia="Times New Roman" w:cs="Arial"/>
@@ -5010,7 +5166,18 @@
                 <w:szCs w:val="20"/>
                 <w:lang w:eastAsia="en-GB"/>
               </w:rPr>
-              <w:t>3 minute wash</w:t>
+              <w:t>3 minute</w:t>
+            </w:r>
+            <w:proofErr w:type="gramEnd"/>
+            <w:r>
+              <w:rPr>
+                <w:rFonts w:eastAsia="Times New Roman" w:cs="Arial"/>
+                <w:color w:val="000000"/>
+                <w:sz w:val="18"/>
+                <w:szCs w:val="20"/>
+                <w:lang w:eastAsia="en-GB"/>
+              </w:rPr>
+              <w:t xml:space="preserve"> wash</w:t>
             </w:r>
           </w:p>
           <w:p>
@@ -5061,6 +5228,7 @@
                 <w:lang w:eastAsia="en-GB"/>
               </w:rPr>
             </w:pPr>
+            <w:proofErr w:type="gramStart"/>
             <w:r>
               <w:rPr>
                 <w:rFonts w:eastAsia="Times New Roman" w:cs="Arial"/>
@@ -5069,7 +5237,18 @@
                 <w:szCs w:val="20"/>
                 <w:lang w:eastAsia="en-GB"/>
               </w:rPr>
-              <w:t>3 minute wash</w:t>
+              <w:t>3 minute</w:t>
+            </w:r>
+            <w:proofErr w:type="gramEnd"/>
+            <w:r>
+              <w:rPr>
+                <w:rFonts w:eastAsia="Times New Roman" w:cs="Arial"/>
+                <w:color w:val="000000"/>
+                <w:sz w:val="18"/>
+                <w:szCs w:val="20"/>
+                <w:lang w:eastAsia="en-GB"/>
+              </w:rPr>
+              <w:t xml:space="preserve"> wash</w:t>
             </w:r>
           </w:p>
           <w:p>
@@ -5127,6 +5306,7 @@
                 <w:lang w:eastAsia="en-GB"/>
               </w:rPr>
             </w:pPr>
+            <w:proofErr w:type="gramStart"/>
             <w:r>
               <w:rPr>
                 <w:rFonts w:eastAsia="Times New Roman" w:cs="Arial"/>
@@ -5148,6 +5328,7 @@
               </w:rPr>
               <w:t>canopy</w:t>
             </w:r>
+            <w:proofErr w:type="gramEnd"/>
             <w:r>
               <w:rPr>
                 <w:rFonts w:eastAsia="Times New Roman" w:cs="Arial"/>
@@ -5208,6 +5389,7 @@
                 <w:lang w:eastAsia="en-GB"/>
               </w:rPr>
             </w:pPr>
+            <w:proofErr w:type="gramStart"/>
             <w:r>
               <w:rPr>
                 <w:rFonts w:eastAsia="Times New Roman" w:cs="Arial"/>
@@ -5227,7 +5409,18 @@
                 <w:szCs w:val="18"/>
                 <w:lang w:eastAsia="en-GB"/>
               </w:rPr>
-              <w:t>canopy.model</w:t>
+              <w:t>canopy</w:t>
+            </w:r>
+            <w:proofErr w:type="gramEnd"/>
+            <w:r>
+              <w:rPr>
+                <w:rFonts w:eastAsia="Times New Roman" w:cs="Arial"/>
+                <w:color w:val="000000"/>
+                <w:sz w:val="18"/>
+                <w:szCs w:val="18"/>
+                <w:lang w:eastAsia="en-GB"/>
+              </w:rPr>
+              <w:t>.model</w:t>
             </w:r>
             <w:proofErr w:type="spellEnd"/>
             <w:r>
@@ -5735,14 +5928,32 @@
           <w:color w:val="2499D5"/>
           <w:szCs w:val="20"/>
         </w:rPr>
-        <w:t>{% endif %}</w:t>
-      </w:r>
+        <w:t xml:space="preserve">{% endif </w:t>
+      </w:r>
+      <w:proofErr w:type="gramStart"/>
       <w:r>
         <w:rPr>
           <w:rFonts w:cs="Arial"/>
-          <w:szCs w:val="20"/>
-        </w:rPr>
-        <w:t xml:space="preserve">{% if </w:t>
+          <w:bCs/>
+          <w:color w:val="2499D5"/>
+          <w:szCs w:val="20"/>
+        </w:rPr>
+        <w:t>%}</w:t>
+      </w:r>
+      <w:r>
+        <w:rPr>
+          <w:rFonts w:cs="Arial"/>
+          <w:szCs w:val="20"/>
+        </w:rPr>
+        <w:t>{</w:t>
+      </w:r>
+      <w:proofErr w:type="gramEnd"/>
+      <w:r>
+        <w:rPr>
+          <w:rFonts w:cs="Arial"/>
+          <w:szCs w:val="20"/>
+        </w:rPr>
+        <w:t xml:space="preserve">% if </w:t>
       </w:r>
       <w:proofErr w:type="spellStart"/>
       <w:r>
@@ -6511,6 +6722,7 @@
                 <w:lang w:eastAsia="en-GB"/>
               </w:rPr>
             </w:pPr>
+            <w:proofErr w:type="gramStart"/>
             <w:r>
               <w:rPr>
                 <w:rFonts w:eastAsia="Times New Roman" w:cs="Arial"/>
@@ -6532,6 +6744,7 @@
               </w:rPr>
               <w:t>cladding</w:t>
             </w:r>
+            <w:proofErr w:type="gramEnd"/>
             <w:r>
               <w:rPr>
                 <w:rFonts w:eastAsia="Times New Roman" w:cs="Arial"/>
@@ -6581,6 +6794,7 @@
                 <w:lang w:eastAsia="en-GB"/>
               </w:rPr>
             </w:pPr>
+            <w:proofErr w:type="gramStart"/>
             <w:r>
               <w:rPr>
                 <w:rFonts w:eastAsia="Times New Roman" w:cs="Arial"/>
@@ -6600,7 +6814,18 @@
                 <w:szCs w:val="18"/>
                 <w:lang w:eastAsia="en-GB"/>
               </w:rPr>
-              <w:t>cladding.description</w:t>
+              <w:t>cladding</w:t>
+            </w:r>
+            <w:proofErr w:type="gramEnd"/>
+            <w:r>
+              <w:rPr>
+                <w:rFonts w:eastAsia="Times New Roman" w:cs="Arial"/>
+                <w:color w:val="000000"/>
+                <w:sz w:val="18"/>
+                <w:szCs w:val="18"/>
+                <w:lang w:eastAsia="en-GB"/>
+              </w:rPr>
+              <w:t>.description</w:t>
             </w:r>
             <w:proofErr w:type="spellEnd"/>
             <w:r>
@@ -6641,6 +6866,7 @@
                 <w:lang w:eastAsia="en-GB"/>
               </w:rPr>
             </w:pPr>
+            <w:proofErr w:type="gramStart"/>
             <w:r>
               <w:rPr>
                 <w:rFonts w:eastAsia="Times New Roman" w:cs="Arial"/>
@@ -6660,7 +6886,18 @@
                 <w:szCs w:val="18"/>
                 <w:lang w:eastAsia="en-GB"/>
               </w:rPr>
-              <w:t>cladding.width</w:t>
+              <w:t>cladding</w:t>
+            </w:r>
+            <w:proofErr w:type="gramEnd"/>
+            <w:r>
+              <w:rPr>
+                <w:rFonts w:eastAsia="Times New Roman" w:cs="Arial"/>
+                <w:color w:val="000000"/>
+                <w:sz w:val="18"/>
+                <w:szCs w:val="18"/>
+                <w:lang w:eastAsia="en-GB"/>
+              </w:rPr>
+              <w:t>.width</w:t>
             </w:r>
             <w:proofErr w:type="spellEnd"/>
             <w:r>
@@ -6705,6 +6942,7 @@
                 <w:lang w:eastAsia="en-GB"/>
               </w:rPr>
             </w:pPr>
+            <w:proofErr w:type="gramStart"/>
             <w:r>
               <w:rPr>
                 <w:rFonts w:eastAsia="Times New Roman" w:cs="Arial"/>
@@ -6734,7 +6972,18 @@
                 <w:szCs w:val="18"/>
                 <w:lang w:eastAsia="en-GB"/>
               </w:rPr>
-              <w:t>cladding.height</w:t>
+              <w:t>cladding</w:t>
+            </w:r>
+            <w:proofErr w:type="gramEnd"/>
+            <w:r>
+              <w:rPr>
+                <w:rFonts w:eastAsia="Times New Roman" w:cs="Arial"/>
+                <w:color w:val="000000"/>
+                <w:sz w:val="18"/>
+                <w:szCs w:val="18"/>
+                <w:lang w:eastAsia="en-GB"/>
+              </w:rPr>
+              <w:t>.height</w:t>
             </w:r>
             <w:proofErr w:type="spellEnd"/>
             <w:r>
@@ -7159,7 +7408,17 @@
           <w:sz w:val="32"/>
           <w:szCs w:val="32"/>
         </w:rPr>
-        <w:t>Pricing Schedule</w:t>
+        <w:t xml:space="preserve">Pricing </w:t>
+      </w:r>
+      <w:proofErr w:type="gramStart"/>
+      <w:r>
+        <w:rPr>
+          <w:rFonts w:cs="Arial"/>
+          <w:b/>
+          <w:sz w:val="32"/>
+          <w:szCs w:val="32"/>
+        </w:rPr>
+        <w:t>Schedule</w:t>
       </w:r>
       <w:r>
         <w:rPr>
@@ -7168,7 +7427,17 @@
           <w:sz w:val="6"/>
           <w:szCs w:val="6"/>
         </w:rPr>
-        <w:t>{% for kitchen_name, floors in grouped_canopy_data.items() %}</w:t>
+        <w:t>{</w:t>
+      </w:r>
+      <w:proofErr w:type="gramEnd"/>
+      <w:r>
+        <w:rPr>
+          <w:rFonts w:cs="Arial"/>
+          <w:b/>
+          <w:sz w:val="6"/>
+          <w:szCs w:val="6"/>
+        </w:rPr>
+        <w:t>% for kitchen_name, floors in grouped_canopy_data.items() %}</w:t>
       </w:r>
     </w:p>
     <w:p>
@@ -7188,7 +7457,27 @@
           <w:sz w:val="4"/>
           <w:szCs w:val="4"/>
         </w:rPr>
-        <w:t>{% for floor_name, floor_data in floors.items() %}</w:t>
+        <w:t xml:space="preserve">{% for floor_name, floor_data in </w:t>
+      </w:r>
+      <w:proofErr w:type="gramStart"/>
+      <w:r>
+        <w:rPr>
+          <w:rFonts w:cs="Arial"/>
+          <w:b/>
+          <w:sz w:val="4"/>
+          <w:szCs w:val="4"/>
+        </w:rPr>
+        <w:t>floors.items</w:t>
+      </w:r>
+      <w:proofErr w:type="gramEnd"/>
+      <w:r>
+        <w:rPr>
+          <w:rFonts w:cs="Arial"/>
+          <w:b/>
+          <w:sz w:val="4"/>
+          <w:szCs w:val="4"/>
+        </w:rPr>
+        <w:t>() %}</w:t>
       </w:r>
     </w:p>
     <w:p>
@@ -7201,6 +7490,7 @@
           <w:u w:val="single"/>
         </w:rPr>
       </w:pPr>
+      <w:proofErr w:type="gramStart"/>
       <w:r>
         <w:rPr>
           <w:rFonts w:cs="Arial"/>
@@ -7218,7 +7508,17 @@
           <w:szCs w:val="20"/>
           <w:u w:val="single"/>
         </w:rPr>
-        <w:t>floor_name</w:t>
+        <w:t>floor</w:t>
+      </w:r>
+      <w:proofErr w:type="gramEnd"/>
+      <w:r>
+        <w:rPr>
+          <w:rFonts w:cs="Arial"/>
+          <w:b/>
+          <w:szCs w:val="20"/>
+          <w:u w:val="single"/>
+        </w:rPr>
+        <w:t>_name</w:t>
       </w:r>
       <w:proofErr w:type="spellEnd"/>
       <w:r>
@@ -7522,7 +7822,29 @@
                 <w:szCs w:val="18"/>
                 <w:lang w:eastAsia="en-GB"/>
               </w:rPr>
-              <w:t>for canopy in floor_data.canopies %}</w:t>
+              <w:t>for canopy in floor_</w:t>
+            </w:r>
+            <w:proofErr w:type="gramStart"/>
+            <w:r>
+              <w:rPr>
+                <w:rFonts w:eastAsia="Times New Roman" w:cs="Arial"/>
+                <w:color w:val="000000"/>
+                <w:sz w:val="18"/>
+                <w:szCs w:val="18"/>
+                <w:lang w:eastAsia="en-GB"/>
+              </w:rPr>
+              <w:t>data.canopies</w:t>
+            </w:r>
+            <w:proofErr w:type="gramEnd"/>
+            <w:r>
+              <w:rPr>
+                <w:rFonts w:eastAsia="Times New Roman" w:cs="Arial"/>
+                <w:color w:val="000000"/>
+                <w:sz w:val="18"/>
+                <w:szCs w:val="18"/>
+                <w:lang w:eastAsia="en-GB"/>
+              </w:rPr>
+              <w:t xml:space="preserve"> %}</w:t>
             </w:r>
           </w:p>
         </w:tc>
@@ -7653,15 +7975,27 @@
               <w:t>{{</w:t>
             </w:r>
             <w:proofErr w:type="spellStart"/>
-            <w:r>
-              <w:rPr>
-                <w:rFonts w:eastAsia="Times New Roman" w:cs="Arial"/>
-                <w:color w:val="000000"/>
-                <w:sz w:val="18"/>
-                <w:szCs w:val="18"/>
-                <w:lang w:eastAsia="en-GB"/>
-              </w:rPr>
-              <w:t>canopy.item_number</w:t>
+            <w:proofErr w:type="gramStart"/>
+            <w:r>
+              <w:rPr>
+                <w:rFonts w:eastAsia="Times New Roman" w:cs="Arial"/>
+                <w:color w:val="000000"/>
+                <w:sz w:val="18"/>
+                <w:szCs w:val="18"/>
+                <w:lang w:eastAsia="en-GB"/>
+              </w:rPr>
+              <w:t>canopy.item</w:t>
+            </w:r>
+            <w:proofErr w:type="gramEnd"/>
+            <w:r>
+              <w:rPr>
+                <w:rFonts w:eastAsia="Times New Roman" w:cs="Arial"/>
+                <w:color w:val="000000"/>
+                <w:sz w:val="18"/>
+                <w:szCs w:val="18"/>
+                <w:lang w:eastAsia="en-GB"/>
+              </w:rPr>
+              <w:t>_number</w:t>
             </w:r>
             <w:proofErr w:type="spellEnd"/>
             <w:r>
@@ -7709,7 +8043,29 @@
                 <w:szCs w:val="18"/>
                 <w:lang w:eastAsia="en-GB"/>
               </w:rPr>
-              <w:t>Halton {{canopy.model}} canopy</w:t>
+              <w:t>Halton {{</w:t>
+            </w:r>
+            <w:proofErr w:type="gramStart"/>
+            <w:r>
+              <w:rPr>
+                <w:rFonts w:eastAsia="Times New Roman" w:cs="Arial"/>
+                <w:color w:val="000000"/>
+                <w:sz w:val="18"/>
+                <w:szCs w:val="18"/>
+                <w:lang w:eastAsia="en-GB"/>
+              </w:rPr>
+              <w:t>canopy.model</w:t>
+            </w:r>
+            <w:proofErr w:type="gramEnd"/>
+            <w:r>
+              <w:rPr>
+                <w:rFonts w:eastAsia="Times New Roman" w:cs="Arial"/>
+                <w:color w:val="000000"/>
+                <w:sz w:val="18"/>
+                <w:szCs w:val="18"/>
+                <w:lang w:eastAsia="en-GB"/>
+              </w:rPr>
+              <w:t>}} canopy</w:t>
             </w:r>
             <w:r>
               <w:rPr>
@@ -7759,6 +8115,7 @@
               <w:t>£{{</w:t>
             </w:r>
             <w:proofErr w:type="spellStart"/>
+            <w:proofErr w:type="gramStart"/>
             <w:r>
               <w:rPr>
                 <w:rFonts w:eastAsia="Times New Roman" w:cs="Arial"/>
@@ -7777,7 +8134,18 @@
                 <w:szCs w:val="18"/>
                 <w:lang w:eastAsia="en-GB"/>
               </w:rPr>
-              <w:t>canopy_</w:t>
+              <w:t>canopy</w:t>
+            </w:r>
+            <w:proofErr w:type="gramEnd"/>
+            <w:r>
+              <w:rPr>
+                <w:rFonts w:eastAsia="Times New Roman" w:cs="Arial"/>
+                <w:color w:val="000000"/>
+                <w:sz w:val="18"/>
+                <w:szCs w:val="18"/>
+                <w:lang w:eastAsia="en-GB"/>
+              </w:rPr>
+              <w:t>_</w:t>
             </w:r>
             <w:r>
               <w:rPr>
@@ -8209,7 +8577,29 @@
                 <w:szCs w:val="18"/>
                 <w:lang w:eastAsia="en-GB"/>
               </w:rPr>
-              <w:t>£{{floor_data.p182}}.0</w:t>
+              <w:t>£{{floor_</w:t>
+            </w:r>
+            <w:proofErr w:type="gramStart"/>
+            <w:r>
+              <w:rPr>
+                <w:rFonts w:eastAsia="Times New Roman" w:cs="Arial"/>
+                <w:color w:val="000000"/>
+                <w:sz w:val="18"/>
+                <w:szCs w:val="18"/>
+                <w:lang w:eastAsia="en-GB"/>
+              </w:rPr>
+              <w:t>data.p</w:t>
+            </w:r>
+            <w:proofErr w:type="gramEnd"/>
+            <w:r>
+              <w:rPr>
+                <w:rFonts w:eastAsia="Times New Roman" w:cs="Arial"/>
+                <w:color w:val="000000"/>
+                <w:sz w:val="18"/>
+                <w:szCs w:val="18"/>
+                <w:lang w:eastAsia="en-GB"/>
+              </w:rPr>
+              <w:t>182}}.0</w:t>
             </w:r>
           </w:p>
         </w:tc>
@@ -8334,15 +8724,27 @@
                 <w:lang w:eastAsia="en-GB"/>
               </w:rPr>
             </w:pPr>
-            <w:r>
-              <w:rPr>
-                <w:rFonts w:eastAsia="Times New Roman" w:cs="Arial"/>
-                <w:color w:val="000000"/>
-                <w:sz w:val="18"/>
-                <w:szCs w:val="18"/>
-                <w:lang w:eastAsia="en-GB"/>
-              </w:rPr>
-              <w:t>£{{floor_data.test_commission }}</w:t>
+            <w:proofErr w:type="gramStart"/>
+            <w:r>
+              <w:rPr>
+                <w:rFonts w:eastAsia="Times New Roman" w:cs="Arial"/>
+                <w:color w:val="000000"/>
+                <w:sz w:val="18"/>
+                <w:szCs w:val="18"/>
+                <w:lang w:eastAsia="en-GB"/>
+              </w:rPr>
+              <w:t>£{</w:t>
+            </w:r>
+            <w:proofErr w:type="gramEnd"/>
+            <w:r>
+              <w:rPr>
+                <w:rFonts w:eastAsia="Times New Roman" w:cs="Arial"/>
+                <w:color w:val="000000"/>
+                <w:sz w:val="18"/>
+                <w:szCs w:val="18"/>
+                <w:lang w:eastAsia="en-GB"/>
+              </w:rPr>
+              <w:t>{floor_data.test_commission }}</w:t>
             </w:r>
           </w:p>
         </w:tc>
@@ -8450,6 +8852,7 @@
                 <w:lang w:eastAsia="en-GB"/>
               </w:rPr>
             </w:pPr>
+            <w:proofErr w:type="gramStart"/>
             <w:r>
               <w:rPr>
                 <w:rFonts w:eastAsia="Times New Roman" w:cs="Arial"/>
@@ -8459,7 +8862,19 @@
                 <w:szCs w:val="20"/>
                 <w:lang w:eastAsia="en-GB"/>
               </w:rPr>
-              <w:t>£{{</w:t>
+              <w:t>£{</w:t>
+            </w:r>
+            <w:proofErr w:type="gramEnd"/>
+            <w:r>
+              <w:rPr>
+                <w:rFonts w:eastAsia="Times New Roman" w:cs="Arial"/>
+                <w:b/>
+                <w:bCs/>
+                <w:color w:val="000000"/>
+                <w:szCs w:val="20"/>
+                <w:lang w:eastAsia="en-GB"/>
+              </w:rPr>
+              <w:t>{</w:t>
             </w:r>
             <w:proofErr w:type="spellStart"/>
             <w:r>
@@ -8531,7 +8946,29 @@
           <w:lang w:eastAsia="en-GB"/>
         </w:rPr>
         <w:lastRenderedPageBreak/>
-        <w:t xml:space="preserve">  {% for canopy in floor_data.canopies %}</w:t>
+        <w:t xml:space="preserve">  {% for canopy in floor_</w:t>
+      </w:r>
+      <w:proofErr w:type="gramStart"/>
+      <w:r>
+        <w:rPr>
+          <w:rFonts w:eastAsia="Times New Roman" w:cs="Arial"/>
+          <w:color w:val="000000"/>
+          <w:sz w:val="18"/>
+          <w:szCs w:val="18"/>
+          <w:lang w:eastAsia="en-GB"/>
+        </w:rPr>
+        <w:t>data.canopies</w:t>
+      </w:r>
+      <w:proofErr w:type="gramEnd"/>
+      <w:r>
+        <w:rPr>
+          <w:rFonts w:eastAsia="Times New Roman" w:cs="Arial"/>
+          <w:color w:val="000000"/>
+          <w:sz w:val="18"/>
+          <w:szCs w:val="18"/>
+          <w:lang w:eastAsia="en-GB"/>
+        </w:rPr>
+        <w:t xml:space="preserve"> %}</w:t>
       </w:r>
     </w:p>
     <w:p>
@@ -8549,7 +8986,25 @@
           <w:sz w:val="12"/>
           <w:szCs w:val="12"/>
         </w:rPr>
-        <w:t>{% if ‘UV’ in canopy.model %}</w:t>
+        <w:t xml:space="preserve">{% if ‘UV’ in </w:t>
+      </w:r>
+      <w:proofErr w:type="gramStart"/>
+      <w:r>
+        <w:rPr>
+          <w:bCs/>
+          <w:sz w:val="12"/>
+          <w:szCs w:val="12"/>
+        </w:rPr>
+        <w:t>canopy.model</w:t>
+      </w:r>
+      <w:proofErr w:type="gramEnd"/>
+      <w:r>
+        <w:rPr>
+          <w:bCs/>
+          <w:sz w:val="12"/>
+          <w:szCs w:val="12"/>
+        </w:rPr>
+        <w:t xml:space="preserve"> %}</w:t>
       </w:r>
     </w:p>
     <w:tbl>
@@ -8880,7 +9335,29 @@
                 <w:szCs w:val="18"/>
                 <w:lang w:eastAsia="en-GB"/>
               </w:rPr>
-              <w:t>{{canopy.uv_price}}.0</w:t>
+              <w:t>{{</w:t>
+            </w:r>
+            <w:proofErr w:type="gramStart"/>
+            <w:r>
+              <w:rPr>
+                <w:rFonts w:eastAsia="Times New Roman" w:cs="Arial"/>
+                <w:color w:val="000000"/>
+                <w:sz w:val="18"/>
+                <w:szCs w:val="18"/>
+                <w:lang w:eastAsia="en-GB"/>
+              </w:rPr>
+              <w:t>canopy.uv</w:t>
+            </w:r>
+            <w:proofErr w:type="gramEnd"/>
+            <w:r>
+              <w:rPr>
+                <w:rFonts w:eastAsia="Times New Roman" w:cs="Arial"/>
+                <w:color w:val="000000"/>
+                <w:sz w:val="18"/>
+                <w:szCs w:val="18"/>
+                <w:lang w:eastAsia="en-GB"/>
+              </w:rPr>
+              <w:t>_price}}.0</w:t>
             </w:r>
           </w:p>
         </w:tc>
@@ -9007,7 +9484,25 @@
           <w:sz w:val="12"/>
           <w:szCs w:val="12"/>
         </w:rPr>
-        <w:t xml:space="preserve">*Please see Service &amp; Maintenance below{% endif %}{% </w:t>
+        <w:t xml:space="preserve">*Please see Service &amp; Maintenance </w:t>
+      </w:r>
+      <w:proofErr w:type="gramStart"/>
+      <w:r>
+        <w:rPr>
+          <w:bCs/>
+          <w:sz w:val="12"/>
+          <w:szCs w:val="12"/>
+        </w:rPr>
+        <w:t>below{</w:t>
+      </w:r>
+      <w:proofErr w:type="gramEnd"/>
+      <w:r>
+        <w:rPr>
+          <w:bCs/>
+          <w:sz w:val="12"/>
+          <w:szCs w:val="12"/>
+        </w:rPr>
+        <w:t xml:space="preserve">% endif %}{% </w:t>
       </w:r>
       <w:proofErr w:type="spellStart"/>
       <w:r>
@@ -9054,8 +9549,9 @@
           <w:sz w:val="18"/>
           <w:szCs w:val="18"/>
         </w:rPr>
-        <w:t>floor_data.</w:t>
-      </w:r>
+        <w:t>floor_</w:t>
+      </w:r>
+      <w:proofErr w:type="gramStart"/>
       <w:r>
         <w:rPr>
           <w:rFonts w:eastAsia="Times New Roman" w:cs="Arial"/>
@@ -9063,7 +9559,26 @@
           <w:sz w:val="18"/>
           <w:szCs w:val="18"/>
         </w:rPr>
-        <w:t>cladding_</w:t>
+        <w:t>data.</w:t>
+      </w:r>
+      <w:r>
+        <w:rPr>
+          <w:rFonts w:eastAsia="Times New Roman" w:cs="Arial"/>
+          <w:color w:val="000000"/>
+          <w:sz w:val="18"/>
+          <w:szCs w:val="18"/>
+        </w:rPr>
+        <w:t>cladding</w:t>
+      </w:r>
+      <w:proofErr w:type="gramEnd"/>
+      <w:r>
+        <w:rPr>
+          <w:rFonts w:eastAsia="Times New Roman" w:cs="Arial"/>
+          <w:color w:val="000000"/>
+          <w:sz w:val="18"/>
+          <w:szCs w:val="18"/>
+        </w:rPr>
+        <w:t>_</w:t>
       </w:r>
       <w:r>
         <w:rPr>
@@ -9134,7 +9649,29 @@
           <w:szCs w:val="18"/>
           <w:lang w:eastAsia="en-GB"/>
         </w:rPr>
-        <w:t>floor_data.floor_data.cladding_canopies</w:t>
+        <w:t>floor_</w:t>
+      </w:r>
+      <w:proofErr w:type="gramStart"/>
+      <w:r>
+        <w:rPr>
+          <w:rFonts w:eastAsia="Times New Roman" w:cs="Arial"/>
+          <w:color w:val="000000"/>
+          <w:sz w:val="18"/>
+          <w:szCs w:val="18"/>
+          <w:lang w:eastAsia="en-GB"/>
+        </w:rPr>
+        <w:t>data.floor</w:t>
+      </w:r>
+      <w:proofErr w:type="gramEnd"/>
+      <w:r>
+        <w:rPr>
+          <w:rFonts w:eastAsia="Times New Roman" w:cs="Arial"/>
+          <w:color w:val="000000"/>
+          <w:sz w:val="18"/>
+          <w:szCs w:val="18"/>
+          <w:lang w:eastAsia="en-GB"/>
+        </w:rPr>
+        <w:t>_data.cladding_canopies</w:t>
       </w:r>
       <w:proofErr w:type="spellEnd"/>
       <w:r>
@@ -9434,8 +9971,9 @@
                 <w:szCs w:val="22"/>
                 <w:lang w:eastAsia="en-GB"/>
               </w:rPr>
-              <w:t>floor_data.</w:t>
-            </w:r>
+              <w:t>floor_</w:t>
+            </w:r>
+            <w:proofErr w:type="gramStart"/>
             <w:r>
               <w:rPr>
                 <w:rFonts w:eastAsia="Times New Roman" w:cs="Arial"/>
@@ -9444,7 +9982,28 @@
                 <w:szCs w:val="22"/>
                 <w:lang w:eastAsia="en-GB"/>
               </w:rPr>
-              <w:t>floor_data.c</w:t>
+              <w:t>data.</w:t>
+            </w:r>
+            <w:r>
+              <w:rPr>
+                <w:rFonts w:eastAsia="Times New Roman" w:cs="Arial"/>
+                <w:color w:val="000000"/>
+                <w:sz w:val="22"/>
+                <w:szCs w:val="22"/>
+                <w:lang w:eastAsia="en-GB"/>
+              </w:rPr>
+              <w:t>floor</w:t>
+            </w:r>
+            <w:proofErr w:type="gramEnd"/>
+            <w:r>
+              <w:rPr>
+                <w:rFonts w:eastAsia="Times New Roman" w:cs="Arial"/>
+                <w:color w:val="000000"/>
+                <w:sz w:val="22"/>
+                <w:szCs w:val="22"/>
+                <w:lang w:eastAsia="en-GB"/>
+              </w:rPr>
+              <w:t>_data.c</w:t>
             </w:r>
             <w:r>
               <w:rPr>
@@ -9622,15 +10181,27 @@
               <w:t>{{</w:t>
             </w:r>
             <w:proofErr w:type="spellStart"/>
-            <w:r>
-              <w:rPr>
-                <w:rFonts w:eastAsia="Times New Roman" w:cs="Arial"/>
-                <w:color w:val="000000"/>
-                <w:sz w:val="18"/>
-                <w:szCs w:val="18"/>
-                <w:lang w:eastAsia="en-GB"/>
-              </w:rPr>
-              <w:t>canopy.item_n</w:t>
+            <w:proofErr w:type="gramStart"/>
+            <w:r>
+              <w:rPr>
+                <w:rFonts w:eastAsia="Times New Roman" w:cs="Arial"/>
+                <w:color w:val="000000"/>
+                <w:sz w:val="18"/>
+                <w:szCs w:val="18"/>
+                <w:lang w:eastAsia="en-GB"/>
+              </w:rPr>
+              <w:t>canopy.item</w:t>
+            </w:r>
+            <w:proofErr w:type="gramEnd"/>
+            <w:r>
+              <w:rPr>
+                <w:rFonts w:eastAsia="Times New Roman" w:cs="Arial"/>
+                <w:color w:val="000000"/>
+                <w:sz w:val="18"/>
+                <w:szCs w:val="18"/>
+                <w:lang w:eastAsia="en-GB"/>
+              </w:rPr>
+              <w:t>_n</w:t>
             </w:r>
             <w:r>
               <w:rPr>
@@ -9713,6 +10284,7 @@
               <w:t>{{</w:t>
             </w:r>
             <w:proofErr w:type="spellStart"/>
+            <w:proofErr w:type="gramStart"/>
             <w:r>
               <w:rPr>
                 <w:rFonts w:eastAsia="Times New Roman" w:cs="Arial"/>
@@ -9722,7 +10294,19 @@
                 <w:szCs w:val="18"/>
                 <w:lang w:eastAsia="en-GB"/>
               </w:rPr>
-              <w:t>canopy.item_number</w:t>
+              <w:t>canopy.item</w:t>
+            </w:r>
+            <w:proofErr w:type="gramEnd"/>
+            <w:r>
+              <w:rPr>
+                <w:rFonts w:eastAsia="Times New Roman" w:cs="Arial"/>
+                <w:bCs/>
+                <w:color w:val="000000"/>
+                <w:sz w:val="18"/>
+                <w:szCs w:val="18"/>
+                <w:lang w:eastAsia="en-GB"/>
+              </w:rPr>
+              <w:t>_number</w:t>
             </w:r>
             <w:proofErr w:type="spellEnd"/>
             <w:r>
@@ -9807,6 +10391,7 @@
               <w:t>{</w:t>
             </w:r>
             <w:proofErr w:type="spellStart"/>
+            <w:proofErr w:type="gramStart"/>
             <w:r>
               <w:rPr>
                 <w:rFonts w:eastAsia="Times New Roman" w:cs="Arial"/>
@@ -9838,7 +10423,19 @@
                 <w:szCs w:val="18"/>
                 <w:lang w:eastAsia="en-GB"/>
               </w:rPr>
-              <w:t>g_price</w:t>
+              <w:t>g</w:t>
+            </w:r>
+            <w:proofErr w:type="gramEnd"/>
+            <w:r>
+              <w:rPr>
+                <w:rFonts w:eastAsia="Times New Roman" w:cs="Arial"/>
+                <w:bCs/>
+                <w:color w:val="000000"/>
+                <w:sz w:val="18"/>
+                <w:szCs w:val="18"/>
+                <w:lang w:eastAsia="en-GB"/>
+              </w:rPr>
+              <w:t>_price</w:t>
             </w:r>
             <w:proofErr w:type="spellEnd"/>
             <w:r>
@@ -10120,7 +10717,31 @@
                 <w:szCs w:val="20"/>
                 <w:lang w:eastAsia="en-GB"/>
               </w:rPr>
-              <w:t>£{{floor_data.cladding_total}}</w:t>
+              <w:t>£{{floor_</w:t>
+            </w:r>
+            <w:proofErr w:type="gramStart"/>
+            <w:r>
+              <w:rPr>
+                <w:rFonts w:eastAsia="Times New Roman" w:cs="Arial"/>
+                <w:b/>
+                <w:bCs/>
+                <w:color w:val="000000"/>
+                <w:szCs w:val="20"/>
+                <w:lang w:eastAsia="en-GB"/>
+              </w:rPr>
+              <w:t>data.cladding</w:t>
+            </w:r>
+            <w:proofErr w:type="gramEnd"/>
+            <w:r>
+              <w:rPr>
+                <w:rFonts w:eastAsia="Times New Roman" w:cs="Arial"/>
+                <w:b/>
+                <w:bCs/>
+                <w:color w:val="000000"/>
+                <w:szCs w:val="20"/>
+                <w:lang w:eastAsia="en-GB"/>
+              </w:rPr>
+              <w:t>_total}}</w:t>
             </w:r>
           </w:p>
         </w:tc>
@@ -10264,7 +10885,31 @@
                 <w:sz w:val="24"/>
                 <w:lang w:val="en-CA" w:eastAsia="en-US"/>
               </w:rPr>
-              <w:t xml:space="preserve"> {{floor_name.upper()}}</w:t>
+              <w:t xml:space="preserve"> {{floor_</w:t>
+            </w:r>
+            <w:proofErr w:type="gramStart"/>
+            <w:r>
+              <w:rPr>
+                <w:rFonts w:eastAsia="Times New Roman" w:cs="Arial"/>
+                <w:b/>
+                <w:bCs/>
+                <w:color w:val="000000"/>
+                <w:sz w:val="24"/>
+                <w:lang w:val="en-CA" w:eastAsia="en-US"/>
+              </w:rPr>
+              <w:t>name.upper</w:t>
+            </w:r>
+            <w:proofErr w:type="gramEnd"/>
+            <w:r>
+              <w:rPr>
+                <w:rFonts w:eastAsia="Times New Roman" w:cs="Arial"/>
+                <w:b/>
+                <w:bCs/>
+                <w:color w:val="000000"/>
+                <w:sz w:val="24"/>
+                <w:lang w:val="en-CA" w:eastAsia="en-US"/>
+              </w:rPr>
+              <w:t>()}}</w:t>
             </w:r>
             <w:r>
               <w:rPr>
@@ -10369,6 +11014,7 @@
                 <w:lang w:val="en-CA" w:eastAsia="en-US"/>
               </w:rPr>
             </w:pPr>
+            <w:proofErr w:type="spellStart"/>
             <w:r>
               <w:rPr>
                 <w:rFonts w:eastAsia="Times New Roman" w:cs="Arial"/>
@@ -10378,8 +11024,9 @@
                 <w:sz w:val="24"/>
                 <w:lang w:val="en-CA" w:eastAsia="en-US"/>
               </w:rPr>
-              <w:t>floor_data</w:t>
-            </w:r>
+              <w:t>floor_</w:t>
+            </w:r>
+            <w:proofErr w:type="gramStart"/>
             <w:r>
               <w:rPr>
                 <w:rFonts w:eastAsia="Times New Roman" w:cs="Arial"/>
@@ -10389,7 +11036,7 @@
                 <w:sz w:val="24"/>
                 <w:lang w:val="en-CA" w:eastAsia="en-US"/>
               </w:rPr>
-              <w:t>.total_price</w:t>
+              <w:t>data</w:t>
             </w:r>
             <w:r>
               <w:rPr>
@@ -10400,8 +11047,9 @@
                 <w:sz w:val="24"/>
                 <w:lang w:val="en-CA" w:eastAsia="en-US"/>
               </w:rPr>
-              <w:t xml:space="preserve"> }}</w:t>
-            </w:r>
+              <w:t>.total</w:t>
+            </w:r>
+            <w:proofErr w:type="gramEnd"/>
             <w:r>
               <w:rPr>
                 <w:rFonts w:eastAsia="Times New Roman" w:cs="Arial"/>
@@ -10411,6 +11059,29 @@
                 <w:sz w:val="24"/>
                 <w:lang w:val="en-CA" w:eastAsia="en-US"/>
               </w:rPr>
+              <w:t>_price</w:t>
+            </w:r>
+            <w:proofErr w:type="spellEnd"/>
+            <w:r>
+              <w:rPr>
+                <w:rFonts w:eastAsia="Times New Roman" w:cs="Arial"/>
+                <w:b/>
+                <w:bCs/>
+                <w:color w:val="FFFFFF"/>
+                <w:sz w:val="24"/>
+                <w:lang w:val="en-CA" w:eastAsia="en-US"/>
+              </w:rPr>
+              <w:t xml:space="preserve"> }}</w:t>
+            </w:r>
+            <w:r>
+              <w:rPr>
+                <w:rFonts w:eastAsia="Times New Roman" w:cs="Arial"/>
+                <w:b/>
+                <w:bCs/>
+                <w:color w:val="FFFFFF"/>
+                <w:sz w:val="24"/>
+                <w:lang w:val="en-CA" w:eastAsia="en-US"/>
+              </w:rPr>
               <w:t>.0 </w:t>
             </w:r>
           </w:p>
@@ -10450,7 +11121,25 @@
           <w:sz w:val="12"/>
           <w:szCs w:val="12"/>
         </w:rPr>
-        <w:t xml:space="preserve"> %}{% </w:t>
+        <w:t xml:space="preserve"> </w:t>
+      </w:r>
+      <w:proofErr w:type="gramStart"/>
+      <w:r>
+        <w:rPr>
+          <w:bCs/>
+          <w:sz w:val="12"/>
+          <w:szCs w:val="12"/>
+        </w:rPr>
+        <w:t>%}{</w:t>
+      </w:r>
+      <w:proofErr w:type="gramEnd"/>
+      <w:r>
+        <w:rPr>
+          <w:bCs/>
+          <w:sz w:val="12"/>
+          <w:szCs w:val="12"/>
+        </w:rPr>
+        <w:t xml:space="preserve">% </w:t>
       </w:r>
       <w:proofErr w:type="spellStart"/>
       <w:r>
@@ -10661,7 +11350,6 @@
               </w:rPr>
               <w:t>{{</w:t>
             </w:r>
-            <w:proofErr w:type="spellStart"/>
             <w:r>
               <w:rPr>
                 <w:rFonts w:eastAsia="Times New Roman" w:cs="Arial"/>
@@ -10671,9 +11359,8 @@
                 <w:sz w:val="24"/>
                 <w:lang w:eastAsia="en-GB"/>
               </w:rPr>
-              <w:t>total_job_price</w:t>
-            </w:r>
-            <w:proofErr w:type="spellEnd"/>
+              <w:t xml:space="preserve"> </w:t>
+            </w:r>
             <w:r>
               <w:rPr>
                 <w:rFonts w:eastAsia="Times New Roman" w:cs="Arial"/>
@@ -11840,6 +12527,7 @@
           <w:b/>
           <w:sz w:val="22"/>
         </w:rPr>
+        <w:lastRenderedPageBreak/>
         <w:t>For orders and/or deliveries between 01.0</w:t>
       </w:r>
       <w:r>
@@ -13246,7 +13934,6 @@
           <w:sz w:val="18"/>
           <w:szCs w:val="18"/>
         </w:rPr>
-        <w:lastRenderedPageBreak/>
         <w:t xml:space="preserve">The connection of </w:t>
       </w:r>
       <w:r>
@@ -13281,6 +13968,7 @@
           <w:sz w:val="18"/>
           <w:szCs w:val="18"/>
         </w:rPr>
+        <w:lastRenderedPageBreak/>
         <w:t>Suitably sized and isolated power supplies to</w:t>
       </w:r>
       <w:r>
@@ -13295,7 +13983,23 @@
           <w:sz w:val="18"/>
           <w:szCs w:val="18"/>
         </w:rPr>
-        <w:t xml:space="preserve"> all plant items provided by Halton Foodservice Ltd.(HFL will be responsible for all wiring (mains &amp; controls) from</w:t>
+        <w:t xml:space="preserve"> all plant items provided by Halton Foodservice </w:t>
+      </w:r>
+      <w:proofErr w:type="gramStart"/>
+      <w:r>
+        <w:rPr>
+          <w:sz w:val="18"/>
+          <w:szCs w:val="18"/>
+        </w:rPr>
+        <w:t>Ltd.(</w:t>
+      </w:r>
+      <w:proofErr w:type="gramEnd"/>
+      <w:r>
+        <w:rPr>
+          <w:sz w:val="18"/>
+          <w:szCs w:val="18"/>
+        </w:rPr>
+        <w:t>HFL will be responsible for all wiring (mains &amp; controls) from</w:t>
       </w:r>
       <w:r>
         <w:rPr>
@@ -13893,7 +14597,21 @@
         <w:rPr>
           <w:szCs w:val="20"/>
         </w:rPr>
-        <w:t xml:space="preserve"> for each site specific application</w:t>
+        <w:t xml:space="preserve"> for each </w:t>
+      </w:r>
+      <w:proofErr w:type="gramStart"/>
+      <w:r>
+        <w:rPr>
+          <w:szCs w:val="20"/>
+        </w:rPr>
+        <w:t>site specific</w:t>
+      </w:r>
+      <w:proofErr w:type="gramEnd"/>
+      <w:r>
+        <w:rPr>
+          <w:szCs w:val="20"/>
+        </w:rPr>
+        <w:t xml:space="preserve"> application</w:t>
       </w:r>
       <w:r>
         <w:rPr>
@@ -15090,7 +15808,23 @@
           <w:szCs w:val="15"/>
         </w:rPr>
         <w:tab/>
-        <w:t>“Order Acknowledgement” means the document set out overleaf which is the acceptance of the Customer’s Order.  If there is any conflict or discrepancy between the Order Acknowledgement and the Quotation or the Order then the Order Acknowledgment shall prevail.</w:t>
+        <w:t xml:space="preserve">“Order Acknowledgement” means the document set out overleaf which is the acceptance of the Customer’s Order.  If there is any conflict or discrepancy between the Order Acknowledgement and the Quotation or the </w:t>
+      </w:r>
+      <w:proofErr w:type="gramStart"/>
+      <w:r>
+        <w:rPr>
+          <w:sz w:val="13"/>
+          <w:szCs w:val="15"/>
+        </w:rPr>
+        <w:t>Order</w:t>
+      </w:r>
+      <w:proofErr w:type="gramEnd"/>
+      <w:r>
+        <w:rPr>
+          <w:sz w:val="13"/>
+          <w:szCs w:val="15"/>
+        </w:rPr>
+        <w:t xml:space="preserve"> then the Order Acknowledgment shall prevail.</w:t>
       </w:r>
     </w:p>
     <w:p>
@@ -15115,7 +15849,23 @@
           <w:szCs w:val="15"/>
         </w:rPr>
         <w:tab/>
-        <w:t>“Premises” means the place or places specified in the Order Acknowledgement at which the goods are to be delivered or the Works carried out.</w:t>
+        <w:t xml:space="preserve">“Premises” means the place or places specified in the Order Acknowledgement at which the goods are to be </w:t>
+      </w:r>
+      <w:proofErr w:type="gramStart"/>
+      <w:r>
+        <w:rPr>
+          <w:sz w:val="13"/>
+          <w:szCs w:val="15"/>
+        </w:rPr>
+        <w:t>delivered</w:t>
+      </w:r>
+      <w:proofErr w:type="gramEnd"/>
+      <w:r>
+        <w:rPr>
+          <w:sz w:val="13"/>
+          <w:szCs w:val="15"/>
+        </w:rPr>
+        <w:t xml:space="preserve"> or the Works carried out.</w:t>
       </w:r>
     </w:p>
     <w:p>
@@ -15401,7 +16151,23 @@
           <w:szCs w:val="15"/>
         </w:rPr>
         <w:tab/>
-        <w:t>Halton Foodservice shall not be obliged to carry out any Extras and shall only become obliged to do so on issuing a separate Order Acknowledgement in relation to any particular Extras which it agrees to carry out.  The terms on which Halton Foodservice agrees to carry out the Extras will be set out in the said Order Acknowledgement and in accordance with these conditions.</w:t>
+        <w:t xml:space="preserve">Halton Foodservice shall not be obliged to carry out any Extras and shall only become obliged to do so on issuing a separate Order Acknowledgement in relation to any </w:t>
+      </w:r>
+      <w:proofErr w:type="gramStart"/>
+      <w:r>
+        <w:rPr>
+          <w:sz w:val="13"/>
+          <w:szCs w:val="15"/>
+        </w:rPr>
+        <w:t>particular Extras</w:t>
+      </w:r>
+      <w:proofErr w:type="gramEnd"/>
+      <w:r>
+        <w:rPr>
+          <w:sz w:val="13"/>
+          <w:szCs w:val="15"/>
+        </w:rPr>
+        <w:t xml:space="preserve"> which it agrees to carry out.  The terms on which Halton Foodservice agrees to carry out the Extras will be set out in the said Order Acknowledgement and in accordance with these conditions.</w:t>
       </w:r>
     </w:p>
     <w:p>
@@ -15484,7 +16250,15 @@
       </w:r>
       <w:r>
         <w:tab/>
-        <w:t>Where the goods are manufactured and or assembled in accordance with any specification or other document provided to Halton Foodservice by the Customer Halton Foodservice shall be entitled to rely upon such specification as accurate and in all other respects correct provided that the goods are manufactured and or installed in accordance with the said specification.  The Customer will be responsible for any additional costs incurred by Halton Foodservice in the event that the specification or other document is inaccurate or otherwise incorrect.</w:t>
+        <w:t xml:space="preserve">Where the goods are manufactured and or assembled in accordance with any specification or other document provided to Halton Foodservice by the Customer Halton Foodservice shall be entitled to rely upon such specification as accurate and in all other respects correct provided that the goods are manufactured and or installed in accordance with the said specification.  The Customer will be responsible for any additional costs incurred by Halton Foodservice </w:t>
+      </w:r>
+      <w:proofErr w:type="gramStart"/>
+      <w:r>
+        <w:t>in the event that</w:t>
+      </w:r>
+      <w:proofErr w:type="gramEnd"/>
+      <w:r>
+        <w:t xml:space="preserve"> the specification or other document is inaccurate or otherwise incorrect.</w:t>
       </w:r>
     </w:p>
     <w:p>
@@ -15512,7 +16286,15 @@
       </w:r>
       <w:r>
         <w:tab/>
-        <w:t>Halton Foodservice shall be entitled to depart from the Quotation or Order Acknowledgement and or any agreed specification in the event that any of the materials required to enable manufacture of the Goods are not freely available or are likely to delay the Delivery Date.</w:t>
+        <w:t xml:space="preserve">Halton Foodservice shall be entitled to depart from the Quotation or Order Acknowledgement and or any agreed specification </w:t>
+      </w:r>
+      <w:proofErr w:type="gramStart"/>
+      <w:r>
+        <w:t>in the event that</w:t>
+      </w:r>
+      <w:proofErr w:type="gramEnd"/>
+      <w:r>
+        <w:t xml:space="preserve"> any of the materials required to enable manufacture of the Goods are not freely available or are likely to delay the Delivery Date.</w:t>
       </w:r>
     </w:p>
     <w:p>
@@ -15645,7 +16427,15 @@
       </w:r>
       <w:r>
         <w:tab/>
-        <w:t>The Customer shall at all times after the Delivery Date, provide safe storage at the Premises for all goods and materials to be supplied in accordance with The Works and such equipment and/or machinery as Halton Foodservice shall require to use, in connection with the installation of the Works.</w:t>
+        <w:t xml:space="preserve">The Customer shall at all times after the Delivery Date, provide safe storage at the Premises for all goods and materials to be supplied in accordance with The Works and such equipment and/or machinery as Halton Foodservice shall require </w:t>
+      </w:r>
+      <w:proofErr w:type="gramStart"/>
+      <w:r>
+        <w:t>to use</w:t>
+      </w:r>
+      <w:proofErr w:type="gramEnd"/>
+      <w:r>
+        <w:t>, in connection with the installation of the Works.</w:t>
       </w:r>
     </w:p>
     <w:p>
@@ -16105,7 +16895,15 @@
       </w:r>
       <w:r>
         <w:tab/>
-        <w:t>The Customer shall not pledge or in any way charge by the way of security for any indebtedness any of the goods which are the property of Halton Foodservice.  Without prejudice to other rights of Halton Foodservice if the Customer does so all sums whatever owing by the Customer to Halton Foodservice shall forthwith become due and payable.</w:t>
+        <w:t xml:space="preserve">The Customer shall not pledge or in any way charge </w:t>
+      </w:r>
+      <w:proofErr w:type="gramStart"/>
+      <w:r>
+        <w:t>by the way of</w:t>
+      </w:r>
+      <w:proofErr w:type="gramEnd"/>
+      <w:r>
+        <w:t xml:space="preserve"> security for any indebtedness any of the goods which are the property of Halton Foodservice.  Without prejudice to other rights of Halton Foodservice if the Customer does so all sums whatever owing by the Customer to Halton Foodservice shall forthwith become due and payable.</w:t>
       </w:r>
     </w:p>
     <w:p>
@@ -17043,6 +17841,7 @@
             </w:rPr>
             <w:t xml:space="preserve"> </w:t>
           </w:r>
+          <w:proofErr w:type="gramStart"/>
           <w:r>
             <w:rPr>
               <w:sz w:val="16"/>
@@ -17073,6 +17872,7 @@
             <w:t>um</w:t>
           </w:r>
           <w:proofErr w:type="spellEnd"/>
+          <w:proofErr w:type="gramEnd"/>
           <w:r>
             <w:rPr>
               <w:sz w:val="16"/>

--- a/app/costSheetGen/costSheetResources/costSheet_canopy.docx
+++ b/app/costSheetGen/costSheetResources/costSheet_canopy.docx
@@ -31,7 +31,6 @@
                 <w:vertAlign w:val="subscript"/>
               </w:rPr>
             </w:pPr>
-            <w:proofErr w:type="gramStart"/>
             <w:r>
               <w:rPr>
                 <w:sz w:val="20"/>
@@ -44,15 +43,7 @@
                 <w:sz w:val="20"/>
                 <w:szCs w:val="20"/>
               </w:rPr>
-              <w:t xml:space="preserve"> customer</w:t>
-            </w:r>
-            <w:proofErr w:type="gramEnd"/>
-            <w:r>
-              <w:rPr>
-                <w:sz w:val="20"/>
-                <w:szCs w:val="20"/>
-              </w:rPr>
-              <w:t xml:space="preserve"> </w:t>
+              <w:t xml:space="preserve"> customer </w:t>
             </w:r>
             <w:r>
               <w:rPr>
@@ -221,23 +212,7 @@
                 <w:sz w:val="20"/>
                 <w:szCs w:val="20"/>
               </w:rPr>
-              <w:t xml:space="preserve">Date: </w:t>
-            </w:r>
-            <w:proofErr w:type="gramStart"/>
-            <w:r>
-              <w:rPr>
-                <w:sz w:val="20"/>
-                <w:szCs w:val="20"/>
-              </w:rPr>
-              <w:t>{{ date</w:t>
-            </w:r>
-            <w:proofErr w:type="gramEnd"/>
-            <w:r>
-              <w:rPr>
-                <w:sz w:val="20"/>
-                <w:szCs w:val="20"/>
-              </w:rPr>
-              <w:t xml:space="preserve"> }}</w:t>
+              <w:t>Date: {{ date }}</w:t>
             </w:r>
           </w:p>
           <w:p>
@@ -262,33 +237,13 @@
               </w:rPr>
               <w:t xml:space="preserve">Halton Ref: </w:t>
             </w:r>
-            <w:proofErr w:type="gramStart"/>
             <w:r>
               <w:rPr>
                 <w:iCs/>
                 <w:sz w:val="20"/>
                 <w:szCs w:val="20"/>
               </w:rPr>
-              <w:t xml:space="preserve">{{ </w:t>
-            </w:r>
-            <w:proofErr w:type="spellStart"/>
-            <w:r>
-              <w:rPr>
-                <w:iCs/>
-                <w:sz w:val="20"/>
-                <w:szCs w:val="20"/>
-              </w:rPr>
-              <w:t>referenceNum</w:t>
-            </w:r>
-            <w:proofErr w:type="spellEnd"/>
-            <w:proofErr w:type="gramEnd"/>
-            <w:r>
-              <w:rPr>
-                <w:iCs/>
-                <w:sz w:val="20"/>
-                <w:szCs w:val="20"/>
-              </w:rPr>
-              <w:t xml:space="preserve"> }}</w:t>
+              <w:t>{{ referenceNum }}</w:t>
             </w:r>
           </w:p>
           <w:p>
@@ -336,7 +291,6 @@
               </w:rPr>
               <w:t>{{</w:t>
             </w:r>
-            <w:proofErr w:type="spellStart"/>
             <w:r>
               <w:rPr>
                 <w:iCs/>
@@ -361,7 +315,6 @@
               </w:rPr>
               <w:t>ontact</w:t>
             </w:r>
-            <w:proofErr w:type="spellEnd"/>
             <w:r>
               <w:rPr>
                 <w:iCs/>
@@ -421,7 +374,6 @@
         </w:rPr>
         <w:t xml:space="preserve">Dear </w:t>
       </w:r>
-      <w:proofErr w:type="gramStart"/>
       <w:r>
         <w:rPr>
           <w:sz w:val="20"/>
@@ -436,7 +388,6 @@
         </w:rPr>
         <w:t xml:space="preserve"> customer</w:t>
       </w:r>
-      <w:proofErr w:type="gramEnd"/>
       <w:r>
         <w:rPr>
           <w:sz w:val="20"/>
@@ -486,34 +437,22 @@
         </w:rPr>
         <w:t xml:space="preserve"> </w:t>
       </w:r>
-      <w:proofErr w:type="gramStart"/>
       <w:r>
         <w:rPr>
           <w:b/>
           <w:color w:val="2499D5"/>
           <w:sz w:val="24"/>
         </w:rPr>
-        <w:t xml:space="preserve">{{ </w:t>
-      </w:r>
-      <w:proofErr w:type="spellStart"/>
+        <w:t>{{ project</w:t>
+      </w:r>
       <w:r>
         <w:rPr>
           <w:b/>
           <w:color w:val="2499D5"/>
           <w:sz w:val="24"/>
         </w:rPr>
-        <w:t>project</w:t>
-      </w:r>
-      <w:r>
-        <w:rPr>
-          <w:b/>
-          <w:color w:val="2499D5"/>
-          <w:sz w:val="24"/>
-        </w:rPr>
         <w:t>Name</w:t>
       </w:r>
-      <w:proofErr w:type="spellEnd"/>
-      <w:proofErr w:type="gramEnd"/>
       <w:r>
         <w:rPr>
           <w:b/>
@@ -828,7 +767,6 @@
       <w:pPr>
         <w:spacing w:after="0" w:line="276" w:lineRule="auto"/>
       </w:pPr>
-      <w:proofErr w:type="gramStart"/>
       <w:r>
         <w:t>{{</w:t>
       </w:r>
@@ -836,11 +774,7 @@
         <w:t xml:space="preserve"> </w:t>
       </w:r>
       <w:r>
-        <w:t>estimator</w:t>
-      </w:r>
-      <w:proofErr w:type="gramEnd"/>
-      <w:r>
-        <w:t xml:space="preserve"> }}</w:t>
+        <w:t>estimator }}</w:t>
       </w:r>
     </w:p>
     <w:p>
@@ -848,15 +782,7 @@
         <w:spacing w:after="0" w:line="276" w:lineRule="auto"/>
       </w:pPr>
       <w:r>
-        <w:t>{{</w:t>
-      </w:r>
-      <w:proofErr w:type="spellStart"/>
-      <w:r>
-        <w:t>estimator_role</w:t>
-      </w:r>
-      <w:proofErr w:type="spellEnd"/>
-      <w:r>
-        <w:t>}}</w:t>
+        <w:t>{{estimator_role}}</w:t>
       </w:r>
     </w:p>
     <w:p>
@@ -867,34 +793,18 @@
           <w:lang w:val="sv-SE"/>
         </w:rPr>
       </w:pPr>
-      <w:proofErr w:type="spellStart"/>
       <w:r>
         <w:rPr>
           <w:lang w:val="sv-SE"/>
         </w:rPr>
-        <w:t>Customer</w:t>
-      </w:r>
-      <w:proofErr w:type="spellEnd"/>
+        <w:t>Customer Service</w:t>
+      </w:r>
       <w:r>
         <w:rPr>
           <w:lang w:val="sv-SE"/>
         </w:rPr>
-        <w:t xml:space="preserve"> Service</w:t>
-      </w:r>
-      <w:r>
-        <w:rPr>
-          <w:lang w:val="sv-SE"/>
-        </w:rPr>
-        <w:t xml:space="preserve"> </w:t>
-      </w:r>
-      <w:proofErr w:type="spellStart"/>
-      <w:r>
-        <w:rPr>
-          <w:lang w:val="sv-SE"/>
-        </w:rPr>
-        <w:t>Department</w:t>
-      </w:r>
-      <w:proofErr w:type="spellEnd"/>
+        <w:t xml:space="preserve"> Department</w:t>
+      </w:r>
     </w:p>
     <w:p>
       <w:pPr>
@@ -908,72 +818,14 @@
         <w:rPr>
           <w:lang w:val="sv-SE"/>
         </w:rPr>
-        <w:t xml:space="preserve">For &amp; </w:t>
-      </w:r>
-      <w:proofErr w:type="spellStart"/>
+        <w:t xml:space="preserve">For &amp; behalf of </w:t>
+      </w:r>
       <w:r>
         <w:rPr>
           <w:lang w:val="sv-SE"/>
         </w:rPr>
-        <w:t>behalf</w:t>
-      </w:r>
-      <w:proofErr w:type="spellEnd"/>
-      <w:r>
-        <w:rPr>
-          <w:lang w:val="sv-SE"/>
-        </w:rPr>
-        <w:t xml:space="preserve"> </w:t>
-      </w:r>
-      <w:proofErr w:type="spellStart"/>
-      <w:r>
-        <w:rPr>
-          <w:lang w:val="sv-SE"/>
-        </w:rPr>
-        <w:t>of</w:t>
-      </w:r>
-      <w:proofErr w:type="spellEnd"/>
-      <w:r>
-        <w:rPr>
-          <w:lang w:val="sv-SE"/>
-        </w:rPr>
-        <w:t xml:space="preserve"> </w:t>
-      </w:r>
-      <w:proofErr w:type="spellStart"/>
-      <w:r>
-        <w:rPr>
-          <w:lang w:val="sv-SE"/>
-        </w:rPr>
-        <w:t>Halton</w:t>
-      </w:r>
-      <w:proofErr w:type="spellEnd"/>
-      <w:r>
-        <w:rPr>
-          <w:lang w:val="sv-SE"/>
-        </w:rPr>
-        <w:t xml:space="preserve"> </w:t>
-      </w:r>
-      <w:proofErr w:type="spellStart"/>
-      <w:r>
-        <w:rPr>
-          <w:lang w:val="sv-SE"/>
-        </w:rPr>
-        <w:t>Foodservice</w:t>
-      </w:r>
-      <w:proofErr w:type="spellEnd"/>
-      <w:r>
-        <w:rPr>
-          <w:lang w:val="sv-SE"/>
-        </w:rPr>
-        <w:t xml:space="preserve"> </w:t>
-      </w:r>
-      <w:proofErr w:type="spellStart"/>
-      <w:r>
-        <w:rPr>
-          <w:lang w:val="sv-SE"/>
-        </w:rPr>
-        <w:t>Limited</w:t>
-      </w:r>
-      <w:proofErr w:type="spellEnd"/>
+        <w:t>Halton Foodservice Limited</w:t>
+      </w:r>
     </w:p>
     <w:p>
       <w:pPr>
@@ -1004,7 +856,6 @@
         </w:rPr>
         <w:t xml:space="preserve"> </w:t>
       </w:r>
-      <w:proofErr w:type="gramStart"/>
       <w:r>
         <w:rPr>
           <w:b/>
@@ -1021,7 +872,6 @@
         </w:rPr>
         <w:t xml:space="preserve"> </w:t>
       </w:r>
-      <w:proofErr w:type="spellStart"/>
       <w:r>
         <w:rPr>
           <w:b/>
@@ -1038,8 +888,6 @@
         </w:rPr>
         <w:t>Name</w:t>
       </w:r>
-      <w:proofErr w:type="spellEnd"/>
-      <w:proofErr w:type="gramEnd"/>
       <w:r>
         <w:rPr>
           <w:b/>
@@ -1178,7 +1026,6 @@
         </w:rPr>
         <w:t xml:space="preserve">{%for work in </w:t>
       </w:r>
-      <w:proofErr w:type="spellStart"/>
       <w:r>
         <w:rPr>
           <w:rFonts w:cs="Arial"/>
@@ -1186,7 +1033,6 @@
         </w:rPr>
         <w:t>scope_of_work</w:t>
       </w:r>
-      <w:proofErr w:type="spellEnd"/>
       <w:r>
         <w:rPr>
           <w:rFonts w:cs="Arial"/>
@@ -1220,7 +1066,6 @@
           <w:szCs w:val="22"/>
         </w:rPr>
       </w:pPr>
-      <w:proofErr w:type="gramStart"/>
       <w:r>
         <w:rPr>
           <w:rFonts w:cs="Arial"/>
@@ -1253,7 +1098,6 @@
         </w:rPr>
         <w:t>work</w:t>
       </w:r>
-      <w:proofErr w:type="gramEnd"/>
       <w:r>
         <w:rPr>
           <w:rFonts w:cs="Arial"/>
@@ -1296,23 +1140,7 @@
           <w:rFonts w:cs="Arial"/>
           <w:szCs w:val="20"/>
         </w:rPr>
-        <w:t xml:space="preserve">{% </w:t>
-      </w:r>
-      <w:proofErr w:type="spellStart"/>
-      <w:r>
-        <w:rPr>
-          <w:rFonts w:cs="Arial"/>
-          <w:szCs w:val="20"/>
-        </w:rPr>
-        <w:t>endfor</w:t>
-      </w:r>
-      <w:proofErr w:type="spellEnd"/>
-      <w:r>
-        <w:rPr>
-          <w:rFonts w:cs="Arial"/>
-          <w:szCs w:val="20"/>
-        </w:rPr>
-        <w:t xml:space="preserve"> %}</w:t>
+        <w:t>{% endfor %}</w:t>
       </w:r>
     </w:p>
     <w:p>
@@ -1583,43 +1411,7 @@
         <w:rPr>
           <w:szCs w:val="20"/>
         </w:rPr>
-        <w:t xml:space="preserve">{% for </w:t>
-      </w:r>
-      <w:proofErr w:type="spellStart"/>
-      <w:r>
-        <w:rPr>
-          <w:szCs w:val="20"/>
-        </w:rPr>
-        <w:t>kitchen_name</w:t>
-      </w:r>
-      <w:proofErr w:type="spellEnd"/>
-      <w:r>
-        <w:rPr>
-          <w:szCs w:val="20"/>
-        </w:rPr>
-        <w:t xml:space="preserve">, floors in </w:t>
-      </w:r>
-      <w:proofErr w:type="spellStart"/>
-      <w:r>
-        <w:rPr>
-          <w:szCs w:val="20"/>
-        </w:rPr>
-        <w:t>grouped_canopy_</w:t>
-      </w:r>
-      <w:proofErr w:type="gramStart"/>
-      <w:r>
-        <w:rPr>
-          <w:szCs w:val="20"/>
-        </w:rPr>
-        <w:t>data.items</w:t>
-      </w:r>
-      <w:proofErr w:type="spellEnd"/>
-      <w:proofErr w:type="gramEnd"/>
-      <w:r>
-        <w:rPr>
-          <w:szCs w:val="20"/>
-        </w:rPr>
-        <w:t>() %}</w:t>
+        <w:t>{% for kitchen_name, floors in grouped_canopy_data.items() %}</w:t>
       </w:r>
     </w:p>
     <w:p>
@@ -1637,57 +1429,19 @@
         <w:rPr>
           <w:szCs w:val="20"/>
         </w:rPr>
-        <w:t xml:space="preserve">{% for </w:t>
-      </w:r>
-      <w:proofErr w:type="spellStart"/>
-      <w:r>
-        <w:rPr>
-          <w:szCs w:val="20"/>
-        </w:rPr>
-        <w:t>floor_name</w:t>
-      </w:r>
-      <w:proofErr w:type="spellEnd"/>
-      <w:r>
-        <w:rPr>
-          <w:szCs w:val="20"/>
-        </w:rPr>
-        <w:t xml:space="preserve">, </w:t>
-      </w:r>
-      <w:proofErr w:type="spellStart"/>
-      <w:r>
-        <w:rPr>
-          <w:szCs w:val="20"/>
-        </w:rPr>
-        <w:t>floor_data</w:t>
-      </w:r>
-      <w:proofErr w:type="spellEnd"/>
-      <w:r>
-        <w:rPr>
-          <w:szCs w:val="20"/>
-        </w:rPr>
-        <w:t xml:space="preserve"> </w:t>
-      </w:r>
-      <w:r>
-        <w:rPr>
-          <w:szCs w:val="20"/>
-        </w:rPr>
-        <w:t xml:space="preserve">in </w:t>
-      </w:r>
-      <w:proofErr w:type="spellStart"/>
-      <w:proofErr w:type="gramStart"/>
-      <w:r>
-        <w:rPr>
-          <w:szCs w:val="20"/>
-        </w:rPr>
-        <w:t>floors.items</w:t>
-      </w:r>
-      <w:proofErr w:type="spellEnd"/>
-      <w:proofErr w:type="gramEnd"/>
-      <w:r>
-        <w:rPr>
-          <w:szCs w:val="20"/>
-        </w:rPr>
-        <w:t>() %}</w:t>
+        <w:t xml:space="preserve">{% for floor_name, </w:t>
+      </w:r>
+      <w:r>
+        <w:rPr>
+          <w:szCs w:val="20"/>
+        </w:rPr>
+        <w:t xml:space="preserve">floor_data </w:t>
+      </w:r>
+      <w:r>
+        <w:rPr>
+          <w:szCs w:val="20"/>
+        </w:rPr>
+        <w:t>in floors.items() %}</w:t>
       </w:r>
     </w:p>
     <w:p>
@@ -1701,37 +1455,12 @@
           <w:szCs w:val="20"/>
         </w:rPr>
       </w:pPr>
-      <w:proofErr w:type="gramStart"/>
-      <w:r>
-        <w:rPr>
-          <w:b/>
-          <w:szCs w:val="20"/>
-        </w:rPr>
-        <w:t xml:space="preserve">{{ </w:t>
-      </w:r>
-      <w:proofErr w:type="spellStart"/>
-      <w:r>
-        <w:rPr>
-          <w:b/>
-          <w:szCs w:val="20"/>
-        </w:rPr>
-        <w:t>floor</w:t>
-      </w:r>
-      <w:proofErr w:type="gramEnd"/>
-      <w:r>
-        <w:rPr>
-          <w:b/>
-          <w:szCs w:val="20"/>
-        </w:rPr>
-        <w:t>_name</w:t>
-      </w:r>
-      <w:proofErr w:type="spellEnd"/>
-      <w:r>
-        <w:rPr>
-          <w:b/>
-          <w:szCs w:val="20"/>
-        </w:rPr>
-        <w:t xml:space="preserve"> }}</w:t>
+      <w:r>
+        <w:rPr>
+          <w:b/>
+          <w:szCs w:val="20"/>
+        </w:rPr>
+        <w:t>{{ floor_name }}</w:t>
       </w:r>
       <w:r>
         <w:rPr>
@@ -2817,30 +2546,16 @@
               </w:rPr>
               <w:t xml:space="preserve">{%tr for canopy in </w:t>
             </w:r>
-            <w:proofErr w:type="spellStart"/>
-            <w:r>
-              <w:rPr>
-                <w:rFonts w:eastAsia="Times New Roman" w:cs="Arial"/>
-                <w:color w:val="000000"/>
-                <w:sz w:val="18"/>
-                <w:szCs w:val="18"/>
-                <w:lang w:eastAsia="en-GB"/>
-              </w:rPr>
-              <w:t>floor_</w:t>
-            </w:r>
-            <w:proofErr w:type="gramStart"/>
-            <w:r>
-              <w:rPr>
-                <w:rFonts w:eastAsia="Times New Roman" w:cs="Arial"/>
-                <w:color w:val="000000"/>
-                <w:sz w:val="18"/>
-                <w:szCs w:val="18"/>
-                <w:lang w:eastAsia="en-GB"/>
-              </w:rPr>
-              <w:t>data.canopies</w:t>
-            </w:r>
-            <w:proofErr w:type="spellEnd"/>
-            <w:proofErr w:type="gramEnd"/>
+            <w:r>
+              <w:rPr>
+                <w:rFonts w:eastAsia="Times New Roman" w:cs="Arial"/>
+                <w:color w:val="000000"/>
+                <w:sz w:val="18"/>
+                <w:szCs w:val="18"/>
+                <w:lang w:eastAsia="en-GB"/>
+              </w:rPr>
+              <w:t>floor_data.canopies</w:t>
+            </w:r>
             <w:r>
               <w:rPr>
                 <w:rFonts w:eastAsia="Times New Roman" w:cs="Arial"/>
@@ -2914,8 +2629,6 @@
               </w:rPr>
               <w:t xml:space="preserve"> </w:t>
             </w:r>
-            <w:proofErr w:type="spellStart"/>
-            <w:proofErr w:type="gramStart"/>
             <w:r>
               <w:rPr>
                 <w:rFonts w:eastAsia="Times New Roman" w:cs="Arial"/>
@@ -2926,7 +2639,6 @@
               </w:rPr>
               <w:t>canopy.item</w:t>
             </w:r>
-            <w:proofErr w:type="gramEnd"/>
             <w:r>
               <w:rPr>
                 <w:rFonts w:eastAsia="Times New Roman" w:cs="Arial"/>
@@ -2937,7 +2649,6 @@
               </w:rPr>
               <w:t>_number</w:t>
             </w:r>
-            <w:proofErr w:type="spellEnd"/>
             <w:r>
               <w:rPr>
                 <w:rFonts w:eastAsia="Times New Roman" w:cs="Arial"/>
@@ -3025,8 +2736,6 @@
               </w:rPr>
               <w:t xml:space="preserve"> </w:t>
             </w:r>
-            <w:proofErr w:type="spellStart"/>
-            <w:proofErr w:type="gramStart"/>
             <w:r>
               <w:rPr>
                 <w:rFonts w:eastAsia="Times New Roman" w:cs="Arial"/>
@@ -3047,7 +2756,6 @@
               </w:rPr>
               <w:t>model</w:t>
             </w:r>
-            <w:proofErr w:type="gramEnd"/>
             <w:r>
               <w:rPr>
                 <w:rFonts w:eastAsia="Times New Roman" w:cs="Arial"/>
@@ -3058,7 +2766,6 @@
               </w:rPr>
               <w:t>|trim</w:t>
             </w:r>
-            <w:proofErr w:type="spellEnd"/>
             <w:r>
               <w:rPr>
                 <w:rFonts w:eastAsia="Times New Roman" w:cs="Arial"/>
@@ -3146,8 +2853,6 @@
               </w:rPr>
               <w:t xml:space="preserve"> </w:t>
             </w:r>
-            <w:proofErr w:type="spellStart"/>
-            <w:proofErr w:type="gramStart"/>
             <w:r>
               <w:rPr>
                 <w:rFonts w:eastAsia="Times New Roman" w:cs="Arial"/>
@@ -3166,19 +2871,7 @@
                 <w:szCs w:val="18"/>
                 <w:lang w:eastAsia="en-GB"/>
               </w:rPr>
-              <w:t>length</w:t>
-            </w:r>
-            <w:proofErr w:type="spellEnd"/>
-            <w:proofErr w:type="gramEnd"/>
-            <w:r>
-              <w:rPr>
-                <w:rFonts w:eastAsia="Times New Roman" w:cs="Arial"/>
-                <w:color w:val="000000"/>
-                <w:sz w:val="18"/>
-                <w:szCs w:val="18"/>
-                <w:lang w:eastAsia="en-GB"/>
-              </w:rPr>
-              <w:t xml:space="preserve"> </w:t>
+              <w:t xml:space="preserve">length </w:t>
             </w:r>
             <w:r>
               <w:rPr>
@@ -3257,8 +2950,6 @@
               </w:rPr>
               <w:t xml:space="preserve"> </w:t>
             </w:r>
-            <w:proofErr w:type="spellStart"/>
-            <w:proofErr w:type="gramStart"/>
             <w:r>
               <w:rPr>
                 <w:rFonts w:eastAsia="Times New Roman" w:cs="Arial"/>
@@ -3277,19 +2968,7 @@
                 <w:szCs w:val="18"/>
                 <w:lang w:eastAsia="en-GB"/>
               </w:rPr>
-              <w:t>width</w:t>
-            </w:r>
-            <w:proofErr w:type="spellEnd"/>
-            <w:proofErr w:type="gramEnd"/>
-            <w:r>
-              <w:rPr>
-                <w:rFonts w:eastAsia="Times New Roman" w:cs="Arial"/>
-                <w:color w:val="000000"/>
-                <w:sz w:val="18"/>
-                <w:szCs w:val="18"/>
-                <w:lang w:eastAsia="en-GB"/>
-              </w:rPr>
-              <w:t xml:space="preserve"> </w:t>
+              <w:t xml:space="preserve">width </w:t>
             </w:r>
             <w:r>
               <w:rPr>
@@ -3358,8 +3037,6 @@
               </w:rPr>
               <w:t>-</w:t>
             </w:r>
-            <w:proofErr w:type="spellStart"/>
-            <w:proofErr w:type="gramStart"/>
             <w:r>
               <w:rPr>
                 <w:rFonts w:eastAsia="Times New Roman" w:cs="Arial"/>
@@ -3380,8 +3057,6 @@
               </w:rPr>
               <w:t>height</w:t>
             </w:r>
-            <w:proofErr w:type="spellEnd"/>
-            <w:proofErr w:type="gramEnd"/>
             <w:r>
               <w:rPr>
                 <w:rFonts w:eastAsia="Times New Roman" w:cs="Arial"/>
@@ -3457,8 +3132,6 @@
               </w:rPr>
               <w:t xml:space="preserve"> </w:t>
             </w:r>
-            <w:proofErr w:type="spellStart"/>
-            <w:proofErr w:type="gramStart"/>
             <w:r>
               <w:rPr>
                 <w:rFonts w:eastAsia="Times New Roman" w:cs="Arial"/>
@@ -3479,8 +3152,6 @@
               </w:rPr>
               <w:t>section</w:t>
             </w:r>
-            <w:proofErr w:type="spellEnd"/>
-            <w:proofErr w:type="gramEnd"/>
             <w:r>
               <w:rPr>
                 <w:rFonts w:eastAsia="Times New Roman" w:cs="Arial"/>
@@ -3571,8 +3242,6 @@
                 <w:lang w:eastAsia="en-GB"/>
               </w:rPr>
             </w:pPr>
-            <w:proofErr w:type="spellStart"/>
-            <w:proofErr w:type="gramStart"/>
             <w:r>
               <w:rPr>
                 <w:rFonts w:eastAsia="Times New Roman" w:cs="Arial"/>
@@ -3583,8 +3252,6 @@
               </w:rPr>
               <w:t>canopy.flowrate</w:t>
             </w:r>
-            <w:proofErr w:type="spellEnd"/>
-            <w:proofErr w:type="gramEnd"/>
           </w:p>
           <w:p>
             <w:pPr>
@@ -3678,8 +3345,6 @@
                 <w:lang w:eastAsia="en-GB"/>
               </w:rPr>
             </w:pPr>
-            <w:proofErr w:type="spellStart"/>
-            <w:proofErr w:type="gramStart"/>
             <w:r>
               <w:rPr>
                 <w:rFonts w:eastAsia="Times New Roman" w:cs="Arial"/>
@@ -3698,20 +3363,8 @@
                 <w:szCs w:val="18"/>
                 <w:lang w:eastAsia="en-GB"/>
               </w:rPr>
-              <w:t>extract</w:t>
-            </w:r>
-            <w:proofErr w:type="gramEnd"/>
-            <w:r>
-              <w:rPr>
-                <w:rFonts w:eastAsia="Times New Roman" w:cs="Arial"/>
-                <w:color w:val="000000"/>
-                <w:sz w:val="18"/>
-                <w:szCs w:val="18"/>
-                <w:lang w:eastAsia="en-GB"/>
-              </w:rPr>
-              <w:t>_static</w:t>
-            </w:r>
-            <w:proofErr w:type="spellEnd"/>
+              <w:t>extract_static</w:t>
+            </w:r>
           </w:p>
           <w:p>
             <w:pPr>
@@ -3792,8 +3445,6 @@
               </w:rPr>
               <w:t>-</w:t>
             </w:r>
-            <w:proofErr w:type="spellStart"/>
-            <w:proofErr w:type="gramStart"/>
             <w:r>
               <w:rPr>
                 <w:rFonts w:eastAsia="Times New Roman" w:cs="Arial"/>
@@ -3812,29 +3463,7 @@
                 <w:szCs w:val="18"/>
                 <w:lang w:eastAsia="en-GB"/>
               </w:rPr>
-              <w:t>.makeup</w:t>
-            </w:r>
-            <w:proofErr w:type="gramEnd"/>
-            <w:r>
-              <w:rPr>
-                <w:rFonts w:eastAsia="Times New Roman" w:cs="Arial"/>
-                <w:color w:val="000000"/>
-                <w:sz w:val="18"/>
-                <w:szCs w:val="18"/>
-                <w:lang w:eastAsia="en-GB"/>
-              </w:rPr>
-              <w:t>_air</w:t>
-            </w:r>
-            <w:proofErr w:type="spellEnd"/>
-            <w:r>
-              <w:rPr>
-                <w:rFonts w:eastAsia="Times New Roman" w:cs="Arial"/>
-                <w:color w:val="000000"/>
-                <w:sz w:val="18"/>
-                <w:szCs w:val="18"/>
-                <w:lang w:eastAsia="en-GB"/>
-              </w:rPr>
-              <w:t xml:space="preserve"> </w:t>
+              <w:t xml:space="preserve">.makeup_air </w:t>
             </w:r>
             <w:r>
               <w:rPr>
@@ -3891,41 +3520,7 @@
                 <w:szCs w:val="18"/>
                 <w:lang w:eastAsia="en-GB"/>
               </w:rPr>
-              <w:t>{{</w:t>
-            </w:r>
-            <w:proofErr w:type="spellStart"/>
-            <w:proofErr w:type="gramStart"/>
-            <w:r>
-              <w:rPr>
-                <w:rFonts w:eastAsia="Times New Roman" w:cs="Arial"/>
-                <w:color w:val="000000"/>
-                <w:sz w:val="18"/>
-                <w:szCs w:val="18"/>
-                <w:lang w:eastAsia="en-GB"/>
-              </w:rPr>
-              <w:t>canopy.supply</w:t>
-            </w:r>
-            <w:proofErr w:type="gramEnd"/>
-            <w:r>
-              <w:rPr>
-                <w:rFonts w:eastAsia="Times New Roman" w:cs="Arial"/>
-                <w:color w:val="000000"/>
-                <w:sz w:val="18"/>
-                <w:szCs w:val="18"/>
-                <w:lang w:eastAsia="en-GB"/>
-              </w:rPr>
-              <w:t>_static</w:t>
-            </w:r>
-            <w:proofErr w:type="spellEnd"/>
-            <w:r>
-              <w:rPr>
-                <w:rFonts w:eastAsia="Times New Roman" w:cs="Arial"/>
-                <w:color w:val="000000"/>
-                <w:sz w:val="18"/>
-                <w:szCs w:val="18"/>
-                <w:lang w:eastAsia="en-GB"/>
-              </w:rPr>
-              <w:t>}}</w:t>
+              <w:t>{{canopy.supply_static}}</w:t>
             </w:r>
           </w:p>
         </w:tc>
@@ -3962,31 +3557,7 @@
                 <w:szCs w:val="18"/>
                 <w:lang w:eastAsia="en-GB"/>
               </w:rPr>
-              <w:t>{{</w:t>
-            </w:r>
-            <w:proofErr w:type="spellStart"/>
-            <w:proofErr w:type="gramStart"/>
-            <w:r>
-              <w:rPr>
-                <w:rFonts w:eastAsia="Times New Roman" w:cs="Arial"/>
-                <w:color w:val="000000"/>
-                <w:sz w:val="18"/>
-                <w:szCs w:val="18"/>
-                <w:lang w:eastAsia="en-GB"/>
-              </w:rPr>
-              <w:t>canopy.lights</w:t>
-            </w:r>
-            <w:proofErr w:type="spellEnd"/>
-            <w:proofErr w:type="gramEnd"/>
-            <w:r>
-              <w:rPr>
-                <w:rFonts w:eastAsia="Times New Roman" w:cs="Arial"/>
-                <w:color w:val="000000"/>
-                <w:sz w:val="18"/>
-                <w:szCs w:val="18"/>
-                <w:lang w:eastAsia="en-GB"/>
-              </w:rPr>
-              <w:t>}}</w:t>
+              <w:t>{{canopy.lights}}</w:t>
             </w:r>
           </w:p>
         </w:tc>
@@ -4029,29 +3600,7 @@
                 <w:szCs w:val="18"/>
                 <w:lang w:eastAsia="en-GB"/>
               </w:rPr>
-              <w:t xml:space="preserve">{%tr </w:t>
-            </w:r>
-            <w:proofErr w:type="spellStart"/>
-            <w:r>
-              <w:rPr>
-                <w:rFonts w:eastAsia="Times New Roman" w:cs="Arial"/>
-                <w:color w:val="000000"/>
-                <w:sz w:val="18"/>
-                <w:szCs w:val="18"/>
-                <w:lang w:eastAsia="en-GB"/>
-              </w:rPr>
-              <w:t>endfor</w:t>
-            </w:r>
-            <w:proofErr w:type="spellEnd"/>
-            <w:r>
-              <w:rPr>
-                <w:rFonts w:eastAsia="Times New Roman" w:cs="Arial"/>
-                <w:color w:val="000000"/>
-                <w:sz w:val="18"/>
-                <w:szCs w:val="18"/>
-                <w:lang w:eastAsia="en-GB"/>
-              </w:rPr>
-              <w:t xml:space="preserve"> %}</w:t>
+              <w:t>{%tr endfor %}</w:t>
             </w:r>
           </w:p>
         </w:tc>
@@ -4074,39 +3623,7 @@
           <w:rFonts w:cs="Arial"/>
           <w:szCs w:val="18"/>
         </w:rPr>
-        <w:t xml:space="preserve">{% if </w:t>
-      </w:r>
-      <w:proofErr w:type="spellStart"/>
-      <w:r>
-        <w:rPr>
-          <w:rFonts w:cs="Arial"/>
-          <w:szCs w:val="18"/>
-        </w:rPr>
-        <w:t>floor_</w:t>
-      </w:r>
-      <w:proofErr w:type="gramStart"/>
-      <w:r>
-        <w:rPr>
-          <w:rFonts w:cs="Arial"/>
-          <w:szCs w:val="18"/>
-        </w:rPr>
-        <w:t>data.important</w:t>
-      </w:r>
-      <w:proofErr w:type="gramEnd"/>
-      <w:r>
-        <w:rPr>
-          <w:rFonts w:cs="Arial"/>
-          <w:szCs w:val="18"/>
-        </w:rPr>
-        <w:t>_note</w:t>
-      </w:r>
-      <w:proofErr w:type="spellEnd"/>
-      <w:r>
-        <w:rPr>
-          <w:rFonts w:cs="Arial"/>
-          <w:szCs w:val="18"/>
-        </w:rPr>
-        <w:t xml:space="preserve"> %}</w:t>
+        <w:t>{% if floor_data.important_note %}</w:t>
       </w:r>
     </w:p>
     <w:p>
@@ -4153,90 +3670,40 @@
         </w:rPr>
         <w:t>{{</w:t>
       </w:r>
-      <w:proofErr w:type="spellStart"/>
       <w:r>
         <w:rPr>
           <w:rFonts w:cs="Arial"/>
           <w:szCs w:val="20"/>
         </w:rPr>
-        <w:t>floor_</w:t>
-      </w:r>
-      <w:proofErr w:type="gramStart"/>
+        <w:t>floor_data</w:t>
+      </w:r>
       <w:r>
         <w:rPr>
           <w:rFonts w:cs="Arial"/>
           <w:szCs w:val="20"/>
         </w:rPr>
-        <w:t>data</w:t>
+        <w:t>.important_note</w:t>
       </w:r>
       <w:r>
         <w:rPr>
           <w:rFonts w:cs="Arial"/>
           <w:szCs w:val="20"/>
         </w:rPr>
-        <w:t>.important</w:t>
-      </w:r>
-      <w:proofErr w:type="gramEnd"/>
+        <w:t xml:space="preserve"> }}</w:t>
+      </w:r>
       <w:r>
         <w:rPr>
           <w:rFonts w:cs="Arial"/>
           <w:szCs w:val="20"/>
         </w:rPr>
-        <w:t>_note</w:t>
-      </w:r>
-      <w:proofErr w:type="spellEnd"/>
+        <w:t>{% endif %}</w:t>
+      </w:r>
       <w:r>
         <w:rPr>
           <w:rFonts w:cs="Arial"/>
           <w:szCs w:val="20"/>
         </w:rPr>
-        <w:t xml:space="preserve"> }}</w:t>
-      </w:r>
-      <w:r>
-        <w:rPr>
-          <w:rFonts w:cs="Arial"/>
-          <w:szCs w:val="20"/>
-        </w:rPr>
-        <w:t>{% endif %}</w:t>
-      </w:r>
-      <w:r>
-        <w:rPr>
-          <w:rFonts w:cs="Arial"/>
-          <w:szCs w:val="20"/>
-        </w:rPr>
-        <w:t xml:space="preserve">{% </w:t>
-      </w:r>
-      <w:proofErr w:type="spellStart"/>
-      <w:r>
-        <w:rPr>
-          <w:rFonts w:cs="Arial"/>
-          <w:szCs w:val="20"/>
-        </w:rPr>
-        <w:t>endfor</w:t>
-      </w:r>
-      <w:proofErr w:type="spellEnd"/>
-      <w:r>
-        <w:rPr>
-          <w:rFonts w:cs="Arial"/>
-          <w:szCs w:val="20"/>
-        </w:rPr>
-        <w:t xml:space="preserve"> %}{% </w:t>
-      </w:r>
-      <w:proofErr w:type="spellStart"/>
-      <w:r>
-        <w:rPr>
-          <w:rFonts w:cs="Arial"/>
-          <w:szCs w:val="20"/>
-        </w:rPr>
-        <w:t>endfor</w:t>
-      </w:r>
-      <w:proofErr w:type="spellEnd"/>
-      <w:r>
-        <w:rPr>
-          <w:rFonts w:cs="Arial"/>
-          <w:szCs w:val="20"/>
-        </w:rPr>
-        <w:t xml:space="preserve"> %} </w:t>
+        <w:t xml:space="preserve">{% endfor %}{% endfor %} </w:t>
       </w:r>
     </w:p>
     <w:p>
@@ -4331,25 +3798,7 @@
           <w:b/>
           <w:szCs w:val="20"/>
         </w:rPr>
-        <w:t xml:space="preserve">{% if </w:t>
-      </w:r>
-      <w:proofErr w:type="spellStart"/>
-      <w:r>
-        <w:rPr>
-          <w:rFonts w:cs="Arial"/>
-          <w:b/>
-          <w:szCs w:val="20"/>
-        </w:rPr>
-        <w:t>cmwi_canopies</w:t>
-      </w:r>
-      <w:proofErr w:type="spellEnd"/>
-      <w:r>
-        <w:rPr>
-          <w:rFonts w:cs="Arial"/>
-          <w:b/>
-          <w:szCs w:val="20"/>
-        </w:rPr>
-        <w:t xml:space="preserve"> %}</w:t>
+        <w:t>{% if cmwi_canopies %}</w:t>
       </w:r>
     </w:p>
     <w:p>
@@ -5004,27 +4453,7 @@
                 <w:szCs w:val="20"/>
                 <w:lang w:eastAsia="en-GB"/>
               </w:rPr>
-              <w:t xml:space="preserve">py in </w:t>
-            </w:r>
-            <w:proofErr w:type="spellStart"/>
-            <w:r>
-              <w:rPr>
-                <w:rFonts w:eastAsia="Times New Roman" w:cs="Arial"/>
-                <w:color w:val="000000"/>
-                <w:szCs w:val="20"/>
-                <w:lang w:eastAsia="en-GB"/>
-              </w:rPr>
-              <w:t>cmwi_canopies</w:t>
-            </w:r>
-            <w:proofErr w:type="spellEnd"/>
-            <w:r>
-              <w:rPr>
-                <w:rFonts w:eastAsia="Times New Roman" w:cs="Arial"/>
-                <w:color w:val="000000"/>
-                <w:szCs w:val="20"/>
-                <w:lang w:eastAsia="en-GB"/>
-              </w:rPr>
-              <w:t xml:space="preserve"> %}</w:t>
+              <w:t>py in cmwi_canopies %}</w:t>
             </w:r>
           </w:p>
         </w:tc>
@@ -5157,7 +4586,6 @@
                 <w:lang w:eastAsia="en-GB"/>
               </w:rPr>
             </w:pPr>
-            <w:proofErr w:type="gramStart"/>
             <w:r>
               <w:rPr>
                 <w:rFonts w:eastAsia="Times New Roman" w:cs="Arial"/>
@@ -5166,18 +4594,7 @@
                 <w:szCs w:val="20"/>
                 <w:lang w:eastAsia="en-GB"/>
               </w:rPr>
-              <w:t>3 minute</w:t>
-            </w:r>
-            <w:proofErr w:type="gramEnd"/>
-            <w:r>
-              <w:rPr>
-                <w:rFonts w:eastAsia="Times New Roman" w:cs="Arial"/>
-                <w:color w:val="000000"/>
-                <w:sz w:val="18"/>
-                <w:szCs w:val="20"/>
-                <w:lang w:eastAsia="en-GB"/>
-              </w:rPr>
-              <w:t xml:space="preserve"> wash</w:t>
+              <w:t>3 minute wash</w:t>
             </w:r>
           </w:p>
           <w:p>
@@ -5228,7 +4645,6 @@
                 <w:lang w:eastAsia="en-GB"/>
               </w:rPr>
             </w:pPr>
-            <w:proofErr w:type="gramStart"/>
             <w:r>
               <w:rPr>
                 <w:rFonts w:eastAsia="Times New Roman" w:cs="Arial"/>
@@ -5237,18 +4653,7 @@
                 <w:szCs w:val="20"/>
                 <w:lang w:eastAsia="en-GB"/>
               </w:rPr>
-              <w:t>3 minute</w:t>
-            </w:r>
-            <w:proofErr w:type="gramEnd"/>
-            <w:r>
-              <w:rPr>
-                <w:rFonts w:eastAsia="Times New Roman" w:cs="Arial"/>
-                <w:color w:val="000000"/>
-                <w:sz w:val="18"/>
-                <w:szCs w:val="20"/>
-                <w:lang w:eastAsia="en-GB"/>
-              </w:rPr>
-              <w:t xml:space="preserve"> wash</w:t>
+              <w:t>3 minute wash</w:t>
             </w:r>
           </w:p>
           <w:p>
@@ -5306,29 +4711,16 @@
                 <w:lang w:eastAsia="en-GB"/>
               </w:rPr>
             </w:pPr>
-            <w:proofErr w:type="gramStart"/>
-            <w:r>
-              <w:rPr>
-                <w:rFonts w:eastAsia="Times New Roman" w:cs="Arial"/>
-                <w:color w:val="000000"/>
-                <w:sz w:val="18"/>
-                <w:szCs w:val="18"/>
-                <w:lang w:eastAsia="en-GB"/>
-              </w:rPr>
-              <w:t xml:space="preserve">{{ </w:t>
-            </w:r>
-            <w:proofErr w:type="spellStart"/>
-            <w:r>
-              <w:rPr>
-                <w:rFonts w:eastAsia="Times New Roman" w:cs="Arial"/>
-                <w:color w:val="000000"/>
-                <w:sz w:val="18"/>
-                <w:szCs w:val="18"/>
-                <w:lang w:eastAsia="en-GB"/>
-              </w:rPr>
-              <w:t>canopy</w:t>
-            </w:r>
-            <w:proofErr w:type="gramEnd"/>
+            <w:r>
+              <w:rPr>
+                <w:rFonts w:eastAsia="Times New Roman" w:cs="Arial"/>
+                <w:color w:val="000000"/>
+                <w:sz w:val="18"/>
+                <w:szCs w:val="18"/>
+                <w:lang w:eastAsia="en-GB"/>
+              </w:rPr>
+              <w:t>{{ canopy</w:t>
+            </w:r>
             <w:r>
               <w:rPr>
                 <w:rFonts w:eastAsia="Times New Roman" w:cs="Arial"/>
@@ -5339,7 +4731,6 @@
               </w:rPr>
               <w:t>.item_no</w:t>
             </w:r>
-            <w:proofErr w:type="spellEnd"/>
           </w:p>
           <w:p>
             <w:pPr>
@@ -5389,49 +4780,15 @@
                 <w:lang w:eastAsia="en-GB"/>
               </w:rPr>
             </w:pPr>
-            <w:proofErr w:type="gramStart"/>
-            <w:r>
-              <w:rPr>
-                <w:rFonts w:eastAsia="Times New Roman" w:cs="Arial"/>
-                <w:color w:val="000000"/>
-                <w:sz w:val="18"/>
-                <w:szCs w:val="18"/>
-                <w:lang w:eastAsia="en-GB"/>
-              </w:rPr>
-              <w:t xml:space="preserve">{{ </w:t>
-            </w:r>
-            <w:proofErr w:type="spellStart"/>
-            <w:r>
-              <w:rPr>
-                <w:rFonts w:eastAsia="Times New Roman" w:cs="Arial"/>
-                <w:color w:val="000000"/>
-                <w:sz w:val="18"/>
-                <w:szCs w:val="18"/>
-                <w:lang w:eastAsia="en-GB"/>
-              </w:rPr>
-              <w:t>canopy</w:t>
-            </w:r>
-            <w:proofErr w:type="gramEnd"/>
-            <w:r>
-              <w:rPr>
-                <w:rFonts w:eastAsia="Times New Roman" w:cs="Arial"/>
-                <w:color w:val="000000"/>
-                <w:sz w:val="18"/>
-                <w:szCs w:val="18"/>
-                <w:lang w:eastAsia="en-GB"/>
-              </w:rPr>
-              <w:t>.model</w:t>
-            </w:r>
-            <w:proofErr w:type="spellEnd"/>
-            <w:r>
-              <w:rPr>
-                <w:rFonts w:eastAsia="Times New Roman" w:cs="Arial"/>
-                <w:color w:val="000000"/>
-                <w:sz w:val="18"/>
-                <w:szCs w:val="18"/>
-                <w:lang w:eastAsia="en-GB"/>
-              </w:rPr>
-              <w:t xml:space="preserve"> }}</w:t>
+            <w:r>
+              <w:rPr>
+                <w:rFonts w:eastAsia="Times New Roman" w:cs="Arial"/>
+                <w:color w:val="000000"/>
+                <w:sz w:val="18"/>
+                <w:szCs w:val="18"/>
+                <w:lang w:eastAsia="en-GB"/>
+              </w:rPr>
+              <w:t>{{ canopy.model }}</w:t>
             </w:r>
           </w:p>
         </w:tc>
@@ -5509,7 +4866,6 @@
                 <w:lang w:eastAsia="en-GB"/>
               </w:rPr>
             </w:pPr>
-            <w:proofErr w:type="spellStart"/>
             <w:r>
               <w:rPr>
                 <w:rFonts w:eastAsia="Times New Roman" w:cs="Arial"/>
@@ -5520,7 +4876,6 @@
               </w:rPr>
               <w:t>canopy.cws_continuous</w:t>
             </w:r>
-            <w:proofErr w:type="spellEnd"/>
           </w:p>
           <w:p>
             <w:pPr>
@@ -5594,7 +4949,6 @@
                 <w:lang w:eastAsia="en-GB"/>
               </w:rPr>
             </w:pPr>
-            <w:proofErr w:type="spellStart"/>
             <w:r>
               <w:rPr>
                 <w:rFonts w:eastAsia="Times New Roman" w:cs="Arial"/>
@@ -5605,7 +4959,6 @@
               </w:rPr>
               <w:t>canopy.hws_wash_cycle</w:t>
             </w:r>
-            <w:proofErr w:type="spellEnd"/>
             <w:r>
               <w:rPr>
                 <w:rFonts w:eastAsia="Times New Roman" w:cs="Arial"/>
@@ -5667,7 +5020,6 @@
                 <w:lang w:eastAsia="en-GB"/>
               </w:rPr>
             </w:pPr>
-            <w:proofErr w:type="spellStart"/>
             <w:r>
               <w:rPr>
                 <w:rFonts w:eastAsia="Times New Roman" w:cs="Arial"/>
@@ -5678,7 +5030,6 @@
               </w:rPr>
               <w:t>canopy.hws_storage</w:t>
             </w:r>
-            <w:proofErr w:type="spellEnd"/>
           </w:p>
           <w:p>
             <w:pPr>
@@ -5758,27 +5109,7 @@
                 <w:szCs w:val="20"/>
                 <w:lang w:eastAsia="en-GB"/>
               </w:rPr>
-              <w:t xml:space="preserve"> </w:t>
-            </w:r>
-            <w:proofErr w:type="spellStart"/>
-            <w:r>
-              <w:rPr>
-                <w:rFonts w:eastAsia="Times New Roman" w:cs="Arial"/>
-                <w:color w:val="000000"/>
-                <w:szCs w:val="20"/>
-                <w:lang w:eastAsia="en-GB"/>
-              </w:rPr>
-              <w:t>endfor</w:t>
-            </w:r>
-            <w:proofErr w:type="spellEnd"/>
-            <w:r>
-              <w:rPr>
-                <w:rFonts w:eastAsia="Times New Roman" w:cs="Arial"/>
-                <w:color w:val="000000"/>
-                <w:szCs w:val="20"/>
-                <w:lang w:eastAsia="en-GB"/>
-              </w:rPr>
-              <w:t xml:space="preserve"> %}</w:t>
+              <w:t xml:space="preserve"> endfor %}</w:t>
             </w:r>
           </w:p>
         </w:tc>
@@ -5928,48 +5259,14 @@
           <w:color w:val="2499D5"/>
           <w:szCs w:val="20"/>
         </w:rPr>
-        <w:t xml:space="preserve">{% endif </w:t>
-      </w:r>
-      <w:proofErr w:type="gramStart"/>
+        <w:t>{% endif %}</w:t>
+      </w:r>
       <w:r>
         <w:rPr>
           <w:rFonts w:cs="Arial"/>
-          <w:bCs/>
-          <w:color w:val="2499D5"/>
-          <w:szCs w:val="20"/>
-        </w:rPr>
-        <w:t>%}</w:t>
-      </w:r>
-      <w:r>
-        <w:rPr>
-          <w:rFonts w:cs="Arial"/>
-          <w:szCs w:val="20"/>
-        </w:rPr>
-        <w:t>{</w:t>
-      </w:r>
-      <w:proofErr w:type="gramEnd"/>
-      <w:r>
-        <w:rPr>
-          <w:rFonts w:cs="Arial"/>
-          <w:szCs w:val="20"/>
-        </w:rPr>
-        <w:t xml:space="preserve">% if </w:t>
-      </w:r>
-      <w:proofErr w:type="spellStart"/>
-      <w:r>
-        <w:rPr>
-          <w:rFonts w:cs="Arial"/>
-          <w:szCs w:val="20"/>
-        </w:rPr>
-        <w:t>wall_cladding</w:t>
-      </w:r>
-      <w:proofErr w:type="spellEnd"/>
-      <w:r>
-        <w:rPr>
-          <w:rFonts w:cs="Arial"/>
-          <w:szCs w:val="20"/>
-        </w:rPr>
-        <w:t>%}</w:t>
+          <w:szCs w:val="20"/>
+        </w:rPr>
+        <w:t>{% if wall_cladding%}</w:t>
       </w:r>
     </w:p>
     <w:p>
@@ -6585,27 +5882,7 @@
                 <w:szCs w:val="20"/>
                 <w:lang w:eastAsia="en-GB"/>
               </w:rPr>
-              <w:t xml:space="preserve">for cladding in </w:t>
-            </w:r>
-            <w:proofErr w:type="spellStart"/>
-            <w:r>
-              <w:rPr>
-                <w:rFonts w:eastAsia="Times New Roman" w:cs="Arial"/>
-                <w:color w:val="000000"/>
-                <w:szCs w:val="20"/>
-                <w:lang w:eastAsia="en-GB"/>
-              </w:rPr>
-              <w:t>wall_cladding_info</w:t>
-            </w:r>
-            <w:proofErr w:type="spellEnd"/>
-            <w:r>
-              <w:rPr>
-                <w:rFonts w:eastAsia="Times New Roman" w:cs="Arial"/>
-                <w:color w:val="000000"/>
-                <w:szCs w:val="20"/>
-                <w:lang w:eastAsia="en-GB"/>
-              </w:rPr>
-              <w:t xml:space="preserve"> %}</w:t>
+              <w:t>for cladding in wall_cladding_info %}</w:t>
             </w:r>
           </w:p>
         </w:tc>
@@ -6722,29 +5999,16 @@
                 <w:lang w:eastAsia="en-GB"/>
               </w:rPr>
             </w:pPr>
-            <w:proofErr w:type="gramStart"/>
-            <w:r>
-              <w:rPr>
-                <w:rFonts w:eastAsia="Times New Roman" w:cs="Arial"/>
-                <w:color w:val="000000"/>
-                <w:sz w:val="18"/>
-                <w:szCs w:val="18"/>
-                <w:lang w:eastAsia="en-GB"/>
-              </w:rPr>
-              <w:t xml:space="preserve">{{ </w:t>
-            </w:r>
-            <w:proofErr w:type="spellStart"/>
-            <w:r>
-              <w:rPr>
-                <w:rFonts w:eastAsia="Times New Roman" w:cs="Arial"/>
-                <w:color w:val="000000"/>
-                <w:sz w:val="18"/>
-                <w:szCs w:val="18"/>
-                <w:lang w:eastAsia="en-GB"/>
-              </w:rPr>
-              <w:t>cladding</w:t>
-            </w:r>
-            <w:proofErr w:type="gramEnd"/>
+            <w:r>
+              <w:rPr>
+                <w:rFonts w:eastAsia="Times New Roman" w:cs="Arial"/>
+                <w:color w:val="000000"/>
+                <w:sz w:val="18"/>
+                <w:szCs w:val="18"/>
+                <w:lang w:eastAsia="en-GB"/>
+              </w:rPr>
+              <w:t>{{ cladding</w:t>
+            </w:r>
             <w:r>
               <w:rPr>
                 <w:rFonts w:eastAsia="Times New Roman" w:cs="Arial"/>
@@ -6755,7 +6019,6 @@
               </w:rPr>
               <w:t>.item_no</w:t>
             </w:r>
-            <w:proofErr w:type="spellEnd"/>
             <w:r>
               <w:rPr>
                 <w:rFonts w:eastAsia="Times New Roman" w:cs="Arial"/>
@@ -6794,49 +6057,15 @@
                 <w:lang w:eastAsia="en-GB"/>
               </w:rPr>
             </w:pPr>
-            <w:proofErr w:type="gramStart"/>
-            <w:r>
-              <w:rPr>
-                <w:rFonts w:eastAsia="Times New Roman" w:cs="Arial"/>
-                <w:color w:val="000000"/>
-                <w:sz w:val="18"/>
-                <w:szCs w:val="18"/>
-                <w:lang w:eastAsia="en-GB"/>
-              </w:rPr>
-              <w:t xml:space="preserve">{{ </w:t>
-            </w:r>
-            <w:proofErr w:type="spellStart"/>
-            <w:r>
-              <w:rPr>
-                <w:rFonts w:eastAsia="Times New Roman" w:cs="Arial"/>
-                <w:color w:val="000000"/>
-                <w:sz w:val="18"/>
-                <w:szCs w:val="18"/>
-                <w:lang w:eastAsia="en-GB"/>
-              </w:rPr>
-              <w:t>cladding</w:t>
-            </w:r>
-            <w:proofErr w:type="gramEnd"/>
-            <w:r>
-              <w:rPr>
-                <w:rFonts w:eastAsia="Times New Roman" w:cs="Arial"/>
-                <w:color w:val="000000"/>
-                <w:sz w:val="18"/>
-                <w:szCs w:val="18"/>
-                <w:lang w:eastAsia="en-GB"/>
-              </w:rPr>
-              <w:t>.description</w:t>
-            </w:r>
-            <w:proofErr w:type="spellEnd"/>
-            <w:r>
-              <w:rPr>
-                <w:rFonts w:eastAsia="Times New Roman" w:cs="Arial"/>
-                <w:color w:val="000000"/>
-                <w:sz w:val="18"/>
-                <w:szCs w:val="18"/>
-                <w:lang w:eastAsia="en-GB"/>
-              </w:rPr>
-              <w:t xml:space="preserve"> }}</w:t>
+            <w:r>
+              <w:rPr>
+                <w:rFonts w:eastAsia="Times New Roman" w:cs="Arial"/>
+                <w:color w:val="000000"/>
+                <w:sz w:val="18"/>
+                <w:szCs w:val="18"/>
+                <w:lang w:eastAsia="en-GB"/>
+              </w:rPr>
+              <w:t>{{ cladding.description }}</w:t>
             </w:r>
           </w:p>
         </w:tc>
@@ -6866,49 +6095,15 @@
                 <w:lang w:eastAsia="en-GB"/>
               </w:rPr>
             </w:pPr>
-            <w:proofErr w:type="gramStart"/>
-            <w:r>
-              <w:rPr>
-                <w:rFonts w:eastAsia="Times New Roman" w:cs="Arial"/>
-                <w:color w:val="000000"/>
-                <w:sz w:val="18"/>
-                <w:szCs w:val="18"/>
-                <w:lang w:eastAsia="en-GB"/>
-              </w:rPr>
-              <w:t xml:space="preserve">{{ </w:t>
-            </w:r>
-            <w:proofErr w:type="spellStart"/>
-            <w:r>
-              <w:rPr>
-                <w:rFonts w:eastAsia="Times New Roman" w:cs="Arial"/>
-                <w:color w:val="000000"/>
-                <w:sz w:val="18"/>
-                <w:szCs w:val="18"/>
-                <w:lang w:eastAsia="en-GB"/>
-              </w:rPr>
-              <w:t>cladding</w:t>
-            </w:r>
-            <w:proofErr w:type="gramEnd"/>
-            <w:r>
-              <w:rPr>
-                <w:rFonts w:eastAsia="Times New Roman" w:cs="Arial"/>
-                <w:color w:val="000000"/>
-                <w:sz w:val="18"/>
-                <w:szCs w:val="18"/>
-                <w:lang w:eastAsia="en-GB"/>
-              </w:rPr>
-              <w:t>.width</w:t>
-            </w:r>
-            <w:proofErr w:type="spellEnd"/>
-            <w:r>
-              <w:rPr>
-                <w:rFonts w:eastAsia="Times New Roman" w:cs="Arial"/>
-                <w:color w:val="000000"/>
-                <w:sz w:val="18"/>
-                <w:szCs w:val="18"/>
-                <w:lang w:eastAsia="en-GB"/>
-              </w:rPr>
-              <w:t xml:space="preserve"> }}</w:t>
+            <w:r>
+              <w:rPr>
+                <w:rFonts w:eastAsia="Times New Roman" w:cs="Arial"/>
+                <w:color w:val="000000"/>
+                <w:sz w:val="18"/>
+                <w:szCs w:val="18"/>
+                <w:lang w:eastAsia="en-GB"/>
+              </w:rPr>
+              <w:t>{{ cladding.width }}</w:t>
             </w:r>
           </w:p>
         </w:tc>
@@ -6942,7 +6137,6 @@
                 <w:lang w:eastAsia="en-GB"/>
               </w:rPr>
             </w:pPr>
-            <w:proofErr w:type="gramStart"/>
             <w:r>
               <w:rPr>
                 <w:rFonts w:eastAsia="Times New Roman" w:cs="Arial"/>
@@ -6963,29 +6157,16 @@
               </w:rPr>
               <w:t xml:space="preserve"> </w:t>
             </w:r>
-            <w:proofErr w:type="spellStart"/>
-            <w:r>
-              <w:rPr>
-                <w:rFonts w:eastAsia="Times New Roman" w:cs="Arial"/>
-                <w:color w:val="000000"/>
-                <w:sz w:val="18"/>
-                <w:szCs w:val="18"/>
-                <w:lang w:eastAsia="en-GB"/>
-              </w:rPr>
-              <w:t>cladding</w:t>
-            </w:r>
-            <w:proofErr w:type="gramEnd"/>
-            <w:r>
-              <w:rPr>
-                <w:rFonts w:eastAsia="Times New Roman" w:cs="Arial"/>
-                <w:color w:val="000000"/>
-                <w:sz w:val="18"/>
-                <w:szCs w:val="18"/>
-                <w:lang w:eastAsia="en-GB"/>
-              </w:rPr>
-              <w:t>.height</w:t>
-            </w:r>
-            <w:proofErr w:type="spellEnd"/>
+            <w:r>
+              <w:rPr>
+                <w:rFonts w:eastAsia="Times New Roman" w:cs="Arial"/>
+                <w:color w:val="000000"/>
+                <w:sz w:val="18"/>
+                <w:szCs w:val="18"/>
+                <w:lang w:eastAsia="en-GB"/>
+              </w:rPr>
+              <w:t>cladding.height</w:t>
+            </w:r>
             <w:r>
               <w:rPr>
                 <w:rFonts w:eastAsia="Times New Roman" w:cs="Arial"/>
@@ -7060,25 +6241,7 @@
                 <w:sz w:val="10"/>
                 <w:szCs w:val="10"/>
               </w:rPr>
-              <w:t xml:space="preserve"> </w:t>
-            </w:r>
-            <w:proofErr w:type="spellStart"/>
-            <w:r>
-              <w:rPr>
-                <w:rFonts w:cs="Arial"/>
-                <w:sz w:val="10"/>
-                <w:szCs w:val="10"/>
-              </w:rPr>
-              <w:t>endfor</w:t>
-            </w:r>
-            <w:proofErr w:type="spellEnd"/>
-            <w:r>
-              <w:rPr>
-                <w:rFonts w:cs="Arial"/>
-                <w:sz w:val="10"/>
-                <w:szCs w:val="10"/>
-              </w:rPr>
-              <w:t xml:space="preserve"> %}</w:t>
+              <w:t xml:space="preserve"> endfor %}</w:t>
             </w:r>
           </w:p>
           <w:p>
@@ -7408,17 +6571,7 @@
           <w:sz w:val="32"/>
           <w:szCs w:val="32"/>
         </w:rPr>
-        <w:t xml:space="preserve">Pricing </w:t>
-      </w:r>
-      <w:proofErr w:type="gramStart"/>
-      <w:r>
-        <w:rPr>
-          <w:rFonts w:cs="Arial"/>
-          <w:b/>
-          <w:sz w:val="32"/>
-          <w:szCs w:val="32"/>
-        </w:rPr>
-        <w:t>Schedule</w:t>
+        <w:t>Pricing Schedule</w:t>
       </w:r>
       <w:r>
         <w:rPr>
@@ -7427,17 +6580,7 @@
           <w:sz w:val="6"/>
           <w:szCs w:val="6"/>
         </w:rPr>
-        <w:t>{</w:t>
-      </w:r>
-      <w:proofErr w:type="gramEnd"/>
-      <w:r>
-        <w:rPr>
-          <w:rFonts w:cs="Arial"/>
-          <w:b/>
-          <w:sz w:val="6"/>
-          <w:szCs w:val="6"/>
-        </w:rPr>
-        <w:t>% for kitchen_name, floors in grouped_canopy_data.items() %}</w:t>
+        <w:t>{% for kitchen_name, floors in grouped_canopy_data.items() %}</w:t>
       </w:r>
     </w:p>
     <w:p>
@@ -7457,78 +6600,27 @@
           <w:sz w:val="4"/>
           <w:szCs w:val="4"/>
         </w:rPr>
-        <w:t xml:space="preserve">{% for floor_name, floor_data in </w:t>
-      </w:r>
-      <w:proofErr w:type="gramStart"/>
-      <w:r>
+        <w:t>{% for floor_name, floor_data in floors.items() %}</w:t>
+      </w:r>
+    </w:p>
+    <w:p>
+      <w:pPr>
+        <w:spacing w:after="0" w:line="276" w:lineRule="auto"/>
         <w:rPr>
           <w:rFonts w:cs="Arial"/>
           <w:b/>
-          <w:sz w:val="4"/>
-          <w:szCs w:val="4"/>
-        </w:rPr>
-        <w:t>floors.items</w:t>
-      </w:r>
-      <w:proofErr w:type="gramEnd"/>
+          <w:szCs w:val="20"/>
+          <w:u w:val="single"/>
+        </w:rPr>
+      </w:pPr>
       <w:r>
         <w:rPr>
           <w:rFonts w:cs="Arial"/>
           <w:b/>
-          <w:sz w:val="4"/>
-          <w:szCs w:val="4"/>
-        </w:rPr>
-        <w:t>() %}</w:t>
-      </w:r>
-    </w:p>
-    <w:p>
-      <w:pPr>
-        <w:spacing w:after="0" w:line="276" w:lineRule="auto"/>
-        <w:rPr>
-          <w:rFonts w:cs="Arial"/>
-          <w:b/>
           <w:szCs w:val="20"/>
           <w:u w:val="single"/>
         </w:rPr>
-      </w:pPr>
-      <w:proofErr w:type="gramStart"/>
-      <w:r>
-        <w:rPr>
-          <w:rFonts w:cs="Arial"/>
-          <w:b/>
-          <w:szCs w:val="20"/>
-          <w:u w:val="single"/>
-        </w:rPr>
-        <w:t xml:space="preserve">{{ </w:t>
-      </w:r>
-      <w:proofErr w:type="spellStart"/>
-      <w:r>
-        <w:rPr>
-          <w:rFonts w:cs="Arial"/>
-          <w:b/>
-          <w:szCs w:val="20"/>
-          <w:u w:val="single"/>
-        </w:rPr>
-        <w:t>floor</w:t>
-      </w:r>
-      <w:proofErr w:type="gramEnd"/>
-      <w:r>
-        <w:rPr>
-          <w:rFonts w:cs="Arial"/>
-          <w:b/>
-          <w:szCs w:val="20"/>
-          <w:u w:val="single"/>
-        </w:rPr>
-        <w:t>_name</w:t>
-      </w:r>
-      <w:proofErr w:type="spellEnd"/>
-      <w:r>
-        <w:rPr>
-          <w:rFonts w:cs="Arial"/>
-          <w:b/>
-          <w:szCs w:val="20"/>
-          <w:u w:val="single"/>
-        </w:rPr>
-        <w:t xml:space="preserve"> }}</w:t>
+        <w:t>{{ floor_name }}</w:t>
       </w:r>
     </w:p>
     <w:p>
@@ -7822,29 +6914,7 @@
                 <w:szCs w:val="18"/>
                 <w:lang w:eastAsia="en-GB"/>
               </w:rPr>
-              <w:t>for canopy in floor_</w:t>
-            </w:r>
-            <w:proofErr w:type="gramStart"/>
-            <w:r>
-              <w:rPr>
-                <w:rFonts w:eastAsia="Times New Roman" w:cs="Arial"/>
-                <w:color w:val="000000"/>
-                <w:sz w:val="18"/>
-                <w:szCs w:val="18"/>
-                <w:lang w:eastAsia="en-GB"/>
-              </w:rPr>
-              <w:t>data.canopies</w:t>
-            </w:r>
-            <w:proofErr w:type="gramEnd"/>
-            <w:r>
-              <w:rPr>
-                <w:rFonts w:eastAsia="Times New Roman" w:cs="Arial"/>
-                <w:color w:val="000000"/>
-                <w:sz w:val="18"/>
-                <w:szCs w:val="18"/>
-                <w:lang w:eastAsia="en-GB"/>
-              </w:rPr>
-              <w:t xml:space="preserve"> %}</w:t>
+              <w:t>for canopy in floor_data.canopies %}</w:t>
             </w:r>
           </w:p>
         </w:tc>
@@ -7972,41 +7042,7 @@
                 <w:szCs w:val="18"/>
                 <w:lang w:eastAsia="en-GB"/>
               </w:rPr>
-              <w:t>{{</w:t>
-            </w:r>
-            <w:proofErr w:type="spellStart"/>
-            <w:proofErr w:type="gramStart"/>
-            <w:r>
-              <w:rPr>
-                <w:rFonts w:eastAsia="Times New Roman" w:cs="Arial"/>
-                <w:color w:val="000000"/>
-                <w:sz w:val="18"/>
-                <w:szCs w:val="18"/>
-                <w:lang w:eastAsia="en-GB"/>
-              </w:rPr>
-              <w:t>canopy.item</w:t>
-            </w:r>
-            <w:proofErr w:type="gramEnd"/>
-            <w:r>
-              <w:rPr>
-                <w:rFonts w:eastAsia="Times New Roman" w:cs="Arial"/>
-                <w:color w:val="000000"/>
-                <w:sz w:val="18"/>
-                <w:szCs w:val="18"/>
-                <w:lang w:eastAsia="en-GB"/>
-              </w:rPr>
-              <w:t>_number</w:t>
-            </w:r>
-            <w:proofErr w:type="spellEnd"/>
-            <w:r>
-              <w:rPr>
-                <w:rFonts w:eastAsia="Times New Roman" w:cs="Arial"/>
-                <w:color w:val="000000"/>
-                <w:sz w:val="18"/>
-                <w:szCs w:val="18"/>
-                <w:lang w:eastAsia="en-GB"/>
-              </w:rPr>
-              <w:t>}}</w:t>
+              <w:t>{{canopy.item_number}}</w:t>
             </w:r>
           </w:p>
         </w:tc>
@@ -8043,29 +7079,7 @@
                 <w:szCs w:val="18"/>
                 <w:lang w:eastAsia="en-GB"/>
               </w:rPr>
-              <w:t>Halton {{</w:t>
-            </w:r>
-            <w:proofErr w:type="gramStart"/>
-            <w:r>
-              <w:rPr>
-                <w:rFonts w:eastAsia="Times New Roman" w:cs="Arial"/>
-                <w:color w:val="000000"/>
-                <w:sz w:val="18"/>
-                <w:szCs w:val="18"/>
-                <w:lang w:eastAsia="en-GB"/>
-              </w:rPr>
-              <w:t>canopy.model</w:t>
-            </w:r>
-            <w:proofErr w:type="gramEnd"/>
-            <w:r>
-              <w:rPr>
-                <w:rFonts w:eastAsia="Times New Roman" w:cs="Arial"/>
-                <w:color w:val="000000"/>
-                <w:sz w:val="18"/>
-                <w:szCs w:val="18"/>
-                <w:lang w:eastAsia="en-GB"/>
-              </w:rPr>
-              <w:t>}} canopy</w:t>
+              <w:t>Halton {{canopy.model}} canopy</w:t>
             </w:r>
             <w:r>
               <w:rPr>
@@ -8112,61 +7126,27 @@
                 <w:szCs w:val="18"/>
                 <w:lang w:eastAsia="en-GB"/>
               </w:rPr>
-              <w:t>£{{</w:t>
-            </w:r>
-            <w:proofErr w:type="spellStart"/>
-            <w:proofErr w:type="gramStart"/>
-            <w:r>
-              <w:rPr>
-                <w:rFonts w:eastAsia="Times New Roman" w:cs="Arial"/>
-                <w:color w:val="000000"/>
-                <w:sz w:val="18"/>
-                <w:szCs w:val="18"/>
-                <w:lang w:eastAsia="en-GB"/>
-              </w:rPr>
-              <w:t>canopy.</w:t>
-            </w:r>
-            <w:r>
-              <w:rPr>
-                <w:rFonts w:eastAsia="Times New Roman" w:cs="Arial"/>
-                <w:color w:val="000000"/>
-                <w:sz w:val="18"/>
-                <w:szCs w:val="18"/>
-                <w:lang w:eastAsia="en-GB"/>
-              </w:rPr>
-              <w:t>canopy</w:t>
-            </w:r>
-            <w:proofErr w:type="gramEnd"/>
-            <w:r>
-              <w:rPr>
-                <w:rFonts w:eastAsia="Times New Roman" w:cs="Arial"/>
-                <w:color w:val="000000"/>
-                <w:sz w:val="18"/>
-                <w:szCs w:val="18"/>
-                <w:lang w:eastAsia="en-GB"/>
-              </w:rPr>
-              <w:t>_</w:t>
-            </w:r>
-            <w:r>
-              <w:rPr>
-                <w:rFonts w:eastAsia="Times New Roman" w:cs="Arial"/>
-                <w:color w:val="000000"/>
-                <w:sz w:val="18"/>
-                <w:szCs w:val="18"/>
-                <w:lang w:eastAsia="en-GB"/>
-              </w:rPr>
-              <w:t>price</w:t>
-            </w:r>
-            <w:proofErr w:type="spellEnd"/>
-            <w:r>
-              <w:rPr>
-                <w:rFonts w:eastAsia="Times New Roman" w:cs="Arial"/>
-                <w:color w:val="000000"/>
-                <w:sz w:val="18"/>
-                <w:szCs w:val="18"/>
-                <w:lang w:eastAsia="en-GB"/>
-              </w:rPr>
-              <w:t>}}.0</w:t>
+              <w:t>£{{canopy.</w:t>
+            </w:r>
+            <w:r>
+              <w:rPr>
+                <w:rFonts w:eastAsia="Times New Roman" w:cs="Arial"/>
+                <w:color w:val="000000"/>
+                <w:sz w:val="18"/>
+                <w:szCs w:val="18"/>
+                <w:lang w:eastAsia="en-GB"/>
+              </w:rPr>
+              <w:t>canopy_</w:t>
+            </w:r>
+            <w:r>
+              <w:rPr>
+                <w:rFonts w:eastAsia="Times New Roman" w:cs="Arial"/>
+                <w:color w:val="000000"/>
+                <w:sz w:val="18"/>
+                <w:szCs w:val="18"/>
+                <w:lang w:eastAsia="en-GB"/>
+              </w:rPr>
+              <w:t>price}}.0</w:t>
             </w:r>
           </w:p>
         </w:tc>
@@ -8577,29 +7557,7 @@
                 <w:szCs w:val="18"/>
                 <w:lang w:eastAsia="en-GB"/>
               </w:rPr>
-              <w:t>£{{floor_</w:t>
-            </w:r>
-            <w:proofErr w:type="gramStart"/>
-            <w:r>
-              <w:rPr>
-                <w:rFonts w:eastAsia="Times New Roman" w:cs="Arial"/>
-                <w:color w:val="000000"/>
-                <w:sz w:val="18"/>
-                <w:szCs w:val="18"/>
-                <w:lang w:eastAsia="en-GB"/>
-              </w:rPr>
-              <w:t>data.p</w:t>
-            </w:r>
-            <w:proofErr w:type="gramEnd"/>
-            <w:r>
-              <w:rPr>
-                <w:rFonts w:eastAsia="Times New Roman" w:cs="Arial"/>
-                <w:color w:val="000000"/>
-                <w:sz w:val="18"/>
-                <w:szCs w:val="18"/>
-                <w:lang w:eastAsia="en-GB"/>
-              </w:rPr>
-              <w:t>182}}.0</w:t>
+              <w:t>£{{floor_data.p182}}.0</w:t>
             </w:r>
           </w:p>
         </w:tc>
@@ -8724,27 +7682,15 @@
                 <w:lang w:eastAsia="en-GB"/>
               </w:rPr>
             </w:pPr>
-            <w:proofErr w:type="gramStart"/>
-            <w:r>
-              <w:rPr>
-                <w:rFonts w:eastAsia="Times New Roman" w:cs="Arial"/>
-                <w:color w:val="000000"/>
-                <w:sz w:val="18"/>
-                <w:szCs w:val="18"/>
-                <w:lang w:eastAsia="en-GB"/>
-              </w:rPr>
-              <w:t>£{</w:t>
-            </w:r>
-            <w:proofErr w:type="gramEnd"/>
-            <w:r>
-              <w:rPr>
-                <w:rFonts w:eastAsia="Times New Roman" w:cs="Arial"/>
-                <w:color w:val="000000"/>
-                <w:sz w:val="18"/>
-                <w:szCs w:val="18"/>
-                <w:lang w:eastAsia="en-GB"/>
-              </w:rPr>
-              <w:t>{floor_data.test_commission }}</w:t>
+            <w:r>
+              <w:rPr>
+                <w:rFonts w:eastAsia="Times New Roman" w:cs="Arial"/>
+                <w:color w:val="000000"/>
+                <w:sz w:val="18"/>
+                <w:szCs w:val="18"/>
+                <w:lang w:eastAsia="en-GB"/>
+              </w:rPr>
+              <w:t>£{{floor_data.test_commission }}</w:t>
             </w:r>
           </w:p>
         </w:tc>
@@ -8852,7 +7798,6 @@
                 <w:lang w:eastAsia="en-GB"/>
               </w:rPr>
             </w:pPr>
-            <w:proofErr w:type="gramStart"/>
             <w:r>
               <w:rPr>
                 <w:rFonts w:eastAsia="Times New Roman" w:cs="Arial"/>
@@ -8862,9 +7807,8 @@
                 <w:szCs w:val="20"/>
                 <w:lang w:eastAsia="en-GB"/>
               </w:rPr>
-              <w:t>£{</w:t>
-            </w:r>
-            <w:proofErr w:type="gramEnd"/>
+              <w:t>£{{</w:t>
+            </w:r>
             <w:r>
               <w:rPr>
                 <w:rFonts w:eastAsia="Times New Roman" w:cs="Arial"/>
@@ -8874,31 +7818,7 @@
                 <w:szCs w:val="20"/>
                 <w:lang w:eastAsia="en-GB"/>
               </w:rPr>
-              <w:t>{</w:t>
-            </w:r>
-            <w:proofErr w:type="spellStart"/>
-            <w:r>
-              <w:rPr>
-                <w:rFonts w:eastAsia="Times New Roman" w:cs="Arial"/>
-                <w:b/>
-                <w:bCs/>
-                <w:color w:val="000000"/>
-                <w:szCs w:val="20"/>
-                <w:lang w:eastAsia="en-GB"/>
-              </w:rPr>
-              <w:t>floor_data.subtotal</w:t>
-            </w:r>
-            <w:proofErr w:type="spellEnd"/>
-            <w:r>
-              <w:rPr>
-                <w:rFonts w:eastAsia="Times New Roman" w:cs="Arial"/>
-                <w:b/>
-                <w:bCs/>
-                <w:color w:val="000000"/>
-                <w:szCs w:val="20"/>
-                <w:lang w:eastAsia="en-GB"/>
-              </w:rPr>
-              <w:t>+</w:t>
+              <w:t>floor_data.subtotal+</w:t>
             </w:r>
             <w:r>
               <w:rPr>
@@ -8946,29 +7866,7 @@
           <w:lang w:eastAsia="en-GB"/>
         </w:rPr>
         <w:lastRenderedPageBreak/>
-        <w:t xml:space="preserve">  {% for canopy in floor_</w:t>
-      </w:r>
-      <w:proofErr w:type="gramStart"/>
-      <w:r>
-        <w:rPr>
-          <w:rFonts w:eastAsia="Times New Roman" w:cs="Arial"/>
-          <w:color w:val="000000"/>
-          <w:sz w:val="18"/>
-          <w:szCs w:val="18"/>
-          <w:lang w:eastAsia="en-GB"/>
-        </w:rPr>
-        <w:t>data.canopies</w:t>
-      </w:r>
-      <w:proofErr w:type="gramEnd"/>
-      <w:r>
-        <w:rPr>
-          <w:rFonts w:eastAsia="Times New Roman" w:cs="Arial"/>
-          <w:color w:val="000000"/>
-          <w:sz w:val="18"/>
-          <w:szCs w:val="18"/>
-          <w:lang w:eastAsia="en-GB"/>
-        </w:rPr>
-        <w:t xml:space="preserve"> %}</w:t>
+        <w:t xml:space="preserve">  {% for canopy in floor_data.canopies %}</w:t>
       </w:r>
     </w:p>
     <w:p>
@@ -8986,25 +7884,7 @@
           <w:sz w:val="12"/>
           <w:szCs w:val="12"/>
         </w:rPr>
-        <w:t xml:space="preserve">{% if ‘UV’ in </w:t>
-      </w:r>
-      <w:proofErr w:type="gramStart"/>
-      <w:r>
-        <w:rPr>
-          <w:bCs/>
-          <w:sz w:val="12"/>
-          <w:szCs w:val="12"/>
-        </w:rPr>
-        <w:t>canopy.model</w:t>
-      </w:r>
-      <w:proofErr w:type="gramEnd"/>
-      <w:r>
-        <w:rPr>
-          <w:bCs/>
-          <w:sz w:val="12"/>
-          <w:szCs w:val="12"/>
-        </w:rPr>
-        <w:t xml:space="preserve"> %}</w:t>
+        <w:t>{% if ‘UV’ in canopy.model %}</w:t>
       </w:r>
     </w:p>
     <w:tbl>
@@ -9335,29 +8215,7 @@
                 <w:szCs w:val="18"/>
                 <w:lang w:eastAsia="en-GB"/>
               </w:rPr>
-              <w:t>{{</w:t>
-            </w:r>
-            <w:proofErr w:type="gramStart"/>
-            <w:r>
-              <w:rPr>
-                <w:rFonts w:eastAsia="Times New Roman" w:cs="Arial"/>
-                <w:color w:val="000000"/>
-                <w:sz w:val="18"/>
-                <w:szCs w:val="18"/>
-                <w:lang w:eastAsia="en-GB"/>
-              </w:rPr>
-              <w:t>canopy.uv</w:t>
-            </w:r>
-            <w:proofErr w:type="gramEnd"/>
-            <w:r>
-              <w:rPr>
-                <w:rFonts w:eastAsia="Times New Roman" w:cs="Arial"/>
-                <w:color w:val="000000"/>
-                <w:sz w:val="18"/>
-                <w:szCs w:val="18"/>
-                <w:lang w:eastAsia="en-GB"/>
-              </w:rPr>
-              <w:t>_price}}.0</w:t>
+              <w:t>{{canopy.uv_price}}.0</w:t>
             </w:r>
           </w:p>
         </w:tc>
@@ -9484,43 +8342,7 @@
           <w:sz w:val="12"/>
           <w:szCs w:val="12"/>
         </w:rPr>
-        <w:t xml:space="preserve">*Please see Service &amp; Maintenance </w:t>
-      </w:r>
-      <w:proofErr w:type="gramStart"/>
-      <w:r>
-        <w:rPr>
-          <w:bCs/>
-          <w:sz w:val="12"/>
-          <w:szCs w:val="12"/>
-        </w:rPr>
-        <w:t>below{</w:t>
-      </w:r>
-      <w:proofErr w:type="gramEnd"/>
-      <w:r>
-        <w:rPr>
-          <w:bCs/>
-          <w:sz w:val="12"/>
-          <w:szCs w:val="12"/>
-        </w:rPr>
-        <w:t xml:space="preserve">% endif %}{% </w:t>
-      </w:r>
-      <w:proofErr w:type="spellStart"/>
-      <w:r>
-        <w:rPr>
-          <w:bCs/>
-          <w:sz w:val="12"/>
-          <w:szCs w:val="12"/>
-        </w:rPr>
-        <w:t>endfor</w:t>
-      </w:r>
-      <w:proofErr w:type="spellEnd"/>
-      <w:r>
-        <w:rPr>
-          <w:bCs/>
-          <w:sz w:val="12"/>
-          <w:szCs w:val="12"/>
-        </w:rPr>
-        <w:t xml:space="preserve"> %}</w:t>
+        <w:t>*Please see Service &amp; Maintenance below{% endif %}{% endfor %}</w:t>
       </w:r>
     </w:p>
     <w:p>
@@ -9539,9 +8361,8 @@
           <w:sz w:val="18"/>
           <w:szCs w:val="18"/>
         </w:rPr>
-        <w:t>{{</w:t>
-      </w:r>
-      <w:proofErr w:type="spellStart"/>
+        <w:t>{{floor_data.</w:t>
+      </w:r>
       <w:r>
         <w:rPr>
           <w:rFonts w:eastAsia="Times New Roman" w:cs="Arial"/>
@@ -9549,9 +8370,8 @@
           <w:sz w:val="18"/>
           <w:szCs w:val="18"/>
         </w:rPr>
-        <w:t>floor_</w:t>
-      </w:r>
-      <w:proofErr w:type="gramStart"/>
+        <w:t>cladding_</w:t>
+      </w:r>
       <w:r>
         <w:rPr>
           <w:rFonts w:eastAsia="Times New Roman" w:cs="Arial"/>
@@ -9559,37 +8379,8 @@
           <w:sz w:val="18"/>
           <w:szCs w:val="18"/>
         </w:rPr>
-        <w:t>data.</w:t>
-      </w:r>
-      <w:r>
-        <w:rPr>
-          <w:rFonts w:eastAsia="Times New Roman" w:cs="Arial"/>
-          <w:color w:val="000000"/>
-          <w:sz w:val="18"/>
-          <w:szCs w:val="18"/>
-        </w:rPr>
-        <w:t>cladding</w:t>
-      </w:r>
-      <w:proofErr w:type="gramEnd"/>
-      <w:r>
-        <w:rPr>
-          <w:rFonts w:eastAsia="Times New Roman" w:cs="Arial"/>
-          <w:color w:val="000000"/>
-          <w:sz w:val="18"/>
-          <w:szCs w:val="18"/>
-        </w:rPr>
-        <w:t>_</w:t>
-      </w:r>
-      <w:r>
-        <w:rPr>
-          <w:rFonts w:eastAsia="Times New Roman" w:cs="Arial"/>
-          <w:color w:val="000000"/>
-          <w:sz w:val="18"/>
-          <w:szCs w:val="18"/>
-        </w:rPr>
         <w:t>items</w:t>
       </w:r>
-      <w:proofErr w:type="spellEnd"/>
       <w:r>
         <w:rPr>
           <w:rFonts w:eastAsia="Times New Roman" w:cs="Arial"/>
@@ -9638,51 +8429,7 @@
           <w:szCs w:val="18"/>
           <w:lang w:eastAsia="en-GB"/>
         </w:rPr>
-        <w:t xml:space="preserve">{% if </w:t>
-      </w:r>
-      <w:proofErr w:type="spellStart"/>
-      <w:r>
-        <w:rPr>
-          <w:rFonts w:eastAsia="Times New Roman" w:cs="Arial"/>
-          <w:color w:val="000000"/>
-          <w:sz w:val="18"/>
-          <w:szCs w:val="18"/>
-          <w:lang w:eastAsia="en-GB"/>
-        </w:rPr>
-        <w:t>floor_</w:t>
-      </w:r>
-      <w:proofErr w:type="gramStart"/>
-      <w:r>
-        <w:rPr>
-          <w:rFonts w:eastAsia="Times New Roman" w:cs="Arial"/>
-          <w:color w:val="000000"/>
-          <w:sz w:val="18"/>
-          <w:szCs w:val="18"/>
-          <w:lang w:eastAsia="en-GB"/>
-        </w:rPr>
-        <w:t>data.floor</w:t>
-      </w:r>
-      <w:proofErr w:type="gramEnd"/>
-      <w:r>
-        <w:rPr>
-          <w:rFonts w:eastAsia="Times New Roman" w:cs="Arial"/>
-          <w:color w:val="000000"/>
-          <w:sz w:val="18"/>
-          <w:szCs w:val="18"/>
-          <w:lang w:eastAsia="en-GB"/>
-        </w:rPr>
-        <w:t>_data.cladding_canopies</w:t>
-      </w:r>
-      <w:proofErr w:type="spellEnd"/>
-      <w:r>
-        <w:rPr>
-          <w:rFonts w:eastAsia="Times New Roman" w:cs="Arial"/>
-          <w:color w:val="000000"/>
-          <w:sz w:val="18"/>
-          <w:szCs w:val="18"/>
-          <w:lang w:eastAsia="en-GB"/>
-        </w:rPr>
-        <w:t xml:space="preserve"> %}</w:t>
+        <w:t>{% if floor_data.floor_data.cladding_canopies %}</w:t>
       </w:r>
     </w:p>
     <w:p>
@@ -9971,9 +8718,8 @@
                 <w:szCs w:val="22"/>
                 <w:lang w:eastAsia="en-GB"/>
               </w:rPr>
-              <w:t>floor_</w:t>
-            </w:r>
-            <w:proofErr w:type="gramStart"/>
+              <w:t>floor_data.</w:t>
+            </w:r>
             <w:r>
               <w:rPr>
                 <w:rFonts w:eastAsia="Times New Roman" w:cs="Arial"/>
@@ -9982,28 +8728,7 @@
                 <w:szCs w:val="22"/>
                 <w:lang w:eastAsia="en-GB"/>
               </w:rPr>
-              <w:t>data.</w:t>
-            </w:r>
-            <w:r>
-              <w:rPr>
-                <w:rFonts w:eastAsia="Times New Roman" w:cs="Arial"/>
-                <w:color w:val="000000"/>
-                <w:sz w:val="22"/>
-                <w:szCs w:val="22"/>
-                <w:lang w:eastAsia="en-GB"/>
-              </w:rPr>
-              <w:t>floor</w:t>
-            </w:r>
-            <w:proofErr w:type="gramEnd"/>
-            <w:r>
-              <w:rPr>
-                <w:rFonts w:eastAsia="Times New Roman" w:cs="Arial"/>
-                <w:color w:val="000000"/>
-                <w:sz w:val="22"/>
-                <w:szCs w:val="22"/>
-                <w:lang w:eastAsia="en-GB"/>
-              </w:rPr>
-              <w:t>_data.c</w:t>
+              <w:t>floor_data.c</w:t>
             </w:r>
             <w:r>
               <w:rPr>
@@ -10178,30 +8903,7 @@
                 <w:szCs w:val="18"/>
                 <w:lang w:eastAsia="en-GB"/>
               </w:rPr>
-              <w:t>{{</w:t>
-            </w:r>
-            <w:proofErr w:type="spellStart"/>
-            <w:proofErr w:type="gramStart"/>
-            <w:r>
-              <w:rPr>
-                <w:rFonts w:eastAsia="Times New Roman" w:cs="Arial"/>
-                <w:color w:val="000000"/>
-                <w:sz w:val="18"/>
-                <w:szCs w:val="18"/>
-                <w:lang w:eastAsia="en-GB"/>
-              </w:rPr>
-              <w:t>canopy.item</w:t>
-            </w:r>
-            <w:proofErr w:type="gramEnd"/>
-            <w:r>
-              <w:rPr>
-                <w:rFonts w:eastAsia="Times New Roman" w:cs="Arial"/>
-                <w:color w:val="000000"/>
-                <w:sz w:val="18"/>
-                <w:szCs w:val="18"/>
-                <w:lang w:eastAsia="en-GB"/>
-              </w:rPr>
-              <w:t>_n</w:t>
+              <w:t>{{canopy.item_n</w:t>
             </w:r>
             <w:r>
               <w:rPr>
@@ -10221,18 +8923,7 @@
                 <w:szCs w:val="18"/>
                 <w:lang w:eastAsia="en-GB"/>
               </w:rPr>
-              <w:t>mber</w:t>
-            </w:r>
-            <w:proofErr w:type="spellEnd"/>
-            <w:r>
-              <w:rPr>
-                <w:rFonts w:eastAsia="Times New Roman" w:cs="Arial"/>
-                <w:color w:val="000000"/>
-                <w:sz w:val="18"/>
-                <w:szCs w:val="18"/>
-                <w:lang w:eastAsia="en-GB"/>
-              </w:rPr>
-              <w:t>}}</w:t>
+              <w:t>mber}}</w:t>
             </w:r>
           </w:p>
         </w:tc>
@@ -10281,44 +8972,7 @@
                 <w:szCs w:val="18"/>
                 <w:lang w:eastAsia="en-GB"/>
               </w:rPr>
-              <w:t>{{</w:t>
-            </w:r>
-            <w:proofErr w:type="spellStart"/>
-            <w:proofErr w:type="gramStart"/>
-            <w:r>
-              <w:rPr>
-                <w:rFonts w:eastAsia="Times New Roman" w:cs="Arial"/>
-                <w:bCs/>
-                <w:color w:val="000000"/>
-                <w:sz w:val="18"/>
-                <w:szCs w:val="18"/>
-                <w:lang w:eastAsia="en-GB"/>
-              </w:rPr>
-              <w:t>canopy.item</w:t>
-            </w:r>
-            <w:proofErr w:type="gramEnd"/>
-            <w:r>
-              <w:rPr>
-                <w:rFonts w:eastAsia="Times New Roman" w:cs="Arial"/>
-                <w:bCs/>
-                <w:color w:val="000000"/>
-                <w:sz w:val="18"/>
-                <w:szCs w:val="18"/>
-                <w:lang w:eastAsia="en-GB"/>
-              </w:rPr>
-              <w:t>_number</w:t>
-            </w:r>
-            <w:proofErr w:type="spellEnd"/>
-            <w:r>
-              <w:rPr>
-                <w:rFonts w:eastAsia="Times New Roman" w:cs="Arial"/>
-                <w:bCs/>
-                <w:color w:val="000000"/>
-                <w:sz w:val="18"/>
-                <w:szCs w:val="18"/>
-                <w:lang w:eastAsia="en-GB"/>
-              </w:rPr>
-              <w:t>}}</w:t>
+              <w:t>{{canopy.item_number}}</w:t>
             </w:r>
             <w:r>
               <w:rPr>
@@ -10388,10 +9042,8 @@
                 <w:szCs w:val="18"/>
                 <w:lang w:eastAsia="en-GB"/>
               </w:rPr>
-              <w:t>{</w:t>
-            </w:r>
-            <w:proofErr w:type="spellStart"/>
-            <w:proofErr w:type="gramStart"/>
+              <w:t>{canopy.claddi</w:t>
+            </w:r>
             <w:r>
               <w:rPr>
                 <w:rFonts w:eastAsia="Times New Roman" w:cs="Arial"/>
@@ -10401,7 +9053,7 @@
                 <w:szCs w:val="18"/>
                 <w:lang w:eastAsia="en-GB"/>
               </w:rPr>
-              <w:t>canopy.claddi</w:t>
+              <w:t>n</w:t>
             </w:r>
             <w:r>
               <w:rPr>
@@ -10412,42 +9064,7 @@
                 <w:szCs w:val="18"/>
                 <w:lang w:eastAsia="en-GB"/>
               </w:rPr>
-              <w:t>n</w:t>
-            </w:r>
-            <w:r>
-              <w:rPr>
-                <w:rFonts w:eastAsia="Times New Roman" w:cs="Arial"/>
-                <w:bCs/>
-                <w:color w:val="000000"/>
-                <w:sz w:val="18"/>
-                <w:szCs w:val="18"/>
-                <w:lang w:eastAsia="en-GB"/>
-              </w:rPr>
-              <w:t>g</w:t>
-            </w:r>
-            <w:proofErr w:type="gramEnd"/>
-            <w:r>
-              <w:rPr>
-                <w:rFonts w:eastAsia="Times New Roman" w:cs="Arial"/>
-                <w:bCs/>
-                <w:color w:val="000000"/>
-                <w:sz w:val="18"/>
-                <w:szCs w:val="18"/>
-                <w:lang w:eastAsia="en-GB"/>
-              </w:rPr>
-              <w:t>_price</w:t>
-            </w:r>
-            <w:proofErr w:type="spellEnd"/>
-            <w:r>
-              <w:rPr>
-                <w:rFonts w:eastAsia="Times New Roman" w:cs="Arial"/>
-                <w:bCs/>
-                <w:color w:val="000000"/>
-                <w:sz w:val="18"/>
-                <w:szCs w:val="18"/>
-                <w:lang w:eastAsia="en-GB"/>
-              </w:rPr>
-              <w:t>}}</w:t>
+              <w:t>g_price}}</w:t>
             </w:r>
           </w:p>
         </w:tc>
@@ -10717,31 +9334,7 @@
                 <w:szCs w:val="20"/>
                 <w:lang w:eastAsia="en-GB"/>
               </w:rPr>
-              <w:t>£{{floor_</w:t>
-            </w:r>
-            <w:proofErr w:type="gramStart"/>
-            <w:r>
-              <w:rPr>
-                <w:rFonts w:eastAsia="Times New Roman" w:cs="Arial"/>
-                <w:b/>
-                <w:bCs/>
-                <w:color w:val="000000"/>
-                <w:szCs w:val="20"/>
-                <w:lang w:eastAsia="en-GB"/>
-              </w:rPr>
-              <w:t>data.cladding</w:t>
-            </w:r>
-            <w:proofErr w:type="gramEnd"/>
-            <w:r>
-              <w:rPr>
-                <w:rFonts w:eastAsia="Times New Roman" w:cs="Arial"/>
-                <w:b/>
-                <w:bCs/>
-                <w:color w:val="000000"/>
-                <w:szCs w:val="20"/>
-                <w:lang w:eastAsia="en-GB"/>
-              </w:rPr>
-              <w:t>_total}}</w:t>
+              <w:t>£{{floor_data.cladding_total}}</w:t>
             </w:r>
           </w:p>
         </w:tc>
@@ -10885,31 +9478,7 @@
                 <w:sz w:val="24"/>
                 <w:lang w:val="en-CA" w:eastAsia="en-US"/>
               </w:rPr>
-              <w:t xml:space="preserve"> {{floor_</w:t>
-            </w:r>
-            <w:proofErr w:type="gramStart"/>
-            <w:r>
-              <w:rPr>
-                <w:rFonts w:eastAsia="Times New Roman" w:cs="Arial"/>
-                <w:b/>
-                <w:bCs/>
-                <w:color w:val="000000"/>
-                <w:sz w:val="24"/>
-                <w:lang w:val="en-CA" w:eastAsia="en-US"/>
-              </w:rPr>
-              <w:t>name.upper</w:t>
-            </w:r>
-            <w:proofErr w:type="gramEnd"/>
-            <w:r>
-              <w:rPr>
-                <w:rFonts w:eastAsia="Times New Roman" w:cs="Arial"/>
-                <w:b/>
-                <w:bCs/>
-                <w:color w:val="000000"/>
-                <w:sz w:val="24"/>
-                <w:lang w:val="en-CA" w:eastAsia="en-US"/>
-              </w:rPr>
-              <w:t>()}}</w:t>
+              <w:t xml:space="preserve"> {{floor_name.upper()}}</w:t>
             </w:r>
             <w:r>
               <w:rPr>
@@ -11014,7 +9583,6 @@
                 <w:lang w:val="en-CA" w:eastAsia="en-US"/>
               </w:rPr>
             </w:pPr>
-            <w:proofErr w:type="spellStart"/>
             <w:r>
               <w:rPr>
                 <w:rFonts w:eastAsia="Times New Roman" w:cs="Arial"/>
@@ -11024,9 +9592,8 @@
                 <w:sz w:val="24"/>
                 <w:lang w:val="en-CA" w:eastAsia="en-US"/>
               </w:rPr>
-              <w:t>floor_</w:t>
-            </w:r>
-            <w:proofErr w:type="gramStart"/>
+              <w:t>floor_data</w:t>
+            </w:r>
             <w:r>
               <w:rPr>
                 <w:rFonts w:eastAsia="Times New Roman" w:cs="Arial"/>
@@ -11036,7 +9603,7 @@
                 <w:sz w:val="24"/>
                 <w:lang w:val="en-CA" w:eastAsia="en-US"/>
               </w:rPr>
-              <w:t>data</w:t>
+              <w:t>.total_price</w:t>
             </w:r>
             <w:r>
               <w:rPr>
@@ -11047,9 +9614,8 @@
                 <w:sz w:val="24"/>
                 <w:lang w:val="en-CA" w:eastAsia="en-US"/>
               </w:rPr>
-              <w:t>.total</w:t>
-            </w:r>
-            <w:proofErr w:type="gramEnd"/>
+              <w:t xml:space="preserve"> }}</w:t>
+            </w:r>
             <w:r>
               <w:rPr>
                 <w:rFonts w:eastAsia="Times New Roman" w:cs="Arial"/>
@@ -11059,29 +9625,6 @@
                 <w:sz w:val="24"/>
                 <w:lang w:val="en-CA" w:eastAsia="en-US"/>
               </w:rPr>
-              <w:t>_price</w:t>
-            </w:r>
-            <w:proofErr w:type="spellEnd"/>
-            <w:r>
-              <w:rPr>
-                <w:rFonts w:eastAsia="Times New Roman" w:cs="Arial"/>
-                <w:b/>
-                <w:bCs/>
-                <w:color w:val="FFFFFF"/>
-                <w:sz w:val="24"/>
-                <w:lang w:val="en-CA" w:eastAsia="en-US"/>
-              </w:rPr>
-              <w:t xml:space="preserve"> }}</w:t>
-            </w:r>
-            <w:r>
-              <w:rPr>
-                <w:rFonts w:eastAsia="Times New Roman" w:cs="Arial"/>
-                <w:b/>
-                <w:bCs/>
-                <w:color w:val="FFFFFF"/>
-                <w:sz w:val="24"/>
-                <w:lang w:val="en-CA" w:eastAsia="en-US"/>
-              </w:rPr>
               <w:t>.0 </w:t>
             </w:r>
           </w:p>
@@ -11103,61 +9646,7 @@
           <w:sz w:val="12"/>
           <w:szCs w:val="12"/>
         </w:rPr>
-        <w:t xml:space="preserve">{% </w:t>
-      </w:r>
-      <w:proofErr w:type="spellStart"/>
-      <w:r>
-        <w:rPr>
-          <w:bCs/>
-          <w:sz w:val="12"/>
-          <w:szCs w:val="12"/>
-        </w:rPr>
-        <w:t>endfor</w:t>
-      </w:r>
-      <w:proofErr w:type="spellEnd"/>
-      <w:r>
-        <w:rPr>
-          <w:bCs/>
-          <w:sz w:val="12"/>
-          <w:szCs w:val="12"/>
-        </w:rPr>
-        <w:t xml:space="preserve"> </w:t>
-      </w:r>
-      <w:proofErr w:type="gramStart"/>
-      <w:r>
-        <w:rPr>
-          <w:bCs/>
-          <w:sz w:val="12"/>
-          <w:szCs w:val="12"/>
-        </w:rPr>
-        <w:t>%}{</w:t>
-      </w:r>
-      <w:proofErr w:type="gramEnd"/>
-      <w:r>
-        <w:rPr>
-          <w:bCs/>
-          <w:sz w:val="12"/>
-          <w:szCs w:val="12"/>
-        </w:rPr>
-        <w:t xml:space="preserve">% </w:t>
-      </w:r>
-      <w:proofErr w:type="spellStart"/>
-      <w:r>
-        <w:rPr>
-          <w:bCs/>
-          <w:sz w:val="12"/>
-          <w:szCs w:val="12"/>
-        </w:rPr>
-        <w:t>endfor</w:t>
-      </w:r>
-      <w:proofErr w:type="spellEnd"/>
-      <w:r>
-        <w:rPr>
-          <w:bCs/>
-          <w:sz w:val="12"/>
-          <w:szCs w:val="12"/>
-        </w:rPr>
-        <w:t xml:space="preserve"> %}</w:t>
+        <w:t>{% endfor %}{% endfor %}</w:t>
       </w:r>
     </w:p>
     <w:p>
@@ -11348,29 +9837,7 @@
                 <w:sz w:val="24"/>
                 <w:lang w:eastAsia="en-GB"/>
               </w:rPr>
-              <w:t>{{</w:t>
-            </w:r>
-            <w:r>
-              <w:rPr>
-                <w:rFonts w:eastAsia="Times New Roman" w:cs="Arial"/>
-                <w:b/>
-                <w:bCs/>
-                <w:color w:val="FFFFFF" w:themeColor="background1"/>
-                <w:sz w:val="24"/>
-                <w:lang w:eastAsia="en-GB"/>
-              </w:rPr>
-              <w:t xml:space="preserve"> </w:t>
-            </w:r>
-            <w:r>
-              <w:rPr>
-                <w:rFonts w:eastAsia="Times New Roman" w:cs="Arial"/>
-                <w:b/>
-                <w:bCs/>
-                <w:color w:val="FFFFFF" w:themeColor="background1"/>
-                <w:sz w:val="24"/>
-                <w:lang w:eastAsia="en-GB"/>
-              </w:rPr>
-              <w:t xml:space="preserve">}}.0 </w:t>
+              <w:t xml:space="preserve">{{total_job_price}}.0 </w:t>
             </w:r>
           </w:p>
         </w:tc>
@@ -11677,7 +10144,6 @@
               </w:rPr>
               <w:t xml:space="preserve">Extra over for emergency lighting     </w:t>
             </w:r>
-            <w:proofErr w:type="spellStart"/>
             <w:r>
               <w:rPr>
                 <w:rFonts w:eastAsia="Times New Roman" w:cs="Arial"/>
@@ -11687,19 +10153,7 @@
                 <w:szCs w:val="18"/>
                 <w:lang w:eastAsia="en-GB"/>
               </w:rPr>
-              <w:t>xxNo</w:t>
-            </w:r>
-            <w:proofErr w:type="spellEnd"/>
-            <w:r>
-              <w:rPr>
-                <w:rFonts w:eastAsia="Times New Roman" w:cs="Arial"/>
-                <w:b/>
-                <w:color w:val="000000"/>
-                <w:sz w:val="18"/>
-                <w:szCs w:val="18"/>
-                <w:lang w:eastAsia="en-GB"/>
-              </w:rPr>
-              <w:t>, @ £</w:t>
+              <w:t>xxNo, @ £</w:t>
             </w:r>
             <w:r>
               <w:rPr>
@@ -12527,7 +10981,6 @@
           <w:b/>
           <w:sz w:val="22"/>
         </w:rPr>
-        <w:lastRenderedPageBreak/>
         <w:t>For orders and/or deliveries between 01.0</w:t>
       </w:r>
       <w:r>
@@ -13512,23 +11965,7 @@
           <w:sz w:val="18"/>
           <w:szCs w:val="18"/>
         </w:rPr>
-        <w:t xml:space="preserve">Drains to waste from </w:t>
-      </w:r>
-      <w:proofErr w:type="spellStart"/>
-      <w:r>
-        <w:rPr>
-          <w:sz w:val="18"/>
-          <w:szCs w:val="18"/>
-        </w:rPr>
-        <w:t>Waterwash</w:t>
-      </w:r>
-      <w:proofErr w:type="spellEnd"/>
-      <w:r>
-        <w:rPr>
-          <w:sz w:val="18"/>
-          <w:szCs w:val="18"/>
-        </w:rPr>
-        <w:t xml:space="preserve"> canopies</w:t>
+        <w:t>Drains to waste from Waterwash canopies</w:t>
       </w:r>
       <w:r>
         <w:rPr>
@@ -13555,23 +11992,7 @@
           <w:sz w:val="18"/>
           <w:szCs w:val="18"/>
         </w:rPr>
-        <w:t xml:space="preserve">CWS / HWS supplies to the </w:t>
-      </w:r>
-      <w:proofErr w:type="spellStart"/>
-      <w:r>
-        <w:rPr>
-          <w:sz w:val="18"/>
-          <w:szCs w:val="18"/>
-        </w:rPr>
-        <w:t>Waterwash</w:t>
-      </w:r>
-      <w:proofErr w:type="spellEnd"/>
-      <w:r>
-        <w:rPr>
-          <w:sz w:val="18"/>
-          <w:szCs w:val="18"/>
-        </w:rPr>
-        <w:t xml:space="preserve"> control panel.</w:t>
+        <w:t>CWS / HWS supplies to the Waterwash control panel.</w:t>
       </w:r>
     </w:p>
     <w:p>
@@ -13934,6 +12355,7 @@
           <w:sz w:val="18"/>
           <w:szCs w:val="18"/>
         </w:rPr>
+        <w:lastRenderedPageBreak/>
         <w:t xml:space="preserve">The connection of </w:t>
       </w:r>
       <w:r>
@@ -13968,7 +12390,6 @@
           <w:sz w:val="18"/>
           <w:szCs w:val="18"/>
         </w:rPr>
-        <w:lastRenderedPageBreak/>
         <w:t>Suitably sized and isolated power supplies to</w:t>
       </w:r>
       <w:r>
@@ -13983,23 +12404,7 @@
           <w:sz w:val="18"/>
           <w:szCs w:val="18"/>
         </w:rPr>
-        <w:t xml:space="preserve"> all plant items provided by Halton Foodservice </w:t>
-      </w:r>
-      <w:proofErr w:type="gramStart"/>
-      <w:r>
-        <w:rPr>
-          <w:sz w:val="18"/>
-          <w:szCs w:val="18"/>
-        </w:rPr>
-        <w:t>Ltd.(</w:t>
-      </w:r>
-      <w:proofErr w:type="gramEnd"/>
-      <w:r>
-        <w:rPr>
-          <w:sz w:val="18"/>
-          <w:szCs w:val="18"/>
-        </w:rPr>
-        <w:t>HFL will be responsible for all wiring (mains &amp; controls) from</w:t>
+        <w:t xml:space="preserve"> all plant items provided by Halton Foodservice Ltd.(HFL will be responsible for all wiring (mains &amp; controls) from</w:t>
       </w:r>
       <w:r>
         <w:rPr>
@@ -14597,21 +13002,7 @@
         <w:rPr>
           <w:szCs w:val="20"/>
         </w:rPr>
-        <w:t xml:space="preserve"> for each </w:t>
-      </w:r>
-      <w:proofErr w:type="gramStart"/>
-      <w:r>
-        <w:rPr>
-          <w:szCs w:val="20"/>
-        </w:rPr>
-        <w:t>site specific</w:t>
-      </w:r>
-      <w:proofErr w:type="gramEnd"/>
-      <w:r>
-        <w:rPr>
-          <w:szCs w:val="20"/>
-        </w:rPr>
-        <w:t xml:space="preserve"> application</w:t>
+        <w:t xml:space="preserve"> for each site specific application</w:t>
       </w:r>
       <w:r>
         <w:rPr>
@@ -15808,64 +14199,32 @@
           <w:szCs w:val="15"/>
         </w:rPr>
         <w:tab/>
-        <w:t xml:space="preserve">“Order Acknowledgement” means the document set out overleaf which is the acceptance of the Customer’s Order.  If there is any conflict or discrepancy between the Order Acknowledgement and the Quotation or the </w:t>
-      </w:r>
-      <w:proofErr w:type="gramStart"/>
-      <w:r>
+        <w:t>“Order Acknowledgement” means the document set out overleaf which is the acceptance of the Customer’s Order.  If there is any conflict or discrepancy between the Order Acknowledgement and the Quotation or the Order then the Order Acknowledgment shall prevail.</w:t>
+      </w:r>
+    </w:p>
+    <w:p>
+      <w:pPr>
+        <w:pStyle w:val="BodyText"/>
+        <w:jc w:val="both"/>
         <w:rPr>
           <w:sz w:val="13"/>
           <w:szCs w:val="15"/>
         </w:rPr>
-        <w:t>Order</w:t>
-      </w:r>
-      <w:proofErr w:type="gramEnd"/>
+      </w:pPr>
       <w:r>
         <w:rPr>
           <w:sz w:val="13"/>
           <w:szCs w:val="15"/>
         </w:rPr>
-        <w:t xml:space="preserve"> then the Order Acknowledgment shall prevail.</w:t>
-      </w:r>
-    </w:p>
-    <w:p>
-      <w:pPr>
-        <w:pStyle w:val="BodyText"/>
-        <w:jc w:val="both"/>
+        <w:t>1.13</w:t>
+      </w:r>
+      <w:r>
         <w:rPr>
           <w:sz w:val="13"/>
           <w:szCs w:val="15"/>
         </w:rPr>
-      </w:pPr>
-      <w:r>
-        <w:rPr>
-          <w:sz w:val="13"/>
-          <w:szCs w:val="15"/>
-        </w:rPr>
-        <w:t>1.13</w:t>
-      </w:r>
-      <w:r>
-        <w:rPr>
-          <w:sz w:val="13"/>
-          <w:szCs w:val="15"/>
-        </w:rPr>
         <w:tab/>
-        <w:t xml:space="preserve">“Premises” means the place or places specified in the Order Acknowledgement at which the goods are to be </w:t>
-      </w:r>
-      <w:proofErr w:type="gramStart"/>
-      <w:r>
-        <w:rPr>
-          <w:sz w:val="13"/>
-          <w:szCs w:val="15"/>
-        </w:rPr>
-        <w:t>delivered</w:t>
-      </w:r>
-      <w:proofErr w:type="gramEnd"/>
-      <w:r>
-        <w:rPr>
-          <w:sz w:val="13"/>
-          <w:szCs w:val="15"/>
-        </w:rPr>
-        <w:t xml:space="preserve"> or the Works carried out.</w:t>
+        <w:t>“Premises” means the place or places specified in the Order Acknowledgement at which the goods are to be delivered or the Works carried out.</w:t>
       </w:r>
     </w:p>
     <w:p>
@@ -16151,23 +14510,7 @@
           <w:szCs w:val="15"/>
         </w:rPr>
         <w:tab/>
-        <w:t xml:space="preserve">Halton Foodservice shall not be obliged to carry out any Extras and shall only become obliged to do so on issuing a separate Order Acknowledgement in relation to any </w:t>
-      </w:r>
-      <w:proofErr w:type="gramStart"/>
-      <w:r>
-        <w:rPr>
-          <w:sz w:val="13"/>
-          <w:szCs w:val="15"/>
-        </w:rPr>
-        <w:t>particular Extras</w:t>
-      </w:r>
-      <w:proofErr w:type="gramEnd"/>
-      <w:r>
-        <w:rPr>
-          <w:sz w:val="13"/>
-          <w:szCs w:val="15"/>
-        </w:rPr>
-        <w:t xml:space="preserve"> which it agrees to carry out.  The terms on which Halton Foodservice agrees to carry out the Extras will be set out in the said Order Acknowledgement and in accordance with these conditions.</w:t>
+        <w:t>Halton Foodservice shall not be obliged to carry out any Extras and shall only become obliged to do so on issuing a separate Order Acknowledgement in relation to any particular Extras which it agrees to carry out.  The terms on which Halton Foodservice agrees to carry out the Extras will be set out in the said Order Acknowledgement and in accordance with these conditions.</w:t>
       </w:r>
     </w:p>
     <w:p>
@@ -16250,15 +14593,7 @@
       </w:r>
       <w:r>
         <w:tab/>
-        <w:t xml:space="preserve">Where the goods are manufactured and or assembled in accordance with any specification or other document provided to Halton Foodservice by the Customer Halton Foodservice shall be entitled to rely upon such specification as accurate and in all other respects correct provided that the goods are manufactured and or installed in accordance with the said specification.  The Customer will be responsible for any additional costs incurred by Halton Foodservice </w:t>
-      </w:r>
-      <w:proofErr w:type="gramStart"/>
-      <w:r>
-        <w:t>in the event that</w:t>
-      </w:r>
-      <w:proofErr w:type="gramEnd"/>
-      <w:r>
-        <w:t xml:space="preserve"> the specification or other document is inaccurate or otherwise incorrect.</w:t>
+        <w:t>Where the goods are manufactured and or assembled in accordance with any specification or other document provided to Halton Foodservice by the Customer Halton Foodservice shall be entitled to rely upon such specification as accurate and in all other respects correct provided that the goods are manufactured and or installed in accordance with the said specification.  The Customer will be responsible for any additional costs incurred by Halton Foodservice in the event that the specification or other document is inaccurate or otherwise incorrect.</w:t>
       </w:r>
     </w:p>
     <w:p>
@@ -16286,15 +14621,7 @@
       </w:r>
       <w:r>
         <w:tab/>
-        <w:t xml:space="preserve">Halton Foodservice shall be entitled to depart from the Quotation or Order Acknowledgement and or any agreed specification </w:t>
-      </w:r>
-      <w:proofErr w:type="gramStart"/>
-      <w:r>
-        <w:t>in the event that</w:t>
-      </w:r>
-      <w:proofErr w:type="gramEnd"/>
-      <w:r>
-        <w:t xml:space="preserve"> any of the materials required to enable manufacture of the Goods are not freely available or are likely to delay the Delivery Date.</w:t>
+        <w:t>Halton Foodservice shall be entitled to depart from the Quotation or Order Acknowledgement and or any agreed specification in the event that any of the materials required to enable manufacture of the Goods are not freely available or are likely to delay the Delivery Date.</w:t>
       </w:r>
     </w:p>
     <w:p>
@@ -16427,15 +14754,7 @@
       </w:r>
       <w:r>
         <w:tab/>
-        <w:t xml:space="preserve">The Customer shall at all times after the Delivery Date, provide safe storage at the Premises for all goods and materials to be supplied in accordance with The Works and such equipment and/or machinery as Halton Foodservice shall require </w:t>
-      </w:r>
-      <w:proofErr w:type="gramStart"/>
-      <w:r>
-        <w:t>to use</w:t>
-      </w:r>
-      <w:proofErr w:type="gramEnd"/>
-      <w:r>
-        <w:t>, in connection with the installation of the Works.</w:t>
+        <w:t>The Customer shall at all times after the Delivery Date, provide safe storage at the Premises for all goods and materials to be supplied in accordance with The Works and such equipment and/or machinery as Halton Foodservice shall require to use, in connection with the installation of the Works.</w:t>
       </w:r>
     </w:p>
     <w:p>
@@ -16895,15 +15214,7 @@
       </w:r>
       <w:r>
         <w:tab/>
-        <w:t xml:space="preserve">The Customer shall not pledge or in any way charge </w:t>
-      </w:r>
-      <w:proofErr w:type="gramStart"/>
-      <w:r>
-        <w:t>by the way of</w:t>
-      </w:r>
-      <w:proofErr w:type="gramEnd"/>
-      <w:r>
-        <w:t xml:space="preserve"> security for any indebtedness any of the goods which are the property of Halton Foodservice.  Without prejudice to other rights of Halton Foodservice if the Customer does so all sums whatever owing by the Customer to Halton Foodservice shall forthwith become due and payable.</w:t>
+        <w:t>The Customer shall not pledge or in any way charge by the way of security for any indebtedness any of the goods which are the property of Halton Foodservice.  Without prejudice to other rights of Halton Foodservice if the Customer does so all sums whatever owing by the Customer to Halton Foodservice shall forthwith become due and payable.</w:t>
       </w:r>
     </w:p>
     <w:p>
@@ -17613,37 +15924,12 @@
               <w:lang w:val="sv-SE"/>
             </w:rPr>
           </w:pPr>
-          <w:proofErr w:type="spellStart"/>
           <w:r>
             <w:rPr>
               <w:b/>
               <w:lang w:val="sv-SE"/>
             </w:rPr>
-            <w:t>Halton</w:t>
-          </w:r>
-          <w:proofErr w:type="spellEnd"/>
-          <w:r>
-            <w:rPr>
-              <w:b/>
-              <w:lang w:val="sv-SE"/>
-            </w:rPr>
-            <w:t xml:space="preserve"> </w:t>
-          </w:r>
-          <w:proofErr w:type="spellStart"/>
-          <w:r>
-            <w:rPr>
-              <w:b/>
-              <w:lang w:val="sv-SE"/>
-            </w:rPr>
-            <w:t>Foodservice</w:t>
-          </w:r>
-          <w:proofErr w:type="spellEnd"/>
-          <w:r>
-            <w:rPr>
-              <w:b/>
-              <w:lang w:val="sv-SE"/>
-            </w:rPr>
-            <w:t xml:space="preserve"> Ltd.</w:t>
+            <w:t>Halton Foodservice Ltd.</w:t>
           </w:r>
         </w:p>
         <w:p>
@@ -17670,21 +15956,12 @@
               <w:lang w:val="sv-SE"/>
             </w:rPr>
           </w:pPr>
-          <w:proofErr w:type="spellStart"/>
           <w:r>
             <w:rPr>
               <w:color w:val="auto"/>
               <w:lang w:val="sv-SE"/>
             </w:rPr>
-            <w:t>Registration</w:t>
-          </w:r>
-          <w:proofErr w:type="spellEnd"/>
-          <w:r>
-            <w:rPr>
-              <w:color w:val="auto"/>
-              <w:lang w:val="sv-SE"/>
-            </w:rPr>
-            <w:t xml:space="preserve"> No. 2099311</w:t>
+            <w:t>Registration No. 2099311</w:t>
           </w:r>
         </w:p>
         <w:p>
@@ -17841,21 +16118,12 @@
             </w:rPr>
             <w:t xml:space="preserve"> </w:t>
           </w:r>
-          <w:proofErr w:type="gramStart"/>
           <w:r>
             <w:rPr>
               <w:sz w:val="16"/>
               <w:szCs w:val="16"/>
             </w:rPr>
-            <w:t xml:space="preserve">{{ </w:t>
-          </w:r>
-          <w:proofErr w:type="spellStart"/>
-          <w:r>
-            <w:rPr>
-              <w:sz w:val="16"/>
-              <w:szCs w:val="16"/>
-            </w:rPr>
-            <w:t>reference</w:t>
+            <w:t>{{ reference</w:t>
           </w:r>
           <w:r>
             <w:rPr>
@@ -17871,8 +16139,6 @@
             </w:rPr>
             <w:t>um</w:t>
           </w:r>
-          <w:proofErr w:type="spellEnd"/>
-          <w:proofErr w:type="gramEnd"/>
           <w:r>
             <w:rPr>
               <w:sz w:val="16"/>
